--- a/downloads/teacher/ai-5-week-32.docx
+++ b/downloads/teacher/ai-5-week-32.docx
@@ -2180,6 +2180,396 @@
         <w:t>For your Image-pattern Network Investigation, save the input, procedure, observed result and limitation of this check. Label this worked example as practice; use a different, previously unreviewed case when checking independent understanding.</w:t>
       </w:r>
     </w:p>
+    <w:p>
+      <w:pPr>
+        <w:pStyle w:val="Heading1"/>
+      </w:pPr>
+      <w:r>
+        <w:t>07. Prepare, teach and assess</w:t>
+      </w:r>
+    </w:p>
+    <w:p>
+      <w:r>
+        <w:t>Teaching target: Record a network experiment with enough detail to replay its calculations</w:t>
+      </w:r>
+    </w:p>
+    <w:p>
+      <w:r>
+        <w:t>Prepare the labelled worked-case picture, the matching workbook, fictional input cards and a place for individual responses. Check a local Python 3 environment before class; have a paper-trace version ready.</w:t>
+      </w:r>
+    </w:p>
+    <w:tbl>
+      <w:tblPr>
+        <w:tblStyle w:val="LightShading-Accent1"/>
+        <w:tblW w:type="auto" w:w="0"/>
+        <w:tblLook w:firstColumn="1" w:firstRow="1" w:lastColumn="0" w:lastRow="0" w:noHBand="0" w:noVBand="1" w:val="04A0"/>
+      </w:tblPr>
+      <w:tblGrid>
+        <w:gridCol w:w="3408"/>
+        <w:gridCol w:w="3408"/>
+        <w:gridCol w:w="3408"/>
+      </w:tblGrid>
+      <w:tr>
+        <w:trPr>
+          <w:tblHeader/>
+        </w:trPr>
+        <w:tc>
+          <w:tcPr>
+            <w:tcW w:type="dxa" w:w="3408"/>
+          </w:tcPr>
+          <w:p>
+            <w:r>
+              <w:t>Session</w:t>
+            </w:r>
+          </w:p>
+        </w:tc>
+        <w:tc>
+          <w:tcPr>
+            <w:tcW w:type="dxa" w:w="3408"/>
+          </w:tcPr>
+          <w:p>
+            <w:r>
+              <w:t>Plan</w:t>
+            </w:r>
+          </w:p>
+        </w:tc>
+        <w:tc>
+          <w:tcPr>
+            <w:tcW w:type="dxa" w:w="3408"/>
+          </w:tcPr>
+          <w:p>
+            <w:r>
+              <w:t>Resources</w:t>
+            </w:r>
+          </w:p>
+        </w:tc>
+      </w:tr>
+      <w:tr>
+        <w:tc>
+          <w:tcPr>
+            <w:tcW w:type="dxa" w:w="3408"/>
+          </w:tcPr>
+          <w:p>
+            <w:r>
+              <w:t>Session 1 · Understand · 45 min</w:t>
+            </w:r>
+          </w:p>
+        </w:tc>
+        <w:tc>
+          <w:tcPr>
+            <w:tcW w:type="dxa" w:w="3408"/>
+          </w:tcPr>
+          <w:p>
+            <w:r>
+              <w:t>0–7: recall and prerequisite; 7–15: inspect the concrete case and predict; 15–30: teacher models the worked trace; 30–40: learners explain a step using the text and visual; 40–45: check the core idea.</w:t>
+            </w:r>
+          </w:p>
+        </w:tc>
+        <w:tc>
+          <w:tcPr>
+            <w:tcW w:type="dxa" w:w="3408"/>
+          </w:tcPr>
+          <w:p>
+            <w:r>
+              <w:t>Sections 1–6; record the brief recall in the workbook.</w:t>
+            </w:r>
+          </w:p>
+        </w:tc>
+      </w:tr>
+      <w:tr>
+        <w:tc>
+          <w:tcPr>
+            <w:tcW w:type="dxa" w:w="3408"/>
+          </w:tcPr>
+          <w:p>
+            <w:r>
+              <w:t>Session 2 · Practise · 45 min</w:t>
+            </w:r>
+          </w:p>
+        </w:tc>
+        <w:tc>
+          <w:tcPr>
+            <w:tcW w:type="dxa" w:w="3408"/>
+          </w:tcPr>
+          <w:p>
+            <w:r>
+              <w:t>0–5: retrieve the procedure; 5–15: W2 completion practice; 15–23: explain and check with a partner; 23–30: each learner answers the misconception check; 30–40: targeted reteaching or a harder variation; 40–45: prepare the investigation.</w:t>
+            </w:r>
+          </w:p>
+        </w:tc>
+        <w:tc>
+          <w:tcPr>
+            <w:tcW w:type="dxa" w:w="3408"/>
+          </w:tcPr>
+          <w:p>
+            <w:r>
+              <w:t>Sections 7–10; use the matching workbook W2 and misconception check.</w:t>
+            </w:r>
+          </w:p>
+        </w:tc>
+      </w:tr>
+      <w:tr>
+        <w:tc>
+          <w:tcPr>
+            <w:tcW w:type="dxa" w:w="3408"/>
+          </w:tcPr>
+          <w:p>
+            <w:r>
+              <w:t>Session 3 · Investigate and transfer · 45 min</w:t>
+            </w:r>
+          </w:p>
+        </w:tc>
+        <w:tc>
+          <w:tcPr>
+            <w:tcW w:type="dxa" w:w="3408"/>
+          </w:tcPr>
+          <w:p>
+            <w:r>
+              <w:t>0–5: retrieve the decision rule; 5–20: investigate or trace; 20–30: start the independent case; 30–38: connect the project; 38–43: act on feedback; 43–45: plan the return check.</w:t>
+            </w:r>
+          </w:p>
+        </w:tc>
+        <w:tc>
+          <w:tcPr>
+            <w:tcW w:type="dxa" w:w="3408"/>
+          </w:tcPr>
+          <w:p>
+            <w:r>
+              <w:t>Sections 9 and 11–14. Give extra time to finish the full task set; use Section 15 when the week includes a coding lab.</w:t>
+            </w:r>
+          </w:p>
+        </w:tc>
+      </w:tr>
+    </w:tbl>
+    <w:p>
+      <w:r>
+        <w:t>Before class, solve the supported practice: Calculate both weight updates and give each training and validation MSE. Name the selected checkpoint and baseline validation MSE. How many independent validation examples support the comparison?</w:t>
+      </w:r>
+    </w:p>
+    <w:p>
+      <w:r>
+        <w:t>Reasoned practice answer: Teacher explanation: Weights are 1.5 then 1.75. Training MSE values are 0.625 and 0.15625; validation MSE values are 2.25 and 0.5625. Update 2 is selected; baseline validation MSE is 9. There is one validation example, not two examples created by evaluating two checkpoints.</w:t>
+      </w:r>
+    </w:p>
+    <w:p>
+      <w:r>
+        <w:t>Check every learner before discussion: Use the worked case for Documenting a network experiment. Proposed explanation: “A smaller MSE is an accuracy percentage”. Decide whether this explanation is supported. Point to the step or supplied fact that decides; explain your repair if needed.</w:t>
+      </w:r>
+    </w:p>
+    <w:p>
+      <w:r>
+        <w:t>Misconception repair: MSE is an average squared error in squared target units; it is not classification accuracy or a percentage.</w:t>
+      </w:r>
+    </w:p>
+    <w:p>
+      <w:r>
+        <w:t>Support: read the exact case aloud, enlarge the labelled picture, supply input cards and model only the first deciding step. Accept a spoken explanation or drawing; retain the reasoning goal.</w:t>
+      </w:r>
+    </w:p>
+    <w:p>
+      <w:r>
+        <w:t>Extension: A teammate calls V4 a final test after using it to select a=1.25. Require a prediction and a reason before comparing. Expected result: Correct its role to validation; it was used for selection. Reason: Changing the label on a dataset does not make its evidence untouched.</w:t>
+      </w:r>
+    </w:p>
+    <w:p>
+      <w:r>
+        <w:t>Independent assessment: withhold the reserved answer until the learner has attempted the new case. Record support separately from correctness.</w:t>
+      </w:r>
+    </w:p>
+    <w:tbl>
+      <w:tblPr>
+        <w:tblStyle w:val="LightShading-Accent1"/>
+        <w:tblW w:type="auto" w:w="0"/>
+        <w:tblLook w:firstColumn="1" w:firstRow="1" w:lastColumn="0" w:lastRow="0" w:noHBand="0" w:noVBand="1" w:val="04A0"/>
+      </w:tblPr>
+      <w:tblGrid>
+        <w:gridCol w:w="2556"/>
+        <w:gridCol w:w="2556"/>
+        <w:gridCol w:w="2556"/>
+        <w:gridCol w:w="2556"/>
+      </w:tblGrid>
+      <w:tr>
+        <w:trPr>
+          <w:tblHeader/>
+        </w:trPr>
+        <w:tc>
+          <w:tcPr>
+            <w:tcW w:type="dxa" w:w="2556"/>
+          </w:tcPr>
+          <w:p>
+            <w:r>
+              <w:t>Criterion</w:t>
+            </w:r>
+          </w:p>
+        </w:tc>
+        <w:tc>
+          <w:tcPr>
+            <w:tcW w:type="dxa" w:w="2556"/>
+          </w:tcPr>
+          <w:p>
+            <w:r>
+              <w:t>Not yet</w:t>
+            </w:r>
+          </w:p>
+        </w:tc>
+        <w:tc>
+          <w:tcPr>
+            <w:tcW w:type="dxa" w:w="2556"/>
+          </w:tcPr>
+          <w:p>
+            <w:r>
+              <w:t>With support</w:t>
+            </w:r>
+          </w:p>
+        </w:tc>
+        <w:tc>
+          <w:tcPr>
+            <w:tcW w:type="dxa" w:w="2556"/>
+          </w:tcPr>
+          <w:p>
+            <w:r>
+              <w:t>Independent</w:t>
+            </w:r>
+          </w:p>
+        </w:tc>
+      </w:tr>
+      <w:tr>
+        <w:tc>
+          <w:tcPr>
+            <w:tcW w:type="dxa" w:w="2556"/>
+          </w:tcPr>
+          <w:p>
+            <w:r>
+              <w:t>Explanation</w:t>
+            </w:r>
+          </w:p>
+        </w:tc>
+        <w:tc>
+          <w:tcPr>
+            <w:tcW w:type="dxa" w:w="2556"/>
+          </w:tcPr>
+          <w:p>
+            <w:r>
+              <w:t>Names an answer without a deciding fact</w:t>
+            </w:r>
+          </w:p>
+        </w:tc>
+        <w:tc>
+          <w:tcPr>
+            <w:tcW w:type="dxa" w:w="2556"/>
+          </w:tcPr>
+          <w:p>
+            <w:r>
+              <w:t>Uses a hint to link fact and decision</w:t>
+            </w:r>
+          </w:p>
+        </w:tc>
+        <w:tc>
+          <w:tcPr>
+            <w:tcW w:type="dxa" w:w="2556"/>
+          </w:tcPr>
+          <w:p>
+            <w:r>
+              <w:t>Explains the deciding fact in own words</w:t>
+            </w:r>
+          </w:p>
+        </w:tc>
+      </w:tr>
+      <w:tr>
+        <w:tc>
+          <w:tcPr>
+            <w:tcW w:type="dxa" w:w="2556"/>
+          </w:tcPr>
+          <w:p>
+            <w:r>
+              <w:t>Trace or test</w:t>
+            </w:r>
+          </w:p>
+        </w:tc>
+        <w:tc>
+          <w:tcPr>
+            <w:tcW w:type="dxa" w:w="2556"/>
+          </w:tcPr>
+          <w:p>
+            <w:r>
+              <w:t>Cannot connect input and result</w:t>
+            </w:r>
+          </w:p>
+        </w:tc>
+        <w:tc>
+          <w:tcPr>
+            <w:tcW w:type="dxa" w:w="2556"/>
+          </w:tcPr>
+          <w:p>
+            <w:r>
+              <w:t>Completes steps with prompts</w:t>
+            </w:r>
+          </w:p>
+        </w:tc>
+        <w:tc>
+          <w:tcPr>
+            <w:tcW w:type="dxa" w:w="2556"/>
+          </w:tcPr>
+          <w:p>
+            <w:r>
+              <w:t>Traces or tests a changed case accurately</w:t>
+            </w:r>
+          </w:p>
+        </w:tc>
+      </w:tr>
+      <w:tr>
+        <w:tc>
+          <w:tcPr>
+            <w:tcW w:type="dxa" w:w="2556"/>
+          </w:tcPr>
+          <w:p>
+            <w:r>
+              <w:t>Limits and revision</w:t>
+            </w:r>
+          </w:p>
+        </w:tc>
+        <w:tc>
+          <w:tcPr>
+            <w:tcW w:type="dxa" w:w="2556"/>
+          </w:tcPr>
+          <w:p>
+            <w:r>
+              <w:t>Claims more than evidence supports</w:t>
+            </w:r>
+          </w:p>
+        </w:tc>
+        <w:tc>
+          <w:tcPr>
+            <w:tcW w:type="dxa" w:w="2556"/>
+          </w:tcPr>
+          <w:p>
+            <w:r>
+              <w:t>Names a limit after a prompt</w:t>
+            </w:r>
+          </w:p>
+        </w:tc>
+        <w:tc>
+          <w:tcPr>
+            <w:tcW w:type="dxa" w:w="2556"/>
+          </w:tcPr>
+          <w:p>
+            <w:r>
+              <w:t>States a defensible limit and useful next test</w:t>
+            </w:r>
+          </w:p>
+        </w:tc>
+      </w:tr>
+    </w:tbl>
+    <w:p>
+      <w:r>
+        <w:t>Project checkpoint: Present and defend. Demonstrate the system, explain one failure and justify the next improvement with evidence.</w:t>
+      </w:r>
+    </w:p>
+    <w:p>
+      <w:r>
+        <w:t>Use the weekly teacher answer for topic-specific reasoning. A saved progress tick is an activity record; judge mastery from the learner’s explanation and evidence.</w:t>
+      </w:r>
+    </w:p>
     <w:sectPr>
       <w:pgSz w:w="12240" w:h="15840"/>
       <w:pgMar w:top="936" w:right="1008" w:bottom="936" w:left="1008" w:header="720" w:footer="720" w:gutter="0"/>

--- a/downloads/teacher/ai-5-week-32.docx
+++ b/downloads/teacher/ai-5-week-32.docx
@@ -2570,6 +2570,39 @@
         <w:t>Use the weekly teacher answer for topic-specific reasoning. A saved progress tick is an activity record; judge mastery from the learner’s explanation and evidence.</w:t>
       </w:r>
     </w:p>
+    <w:p>
+      <w:pPr>
+        <w:pStyle w:val="Heading1"/>
+      </w:pPr>
+      <w:r>
+        <w:t>08. Use feedback, labs and repair paths</w:t>
+      </w:r>
+    </w:p>
+    <w:p>
+      <w:r>
+        <w:t>Use the two formative questions as supported practice, not as independent mastery scores. Discuss the deciding evidence rather than accepting a guessed selection.</w:t>
+      </w:r>
+    </w:p>
+    <w:p>
+      <w:r>
+        <w:t>The feedback comes from the reviewed public worked case. Do not reveal the separately reserved independent teacher answer until the learner has attempted that case.</w:t>
+      </w:r>
+    </w:p>
+    <w:p>
+      <w:r>
+        <w:t>Ask students to predict before running code. Preserve errors and actual outputs; collect a changed test and an explanation. The branch-boundary and indexing lessons deliberately include failure cases.</w:t>
+      </w:r>
+    </w:p>
+    <w:p>
+      <w:r>
+        <w:t>Use the earlier worked-explanation links to address a specific missing building block, then return to the current question. Adapt this suggestion after observing the learner; it is not an automatic diagnosis.</w:t>
+      </w:r>
+    </w:p>
+    <w:p>
+      <w:r>
+        <w:t>Collect the completed-work portfolio as evidence. Record support separately from correctness, and assess explanation, trace/test and limitations. Progress ticks and quiz selections alone do not establish mastery.</w:t>
+      </w:r>
+    </w:p>
     <w:sectPr>
       <w:pgSz w:w="12240" w:h="15840"/>
       <w:pgMar w:top="936" w:right="1008" w:bottom="936" w:left="1008" w:header="720" w:footer="720" w:gutter="0"/>

--- a/downloads/teacher/ai-5-week-32.docx
+++ b/downloads/teacher/ai-5-week-32.docx
@@ -29,16 +29,39 @@
       </w:r>
     </w:p>
     <w:p>
-      <w:pPr>
-        <w:pStyle w:val="Heading3"/>
-      </w:pPr>
-      <w:r>
-        <w:t>Teach the learning cycle</w:t>
+      <w:r>
+        <w:t>Prepare Documenting a network experiment: check the target, prerequisites, resources and adaptable teaching schedule.</w:t>
       </w:r>
     </w:p>
     <w:p>
-      <w:r>
-        <w:t>Primary target: Record a network experiment with enough detail to replay its calculations</w:t>
+      <w:pPr>
+        <w:pStyle w:val="Heading3"/>
+      </w:pPr>
+      <w:r>
+        <w:t>Teach the learning cycle</w:t>
+      </w:r>
+    </w:p>
+    <w:p>
+      <w:pPr>
+        <w:spacing w:line="336" w:lineRule="auto" w:after="180"/>
+      </w:pPr>
+      <w:r>
+        <w:rPr>
+          <w:b w:val="0"/>
+        </w:rPr>
+        <w:t xml:space="preserve">Primary target: Record a network experiment with enough detail to </w:t>
+      </w:r>
+      <w:r>
+        <w:rPr>
+          <w:b/>
+        </w:rPr>
+        <w:t>replay</w:t>
+      </w:r>
+      <w:r>
+        <w:rPr>
+          <w:b w:val="0"/>
+        </w:rPr>
+        <w:t xml:space="preserve"> its calculations</w:t>
       </w:r>
     </w:p>
     <w:tbl>
@@ -185,16 +208,37 @@
       </w:tr>
     </w:tbl>
     <w:p>
-      <w:r>
-        <w:t>This is a starting allocation of 135 minutes, not a validated duration. Preserve all named topics. Schedule extra time for connected examples, the full investigation, independent cases and project building. Repeated copies of a case share one recorded attempt; they are not new evidence.</w:t>
+      <w:pPr>
+        <w:spacing w:line="336" w:lineRule="auto" w:after="180"/>
+      </w:pPr>
+      <w:r>
+        <w:rPr>
+          <w:b w:val="0"/>
+        </w:rPr>
+        <w:t>This is a starting allocation of 135 minutes, not a validated duration. Preserve all named topics. Schedule extra time for connected examples, the full investigation, independent cases and project building.</w:t>
       </w:r>
     </w:p>
     <w:p>
       <w:pPr>
-        <w:pStyle w:val="Heading3"/>
-      </w:pPr>
-      <w:r>
-        <w:t>Retrieval answer guidance</w:t>
+        <w:spacing w:line="336" w:lineRule="auto" w:after="180"/>
+      </w:pPr>
+      <w:r>
+        <w:rPr>
+          <w:b w:val="0"/>
+        </w:rPr>
+        <w:t xml:space="preserve">Repeated copies of a case share one recorded attempt; they are not new </w:t>
+      </w:r>
+      <w:r>
+        <w:rPr>
+          <w:b/>
+        </w:rPr>
+        <w:t>evidence</w:t>
+      </w:r>
+      <w:r>
+        <w:rPr>
+          <w:b w:val="0"/>
+        </w:rPr>
+        <w:t>.</w:t>
       </w:r>
     </w:p>
     <w:p>
@@ -202,96 +246,222 @@
         <w:pStyle w:val="Heading3"/>
       </w:pPr>
       <w:r>
-        <w:t>Efficiency and resource measurement</w:t>
+        <w:t>Retrieval answer guidance</w:t>
       </w:r>
     </w:p>
     <w:p>
-      <w:r>
-        <w:t>Without opening the old lesson, explain one key idea from Efficiency and resource measurement. Give an example and a mistake that the idea helps you avoid.</w:t>
+      <w:pPr>
+        <w:pStyle w:val="Heading3"/>
+      </w:pPr>
+      <w:r>
+        <w:t>Efficiency and resource measurement</w:t>
       </w:r>
     </w:p>
     <w:p>
-      <w:r>
-        <w:t>Look for: Calculate throughput and amortised time per example from repeated timings</w:t>
+      <w:pPr>
+        <w:spacing w:line="336" w:lineRule="auto" w:after="180"/>
+      </w:pPr>
+      <w:r>
+        <w:rPr>
+          <w:b w:val="0"/>
+        </w:rPr>
+        <w:t>Without opening the old lesson, explain one key idea from Efficiency and resource measurement. Give an example and a mistake that the idea helps you avoid.</w:t>
       </w:r>
     </w:p>
     <w:p>
-      <w:r>
-        <w:t>Reference example, not the only acceptable wording: Teacher explanation: A: 2.0 seconds, 20 ms per example, 50 examples per second. B: 1.2 seconds, 12 ms per example, about 83.33 examples per second. The boundary covers 100 completed sequential predictions on preprocessed inputs, excluding loading and preprocessing. It does not establish worst-case or percentile request latency.</w:t>
+      <w:pPr>
+        <w:spacing w:line="336" w:lineRule="auto" w:after="180"/>
+      </w:pPr>
+      <w:r>
+        <w:rPr>
+          <w:b w:val="0"/>
+        </w:rPr>
+        <w:t>Look for: Calculate throughput and amortised time per example from repeated timings</w:t>
       </w:r>
     </w:p>
     <w:p>
       <w:pPr>
-        <w:pStyle w:val="Heading3"/>
-      </w:pPr>
-      <w:r>
-        <w:t>Uncertainty and failure analysis</w:t>
+        <w:spacing w:line="336" w:lineRule="auto" w:after="180"/>
+      </w:pPr>
+      <w:r>
+        <w:rPr>
+          <w:b w:val="0"/>
+        </w:rPr>
+        <w:t>Reference example, not the only acceptable wording: Teacher explanation: A: 2.0 seconds, 20 ms per example, 50 examples per second. B: 1.2 seconds, 12 ms per example, about 83.33 examples per second.</w:t>
       </w:r>
     </w:p>
     <w:p>
-      <w:r>
-        <w:t>Without opening the old lesson, explain one key idea from Uncertainty and failure analysis. Give an example and a mistake that the idea helps you avoid.</w:t>
+      <w:pPr>
+        <w:spacing w:line="336" w:lineRule="auto" w:after="180"/>
+      </w:pPr>
+      <w:r>
+        <w:rPr>
+          <w:b w:val="0"/>
+        </w:rPr>
+        <w:t xml:space="preserve">The boundary covers 100 completed sequential </w:t>
+      </w:r>
+      <w:r>
+        <w:rPr>
+          <w:b/>
+        </w:rPr>
+        <w:t>prediction</w:t>
+      </w:r>
+      <w:r>
+        <w:rPr>
+          <w:b w:val="0"/>
+        </w:rPr>
+        <w:t>s on pre</w:t>
+      </w:r>
+      <w:r>
+        <w:rPr>
+          <w:b/>
+        </w:rPr>
+        <w:t>process</w:t>
+      </w:r>
+      <w:r>
+        <w:rPr>
+          <w:b w:val="0"/>
+        </w:rPr>
+        <w:t xml:space="preserve">ed </w:t>
+      </w:r>
+      <w:r>
+        <w:rPr>
+          <w:b/>
+        </w:rPr>
+        <w:t>input</w:t>
+      </w:r>
+      <w:r>
+        <w:rPr>
+          <w:b w:val="0"/>
+        </w:rPr>
+        <w:t>s, excluding loading and pre</w:t>
+      </w:r>
+      <w:r>
+        <w:rPr>
+          <w:b/>
+        </w:rPr>
+        <w:t>process</w:t>
+      </w:r>
+      <w:r>
+        <w:rPr>
+          <w:b w:val="0"/>
+        </w:rPr>
+        <w:t>ing. It does not establish worst-case or percentile request latency.</w:t>
       </w:r>
     </w:p>
     <w:p>
-      <w:r>
-        <w:t>Look for: Distinguish a predicted class, confidence score and observed correctness</w:t>
+      <w:pPr>
+        <w:pStyle w:val="Heading3"/>
+      </w:pPr>
+      <w:r>
+        <w:t>Uncertainty and failure analysis</w:t>
       </w:r>
     </w:p>
     <w:p>
-      <w:r>
-        <w:t>Reference example, not the only acceptable wording: Teacher explanation: B predicts 1 with confidence 0.90 and is wrong. E predicts 0 with confidence 0.55 and is correct. F predicts 0 with confidence 0.90 and is wrong. F’s low score for class 1 corresponds to a high score for class 0, the class selected.</w:t>
+      <w:pPr>
+        <w:spacing w:line="336" w:lineRule="auto" w:after="180"/>
+      </w:pPr>
+      <w:r>
+        <w:rPr>
+          <w:b w:val="0"/>
+        </w:rPr>
+        <w:t>Without opening the old lesson, explain one key idea from Uncertainty and failure analysis. Give an example and a mistake that the idea helps you avoid.</w:t>
       </w:r>
     </w:p>
     <w:p>
       <w:pPr>
-        <w:pStyle w:val="Heading3"/>
-      </w:pPr>
-      <w:r>
-        <w:t>Embeddings and neighbourhoods</w:t>
+        <w:spacing w:line="336" w:lineRule="auto" w:after="180"/>
+      </w:pPr>
+      <w:r>
+        <w:rPr>
+          <w:b w:val="0"/>
+        </w:rPr>
+        <w:t>Look for: Distinguish a predicted class, confidence score and observed correctness</w:t>
       </w:r>
     </w:p>
     <w:p>
-      <w:r>
-        <w:t>Without opening the old lesson, explain one key idea from Embeddings and neighbourhoods. Give an example and a mistake that the idea helps you avoid.</w:t>
+      <w:pPr>
+        <w:spacing w:line="336" w:lineRule="auto" w:after="180"/>
+      </w:pPr>
+      <w:r>
+        <w:rPr>
+          <w:b w:val="0"/>
+        </w:rPr>
+        <w:t>Reference example, not the only acceptable wording: Teacher explanation: B predicts 1 with confidence 0.90 and is wrong. E predicts 0 with confidence 0.55 and is correct. F predicts 0 with confidence 0.90 and is wrong.</w:t>
       </w:r>
     </w:p>
     <w:p>
-      <w:r>
-        <w:t>Look for: Look up a vector using a token ID and preserve sequence shape</w:t>
+      <w:pPr>
+        <w:spacing w:line="336" w:lineRule="auto" w:after="180"/>
+      </w:pPr>
+      <w:r>
+        <w:rPr>
+          <w:b w:val="0"/>
+        </w:rPr>
+        <w:t>F’s low score for class 1 corresponds to a high score for class 0, the class selected.</w:t>
       </w:r>
     </w:p>
     <w:p>
-      <w:r>
-        <w:t>Reference example, not the only acceptable wording: Teacher explanation: Vectors are [[1, 1], [0, 1], [0, 2], [0, 0]], mask [1, 1, 1, 0] and shape 4 by 2.</w:t>
+      <w:pPr>
+        <w:pStyle w:val="Heading3"/>
+      </w:pPr>
+      <w:r>
+        <w:t>Embeddings and neighbourhoods</w:t>
       </w:r>
     </w:p>
     <w:p>
-      <w:r>
-        <w:t>Use two 45-minute sessions. Treat the tiny ReLU model as a fully inspectable experiment, not a claim about real-world accuracy. The code trains one scalar on two rows and selects using one validation row. Require students to label metrics, denominators and data roles before judging the result; no final evaluation or resource measurement is supplied.</w:t>
+      <w:pPr>
+        <w:spacing w:line="336" w:lineRule="auto" w:after="180"/>
+      </w:pPr>
+      <w:r>
+        <w:rPr>
+          <w:b w:val="0"/>
+        </w:rPr>
+        <w:t>Without opening the old lesson, explain one key idea from Embeddings and neighbourhoods. Give an example and a mistake that the idea helps you avoid.</w:t>
       </w:r>
     </w:p>
     <w:p>
       <w:pPr>
-        <w:pStyle w:val="Heading3"/>
-      </w:pPr>
-      <w:r>
-        <w:t>Outcomes</w:t>
+        <w:spacing w:line="336" w:lineRule="auto" w:after="180"/>
+      </w:pPr>
+      <w:r>
+        <w:rPr>
+          <w:b w:val="0"/>
+        </w:rPr>
+        <w:t>Look for: Look up a vector using a token ID and preserve sequence shape</w:t>
       </w:r>
     </w:p>
     <w:p>
-      <w:r>
-        <w:t>Record a network experiment with enough detail to replay its calculations</w:t>
+      <w:pPr>
+        <w:spacing w:line="336" w:lineRule="auto" w:after="180"/>
+      </w:pPr>
+      <w:r>
+        <w:rPr>
+          <w:b w:val="0"/>
+        </w:rPr>
+        <w:t>Reference example, not the only acceptable wording: Teacher explanation: Vectors are [[1, 1], [0, 1], [0, 2], [0, 0]], mask [1, 1, 1, 0] and shape 4 by 2.</w:t>
       </w:r>
     </w:p>
     <w:p>
-      <w:r>
-        <w:t>Trace reported metrics to data roles and saved parameters</w:t>
+      <w:pPr>
+        <w:spacing w:line="336" w:lineRule="auto" w:after="180"/>
+      </w:pPr>
+      <w:r>
+        <w:rPr>
+          <w:b w:val="0"/>
+        </w:rPr>
+        <w:t>Use two 45-minute sessions. Treat the tiny ReLU model as a fully inspectable experiment, not a claim about real-world accuracy. The code trains one scalar on two rows and selects using one validation row.</w:t>
       </w:r>
     </w:p>
     <w:p>
-      <w:r>
-        <w:t>Write a bounded conclusion and identify missing evaluation evidence</w:t>
+      <w:pPr>
+        <w:spacing w:line="336" w:lineRule="auto" w:after="180"/>
+      </w:pPr>
+      <w:r>
+        <w:rPr>
+          <w:b w:val="0"/>
+        </w:rPr>
+        <w:t>Require students to label metrics, denominators and data roles before judging the result; no final evaluation or resource measurement is supplied.</w:t>
       </w:r>
     </w:p>
     <w:p>
@@ -299,22 +469,58 @@
         <w:pStyle w:val="Heading3"/>
       </w:pPr>
       <w:r>
-        <w:t>Preparation</w:t>
+        <w:t>Outcomes</w:t>
       </w:r>
     </w:p>
     <w:p>
-      <w:r>
-        <w:t>Printed lesson and workbook; paper and pencil</w:t>
+      <w:pPr>
+        <w:spacing w:line="336" w:lineRule="auto" w:after="180"/>
+      </w:pPr>
+      <w:r>
+        <w:rPr>
+          <w:b w:val="0"/>
+        </w:rPr>
+        <w:t xml:space="preserve">Record a network experiment with enough detail to </w:t>
+      </w:r>
+      <w:r>
+        <w:rPr>
+          <w:b/>
+        </w:rPr>
+        <w:t>replay</w:t>
+      </w:r>
+      <w:r>
+        <w:rPr>
+          <w:b w:val="0"/>
+        </w:rPr>
+        <w:t xml:space="preserve"> its calculations</w:t>
       </w:r>
     </w:p>
     <w:p>
-      <w:r>
-        <w:t>Calculator and optional local Python 3 editor; no packages or AI accounts needed</w:t>
+      <w:pPr>
+        <w:spacing w:line="336" w:lineRule="auto" w:after="180"/>
+      </w:pPr>
+      <w:r>
+        <w:rPr>
+          <w:b w:val="0"/>
+        </w:rPr>
+        <w:t>Trace reported metrics to data roles and saved parameters</w:t>
       </w:r>
     </w:p>
     <w:p>
-      <w:r>
-        <w:t>Use the fictional examples supplied; prepare the fresh retry before class</w:t>
+      <w:pPr>
+        <w:spacing w:line="336" w:lineRule="auto" w:after="180"/>
+      </w:pPr>
+      <w:r>
+        <w:rPr>
+          <w:b w:val="0"/>
+        </w:rPr>
+        <w:t xml:space="preserve">Write a bounded conclusion and identify missing evaluation </w:t>
+      </w:r>
+      <w:r>
+        <w:rPr>
+          <w:b/>
+        </w:rPr>
+        <w:t>evidence</w:t>
       </w:r>
     </w:p>
     <w:p>
@@ -322,63 +528,371 @@
         <w:pStyle w:val="Heading3"/>
       </w:pPr>
       <w:r>
-        <w:t>Prerequisite answer</w:t>
+        <w:t>Preparation</w:t>
       </w:r>
     </w:p>
     <w:p>
-      <w:r>
-        <w:t>It omits the task, data and splits, model and code versions, quality counts or loss definition, hardware, timing boundary and raw results. Another person cannot check what was measured or repeat the comparison.</w:t>
+      <w:pPr>
+        <w:spacing w:line="336" w:lineRule="auto" w:after="180"/>
+      </w:pPr>
+      <w:r>
+        <w:rPr>
+          <w:b w:val="0"/>
+        </w:rPr>
+        <w:t>Printed lesson and workbook; paper and pencil</w:t>
       </w:r>
     </w:p>
     <w:p>
       <w:pPr>
-        <w:pStyle w:val="Heading3"/>
-      </w:pPr>
-      <w:r>
-        <w:t>End goal for the pictorial case</w:t>
+        <w:spacing w:line="336" w:lineRule="auto" w:after="180"/>
+      </w:pPr>
+      <w:r>
+        <w:rPr>
+          <w:b w:val="0"/>
+        </w:rPr>
+        <w:t>Calculator and optional local Python 3 editor; no packages or AI accounts needed</w:t>
       </w:r>
     </w:p>
     <w:p>
-      <w:r>
-        <w:t>By the end, I can explain documenting a network experiment using a traced example and a stated limitation.</w:t>
+      <w:pPr>
+        <w:spacing w:line="336" w:lineRule="auto" w:after="180"/>
+      </w:pPr>
+      <w:r>
+        <w:rPr>
+          <w:b w:val="0"/>
+        </w:rPr>
+        <w:t>Use the fictional examples supplied; prepare the fresh retry before class</w:t>
       </w:r>
     </w:p>
     <w:p>
-      <w:r>
-        <w:t>This added worked case illustrates the week’s main idea. Retain all original and connected topics; schedule its practice within the teaching cycle.</w:t>
+      <w:pPr>
+        <w:pStyle w:val="Heading3"/>
+      </w:pPr>
+      <w:r>
+        <w:t>Prerequisite answer</w:t>
       </w:r>
     </w:p>
     <w:p>
       <w:pPr>
-        <w:pStyle w:val="Heading1"/>
-      </w:pPr>
-      <w:r>
-        <w:t>02. Explain and model the mechanism</w:t>
+        <w:spacing w:line="336" w:lineRule="auto" w:after="180"/>
+      </w:pPr>
+      <w:r>
+        <w:rPr>
+          <w:b w:val="0"/>
+        </w:rPr>
+        <w:t>It omits the task, data and splits, model and code versions, quality counts or loss definition, hardware, timing boundary and raw results. Another person cannot check what was measured or repeat the comparison.</w:t>
       </w:r>
     </w:p>
     <w:p>
-      <w:r>
-        <w:t>A useful experiment record explains what was asked, what was done, what happened and what remains unknown. Use run NN32-A: does fitting one positive ReLU weight reduce validation mean squared error compared with its initial value? This tiny constructed regression task teaches record keeping; it cannot establish performance on real-world data.</w:t>
+      <w:pPr>
+        <w:pStyle w:val="Heading3"/>
+      </w:pPr>
+      <w:r>
+        <w:t>End goal for the pictorial case</w:t>
       </w:r>
     </w:p>
     <w:p>
-      <w:r>
-        <w:t>The network predicts max(0, a*x), with one weight a and no bias. Start at a = 1, use learning rate 0.1, two full-batch training updates and mean squared error, the mean of squared prediction errors. There is no normalisation, random initialisation or shuffling. Use Python float arithmetic and record the actual Python version when replaying.</w:t>
+      <w:pPr>
+        <w:spacing w:line="336" w:lineRule="auto" w:after="180"/>
+      </w:pPr>
+      <w:r>
+        <w:rPr>
+          <w:b w:val="0"/>
+        </w:rPr>
+        <w:t>By the end, I can explain documenting a network experiment using a traced example and a stated limitation.</w:t>
       </w:r>
     </w:p>
     <w:p>
-      <w:r>
-        <w:t>Before running, set the selection rule: choose the checkpoint with the smaller validation MSE, breaking a tie toward the earlier update. The initial model is the baseline. Validation V1 chooses a checkpoint but never contributes to the training gradient. Final evaluation has not been run; its result must be recorded as not measured.</w:t>
+      <w:pPr>
+        <w:spacing w:line="336" w:lineRule="auto" w:after="180"/>
+      </w:pPr>
+      <w:r>
+        <w:rPr>
+          <w:b w:val="0"/>
+        </w:rPr>
+        <w:t>This added worked case illustrates the week’s main idea. Retain all original and connected topics; schedule its practice within the teaching cycle.</w:t>
       </w:r>
     </w:p>
     <w:p>
-      <w:r>
-        <w:t>For these two training cases, MSE = 2.5*(a - 2) squared and its gradient is 5*(a - 2). At a = 1 the gradient is -5, so the first update is 1 - 0.1*(-5) = 1.5. The next gradient is -2.5, giving a = 1.75. All preactivations in this run stay positive, so ReLU’s derivative is one; this is not a general backpropagation implementation.</w:t>
+      <w:pPr>
+        <w:pStyle w:val="Heading1"/>
+      </w:pPr>
+      <w:r>
+        <w:t>02. Explain and model the mechanism</w:t>
       </w:r>
     </w:p>
     <w:p>
       <w:r>
-        <w:t>The code assumes the supplied nonempty numeric datasets and positive preactivations. Each record stores update number, weight, training MSE and validation MSE after the update. Keep both records, the initial weight and the rule; saving only the best score erases how the choice was made.</w:t>
+        <w:t>Model Documenting a network experiment using the supplied case, labelled mechanism and reasoning. Make the scope of each conclusion explicit.</w:t>
+      </w:r>
+    </w:p>
+    <w:p>
+      <w:pPr>
+        <w:pStyle w:val="Heading3"/>
+      </w:pPr>
+      <w:r>
+        <w:t>Explain Documenting a network experiment · 1</w:t>
+      </w:r>
+    </w:p>
+    <w:p>
+      <w:pPr>
+        <w:spacing w:line="336" w:lineRule="auto" w:after="180"/>
+      </w:pPr>
+      <w:r>
+        <w:rPr>
+          <w:b w:val="0"/>
+        </w:rPr>
+        <w:t>A useful experiment record explains what was asked, what was done, what happened and what remains unknown.</w:t>
+      </w:r>
+    </w:p>
+    <w:p>
+      <w:pPr>
+        <w:spacing w:line="336" w:lineRule="auto" w:after="180"/>
+      </w:pPr>
+      <w:r>
+        <w:rPr>
+          <w:b w:val="0"/>
+        </w:rPr>
+        <w:t xml:space="preserve">Use run NN32-A: does </w:t>
+      </w:r>
+      <w:r>
+        <w:rPr>
+          <w:b/>
+        </w:rPr>
+        <w:t>fitting</w:t>
+      </w:r>
+      <w:r>
+        <w:rPr>
+          <w:b w:val="0"/>
+        </w:rPr>
+        <w:t xml:space="preserve"> one positive ReLU weight reduce validation mean squared error compared with its initial value?</w:t>
+      </w:r>
+    </w:p>
+    <w:p>
+      <w:pPr>
+        <w:spacing w:line="336" w:lineRule="auto" w:after="180"/>
+      </w:pPr>
+      <w:r>
+        <w:rPr>
+          <w:b w:val="0"/>
+        </w:rPr>
+        <w:t>This tiny constructed regression task teaches record keeping; it cannot establish performance on real-world data.</w:t>
+      </w:r>
+    </w:p>
+    <w:p>
+      <w:pPr>
+        <w:pStyle w:val="Heading3"/>
+      </w:pPr>
+      <w:r>
+        <w:t>Explain Documenting a network experiment · 2</w:t>
+      </w:r>
+    </w:p>
+    <w:p>
+      <w:pPr>
+        <w:spacing w:line="336" w:lineRule="auto" w:after="180"/>
+      </w:pPr>
+      <w:r>
+        <w:rPr>
+          <w:b w:val="0"/>
+        </w:rPr>
+        <w:t xml:space="preserve">The network predicts max(0, a*x), with one weight a and no bias. Start at a = 1, use learning rate 0.1, two full-batch </w:t>
+      </w:r>
+      <w:r>
+        <w:rPr>
+          <w:b/>
+        </w:rPr>
+        <w:t>training</w:t>
+      </w:r>
+      <w:r>
+        <w:rPr>
+          <w:b w:val="0"/>
+        </w:rPr>
+        <w:t xml:space="preserve"> updates and mean squared error, the mean of squared </w:t>
+      </w:r>
+      <w:r>
+        <w:rPr>
+          <w:b/>
+        </w:rPr>
+        <w:t>prediction</w:t>
+      </w:r>
+      <w:r>
+        <w:rPr>
+          <w:b w:val="0"/>
+        </w:rPr>
+        <w:t xml:space="preserve"> errors.</w:t>
+      </w:r>
+    </w:p>
+    <w:p>
+      <w:pPr>
+        <w:spacing w:line="336" w:lineRule="auto" w:after="180"/>
+      </w:pPr>
+      <w:r>
+        <w:rPr>
+          <w:b w:val="0"/>
+        </w:rPr>
+        <w:t xml:space="preserve">There is no normalisation, random initialisation or shuffling. Use Python float arithmetic and record the actual Python version when </w:t>
+      </w:r>
+      <w:r>
+        <w:rPr>
+          <w:b/>
+        </w:rPr>
+        <w:t>replay</w:t>
+      </w:r>
+      <w:r>
+        <w:rPr>
+          <w:b w:val="0"/>
+        </w:rPr>
+        <w:t>ing.</w:t>
+      </w:r>
+    </w:p>
+    <w:p>
+      <w:pPr>
+        <w:pStyle w:val="Heading3"/>
+      </w:pPr>
+      <w:r>
+        <w:t>Explain Documenting a network experiment · 3</w:t>
+      </w:r>
+    </w:p>
+    <w:p>
+      <w:pPr>
+        <w:spacing w:line="336" w:lineRule="auto" w:after="180"/>
+      </w:pPr>
+      <w:r>
+        <w:rPr>
+          <w:b w:val="0"/>
+        </w:rPr>
+        <w:t xml:space="preserve">Before running, set the selection rule: choose the </w:t>
+      </w:r>
+      <w:r>
+        <w:rPr>
+          <w:b/>
+        </w:rPr>
+        <w:t>checkpoint</w:t>
+      </w:r>
+      <w:r>
+        <w:rPr>
+          <w:b w:val="0"/>
+        </w:rPr>
+        <w:t xml:space="preserve"> with the smaller validation MSE, breaking a tie toward the earlier update. The initial model is the baseline.</w:t>
+      </w:r>
+    </w:p>
+    <w:p>
+      <w:pPr>
+        <w:spacing w:line="336" w:lineRule="auto" w:after="180"/>
+      </w:pPr>
+      <w:r>
+        <w:rPr>
+          <w:b w:val="0"/>
+        </w:rPr>
+        <w:t xml:space="preserve">Validation V1 chooses a </w:t>
+      </w:r>
+      <w:r>
+        <w:rPr>
+          <w:b/>
+        </w:rPr>
+        <w:t>checkpoint</w:t>
+      </w:r>
+      <w:r>
+        <w:rPr>
+          <w:b w:val="0"/>
+        </w:rPr>
+        <w:t xml:space="preserve"> but never contributes to the </w:t>
+      </w:r>
+      <w:r>
+        <w:rPr>
+          <w:b/>
+        </w:rPr>
+        <w:t>training</w:t>
+      </w:r>
+      <w:r>
+        <w:rPr>
+          <w:b w:val="0"/>
+        </w:rPr>
+        <w:t xml:space="preserve"> gradient. Final evaluation has not been run; its result must be recorded as not measured.</w:t>
+      </w:r>
+    </w:p>
+    <w:p>
+      <w:pPr>
+        <w:pStyle w:val="Heading3"/>
+      </w:pPr>
+      <w:r>
+        <w:t>Explain Documenting a network experiment · 4</w:t>
+      </w:r>
+    </w:p>
+    <w:p>
+      <w:pPr>
+        <w:spacing w:line="336" w:lineRule="auto" w:after="180"/>
+      </w:pPr>
+      <w:r>
+        <w:rPr>
+          <w:b w:val="0"/>
+        </w:rPr>
+        <w:t xml:space="preserve">For these two </w:t>
+      </w:r>
+      <w:r>
+        <w:rPr>
+          <w:b/>
+        </w:rPr>
+        <w:t>training</w:t>
+      </w:r>
+      <w:r>
+        <w:rPr>
+          <w:b w:val="0"/>
+        </w:rPr>
+        <w:t xml:space="preserve"> cases, MSE = 2.5*(a - 2) squared and its gradient is 5*(a - 2). At a = 1 the gradient is -5, so the first update is 1 - 0.1*(-5) = 1.5. The next gradient is -2.5, giving a = 1.75.</w:t>
+      </w:r>
+    </w:p>
+    <w:p>
+      <w:pPr>
+        <w:spacing w:line="336" w:lineRule="auto" w:after="180"/>
+      </w:pPr>
+      <w:r>
+        <w:rPr>
+          <w:b w:val="0"/>
+        </w:rPr>
+        <w:t>All preactivations in this run stay positive, so ReLU’s derivative is one; this is not a general backpropagation implementation.</w:t>
+      </w:r>
+    </w:p>
+    <w:p>
+      <w:pPr>
+        <w:pStyle w:val="Heading3"/>
+      </w:pPr>
+      <w:r>
+        <w:t>Explain Documenting a network experiment · 5</w:t>
+      </w:r>
+    </w:p>
+    <w:p>
+      <w:pPr>
+        <w:spacing w:line="336" w:lineRule="auto" w:after="180"/>
+      </w:pPr>
+      <w:r>
+        <w:rPr>
+          <w:b w:val="0"/>
+        </w:rPr>
+        <w:t xml:space="preserve">The code assumes the supplied nonempty numeric datasets and positive preactivations. Each record stores update number, weight, </w:t>
+      </w:r>
+      <w:r>
+        <w:rPr>
+          <w:b/>
+        </w:rPr>
+        <w:t>training</w:t>
+      </w:r>
+      <w:r>
+        <w:rPr>
+          <w:b w:val="0"/>
+        </w:rPr>
+        <w:t xml:space="preserve"> MSE and validation MSE after the update.</w:t>
+      </w:r>
+    </w:p>
+    <w:p>
+      <w:pPr>
+        <w:spacing w:line="336" w:lineRule="auto" w:after="180"/>
+      </w:pPr>
+      <w:r>
+        <w:rPr>
+          <w:b w:val="0"/>
+        </w:rPr>
+        <w:t>Keep both records, the initial weight and the rule; saving only the best score erases how the choice was made.</w:t>
       </w:r>
     </w:p>
     <w:tbl>
@@ -630,21 +1144,122 @@
       </w:r>
     </w:p>
     <w:p>
-      <w:r>
-        <w:t>Guided: 1.75*3 = 5.25, error 5.25 - 6 = -0.75, squared error 0.5625. V1 selected the checkpoint and is validation, not untouched final evaluation. Exit: replace final accuracy with validation MSE 0.5625 on one constructed case selected using that case. Energy is not measured. Supply data and splits, exact code, settings, baseline and both checkpoints, raw predictions, metric definition, selection rule and environment information.</w:t>
+      <w:pPr>
+        <w:pStyle w:val="Heading3"/>
+      </w:pPr>
+      <w:r>
+        <w:t>Explain Documenting a network experiment · 6</w:t>
       </w:r>
     </w:p>
     <w:p>
       <w:pPr>
-        <w:pStyle w:val="Heading3"/>
-      </w:pPr>
-      <w:r>
-        <w:t>Model the reasoning aloud</w:t>
+        <w:spacing w:line="336" w:lineRule="auto" w:after="180"/>
+      </w:pPr>
+      <w:r>
+        <w:rPr>
+          <w:b w:val="0"/>
+        </w:rPr>
+        <w:t xml:space="preserve">Guided: 1.75*3 = 5.25, error 5.25 - 6 = -0.75, squared error 0.5625. V1 selected the </w:t>
+      </w:r>
+      <w:r>
+        <w:rPr>
+          <w:b/>
+        </w:rPr>
+        <w:t>checkpoint</w:t>
+      </w:r>
+      <w:r>
+        <w:rPr>
+          <w:b w:val="0"/>
+        </w:rPr>
+        <w:t xml:space="preserve"> and is validation, not untouched final evaluation.</w:t>
       </w:r>
     </w:p>
     <w:p>
-      <w:r>
-        <w:t>Use the complete worked example below before asking learners to complete W2. Reveal a small part, invite a prediction, then explain the deciding step. These teacher notes contain solutions; do not reveal the independent case answer during modelling.</w:t>
+      <w:pPr>
+        <w:spacing w:line="336" w:lineRule="auto" w:after="180"/>
+      </w:pPr>
+      <w:r>
+        <w:rPr>
+          <w:b w:val="0"/>
+        </w:rPr>
+        <w:t>Exit: replace final accuracy with validation MSE 0.5625 on one constructed case selected using that case. Energy is not measured.</w:t>
+      </w:r>
+    </w:p>
+    <w:p>
+      <w:pPr>
+        <w:spacing w:line="336" w:lineRule="auto" w:after="180"/>
+      </w:pPr>
+      <w:r>
+        <w:rPr>
+          <w:b w:val="0"/>
+        </w:rPr>
+        <w:t xml:space="preserve">Supply data and splits, exact code, settings, baseline and both </w:t>
+      </w:r>
+      <w:r>
+        <w:rPr>
+          <w:b/>
+        </w:rPr>
+        <w:t>checkpoint</w:t>
+      </w:r>
+      <w:r>
+        <w:rPr>
+          <w:b w:val="0"/>
+        </w:rPr>
+        <w:t xml:space="preserve">s, raw </w:t>
+      </w:r>
+      <w:r>
+        <w:rPr>
+          <w:b/>
+        </w:rPr>
+        <w:t>prediction</w:t>
+      </w:r>
+      <w:r>
+        <w:rPr>
+          <w:b w:val="0"/>
+        </w:rPr>
+        <w:t>s, metric definition, selection rule and environment information.</w:t>
+      </w:r>
+    </w:p>
+    <w:p>
+      <w:pPr>
+        <w:pStyle w:val="Heading3"/>
+      </w:pPr>
+      <w:r>
+        <w:t>Model the reasoning aloud</w:t>
+      </w:r>
+    </w:p>
+    <w:p>
+      <w:pPr>
+        <w:spacing w:line="336" w:lineRule="auto" w:after="180"/>
+      </w:pPr>
+      <w:r>
+        <w:rPr>
+          <w:b w:val="0"/>
+        </w:rPr>
+        <w:t xml:space="preserve">Use the complete worked example below before asking learners to complete W2. Reveal a small part, invite a </w:t>
+      </w:r>
+      <w:r>
+        <w:rPr>
+          <w:b/>
+        </w:rPr>
+        <w:t>prediction</w:t>
+      </w:r>
+      <w:r>
+        <w:rPr>
+          <w:b w:val="0"/>
+        </w:rPr>
+        <w:t>, then explain the deciding step.</w:t>
+      </w:r>
+    </w:p>
+    <w:p>
+      <w:pPr>
+        <w:spacing w:line="336" w:lineRule="auto" w:after="180"/>
+      </w:pPr>
+      <w:r>
+        <w:rPr>
+          <w:b w:val="0"/>
+        </w:rPr>
+        <w:t>These teacher notes contain solutions; do not reveal the independent case answer during modelling.</w:t>
       </w:r>
     </w:p>
     <w:p>
@@ -772,8 +1387,45 @@
       </w:r>
     </w:p>
     <w:p>
-      <w:r>
-        <w:t>A defensible conclusion is: in run NN32-A, update 2 reduced MSE on the single constructed validation case from 9 to 0.5625 compared with the initial model. This checkpoint was selected using that same validation case; generalisation is untested. No timing, peak-memory or energy measurements are provided.</w:t>
+      <w:pPr>
+        <w:pStyle w:val="Heading3"/>
+      </w:pPr>
+      <w:r>
+        <w:t>Model the reasoning aloud · 7</w:t>
+      </w:r>
+    </w:p>
+    <w:p>
+      <w:pPr>
+        <w:spacing w:line="336" w:lineRule="auto" w:after="180"/>
+      </w:pPr>
+      <w:r>
+        <w:rPr>
+          <w:b w:val="0"/>
+        </w:rPr>
+        <w:t>A defensible conclusion is: in run NN32-A, update 2 reduced MSE on the single constructed validation case from 9 to 0.5625 compared with the initial model.</w:t>
+      </w:r>
+    </w:p>
+    <w:p>
+      <w:pPr>
+        <w:spacing w:line="336" w:lineRule="auto" w:after="180"/>
+      </w:pPr>
+      <w:r>
+        <w:rPr>
+          <w:b w:val="0"/>
+        </w:rPr>
+        <w:t xml:space="preserve">This </w:t>
+      </w:r>
+      <w:r>
+        <w:rPr>
+          <w:b/>
+        </w:rPr>
+        <w:t>checkpoint</w:t>
+      </w:r>
+      <w:r>
+        <w:rPr>
+          <w:b w:val="0"/>
+        </w:rPr>
+        <w:t xml:space="preserve"> was selected using that same validation case; generalisation is untested. No timing, peak-memory or energy measurements are provided.</w:t>
       </w:r>
     </w:p>
     <w:p>
@@ -907,7 +1559,13 @@
       </w:tr>
     </w:tbl>
     <w:p>
-      <w:r>
+      <w:pPr>
+        <w:spacing w:line="336" w:lineRule="auto" w:after="180"/>
+      </w:pPr>
+      <w:r>
+        <w:rPr>
+          <w:b w:val="0"/>
+        </w:rPr>
         <w:t>Use the diagram and verbal explanation together. Ask learners to match a sentence to a specific visual step; do not assign learners fixed visual or auditory learning styles.</w:t>
       </w:r>
     </w:p>
@@ -920,8 +1578,26 @@
       </w:r>
     </w:p>
     <w:p>
-      <w:r>
-        <w:t>Document checkpoint selection so another team can reconstruct every reported number.</w:t>
+      <w:pPr>
+        <w:spacing w:line="336" w:lineRule="auto" w:after="180"/>
+      </w:pPr>
+      <w:r>
+        <w:rPr>
+          <w:b w:val="0"/>
+        </w:rPr>
+        <w:t xml:space="preserve">Document </w:t>
+      </w:r>
+      <w:r>
+        <w:rPr>
+          <w:b/>
+        </w:rPr>
+        <w:t>checkpoint</w:t>
+      </w:r>
+      <w:r>
+        <w:rPr>
+          <w:b w:val="0"/>
+        </w:rPr>
+        <w:t xml:space="preserve"> selection so another team can reconstruct every reported number.</w:t>
       </w:r>
     </w:p>
     <w:p>
@@ -933,13 +1609,67 @@
       </w:r>
     </w:p>
     <w:p>
-      <w:r>
-        <w:t>Run R8 predicts ReLU(a×x). Validation V4 has x = 2, target 3. Baseline a = 0.5; checkpoints a = 1 and 1.25; choose minimum validation squared error.</w:t>
+      <w:pPr>
+        <w:pStyle w:val="Heading3"/>
+      </w:pPr>
+      <w:r>
+        <w:t>Supplied facts</w:t>
       </w:r>
     </w:p>
     <w:p>
-      <w:r>
-        <w:t>All inputs and outcomes in this worked example are invented classroom data; no real model run is claimed.</w:t>
+      <w:pPr>
+        <w:spacing w:line="336" w:lineRule="auto" w:after="180"/>
+        <w:shd w:fill="F1F6FC"/>
+      </w:pPr>
+      <w:r>
+        <w:rPr>
+          <w:b w:val="0"/>
+        </w:rPr>
+        <w:t xml:space="preserve">Run R8 predicts ReLU(a×x). Validation V4 has x = 2, target 3. Baseline a = 0.5; </w:t>
+      </w:r>
+      <w:r>
+        <w:rPr>
+          <w:b/>
+        </w:rPr>
+        <w:t>checkpoint</w:t>
+      </w:r>
+      <w:r>
+        <w:rPr>
+          <w:b w:val="0"/>
+        </w:rPr>
+        <w:t>s a = 1 and 1.25; choose minimum validation squared error.</w:t>
+      </w:r>
+    </w:p>
+    <w:p>
+      <w:pPr>
+        <w:pStyle w:val="Heading3"/>
+      </w:pPr>
+      <w:r>
+        <w:t>Supplied facts</w:t>
+      </w:r>
+    </w:p>
+    <w:p>
+      <w:pPr>
+        <w:spacing w:line="336" w:lineRule="auto" w:after="180"/>
+        <w:shd w:fill="F1F6FC"/>
+      </w:pPr>
+      <w:r>
+        <w:rPr>
+          <w:b w:val="0"/>
+        </w:rPr>
+        <w:t xml:space="preserve">All </w:t>
+      </w:r>
+      <w:r>
+        <w:rPr>
+          <w:b/>
+        </w:rPr>
+        <w:t>input</w:t>
+      </w:r>
+      <w:r>
+        <w:rPr>
+          <w:b w:val="0"/>
+        </w:rPr>
+        <w:t>s and outcomes in this worked example are invented classroom data; no real model run is claimed.</w:t>
       </w:r>
     </w:p>
     <w:p>
@@ -1138,21 +1868,71 @@
       </w:r>
     </w:p>
     <w:p>
-      <w:r>
-        <w:t>A reproducible record includes the actual input, formula, parameters and scoring rule, together with each dataset’s role. The validation case selects the best supplied checkpoint, so it is part of development. Save that selection history and freeze the checkpoint before evaluating fresh final cases. Renaming the same case a test does not change how it was used.</w:t>
+      <w:pPr>
+        <w:pStyle w:val="Heading3"/>
+      </w:pPr>
+      <w:r>
+        <w:t>Why the result follows</w:t>
       </w:r>
     </w:p>
     <w:p>
       <w:pPr>
-        <w:pStyle w:val="Heading3"/>
-      </w:pPr>
-      <w:r>
-        <w:t>What this example does not establish</w:t>
+        <w:spacing w:line="336" w:lineRule="auto" w:after="180"/>
+        <w:shd w:fill="F1F6FC"/>
+      </w:pPr>
+      <w:r>
+        <w:rPr>
+          <w:b w:val="0"/>
+        </w:rPr>
+        <w:t xml:space="preserve">A reproducible record includes the actual </w:t>
+      </w:r>
+      <w:r>
+        <w:rPr>
+          <w:b/>
+        </w:rPr>
+        <w:t>input</w:t>
+      </w:r>
+      <w:r>
+        <w:rPr>
+          <w:b w:val="0"/>
+        </w:rPr>
+        <w:t xml:space="preserve">, formula, parameters and scoring rule, together with each dataset’s role. The validation case selects the best supplied </w:t>
+      </w:r>
+      <w:r>
+        <w:rPr>
+          <w:b/>
+        </w:rPr>
+        <w:t>checkpoint</w:t>
+      </w:r>
+      <w:r>
+        <w:rPr>
+          <w:b w:val="0"/>
+        </w:rPr>
+        <w:t>, so it is part of development.</w:t>
       </w:r>
     </w:p>
     <w:p>
-      <w:r>
-        <w:t>Reconstructing one run verifies arithmetic and provenance, not population performance or educational learning impact.</w:t>
+      <w:pPr>
+        <w:spacing w:line="336" w:lineRule="auto" w:after="180"/>
+        <w:shd w:fill="F1F6FC"/>
+      </w:pPr>
+      <w:r>
+        <w:rPr>
+          <w:b w:val="0"/>
+        </w:rPr>
+        <w:t xml:space="preserve">Save that selection history and freeze the </w:t>
+      </w:r>
+      <w:r>
+        <w:rPr>
+          <w:b/>
+        </w:rPr>
+        <w:t>checkpoint</w:t>
+      </w:r>
+      <w:r>
+        <w:rPr>
+          <w:b w:val="0"/>
+        </w:rPr>
+        <w:t xml:space="preserve"> before evaluating fresh final cases. Renaming the same case a test does not change how it was used.</w:t>
       </w:r>
     </w:p>
     <w:p>
@@ -1160,22 +1940,35 @@
         <w:pStyle w:val="Heading3"/>
       </w:pPr>
       <w:r>
-        <w:t>Change one thing in the pictured case</w:t>
+        <w:t>What this example does not establish</w:t>
       </w:r>
     </w:p>
     <w:p>
-      <w:r>
-        <w:t>Change: A teammate calls V4 a final test after using it to select a=1.25.</w:t>
+      <w:pPr>
+        <w:pStyle w:val="Heading3"/>
+      </w:pPr>
+      <w:r>
+        <w:t>Keep the stated limit</w:t>
       </w:r>
     </w:p>
     <w:p>
-      <w:r>
-        <w:t>Prediction: Correct its role to validation; it was used for selection.</w:t>
+      <w:pPr>
+        <w:spacing w:line="336" w:lineRule="auto" w:after="180"/>
+        <w:shd w:fill="FFF5E6"/>
+      </w:pPr>
+      <w:r>
+        <w:rPr>
+          <w:b w:val="0"/>
+        </w:rPr>
+        <w:t>Reconstructing one run verifies arithmetic and provenance, not population performance or educational learning impact.</w:t>
       </w:r>
     </w:p>
     <w:p>
-      <w:r>
-        <w:t>Reason: Changing the label on a dataset does not make its evidence untouched.</w:t>
+      <w:pPr>
+        <w:pStyle w:val="Heading3"/>
+      </w:pPr>
+      <w:r>
+        <w:t>Change one thing in the pictured case</w:t>
       </w:r>
     </w:p>
     <w:p>
@@ -1183,20 +1976,152 @@
         <w:pStyle w:val="Heading3"/>
       </w:pPr>
       <w:r>
-        <w:t>Ask while showing the picture</w:t>
+        <w:t>Change one thing</w:t>
       </w:r>
     </w:p>
     <w:p>
-      <w:r>
-        <w:t>Cover the result. Ask learners to name the inputs and predict the next step. Uncover one step, connect the icon to the actual procedure, and explain its evidence. Then change the supplied condition and compare. The picture is a representation; it does not document execution of a real AI model.</w:t>
+      <w:pPr>
+        <w:spacing w:line="336" w:lineRule="auto" w:after="180"/>
+        <w:shd w:fill="F5F1FB"/>
+      </w:pPr>
+      <w:r>
+        <w:rPr>
+          <w:b w:val="0"/>
+        </w:rPr>
+        <w:t>Change: A teammate calls V4 a final test after using it to select a=1.25.</w:t>
       </w:r>
     </w:p>
     <w:p>
       <w:pPr>
+        <w:pStyle w:val="Heading3"/>
+      </w:pPr>
+      <w:r>
+        <w:t>Predicted result</w:t>
+      </w:r>
+    </w:p>
+    <w:p>
+      <w:pPr>
+        <w:spacing w:line="336" w:lineRule="auto" w:after="180"/>
+        <w:shd w:fill="F1F6FC"/>
+      </w:pPr>
+      <w:r>
+        <w:rPr>
+          <w:b/>
+        </w:rPr>
+        <w:t>Prediction</w:t>
+      </w:r>
+      <w:r>
+        <w:rPr>
+          <w:b w:val="0"/>
+        </w:rPr>
+        <w:t>: Correct its role to validation; it was used for selection.</w:t>
+      </w:r>
+    </w:p>
+    <w:p>
+      <w:pPr>
+        <w:pStyle w:val="Heading3"/>
+      </w:pPr>
+      <w:r>
+        <w:t>Why the result follows</w:t>
+      </w:r>
+    </w:p>
+    <w:p>
+      <w:pPr>
+        <w:spacing w:line="336" w:lineRule="auto" w:after="180"/>
+        <w:shd w:fill="F1F6FC"/>
+      </w:pPr>
+      <w:r>
+        <w:rPr>
+          <w:b w:val="0"/>
+        </w:rPr>
+        <w:t xml:space="preserve">Reason: Changing the label on a dataset does not make its </w:t>
+      </w:r>
+      <w:r>
+        <w:rPr>
+          <w:b/>
+        </w:rPr>
+        <w:t>evidence</w:t>
+      </w:r>
+      <w:r>
+        <w:rPr>
+          <w:b w:val="0"/>
+        </w:rPr>
+        <w:t xml:space="preserve"> untouched.</w:t>
+      </w:r>
+    </w:p>
+    <w:p>
+      <w:pPr>
+        <w:pStyle w:val="Heading3"/>
+      </w:pPr>
+      <w:r>
+        <w:t>Ask while showing the picture</w:t>
+      </w:r>
+    </w:p>
+    <w:p>
+      <w:pPr>
+        <w:pStyle w:val="Heading3"/>
+      </w:pPr>
+      <w:r>
+        <w:t>Ask while showing the picture · 8</w:t>
+      </w:r>
+    </w:p>
+    <w:p>
+      <w:pPr>
+        <w:spacing w:line="336" w:lineRule="auto" w:after="180"/>
+      </w:pPr>
+      <w:r>
+        <w:rPr>
+          <w:b w:val="0"/>
+        </w:rPr>
+        <w:t xml:space="preserve">Cover the result. Ask learners to name the </w:t>
+      </w:r>
+      <w:r>
+        <w:rPr>
+          <w:b/>
+        </w:rPr>
+        <w:t>input</w:t>
+      </w:r>
+      <w:r>
+        <w:rPr>
+          <w:b w:val="0"/>
+        </w:rPr>
+        <w:t xml:space="preserve">s and predict the next step. Uncover one step, connect the icon to the actual procedure, and explain its </w:t>
+      </w:r>
+      <w:r>
+        <w:rPr>
+          <w:b/>
+        </w:rPr>
+        <w:t>evidence</w:t>
+      </w:r>
+      <w:r>
+        <w:rPr>
+          <w:b w:val="0"/>
+        </w:rPr>
+        <w:t>. Then change the supplied condition and compare.</w:t>
+      </w:r>
+    </w:p>
+    <w:p>
+      <w:pPr>
+        <w:spacing w:line="336" w:lineRule="auto" w:after="180"/>
+      </w:pPr>
+      <w:r>
+        <w:rPr>
+          <w:b w:val="0"/>
+        </w:rPr>
+        <w:t>The picture is a representation; it does not document execution of a real AI model.</w:t>
+      </w:r>
+    </w:p>
+    <w:p>
+      <w:pPr>
         <w:pStyle w:val="Heading1"/>
       </w:pPr>
       <w:r>
         <w:t>03. Demonstrate and guide practice</w:t>
+      </w:r>
+    </w:p>
+    <w:p>
+      <w:r>
+        <w:t>Demonstrate Documenting a network experiment, reduce support deliberately and check individual reasoning before discussing answers.</w:t>
       </w:r>
     </w:p>
     <w:tbl>
@@ -1412,36 +2337,112 @@
       </w:tr>
     </w:tbl>
     <w:p>
-      <w:r>
-        <w:t>Use the worked example in Sections 3 and 6. Collect a prediction before revealing its result; ask the learner to point to each intermediate fact.</w:t>
+      <w:pPr>
+        <w:spacing w:line="336" w:lineRule="auto" w:after="180"/>
+      </w:pPr>
+      <w:r>
+        <w:rPr>
+          <w:b w:val="0"/>
+        </w:rPr>
+        <w:t xml:space="preserve">Use the worked example in Sections 3 and 6. Collect a </w:t>
+      </w:r>
+      <w:r>
+        <w:rPr>
+          <w:b/>
+        </w:rPr>
+        <w:t>prediction</w:t>
+      </w:r>
+      <w:r>
+        <w:rPr>
+          <w:b w:val="0"/>
+        </w:rPr>
+        <w:t xml:space="preserve"> before revealing its result; ask the learner to point to each intermediate fact.</w:t>
       </w:r>
     </w:p>
     <w:p>
-      <w:r>
-        <w:t>Provide a record frame with question, fixed settings, data roles, raw results, selection, limitations and next action. Allow a calculator and compare predictions before squared errors. Extension: rename a data file without changing its bytes, then edit a value; explain why only the content change alters its content hash. Use copies of fictional classroom data.</w:t>
+      <w:pPr>
+        <w:spacing w:line="336" w:lineRule="auto" w:after="180"/>
+      </w:pPr>
+      <w:r>
+        <w:rPr>
+          <w:b w:val="0"/>
+        </w:rPr>
+        <w:t xml:space="preserve">Provide a record frame with question, fixed settings, data roles, raw results, selection, limitations and next action. Allow a calculator and compare </w:t>
+      </w:r>
+      <w:r>
+        <w:rPr>
+          <w:b/>
+        </w:rPr>
+        <w:t>prediction</w:t>
+      </w:r>
+      <w:r>
+        <w:rPr>
+          <w:b w:val="0"/>
+        </w:rPr>
+        <w:t>s before squared errors.</w:t>
       </w:r>
     </w:p>
     <w:p>
       <w:pPr>
-        <w:pStyle w:val="Heading3"/>
-      </w:pPr>
-      <w:r>
-        <w:t>Reduce help deliberately</w:t>
+        <w:spacing w:line="336" w:lineRule="auto" w:after="180"/>
+      </w:pPr>
+      <w:r>
+        <w:rPr>
+          <w:b w:val="0"/>
+        </w:rPr>
+        <w:t>Extension: rename a data file without changing its bytes, then edit a value; explain why only the content change alters its content hash. Use copies of fictional classroom data.</w:t>
       </w:r>
     </w:p>
     <w:p>
-      <w:r>
-        <w:t>Completion task: Calculate both weight updates and give each training and validation MSE. Name the selected checkpoint and baseline validation MSE. How many independent validation examples support the comparison?</w:t>
+      <w:pPr>
+        <w:pStyle w:val="Heading3"/>
+      </w:pPr>
+      <w:r>
+        <w:t>Reduce help deliberately</w:t>
       </w:r>
     </w:p>
     <w:p>
-      <w:r>
-        <w:t>Teacher check: Teacher explanation: Weights are 1.5 then 1.75. Training MSE values are 0.625 and 0.15625; validation MSE values are 2.25 and 0.5625. Update 2 is selected; baseline validation MSE is 9. There is one validation example, not two examples created by evaluating two checkpoints.</w:t>
+      <w:pPr>
+        <w:pStyle w:val="Heading3"/>
+      </w:pPr>
+      <w:r>
+        <w:t>Completion practice</w:t>
       </w:r>
     </w:p>
     <w:p>
-      <w:r>
-        <w:t>Start by identifying the given inputs together. Leave the intermediate steps blank. If needed, model one step, then withdraw that help on the next step. Move to a full trace only when the partial trace is understood. For partners, alternate explainer and checker; collect a response from every learner before discussion.</w:t>
+      <w:pPr>
+        <w:spacing w:line="336" w:lineRule="auto" w:after="180"/>
+        <w:shd w:fill="F5F1FB"/>
+      </w:pPr>
+      <w:r>
+        <w:rPr>
+          <w:b w:val="0"/>
+        </w:rPr>
+        <w:t xml:space="preserve">Completion task: Calculate both weight updates and give each </w:t>
+      </w:r>
+      <w:r>
+        <w:rPr>
+          <w:b/>
+        </w:rPr>
+        <w:t>training</w:t>
+      </w:r>
+      <w:r>
+        <w:rPr>
+          <w:b w:val="0"/>
+        </w:rPr>
+        <w:t xml:space="preserve"> and validation MSE. Name the selected </w:t>
+      </w:r>
+      <w:r>
+        <w:rPr>
+          <w:b/>
+        </w:rPr>
+        <w:t>checkpoint</w:t>
+      </w:r>
+      <w:r>
+        <w:rPr>
+          <w:b w:val="0"/>
+        </w:rPr>
+        <w:t xml:space="preserve"> and baseline validation MSE. How many independent validation examples support the comparison?</w:t>
       </w:r>
     </w:p>
     <w:p>
@@ -1449,86 +2450,421 @@
         <w:pStyle w:val="Heading3"/>
       </w:pPr>
       <w:r>
-        <w:t>Individual reasoning check</w:t>
+        <w:t>Reasoning to listen for</w:t>
       </w:r>
     </w:p>
     <w:p>
-      <w:r>
-        <w:t>Use the worked case for Documenting a network experiment. Proposed explanation: “A smaller MSE is an accuracy percentage”. Decide whether this explanation is supported. Point to the step or supplied fact that decides; explain your repair if needed.</w:t>
+      <w:pPr>
+        <w:spacing w:line="336" w:lineRule="auto" w:after="180"/>
+        <w:shd w:fill="F1F6FC"/>
+      </w:pPr>
+      <w:r>
+        <w:rPr>
+          <w:b w:val="0"/>
+        </w:rPr>
+        <w:t xml:space="preserve">Teacher check: Teacher explanation: Weights are 1.5 then 1.75. </w:t>
+      </w:r>
+      <w:r>
+        <w:rPr>
+          <w:b/>
+        </w:rPr>
+        <w:t>Training</w:t>
+      </w:r>
+      <w:r>
+        <w:rPr>
+          <w:b w:val="0"/>
+        </w:rPr>
+        <w:t xml:space="preserve"> MSE values are 0.625 and 0.15625; validation MSE values are 2.25 and 0.5625. Update 2 is selected; baseline validation MSE is 9.</w:t>
       </w:r>
     </w:p>
     <w:p>
-      <w:r>
-        <w:t>Expected correction: MSE is an average squared error in squared target units; it is not classification accuracy or a percentage.</w:t>
+      <w:pPr>
+        <w:spacing w:line="336" w:lineRule="auto" w:after="180"/>
+        <w:shd w:fill="F1F6FC"/>
+      </w:pPr>
+      <w:r>
+        <w:rPr>
+          <w:b w:val="0"/>
+        </w:rPr>
+        <w:t xml:space="preserve">There is one validation example, not two examples created by evaluating two </w:t>
+      </w:r>
+      <w:r>
+        <w:rPr>
+          <w:b/>
+        </w:rPr>
+        <w:t>checkpoint</w:t>
+      </w:r>
+      <w:r>
+        <w:rPr>
+          <w:b w:val="0"/>
+        </w:rPr>
+        <w:t>s.</w:t>
       </w:r>
     </w:p>
     <w:p>
-      <w:r>
-        <w:t>Collect explanations, not only yes/no votes. If a misunderstanding is common, re-model the relevant step for the class. If it affects a few learners, give a short targeted group explanation while others solve a more demanding variation.</w:t>
+      <w:pPr>
+        <w:spacing w:line="336" w:lineRule="auto" w:after="180"/>
+      </w:pPr>
+      <w:r>
+        <w:rPr>
+          <w:b w:val="0"/>
+        </w:rPr>
+        <w:t xml:space="preserve">Start by identifying the given </w:t>
+      </w:r>
+      <w:r>
+        <w:rPr>
+          <w:b/>
+        </w:rPr>
+        <w:t>input</w:t>
+      </w:r>
+      <w:r>
+        <w:rPr>
+          <w:b w:val="0"/>
+        </w:rPr>
+        <w:t>s together. Leave the intermediate steps blank. If needed, model one step, then withdraw that help on the next step. Move to a full trace only when the partial trace is understood.</w:t>
       </w:r>
     </w:p>
     <w:p>
       <w:pPr>
-        <w:pStyle w:val="Heading3"/>
-      </w:pPr>
-      <w:r>
-        <w:t>Pictorial practice question</w:t>
+        <w:spacing w:line="336" w:lineRule="auto" w:after="180"/>
+      </w:pPr>
+      <w:r>
+        <w:rPr>
+          <w:b w:val="0"/>
+        </w:rPr>
+        <w:t>For partners, alternate explainer and checker; collect a response from every learner before discussion.</w:t>
       </w:r>
     </w:p>
     <w:p>
-      <w:r>
-        <w:t>What additional evidence is needed for a final performance claim? Point to the relevant step in the picture, then write the changed result and the rule or evidence that supports it.</w:t>
+      <w:pPr>
+        <w:pStyle w:val="Heading3"/>
+      </w:pPr>
+      <w:r>
+        <w:t>Individual reasoning check</w:t>
       </w:r>
     </w:p>
     <w:p>
       <w:pPr>
-        <w:pStyle w:val="Heading3"/>
-      </w:pPr>
-      <w:r>
-        <w:t>Reasoned teacher answer</w:t>
+        <w:spacing w:line="336" w:lineRule="auto" w:after="180"/>
+      </w:pPr>
+      <w:r>
+        <w:rPr>
+          <w:b w:val="0"/>
+        </w:rPr>
+        <w:t>Use the worked case for Documenting a network experiment. Proposed explanation: “A smaller MSE is an accuracy percentage”. Decide whether this explanation is supported.</w:t>
       </w:r>
     </w:p>
     <w:p>
-      <w:r>
-        <w:t>Freeze the selected checkpoint, then evaluate an independently reserved final set; retain run settings, baseline and selection history. Changed-case check: Correct its role to validation; it was used for selection. Changing the label on a dataset does not make its evidence untouched.</w:t>
+      <w:pPr>
+        <w:spacing w:line="336" w:lineRule="auto" w:after="180"/>
+      </w:pPr>
+      <w:r>
+        <w:rPr>
+          <w:b w:val="0"/>
+        </w:rPr>
+        <w:t>Point to the step or supplied fact that decides; explain your repair if needed.</w:t>
       </w:r>
     </w:p>
     <w:p>
-      <w:r>
-        <w:t>Changed-case reasoning: Correct its role to validation; it was used for selection. Changing the label on a dataset does not make its evidence untouched.</w:t>
+      <w:pPr>
+        <w:pStyle w:val="Heading3"/>
+      </w:pPr>
+      <w:r>
+        <w:t>Expected repair</w:t>
       </w:r>
     </w:p>
     <w:p>
-      <w:r>
-        <w:t>Collect each learner’s explanation before discussion. Use the first missing connection between input, deciding step and result to choose support. This question is worked-case practice, not fresh mastery evidence.</w:t>
+      <w:pPr>
+        <w:spacing w:line="336" w:lineRule="auto" w:after="180"/>
+        <w:shd w:fill="F1F6FC"/>
+      </w:pPr>
+      <w:r>
+        <w:rPr>
+          <w:b w:val="0"/>
+        </w:rPr>
+        <w:t>Expected correction: MSE is an average squared error in squared target units; it is not classification accuracy or a percentage.</w:t>
       </w:r>
     </w:p>
     <w:p>
       <w:pPr>
-        <w:pStyle w:val="Heading1"/>
-      </w:pPr>
-      <w:r>
-        <w:t>04. Run the investigation and diagnose misconceptions</w:t>
+        <w:spacing w:line="336" w:lineRule="auto" w:after="180"/>
+      </w:pPr>
+      <w:r>
+        <w:rPr>
+          <w:b w:val="0"/>
+        </w:rPr>
+        <w:t>Collect explanations, not only yes/no votes. If a misunderstanding is common, re-model the relevant step for the class.</w:t>
       </w:r>
     </w:p>
     <w:p>
-      <w:r>
-        <w:t>A smaller MSE is an accuracy percentage: MSE is an average squared error in squared target units; it is not classification accuracy or a percentage.</w:t>
+      <w:pPr>
+        <w:spacing w:line="336" w:lineRule="auto" w:after="180"/>
+      </w:pPr>
+      <w:r>
+        <w:rPr>
+          <w:b w:val="0"/>
+        </w:rPr>
+        <w:t>If it affects a few learners, give a short targeted group explanation while others solve a more demanding variation.</w:t>
       </w:r>
     </w:p>
     <w:p>
-      <w:r>
-        <w:t>A replay adds new evaluation evidence: Reusing the same rows checks procedure consistency, not performance on new independent cases.</w:t>
+      <w:pPr>
+        <w:pStyle w:val="Heading3"/>
+      </w:pPr>
+      <w:r>
+        <w:t>Pictorial practice question</w:t>
       </w:r>
     </w:p>
     <w:p>
-      <w:r>
-        <w:t>A seed or hash proves the experiment is sound: Seeds and hashes help track execution or integrity; they cannot repair bad labels, leakage or an unsupported claim.</w:t>
+      <w:pPr>
+        <w:spacing w:line="336" w:lineRule="auto" w:after="180"/>
+      </w:pPr>
+      <w:r>
+        <w:rPr>
+          <w:b w:val="0"/>
+        </w:rPr>
+        <w:t xml:space="preserve">What additional </w:t>
+      </w:r>
+      <w:r>
+        <w:rPr>
+          <w:b/>
+        </w:rPr>
+        <w:t>evidence</w:t>
+      </w:r>
+      <w:r>
+        <w:rPr>
+          <w:b w:val="0"/>
+        </w:rPr>
+        <w:t xml:space="preserve"> is needed for a final performance claim? Point to the relevant step in the picture, then write the changed result and the rule or </w:t>
+      </w:r>
+      <w:r>
+        <w:rPr>
+          <w:b/>
+        </w:rPr>
+        <w:t>evidence</w:t>
+      </w:r>
+      <w:r>
+        <w:rPr>
+          <w:b w:val="0"/>
+        </w:rPr>
+        <w:t xml:space="preserve"> that supports it.</w:t>
       </w:r>
     </w:p>
     <w:p>
-      <w:r>
-        <w:t>Use Section 9 for the evidence ledger. Add a boundary or missing-input case and record the expected response before checking. More successful repeats of one case do not establish wider coverage.</w:t>
+      <w:pPr>
+        <w:pStyle w:val="Heading3"/>
+      </w:pPr>
+      <w:r>
+        <w:t>Reasoned teacher answer</w:t>
+      </w:r>
+    </w:p>
+    <w:p>
+      <w:pPr>
+        <w:spacing w:line="336" w:lineRule="auto" w:after="180"/>
+      </w:pPr>
+      <w:r>
+        <w:rPr>
+          <w:b w:val="0"/>
+        </w:rPr>
+        <w:t xml:space="preserve">Freeze the selected </w:t>
+      </w:r>
+      <w:r>
+        <w:rPr>
+          <w:b/>
+        </w:rPr>
+        <w:t>checkpoint</w:t>
+      </w:r>
+      <w:r>
+        <w:rPr>
+          <w:b w:val="0"/>
+        </w:rPr>
+        <w:t>, then evaluate an independently reserved final set; retain run settings, baseline and selection history. Changed-case check: Correct its role to validation; it was used for selection.</w:t>
+      </w:r>
+    </w:p>
+    <w:p>
+      <w:pPr>
+        <w:spacing w:line="336" w:lineRule="auto" w:after="180"/>
+      </w:pPr>
+      <w:r>
+        <w:rPr>
+          <w:b w:val="0"/>
+        </w:rPr>
+        <w:t xml:space="preserve">Changing the label on a dataset does not make its </w:t>
+      </w:r>
+      <w:r>
+        <w:rPr>
+          <w:b/>
+        </w:rPr>
+        <w:t>evidence</w:t>
+      </w:r>
+      <w:r>
+        <w:rPr>
+          <w:b w:val="0"/>
+        </w:rPr>
+        <w:t xml:space="preserve"> untouched.</w:t>
+      </w:r>
+    </w:p>
+    <w:p>
+      <w:pPr>
+        <w:spacing w:line="336" w:lineRule="auto" w:after="180"/>
+      </w:pPr>
+      <w:r>
+        <w:rPr>
+          <w:b w:val="0"/>
+        </w:rPr>
+        <w:t xml:space="preserve">Changed-case reasoning: Correct its role to validation; it was used for selection. Changing the label on a dataset does not make its </w:t>
+      </w:r>
+      <w:r>
+        <w:rPr>
+          <w:b/>
+        </w:rPr>
+        <w:t>evidence</w:t>
+      </w:r>
+      <w:r>
+        <w:rPr>
+          <w:b w:val="0"/>
+        </w:rPr>
+        <w:t xml:space="preserve"> untouched.</w:t>
+      </w:r>
+    </w:p>
+    <w:p>
+      <w:pPr>
+        <w:spacing w:line="336" w:lineRule="auto" w:after="180"/>
+      </w:pPr>
+      <w:r>
+        <w:rPr>
+          <w:b w:val="0"/>
+        </w:rPr>
+        <w:t xml:space="preserve">Collect each learner’s explanation before discussion. Use the first missing connection between </w:t>
+      </w:r>
+      <w:r>
+        <w:rPr>
+          <w:b/>
+        </w:rPr>
+        <w:t>input</w:t>
+      </w:r>
+      <w:r>
+        <w:rPr>
+          <w:b w:val="0"/>
+        </w:rPr>
+        <w:t xml:space="preserve">, deciding step and result to choose support. This question is worked-case practice, not fresh mastery </w:t>
+      </w:r>
+      <w:r>
+        <w:rPr>
+          <w:b/>
+        </w:rPr>
+        <w:t>evidence</w:t>
+      </w:r>
+      <w:r>
+        <w:rPr>
+          <w:b w:val="0"/>
+        </w:rPr>
+        <w:t>.</w:t>
+      </w:r>
+    </w:p>
+    <w:p>
+      <w:pPr>
+        <w:pStyle w:val="Heading1"/>
+      </w:pPr>
+      <w:r>
+        <w:t>04. Run the investigation and diagnose misconceptions</w:t>
+      </w:r>
+    </w:p>
+    <w:p>
+      <w:r>
+        <w:t>Run the Documenting a network experiment investigation and use the first unsupported step to choose a teaching response.</w:t>
+      </w:r>
+    </w:p>
+    <w:p>
+      <w:pPr>
+        <w:spacing w:line="336" w:lineRule="auto" w:after="180"/>
+      </w:pPr>
+      <w:r>
+        <w:rPr>
+          <w:b w:val="0"/>
+        </w:rPr>
+        <w:t>A smaller MSE is an accuracy percentage: MSE is an average squared error in squared target units; it is not classification accuracy or a percentage.</w:t>
+      </w:r>
+    </w:p>
+    <w:p>
+      <w:pPr>
+        <w:spacing w:line="336" w:lineRule="auto" w:after="180"/>
+      </w:pPr>
+      <w:r>
+        <w:rPr>
+          <w:b w:val="0"/>
+        </w:rPr>
+        <w:t xml:space="preserve">A </w:t>
+      </w:r>
+      <w:r>
+        <w:rPr>
+          <w:b/>
+        </w:rPr>
+        <w:t>replay</w:t>
+      </w:r>
+      <w:r>
+        <w:rPr>
+          <w:b w:val="0"/>
+        </w:rPr>
+        <w:t xml:space="preserve"> adds new evaluation </w:t>
+      </w:r>
+      <w:r>
+        <w:rPr>
+          <w:b/>
+        </w:rPr>
+        <w:t>evidence</w:t>
+      </w:r>
+      <w:r>
+        <w:rPr>
+          <w:b w:val="0"/>
+        </w:rPr>
+        <w:t>: Reusing the same rows checks procedure consistency, not performance on new independent cases.</w:t>
+      </w:r>
+    </w:p>
+    <w:p>
+      <w:pPr>
+        <w:spacing w:line="336" w:lineRule="auto" w:after="180"/>
+      </w:pPr>
+      <w:r>
+        <w:rPr>
+          <w:b w:val="0"/>
+        </w:rPr>
+        <w:t>A seed or hash proves the experiment is sound: Seeds and hashes help track execution or integrity; they cannot repair bad labels, leakage or an unsupported claim.</w:t>
+      </w:r>
+    </w:p>
+    <w:p>
+      <w:pPr>
+        <w:spacing w:line="336" w:lineRule="auto" w:after="180"/>
+      </w:pPr>
+      <w:r>
+        <w:rPr>
+          <w:b w:val="0"/>
+        </w:rPr>
+        <w:t xml:space="preserve">Use Section 9 for the </w:t>
+      </w:r>
+      <w:r>
+        <w:rPr>
+          <w:b/>
+        </w:rPr>
+        <w:t>evidence</w:t>
+      </w:r>
+      <w:r>
+        <w:rPr>
+          <w:b w:val="0"/>
+        </w:rPr>
+        <w:t xml:space="preserve"> ledger. Add a boundary or missing-</w:t>
+      </w:r>
+      <w:r>
+        <w:rPr>
+          <w:b/>
+        </w:rPr>
+        <w:t>input</w:t>
+      </w:r>
+      <w:r>
+        <w:rPr>
+          <w:b w:val="0"/>
+        </w:rPr>
+        <w:t xml:space="preserve"> case and record the expected response before checking. More successful repeats of one case do not establish wider coverage.</w:t>
       </w:r>
     </w:p>
     <w:p>
@@ -1686,29 +3022,38 @@
       </w:tr>
     </w:tbl>
     <w:p>
-      <w:r>
-        <w:t>Offer an oral explanation, drawing, enlarged visual or fewer examples when that removes a reading/writing barrier. Keep the same reasoning goal. Stretch secure learners by changing a boundary or assumption and asking them to defend the effect, not simply by assigning more of the same questions.</w:t>
+      <w:pPr>
+        <w:spacing w:line="336" w:lineRule="auto" w:after="180"/>
+      </w:pPr>
+      <w:r>
+        <w:rPr>
+          <w:b w:val="0"/>
+        </w:rPr>
+        <w:t>Offer an oral explanation, drawing, enlarged visual or fewer examples when that removes a reading/writing barrier. Keep the same reasoning goal.</w:t>
       </w:r>
     </w:p>
     <w:p>
       <w:pPr>
-        <w:pStyle w:val="Heading1"/>
-      </w:pPr>
-      <w:r>
-        <w:t>05. Assess and explain the answers</w:t>
+        <w:spacing w:line="336" w:lineRule="auto" w:after="180"/>
+      </w:pPr>
+      <w:r>
+        <w:rPr>
+          <w:b w:val="0"/>
+        </w:rPr>
+        <w:t>Stretch secure learners by changing a boundary or assumption and asking them to defend the effect, not simply by assigning more of the same questions.</w:t>
       </w:r>
     </w:p>
     <w:p>
       <w:pPr>
-        <w:pStyle w:val="Heading3"/>
-      </w:pPr>
-      <w:r>
-        <w:t>Guided and exit questions</w:t>
+        <w:pStyle w:val="Heading1"/>
+      </w:pPr>
+      <w:r>
+        <w:t>05. Assess and explain the answers</w:t>
       </w:r>
     </w:p>
     <w:p>
       <w:r>
-        <w:t>Guided: 1.75*3 = 5.25, error 5.25 - 6 = -0.75, squared error 0.5625. V1 selected the checkpoint and is validation, not untouched final evaluation. Exit: replace final accuracy with validation MSE 0.5625 on one constructed case selected using that case. Energy is not measured. Supply data and splits, exact code, settings, baseline and both checkpoints, raw predictions, metric definition, selection rule and environment information.</w:t>
+        <w:t>Use the Documenting a network experiment questions, teacher keys and criteria after the relevant attempts. Previously discussed cases are practice; protect the separately selected independent task.</w:t>
       </w:r>
     </w:p>
     <w:p>
@@ -1716,71 +3061,204 @@
         <w:pStyle w:val="Heading3"/>
       </w:pPr>
       <w:r>
-        <w:t>W1 Write the replay settings</w:t>
+        <w:t>Guided and exit questions</w:t>
       </w:r>
     </w:p>
     <w:p>
-      <w:r>
-        <w:t>For NN32-A, record the prediction rule, initial weight, bias policy, learning rate, update count, loss, training/validation IDs, data order or shuffling policy, and checkpoint selection rule. Name one environment field still to record when you run it.</w:t>
+      <w:pPr>
+        <w:spacing w:line="336" w:lineRule="auto" w:after="180"/>
+      </w:pPr>
+      <w:r>
+        <w:rPr>
+          <w:b w:val="0"/>
+        </w:rPr>
+        <w:t xml:space="preserve">Guided: 1.75*3 = 5.25, error 5.25 - 6 = -0.75, squared error 0.5625. V1 selected the </w:t>
+      </w:r>
+      <w:r>
+        <w:rPr>
+          <w:b/>
+        </w:rPr>
+        <w:t>checkpoint</w:t>
+      </w:r>
+      <w:r>
+        <w:rPr>
+          <w:b w:val="0"/>
+        </w:rPr>
+        <w:t xml:space="preserve"> and is validation, not untouched final evaluation.</w:t>
       </w:r>
     </w:p>
     <w:p>
-      <w:r>
-        <w:t>Teacher explanation: Predict max(0, a*x); start a = 1 with no bias; rate 0.1; two full-batch updates; MSE is mean squared prediction error. T1 and T2 train, V1 validates; no shuffling or normalisation. Select lower validation MSE, ties to earlier update. Record the actual Python version, alongside the code and Python float arithmetic.</w:t>
+      <w:pPr>
+        <w:spacing w:line="336" w:lineRule="auto" w:after="180"/>
+      </w:pPr>
+      <w:r>
+        <w:rPr>
+          <w:b w:val="0"/>
+        </w:rPr>
+        <w:t>Exit: replace final accuracy with validation MSE 0.5625 on one constructed case selected using that case. Energy is not measured.</w:t>
       </w:r>
     </w:p>
     <w:p>
       <w:pPr>
-        <w:pStyle w:val="Heading3"/>
-      </w:pPr>
-      <w:r>
-        <w:t>W2 Trace the selected result</w:t>
+        <w:spacing w:line="336" w:lineRule="auto" w:after="180"/>
+      </w:pPr>
+      <w:r>
+        <w:rPr>
+          <w:b w:val="0"/>
+        </w:rPr>
+        <w:t xml:space="preserve">Supply data and splits, exact code, settings, baseline and both </w:t>
+      </w:r>
+      <w:r>
+        <w:rPr>
+          <w:b/>
+        </w:rPr>
+        <w:t>checkpoint</w:t>
+      </w:r>
+      <w:r>
+        <w:rPr>
+          <w:b w:val="0"/>
+        </w:rPr>
+        <w:t xml:space="preserve">s, raw </w:t>
+      </w:r>
+      <w:r>
+        <w:rPr>
+          <w:b/>
+        </w:rPr>
+        <w:t>prediction</w:t>
+      </w:r>
+      <w:r>
+        <w:rPr>
+          <w:b w:val="0"/>
+        </w:rPr>
+        <w:t>s, metric definition, selection rule and environment information.</w:t>
       </w:r>
     </w:p>
     <w:p>
-      <w:r>
-        <w:t>Calculate both weight updates and give each training and validation MSE. Name the selected checkpoint and baseline validation MSE. How many independent validation examples support the comparison?</w:t>
+      <w:pPr>
+        <w:pStyle w:val="Heading3"/>
+      </w:pPr>
+      <w:r>
+        <w:t>W1 Write the replay settings</w:t>
       </w:r>
     </w:p>
     <w:p>
-      <w:r>
-        <w:t>Teacher explanation: Weights are 1.5 then 1.75. Training MSE values are 0.625 and 0.15625; validation MSE values are 2.25 and 0.5625. Update 2 is selected; baseline validation MSE is 9. There is one validation example, not two examples created by evaluating two checkpoints.</w:t>
+      <w:pPr>
+        <w:pStyle w:val="Heading3"/>
+      </w:pPr>
+      <w:r>
+        <w:t>Workbook question · W1</w:t>
       </w:r>
     </w:p>
     <w:p>
       <w:pPr>
-        <w:pStyle w:val="Heading3"/>
-      </w:pPr>
-      <w:r>
-        <w:t>W3 Audit the artifact record</w:t>
+        <w:spacing w:line="336" w:lineRule="auto" w:after="180"/>
+        <w:shd w:fill="F5F1FB"/>
+      </w:pPr>
+      <w:r>
+        <w:rPr>
+          <w:b w:val="0"/>
+        </w:rPr>
+        <w:t xml:space="preserve">For NN32-A, record the </w:t>
+      </w:r>
+      <w:r>
+        <w:rPr>
+          <w:b/>
+        </w:rPr>
+        <w:t>prediction</w:t>
+      </w:r>
+      <w:r>
+        <w:rPr>
+          <w:b w:val="0"/>
+        </w:rPr>
+        <w:t xml:space="preserve"> rule, initial weight, bias policy, learning rate, update count, loss, </w:t>
+      </w:r>
+      <w:r>
+        <w:rPr>
+          <w:b/>
+        </w:rPr>
+        <w:t>training</w:t>
+      </w:r>
+      <w:r>
+        <w:rPr>
+          <w:b w:val="0"/>
+        </w:rPr>
+        <w:t xml:space="preserve">/validation IDs, data order or shuffling policy, and </w:t>
+      </w:r>
+      <w:r>
+        <w:rPr>
+          <w:b/>
+        </w:rPr>
+        <w:t>checkpoint</w:t>
+      </w:r>
+      <w:r>
+        <w:rPr>
+          <w:b w:val="0"/>
+        </w:rPr>
+        <w:t xml:space="preserve"> selection rule.</w:t>
       </w:r>
     </w:p>
     <w:p>
-      <w:r>
-        <w:t>A folder contains only best-model.json and a screenshot of 0.5625. Identify four missing artifacts or records and explain what a content hash can and cannot verify.</w:t>
+      <w:pPr>
+        <w:spacing w:line="336" w:lineRule="auto" w:after="180"/>
+        <w:shd w:fill="F5F1FB"/>
+      </w:pPr>
+      <w:r>
+        <w:rPr>
+          <w:b w:val="0"/>
+        </w:rPr>
+        <w:t>Name one environment field still to record when you run it.</w:t>
       </w:r>
     </w:p>
     <w:p>
-      <w:r>
-        <w:t>Teacher explanation: Missing items include exact data with IDs and splits, code/configuration, earlier checkpoints, raw predictions and metric definitions, selection rule, and environment details. A hash can detect changes relative to recorded content; it cannot establish correct labels, sound splits or a valid conclusion.</w:t>
+      <w:pPr>
+        <w:pStyle w:val="Heading3"/>
+      </w:pPr>
+      <w:r>
+        <w:t>Teacher reasoning · W1</w:t>
       </w:r>
     </w:p>
     <w:p>
       <w:pPr>
-        <w:pStyle w:val="Heading3"/>
-      </w:pPr>
-      <w:r>
-        <w:t>W4 Audit a new record independently</w:t>
+        <w:spacing w:line="336" w:lineRule="auto" w:after="180"/>
+        <w:shd w:fill="F1F6FC"/>
+      </w:pPr>
+      <w:r>
+        <w:rPr>
+          <w:b w:val="0"/>
+        </w:rPr>
+        <w:t xml:space="preserve">Teacher explanation: Predict max(0, a*x); start a = 1 with no bias; rate 0.1; two full-batch updates; MSE is mean squared </w:t>
+      </w:r>
+      <w:r>
+        <w:rPr>
+          <w:b/>
+        </w:rPr>
+        <w:t>prediction</w:t>
+      </w:r>
+      <w:r>
+        <w:rPr>
+          <w:b w:val="0"/>
+        </w:rPr>
+        <w:t xml:space="preserve"> error. T1 and T2 train, V1 validates; no shuffling or normalisation.</w:t>
       </w:r>
     </w:p>
     <w:p>
-      <w:r>
-        <w:t>A separate run R17 records baseline a = 1 and checkpoints a = 1.5 and a = 1.75. It uses prediction max(0, a*x) and one validation case V9 with x = 4, y = 8. Compute baseline and checkpoint predictions and squared errors, choose by lowest validation MSE, and write a bounded conclusion. Final evaluation and runtime have not been measured.</w:t>
+      <w:pPr>
+        <w:spacing w:line="336" w:lineRule="auto" w:after="180"/>
+        <w:shd w:fill="F1F6FC"/>
+      </w:pPr>
+      <w:r>
+        <w:rPr>
+          <w:b w:val="0"/>
+        </w:rPr>
+        <w:t>Select lower validation MSE, ties to earlier update. Record the actual Python version, alongside the code and Python float arithmetic.</w:t>
       </w:r>
     </w:p>
     <w:p>
-      <w:r>
-        <w:t>Teacher explanation: Predictions are 4, 6 and 7; squared errors are 16, 4 and 1. Choose a = 1.75. In R17, that checkpoint lowers MSE on V9 from 16 to 1 relative to the baseline, but V9 also selects it. This is one-case validation evidence; final performance and runtime are not measured.</w:t>
+      <w:pPr>
+        <w:pStyle w:val="Heading3"/>
+      </w:pPr>
+      <w:r>
+        <w:t>W2 Trace the selected result</w:t>
       </w:r>
     </w:p>
     <w:p>
@@ -1788,30 +3266,99 @@
         <w:pStyle w:val="Heading3"/>
       </w:pPr>
       <w:r>
-        <w:t>W5 Investigate a replay mismatch</w:t>
+        <w:t>Workbook question · W2</w:t>
       </w:r>
     </w:p>
     <w:p>
-      <w:r>
-        <w:t>A partner gets different results after changing preprocessing and replacing the validation file. They keep the old run ID and overwrite the old score. Explain what should be preserved and how the revised work should be recorded.</w:t>
+      <w:pPr>
+        <w:spacing w:line="336" w:lineRule="auto" w:after="180"/>
+        <w:shd w:fill="F5F1FB"/>
+      </w:pPr>
+      <w:r>
+        <w:rPr>
+          <w:b w:val="0"/>
+        </w:rPr>
+        <w:t xml:space="preserve">Calculate both weight updates and give each </w:t>
+      </w:r>
+      <w:r>
+        <w:rPr>
+          <w:b/>
+        </w:rPr>
+        <w:t>training</w:t>
+      </w:r>
+      <w:r>
+        <w:rPr>
+          <w:b w:val="0"/>
+        </w:rPr>
+        <w:t xml:space="preserve"> and validation MSE. Name the selected </w:t>
+      </w:r>
+      <w:r>
+        <w:rPr>
+          <w:b/>
+        </w:rPr>
+        <w:t>checkpoint</w:t>
+      </w:r>
+      <w:r>
+        <w:rPr>
+          <w:b w:val="0"/>
+        </w:rPr>
+        <w:t xml:space="preserve"> and baseline validation MSE. How many independent validation examples support the comparison?</w:t>
       </w:r>
     </w:p>
     <w:p>
-      <w:r>
-        <w:t>Teacher explanation: Preserve the original data, preprocessing, settings, outputs and run ID. Compare exact artifact versions to identify the mismatch. Record changed preprocessing and data under a new run or explicit version, including reasons and results. A changed validation set is a different comparison; do not overwrite it as though it were the same run.</w:t>
+      <w:pPr>
+        <w:pStyle w:val="Heading3"/>
+      </w:pPr>
+      <w:r>
+        <w:t>Teacher reasoning · W2</w:t>
       </w:r>
     </w:p>
     <w:p>
       <w:pPr>
-        <w:pStyle w:val="Heading3"/>
-      </w:pPr>
-      <w:r>
-        <w:t>Independent assessment and fresh retry</w:t>
+        <w:spacing w:line="336" w:lineRule="auto" w:after="180"/>
+        <w:shd w:fill="F1F6FC"/>
+      </w:pPr>
+      <w:r>
+        <w:rPr>
+          <w:b w:val="0"/>
+        </w:rPr>
+        <w:t xml:space="preserve">Teacher explanation: Weights are 1.5 then 1.75. </w:t>
+      </w:r>
+      <w:r>
+        <w:rPr>
+          <w:b/>
+        </w:rPr>
+        <w:t>Training</w:t>
+      </w:r>
+      <w:r>
+        <w:rPr>
+          <w:b w:val="0"/>
+        </w:rPr>
+        <w:t xml:space="preserve"> MSE values are 0.625 and 0.15625; validation MSE values are 2.25 and 0.5625. Update 2 is selected; baseline validation MSE is 9.</w:t>
       </w:r>
     </w:p>
     <w:p>
-      <w:r>
-        <w:t>W4 requires predictions 4, 6, 7 and squared errors 16, 4, 1; choose a = 1.75 and label the result one-case validation with final evaluation and runtime not measured. Fresh retry: R18 has the same baseline and checkpoints but validation x = 5, y = 10. Predictions are 5, 7.5, 8.75; squared errors are 25, 6.25, 1.5625. Choose a = 1.75. Require a validation-only conclusion and a record of which validation data version was used.</w:t>
+      <w:pPr>
+        <w:spacing w:line="336" w:lineRule="auto" w:after="180"/>
+        <w:shd w:fill="F1F6FC"/>
+      </w:pPr>
+      <w:r>
+        <w:rPr>
+          <w:b w:val="0"/>
+        </w:rPr>
+        <w:t xml:space="preserve">There is one validation example, not two examples created by evaluating two </w:t>
+      </w:r>
+      <w:r>
+        <w:rPr>
+          <w:b/>
+        </w:rPr>
+        <w:t>checkpoint</w:t>
+      </w:r>
+      <w:r>
+        <w:rPr>
+          <w:b w:val="0"/>
+        </w:rPr>
+        <w:t>s.</w:t>
       </w:r>
     </w:p>
     <w:p>
@@ -1819,25 +3366,611 @@
         <w:pStyle w:val="Heading3"/>
       </w:pPr>
       <w:r>
-        <w:t>Assess independent transfer</w:t>
+        <w:t>W3 Audit the artifact record</w:t>
       </w:r>
     </w:p>
     <w:p>
-      <w:r>
-        <w:t>Selected case: A separate run R17 records baseline a = 1 and checkpoints a = 1.5 and a = 1.75. It uses prediction max(0, a*x) and one validation case V9 with x = 4, y = 8. Compute baseline and checkpoint predictions and squared errors, choose by lowest validation MSE, and write a bounded conclusion. Final evaluation and runtime have not been measured.</w:t>
+      <w:pPr>
+        <w:pStyle w:val="Heading3"/>
+      </w:pPr>
+      <w:r>
+        <w:t>Workbook question · W3</w:t>
       </w:r>
     </w:p>
     <w:p>
       <w:pPr>
-        <w:pStyle w:val="Heading3"/>
-      </w:pPr>
-      <w:r>
-        <w:t>Selected case answer</w:t>
+        <w:spacing w:line="336" w:lineRule="auto" w:after="180"/>
+        <w:shd w:fill="F5F1FB"/>
+      </w:pPr>
+      <w:r>
+        <w:rPr>
+          <w:b w:val="0"/>
+        </w:rPr>
+        <w:t>A folder contains only best-model.json and a screenshot of 0.5625. Identify four missing artifacts or records and explain what a content hash can and cannot verify.</w:t>
       </w:r>
     </w:p>
     <w:p>
-      <w:r>
-        <w:t>Teacher explanation: Predictions are 4, 6 and 7; squared errors are 16, 4 and 1. Choose a = 1.75. In R17, that checkpoint lowers MSE on V9 from 16 to 1 relative to the baseline, but V9 also selects it. This is one-case validation evidence; final performance and runtime are not measured.</w:t>
+      <w:pPr>
+        <w:pStyle w:val="Heading3"/>
+      </w:pPr>
+      <w:r>
+        <w:t>Teacher reasoning · W3</w:t>
+      </w:r>
+    </w:p>
+    <w:p>
+      <w:pPr>
+        <w:spacing w:line="336" w:lineRule="auto" w:after="180"/>
+        <w:shd w:fill="F1F6FC"/>
+      </w:pPr>
+      <w:r>
+        <w:rPr>
+          <w:b w:val="0"/>
+        </w:rPr>
+        <w:t xml:space="preserve">Teacher explanation: Missing items include exact data with IDs and splits, code/configuration, earlier </w:t>
+      </w:r>
+      <w:r>
+        <w:rPr>
+          <w:b/>
+        </w:rPr>
+        <w:t>checkpoint</w:t>
+      </w:r>
+      <w:r>
+        <w:rPr>
+          <w:b w:val="0"/>
+        </w:rPr>
+        <w:t xml:space="preserve">s, raw </w:t>
+      </w:r>
+      <w:r>
+        <w:rPr>
+          <w:b/>
+        </w:rPr>
+        <w:t>prediction</w:t>
+      </w:r>
+      <w:r>
+        <w:rPr>
+          <w:b w:val="0"/>
+        </w:rPr>
+        <w:t>s and metric definitions, selection rule, and environment details.</w:t>
+      </w:r>
+    </w:p>
+    <w:p>
+      <w:pPr>
+        <w:spacing w:line="336" w:lineRule="auto" w:after="180"/>
+        <w:shd w:fill="F1F6FC"/>
+      </w:pPr>
+      <w:r>
+        <w:rPr>
+          <w:b w:val="0"/>
+        </w:rPr>
+        <w:t>A hash can detect changes relative to recorded content; it cannot establish correct labels, sound splits or a valid conclusion.</w:t>
+      </w:r>
+    </w:p>
+    <w:p>
+      <w:pPr>
+        <w:pStyle w:val="Heading3"/>
+      </w:pPr>
+      <w:r>
+        <w:t>W4 Audit a new record independently</w:t>
+      </w:r>
+    </w:p>
+    <w:p>
+      <w:pPr>
+        <w:pStyle w:val="Heading3"/>
+      </w:pPr>
+      <w:r>
+        <w:t>Workbook question · W4</w:t>
+      </w:r>
+    </w:p>
+    <w:p>
+      <w:pPr>
+        <w:spacing w:line="336" w:lineRule="auto" w:after="180"/>
+        <w:shd w:fill="F5F1FB"/>
+      </w:pPr>
+      <w:r>
+        <w:rPr>
+          <w:b w:val="0"/>
+        </w:rPr>
+        <w:t xml:space="preserve">A separate run R17 records baseline a = 1 and </w:t>
+      </w:r>
+      <w:r>
+        <w:rPr>
+          <w:b/>
+        </w:rPr>
+        <w:t>checkpoint</w:t>
+      </w:r>
+      <w:r>
+        <w:rPr>
+          <w:b w:val="0"/>
+        </w:rPr>
+        <w:t xml:space="preserve">s a = 1.5 and a = 1.75. It uses </w:t>
+      </w:r>
+      <w:r>
+        <w:rPr>
+          <w:b/>
+        </w:rPr>
+        <w:t>prediction</w:t>
+      </w:r>
+      <w:r>
+        <w:rPr>
+          <w:b w:val="0"/>
+        </w:rPr>
+        <w:t xml:space="preserve"> max(0, a*x) and one validation case V9 with x = 4, y = 8.</w:t>
+      </w:r>
+    </w:p>
+    <w:p>
+      <w:pPr>
+        <w:spacing w:line="336" w:lineRule="auto" w:after="180"/>
+        <w:shd w:fill="F5F1FB"/>
+      </w:pPr>
+      <w:r>
+        <w:rPr>
+          <w:b w:val="0"/>
+        </w:rPr>
+        <w:t xml:space="preserve">Compute baseline and </w:t>
+      </w:r>
+      <w:r>
+        <w:rPr>
+          <w:b/>
+        </w:rPr>
+        <w:t>checkpoint</w:t>
+      </w:r>
+      <w:r>
+        <w:rPr>
+          <w:b w:val="0"/>
+        </w:rPr>
+        <w:t xml:space="preserve"> </w:t>
+      </w:r>
+      <w:r>
+        <w:rPr>
+          <w:b/>
+        </w:rPr>
+        <w:t>prediction</w:t>
+      </w:r>
+      <w:r>
+        <w:rPr>
+          <w:b w:val="0"/>
+        </w:rPr>
+        <w:t>s and squared errors, choose by lowest validation MSE, and write a bounded conclusion. Final evaluation and runtime have not been measured.</w:t>
+      </w:r>
+    </w:p>
+    <w:p>
+      <w:pPr>
+        <w:pStyle w:val="Heading3"/>
+      </w:pPr>
+      <w:r>
+        <w:t>Teacher reasoning · W4</w:t>
+      </w:r>
+    </w:p>
+    <w:p>
+      <w:pPr>
+        <w:spacing w:line="336" w:lineRule="auto" w:after="180"/>
+        <w:shd w:fill="F1F6FC"/>
+      </w:pPr>
+      <w:r>
+        <w:rPr>
+          <w:b w:val="0"/>
+        </w:rPr>
+        <w:t xml:space="preserve">Teacher explanation: </w:t>
+      </w:r>
+      <w:r>
+        <w:rPr>
+          <w:b/>
+        </w:rPr>
+        <w:t>Prediction</w:t>
+      </w:r>
+      <w:r>
+        <w:rPr>
+          <w:b w:val="0"/>
+        </w:rPr>
+        <w:t xml:space="preserve">s are 4, 6 and 7; squared errors are 16, 4 and 1. Choose a = 1.75. In R17, that </w:t>
+      </w:r>
+      <w:r>
+        <w:rPr>
+          <w:b/>
+        </w:rPr>
+        <w:t>checkpoint</w:t>
+      </w:r>
+      <w:r>
+        <w:rPr>
+          <w:b w:val="0"/>
+        </w:rPr>
+        <w:t xml:space="preserve"> lowers MSE on V9 from 16 to 1 relative to the baseline, but V9 also selects it.</w:t>
+      </w:r>
+    </w:p>
+    <w:p>
+      <w:pPr>
+        <w:spacing w:line="336" w:lineRule="auto" w:after="180"/>
+        <w:shd w:fill="F1F6FC"/>
+      </w:pPr>
+      <w:r>
+        <w:rPr>
+          <w:b w:val="0"/>
+        </w:rPr>
+        <w:t xml:space="preserve">This is one-case validation </w:t>
+      </w:r>
+      <w:r>
+        <w:rPr>
+          <w:b/>
+        </w:rPr>
+        <w:t>evidence</w:t>
+      </w:r>
+      <w:r>
+        <w:rPr>
+          <w:b w:val="0"/>
+        </w:rPr>
+        <w:t>; final performance and runtime are not measured.</w:t>
+      </w:r>
+    </w:p>
+    <w:p>
+      <w:pPr>
+        <w:pStyle w:val="Heading3"/>
+      </w:pPr>
+      <w:r>
+        <w:t>W5 Investigate a replay mismatch</w:t>
+      </w:r>
+    </w:p>
+    <w:p>
+      <w:pPr>
+        <w:pStyle w:val="Heading3"/>
+      </w:pPr>
+      <w:r>
+        <w:t>Workbook question · W5</w:t>
+      </w:r>
+    </w:p>
+    <w:p>
+      <w:pPr>
+        <w:spacing w:line="336" w:lineRule="auto" w:after="180"/>
+        <w:shd w:fill="F5F1FB"/>
+      </w:pPr>
+      <w:r>
+        <w:rPr>
+          <w:b w:val="0"/>
+        </w:rPr>
+        <w:t>A partner gets different results after changing pre</w:t>
+      </w:r>
+      <w:r>
+        <w:rPr>
+          <w:b/>
+        </w:rPr>
+        <w:t>process</w:t>
+      </w:r>
+      <w:r>
+        <w:rPr>
+          <w:b w:val="0"/>
+        </w:rPr>
+        <w:t>ing and replacing the validation file. They keep the old run ID and overwrite the old score.</w:t>
+      </w:r>
+    </w:p>
+    <w:p>
+      <w:pPr>
+        <w:spacing w:line="336" w:lineRule="auto" w:after="180"/>
+        <w:shd w:fill="F5F1FB"/>
+      </w:pPr>
+      <w:r>
+        <w:rPr>
+          <w:b w:val="0"/>
+        </w:rPr>
+        <w:t>Explain what should be preserved and how the revised work should be recorded.</w:t>
+      </w:r>
+    </w:p>
+    <w:p>
+      <w:pPr>
+        <w:pStyle w:val="Heading3"/>
+      </w:pPr>
+      <w:r>
+        <w:t>Teacher reasoning · W5</w:t>
+      </w:r>
+    </w:p>
+    <w:p>
+      <w:pPr>
+        <w:spacing w:line="336" w:lineRule="auto" w:after="180"/>
+        <w:shd w:fill="F1F6FC"/>
+      </w:pPr>
+      <w:r>
+        <w:rPr>
+          <w:b w:val="0"/>
+        </w:rPr>
+        <w:t>Teacher explanation: Preserve the original data, pre</w:t>
+      </w:r>
+      <w:r>
+        <w:rPr>
+          <w:b/>
+        </w:rPr>
+        <w:t>process</w:t>
+      </w:r>
+      <w:r>
+        <w:rPr>
+          <w:b w:val="0"/>
+        </w:rPr>
+        <w:t xml:space="preserve">ing, settings, </w:t>
+      </w:r>
+      <w:r>
+        <w:rPr>
+          <w:b/>
+        </w:rPr>
+        <w:t>output</w:t>
+      </w:r>
+      <w:r>
+        <w:rPr>
+          <w:b w:val="0"/>
+        </w:rPr>
+        <w:t>s and run ID. Compare exact artifact versions to identify the mismatch.</w:t>
+      </w:r>
+    </w:p>
+    <w:p>
+      <w:pPr>
+        <w:spacing w:line="336" w:lineRule="auto" w:after="180"/>
+        <w:shd w:fill="F1F6FC"/>
+      </w:pPr>
+      <w:r>
+        <w:rPr>
+          <w:b w:val="0"/>
+        </w:rPr>
+        <w:t>Record changed pre</w:t>
+      </w:r>
+      <w:r>
+        <w:rPr>
+          <w:b/>
+        </w:rPr>
+        <w:t>process</w:t>
+      </w:r>
+      <w:r>
+        <w:rPr>
+          <w:b w:val="0"/>
+        </w:rPr>
+        <w:t>ing and data under a new run or explicit version, including reasons and results. A changed validation set is a different comparison; do not overwrite it as though it were the same run.</w:t>
+      </w:r>
+    </w:p>
+    <w:p>
+      <w:pPr>
+        <w:pStyle w:val="Heading3"/>
+      </w:pPr>
+      <w:r>
+        <w:t>Independent assessment and fresh retry</w:t>
+      </w:r>
+    </w:p>
+    <w:p>
+      <w:pPr>
+        <w:pStyle w:val="Heading3"/>
+      </w:pPr>
+      <w:r>
+        <w:t>Teacher key · Independent assessment and fresh retry</w:t>
+      </w:r>
+    </w:p>
+    <w:p>
+      <w:pPr>
+        <w:spacing w:line="336" w:lineRule="auto" w:after="180"/>
+        <w:shd w:fill="F1F6FC"/>
+      </w:pPr>
+      <w:r>
+        <w:rPr>
+          <w:b w:val="0"/>
+        </w:rPr>
+        <w:t xml:space="preserve">W4 requires </w:t>
+      </w:r>
+      <w:r>
+        <w:rPr>
+          <w:b/>
+        </w:rPr>
+        <w:t>prediction</w:t>
+      </w:r>
+      <w:r>
+        <w:rPr>
+          <w:b w:val="0"/>
+        </w:rPr>
+        <w:t>s 4, 6, 7 and squared errors 16, 4, 1; choose a = 1.75 and label the result one-case validation with final evaluation and runtime not measured.</w:t>
+      </w:r>
+    </w:p>
+    <w:p>
+      <w:pPr>
+        <w:spacing w:line="336" w:lineRule="auto" w:after="180"/>
+        <w:shd w:fill="F1F6FC"/>
+      </w:pPr>
+      <w:r>
+        <w:rPr>
+          <w:b w:val="0"/>
+        </w:rPr>
+        <w:t xml:space="preserve">Fresh retry: R18 has the same baseline and </w:t>
+      </w:r>
+      <w:r>
+        <w:rPr>
+          <w:b/>
+        </w:rPr>
+        <w:t>checkpoint</w:t>
+      </w:r>
+      <w:r>
+        <w:rPr>
+          <w:b w:val="0"/>
+        </w:rPr>
+        <w:t xml:space="preserve">s but validation x = 5, y = 10. </w:t>
+      </w:r>
+      <w:r>
+        <w:rPr>
+          <w:b/>
+        </w:rPr>
+        <w:t>Prediction</w:t>
+      </w:r>
+      <w:r>
+        <w:rPr>
+          <w:b w:val="0"/>
+        </w:rPr>
+        <w:t>s are 5, 7.5, 8.75; squared errors are 25, 6.25, 1.5625. Choose a = 1.75.</w:t>
+      </w:r>
+    </w:p>
+    <w:p>
+      <w:pPr>
+        <w:spacing w:line="336" w:lineRule="auto" w:after="180"/>
+        <w:shd w:fill="F1F6FC"/>
+      </w:pPr>
+      <w:r>
+        <w:rPr>
+          <w:b w:val="0"/>
+        </w:rPr>
+        <w:t>Require a validation-only conclusion and a record of which validation data version was used.</w:t>
+      </w:r>
+    </w:p>
+    <w:p>
+      <w:pPr>
+        <w:pStyle w:val="Heading3"/>
+      </w:pPr>
+      <w:r>
+        <w:t>Assess independent transfer</w:t>
+      </w:r>
+    </w:p>
+    <w:p>
+      <w:pPr>
+        <w:pStyle w:val="Heading3"/>
+      </w:pPr>
+      <w:r>
+        <w:t>Independent question · withhold the key</w:t>
+      </w:r>
+    </w:p>
+    <w:p>
+      <w:pPr>
+        <w:spacing w:line="336" w:lineRule="auto" w:after="180"/>
+        <w:shd w:fill="F5F1FB"/>
+      </w:pPr>
+      <w:r>
+        <w:rPr>
+          <w:b w:val="0"/>
+        </w:rPr>
+        <w:t xml:space="preserve">Selected case: A separate run R17 records baseline a = 1 and </w:t>
+      </w:r>
+      <w:r>
+        <w:rPr>
+          <w:b/>
+        </w:rPr>
+        <w:t>checkpoint</w:t>
+      </w:r>
+      <w:r>
+        <w:rPr>
+          <w:b w:val="0"/>
+        </w:rPr>
+        <w:t xml:space="preserve">s a = 1.5 and a = 1.75. It uses </w:t>
+      </w:r>
+      <w:r>
+        <w:rPr>
+          <w:b/>
+        </w:rPr>
+        <w:t>prediction</w:t>
+      </w:r>
+      <w:r>
+        <w:rPr>
+          <w:b w:val="0"/>
+        </w:rPr>
+        <w:t xml:space="preserve"> max(0, a*x) and one validation case V9 with x = 4, y = 8.</w:t>
+      </w:r>
+    </w:p>
+    <w:p>
+      <w:pPr>
+        <w:spacing w:line="336" w:lineRule="auto" w:after="180"/>
+        <w:shd w:fill="F5F1FB"/>
+      </w:pPr>
+      <w:r>
+        <w:rPr>
+          <w:b w:val="0"/>
+        </w:rPr>
+        <w:t xml:space="preserve">Compute baseline and </w:t>
+      </w:r>
+      <w:r>
+        <w:rPr>
+          <w:b/>
+        </w:rPr>
+        <w:t>checkpoint</w:t>
+      </w:r>
+      <w:r>
+        <w:rPr>
+          <w:b w:val="0"/>
+        </w:rPr>
+        <w:t xml:space="preserve"> </w:t>
+      </w:r>
+      <w:r>
+        <w:rPr>
+          <w:b/>
+        </w:rPr>
+        <w:t>prediction</w:t>
+      </w:r>
+      <w:r>
+        <w:rPr>
+          <w:b w:val="0"/>
+        </w:rPr>
+        <w:t>s and squared errors, choose by lowest validation MSE, and write a bounded conclusion. Final evaluation and runtime have not been measured.</w:t>
+      </w:r>
+    </w:p>
+    <w:p>
+      <w:pPr>
+        <w:pStyle w:val="Heading3"/>
+      </w:pPr>
+      <w:r>
+        <w:t>Selected case answer</w:t>
+      </w:r>
+    </w:p>
+    <w:p>
+      <w:pPr>
+        <w:pStyle w:val="Heading3"/>
+      </w:pPr>
+      <w:r>
+        <w:t>Teacher key · Selected case answer</w:t>
+      </w:r>
+    </w:p>
+    <w:p>
+      <w:pPr>
+        <w:spacing w:line="336" w:lineRule="auto" w:after="180"/>
+        <w:shd w:fill="F1F6FC"/>
+      </w:pPr>
+      <w:r>
+        <w:rPr>
+          <w:b w:val="0"/>
+        </w:rPr>
+        <w:t xml:space="preserve">Teacher explanation: </w:t>
+      </w:r>
+      <w:r>
+        <w:rPr>
+          <w:b/>
+        </w:rPr>
+        <w:t>Prediction</w:t>
+      </w:r>
+      <w:r>
+        <w:rPr>
+          <w:b w:val="0"/>
+        </w:rPr>
+        <w:t xml:space="preserve">s are 4, 6 and 7; squared errors are 16, 4 and 1. Choose a = 1.75. In R17, that </w:t>
+      </w:r>
+      <w:r>
+        <w:rPr>
+          <w:b/>
+        </w:rPr>
+        <w:t>checkpoint</w:t>
+      </w:r>
+      <w:r>
+        <w:rPr>
+          <w:b w:val="0"/>
+        </w:rPr>
+        <w:t xml:space="preserve"> lowers MSE on V9 from 16 to 1 relative to the baseline, but V9 also selects it.</w:t>
+      </w:r>
+    </w:p>
+    <w:p>
+      <w:pPr>
+        <w:spacing w:line="336" w:lineRule="auto" w:after="180"/>
+        <w:shd w:fill="F1F6FC"/>
+      </w:pPr>
+      <w:r>
+        <w:rPr>
+          <w:b w:val="0"/>
+        </w:rPr>
+        <w:t xml:space="preserve">This is one-case validation </w:t>
+      </w:r>
+      <w:r>
+        <w:rPr>
+          <w:b/>
+        </w:rPr>
+        <w:t>evidence</w:t>
+      </w:r>
+      <w:r>
+        <w:rPr>
+          <w:b w:val="0"/>
+        </w:rPr>
+        <w:t>; final performance and runtime are not measured.</w:t>
       </w:r>
     </w:p>
     <w:tbl>
@@ -1943,67 +4076,257 @@
       </w:tr>
     </w:tbl>
     <w:p>
-      <w:r>
-        <w:t>Record each dimension as not yet, with support, or independent. Accept a valid alternative procedure with a defensible trace. Do not penalise an honestly recorded model failure if the learner correctly explains its evidence and limits.</w:t>
+      <w:pPr>
+        <w:pStyle w:val="Heading3"/>
+      </w:pPr>
+      <w:r>
+        <w:t>Teacher key · Selected case answer</w:t>
       </w:r>
     </w:p>
     <w:p>
       <w:pPr>
-        <w:pStyle w:val="Heading3"/>
-      </w:pPr>
-      <w:r>
-        <w:t>Feedback that the learner uses</w:t>
+        <w:spacing w:line="336" w:lineRule="auto" w:after="180"/>
+        <w:shd w:fill="F1F6FC"/>
+      </w:pPr>
+      <w:r>
+        <w:rPr>
+          <w:b w:val="0"/>
+        </w:rPr>
+        <w:t>Record each dimension as not yet, with support, or independent. Accept a valid alternative procedure with a defensible trace.</w:t>
       </w:r>
     </w:p>
     <w:p>
-      <w:r>
-        <w:t>Name the earliest unsupported step and give one action to repair it. Have the learner make that repair now and explain why. Then assess the relevant skill on a fresh, fully specified case. Confirm it was not previously practised with feedback; solve and check the new case before assigning it. A follow-up design prompt is a starting brief, not automatically an equivalent test.</w:t>
+      <w:pPr>
+        <w:spacing w:line="336" w:lineRule="auto" w:after="180"/>
+        <w:shd w:fill="F1F6FC"/>
+      </w:pPr>
+      <w:r>
+        <w:rPr>
+          <w:b w:val="0"/>
+        </w:rPr>
+        <w:t xml:space="preserve">Do not penalise an honestly recorded model failure if the learner correctly explains its </w:t>
+      </w:r>
+      <w:r>
+        <w:rPr>
+          <w:b/>
+        </w:rPr>
+        <w:t>evidence</w:t>
+      </w:r>
+      <w:r>
+        <w:rPr>
+          <w:b w:val="0"/>
+        </w:rPr>
+        <w:t xml:space="preserve"> and limits.</w:t>
       </w:r>
     </w:p>
     <w:p>
       <w:pPr>
-        <w:pStyle w:val="Heading1"/>
-      </w:pPr>
-      <w:r>
-        <w:t>06. Connect the project, support and next lesson</w:t>
+        <w:pStyle w:val="Heading3"/>
+      </w:pPr>
+      <w:r>
+        <w:t>Feedback that the learner uses</w:t>
       </w:r>
     </w:p>
     <w:p>
-      <w:r>
-        <w:t>Add a labelled documenting a network experiment evidence sheet to Image-pattern Network Investigation. Show how you can record a network experiment with enough detail to replay its calculations. Use the supplied fictional case and keep its inputs, intermediate steps, calculation or prediction, and limitation. Connect this record to last week’s record; a matching answer without a trace is insufficient.</w:t>
+      <w:pPr>
+        <w:spacing w:line="336" w:lineRule="auto" w:after="180"/>
+      </w:pPr>
+      <w:r>
+        <w:rPr>
+          <w:b w:val="0"/>
+        </w:rPr>
+        <w:t>Name the earliest unsupported step and give one action to repair it. Have the learner make that repair now and explain why. Then assess the relevant skill on a fresh, fully specified case.</w:t>
       </w:r>
     </w:p>
     <w:p>
-      <w:r>
-        <w:t>Provide a record frame with question, fixed settings, data roles, raw results, selection, limitations and next action. Allow a calculator and compare predictions before squared errors. Extension: rename a data file without changing its bytes, then edit a value; explain why only the content change alters its content hash. Use copies of fictional classroom data.</w:t>
+      <w:pPr>
+        <w:spacing w:line="336" w:lineRule="auto" w:after="180"/>
+      </w:pPr>
+      <w:r>
+        <w:rPr>
+          <w:b w:val="0"/>
+        </w:rPr>
+        <w:t>Confirm it was not previously practised with feedback; solve and check the new case before assigning it. A follow-up design prompt is a starting brief, not automatically an equivalent test.</w:t>
       </w:r>
     </w:p>
     <w:p>
-      <w:r>
-        <w:t>Week 33 starts the capstone by recording a hypothesis, baseline, evaluation plan and success criteria before running controlled experiments.</w:t>
+      <w:pPr>
+        <w:pStyle w:val="Heading1"/>
+      </w:pPr>
+      <w:r>
+        <w:t>06. Connect the project, support and next lesson</w:t>
       </w:r>
     </w:p>
     <w:p>
       <w:r>
-        <w:t>Retain the project ledger and assess a changed case after support. Check the relevant prerequisite before carrying this component forward.</w:t>
+        <w:t>Connect Documenting a network experiment to Image-pattern Network Investigation, adapt support and plan a later changed-case check.</w:t>
       </w:r>
     </w:p>
     <w:p>
       <w:pPr>
-        <w:pStyle w:val="Heading3"/>
-      </w:pPr>
-      <w:r>
-        <w:t>Plan the delayed return</w:t>
+        <w:spacing w:line="336" w:lineRule="auto" w:after="180"/>
+      </w:pPr>
+      <w:r>
+        <w:rPr>
+          <w:b w:val="0"/>
+        </w:rPr>
+        <w:t xml:space="preserve">Add a labelled documenting a network experiment </w:t>
+      </w:r>
+      <w:r>
+        <w:rPr>
+          <w:b/>
+        </w:rPr>
+        <w:t>evidence</w:t>
+      </w:r>
+      <w:r>
+        <w:rPr>
+          <w:b w:val="0"/>
+        </w:rPr>
+        <w:t xml:space="preserve"> sheet to Image-pattern Network Investigation. Show how you can record a network experiment with enough detail to </w:t>
+      </w:r>
+      <w:r>
+        <w:rPr>
+          <w:b/>
+        </w:rPr>
+        <w:t>replay</w:t>
+      </w:r>
+      <w:r>
+        <w:rPr>
+          <w:b w:val="0"/>
+        </w:rPr>
+        <w:t xml:space="preserve"> its calculations.</w:t>
       </w:r>
     </w:p>
     <w:p>
-      <w:r>
-        <w:t>Suggested return points in this level: ai-5/33, ai-5/35. Use actual classroom dates, adjusting for holidays and gaps. One, three and six teaching weeks are scheduling choices, not a claimed optimal spacing.</w:t>
+      <w:pPr>
+        <w:spacing w:line="336" w:lineRule="auto" w:after="180"/>
+      </w:pPr>
+      <w:r>
+        <w:rPr>
+          <w:b w:val="0"/>
+        </w:rPr>
+        <w:t xml:space="preserve">Use the supplied fictional case and keep its </w:t>
+      </w:r>
+      <w:r>
+        <w:rPr>
+          <w:b/>
+        </w:rPr>
+        <w:t>input</w:t>
+      </w:r>
+      <w:r>
+        <w:rPr>
+          <w:b w:val="0"/>
+        </w:rPr>
+        <w:t xml:space="preserve">s, intermediate steps, calculation or </w:t>
+      </w:r>
+      <w:r>
+        <w:rPr>
+          <w:b/>
+        </w:rPr>
+        <w:t>prediction</w:t>
+      </w:r>
+      <w:r>
+        <w:rPr>
+          <w:b w:val="0"/>
+        </w:rPr>
+        <w:t>, and limitation. Connect this record to last week’s record; a matching answer without a trace is insufficient.</w:t>
       </w:r>
     </w:p>
     <w:p>
-      <w:r>
-        <w:t>At a delayed check, ask for the idea from memory and a changed application. Compare with the earlier independent response and record support used. For a new level, revisit the previous capstone before checking the new prerequisites.</w:t>
+      <w:pPr>
+        <w:spacing w:line="336" w:lineRule="auto" w:after="180"/>
+      </w:pPr>
+      <w:r>
+        <w:rPr>
+          <w:b w:val="0"/>
+        </w:rPr>
+        <w:t xml:space="preserve">Provide a record frame with question, fixed settings, data roles, raw results, selection, limitations and next action. Allow a calculator and compare </w:t>
+      </w:r>
+      <w:r>
+        <w:rPr>
+          <w:b/>
+        </w:rPr>
+        <w:t>prediction</w:t>
+      </w:r>
+      <w:r>
+        <w:rPr>
+          <w:b w:val="0"/>
+        </w:rPr>
+        <w:t>s before squared errors.</w:t>
+      </w:r>
+    </w:p>
+    <w:p>
+      <w:pPr>
+        <w:spacing w:line="336" w:lineRule="auto" w:after="180"/>
+      </w:pPr>
+      <w:r>
+        <w:rPr>
+          <w:b w:val="0"/>
+        </w:rPr>
+        <w:t>Extension: rename a data file without changing its bytes, then edit a value; explain why only the content change alters its content hash. Use copies of fictional classroom data.</w:t>
+      </w:r>
+    </w:p>
+    <w:p>
+      <w:pPr>
+        <w:spacing w:line="336" w:lineRule="auto" w:after="180"/>
+      </w:pPr>
+      <w:r>
+        <w:rPr>
+          <w:b w:val="0"/>
+        </w:rPr>
+        <w:t>Week 33 starts the capstone by recording a hypothesis, baseline, evaluation plan and success criteria before running controlled experiments.</w:t>
+      </w:r>
+    </w:p>
+    <w:p>
+      <w:pPr>
+        <w:spacing w:line="336" w:lineRule="auto" w:after="180"/>
+      </w:pPr>
+      <w:r>
+        <w:rPr>
+          <w:b w:val="0"/>
+        </w:rPr>
+        <w:t>Retain the project ledger and assess a changed case after support. Check the relevant prerequisite before carrying this component forward.</w:t>
+      </w:r>
+    </w:p>
+    <w:p>
+      <w:pPr>
+        <w:pStyle w:val="Heading3"/>
+      </w:pPr>
+      <w:r>
+        <w:t>Plan the delayed return</w:t>
+      </w:r>
+    </w:p>
+    <w:p>
+      <w:pPr>
+        <w:spacing w:line="336" w:lineRule="auto" w:after="180"/>
+      </w:pPr>
+      <w:r>
+        <w:rPr>
+          <w:b w:val="0"/>
+        </w:rPr>
+        <w:t>Suggested return points in this level: ai-5/33, ai-5/35. Use actual classroom dates, adjusting for holidays and gaps. One, three and six teaching weeks are scheduling choices, not a claimed optimal spacing.</w:t>
+      </w:r>
+    </w:p>
+    <w:p>
+      <w:pPr>
+        <w:spacing w:line="336" w:lineRule="auto" w:after="180"/>
+      </w:pPr>
+      <w:r>
+        <w:rPr>
+          <w:b w:val="0"/>
+        </w:rPr>
+        <w:t>At a delayed check, ask for the idea from memory and a changed application. Compare with the earlier independent response and record support used.</w:t>
+      </w:r>
+    </w:p>
+    <w:p>
+      <w:pPr>
+        <w:spacing w:line="336" w:lineRule="auto" w:after="180"/>
+      </w:pPr>
+      <w:r>
+        <w:rPr>
+          <w:b w:val="0"/>
+        </w:rPr>
+        <w:t>For a new level, revisit the previous capstone before checking the new prerequisites.</w:t>
       </w:r>
     </w:p>
     <w:tbl>
@@ -2163,8 +4486,26 @@
       </w:tr>
     </w:tbl>
     <w:p>
-      <w:r>
-        <w:t>Use the evidence to choose reteaching or the next step. A completed page, confidence rating or attractive project does not by itself demonstrate understanding.</w:t>
+      <w:pPr>
+        <w:spacing w:line="336" w:lineRule="auto" w:after="180"/>
+      </w:pPr>
+      <w:r>
+        <w:rPr>
+          <w:b w:val="0"/>
+        </w:rPr>
+        <w:t xml:space="preserve">Use the </w:t>
+      </w:r>
+      <w:r>
+        <w:rPr>
+          <w:b/>
+        </w:rPr>
+        <w:t>evidence</w:t>
+      </w:r>
+      <w:r>
+        <w:rPr>
+          <w:b w:val="0"/>
+        </w:rPr>
+        <w:t xml:space="preserve"> to choose reteaching or the next step. A completed page, confidence rating or attractive project does not by itself demonstrate understanding.</w:t>
       </w:r>
     </w:p>
     <w:p>
@@ -2176,26 +4517,105 @@
       </w:r>
     </w:p>
     <w:p>
-      <w:r>
-        <w:t>For your Image-pattern Network Investigation, save the input, procedure, observed result and limitation of this check. Label this worked example as practice; use a different, previously unreviewed case when checking independent understanding.</w:t>
+      <w:pPr>
+        <w:spacing w:line="336" w:lineRule="auto" w:after="180"/>
+      </w:pPr>
+      <w:r>
+        <w:rPr>
+          <w:b w:val="0"/>
+        </w:rPr>
+        <w:t xml:space="preserve">For your Image-pattern Network Investigation, save the </w:t>
+      </w:r>
+      <w:r>
+        <w:rPr>
+          <w:b/>
+        </w:rPr>
+        <w:t>input</w:t>
+      </w:r>
+      <w:r>
+        <w:rPr>
+          <w:b w:val="0"/>
+        </w:rPr>
+        <w:t>, procedure, observed result and limitation of this check.</w:t>
       </w:r>
     </w:p>
     <w:p>
       <w:pPr>
-        <w:pStyle w:val="Heading1"/>
-      </w:pPr>
-      <w:r>
-        <w:t>07. Prepare, teach and assess</w:t>
+        <w:spacing w:line="336" w:lineRule="auto" w:after="180"/>
+      </w:pPr>
+      <w:r>
+        <w:rPr>
+          <w:b w:val="0"/>
+        </w:rPr>
+        <w:t>Label this worked example as practice; use a different, previously unreviewed case when checking independent understanding.</w:t>
       </w:r>
     </w:p>
     <w:p>
-      <w:r>
-        <w:t>Teaching target: Record a network experiment with enough detail to replay its calculations</w:t>
+      <w:pPr>
+        <w:pStyle w:val="Heading1"/>
+      </w:pPr>
+      <w:r>
+        <w:t>07. Prepare, teach and assess</w:t>
       </w:r>
     </w:p>
     <w:p>
       <w:r>
-        <w:t>Prepare the labelled worked-case picture, the matching workbook, fictional input cards and a place for individual responses. Check a local Python 3 environment before class; have a paper-trace version ready.</w:t>
+        <w:t>Use this preparation summary alongside the detailed Documenting a network experiment lesson; it is a checklist rather than a replacement for the full sequence.</w:t>
+      </w:r>
+    </w:p>
+    <w:p>
+      <w:pPr>
+        <w:pStyle w:val="Heading3"/>
+      </w:pPr>
+      <w:r>
+        <w:t>Teaching target</w:t>
+      </w:r>
+    </w:p>
+    <w:p>
+      <w:pPr>
+        <w:spacing w:line="336" w:lineRule="auto" w:after="180"/>
+        <w:shd w:fill="EDF7F3"/>
+      </w:pPr>
+      <w:r>
+        <w:rPr>
+          <w:b w:val="0"/>
+        </w:rPr>
+        <w:t xml:space="preserve">Teaching target: Record a network experiment with enough detail to </w:t>
+      </w:r>
+      <w:r>
+        <w:rPr>
+          <w:b/>
+        </w:rPr>
+        <w:t>replay</w:t>
+      </w:r>
+      <w:r>
+        <w:rPr>
+          <w:b w:val="0"/>
+        </w:rPr>
+        <w:t xml:space="preserve"> its calculations</w:t>
+      </w:r>
+    </w:p>
+    <w:p>
+      <w:pPr>
+        <w:spacing w:line="336" w:lineRule="auto" w:after="180"/>
+      </w:pPr>
+      <w:r>
+        <w:rPr>
+          <w:b w:val="0"/>
+        </w:rPr>
+        <w:t xml:space="preserve">Prepare the labelled worked-case picture, the matching workbook, fictional </w:t>
+      </w:r>
+      <w:r>
+        <w:rPr>
+          <w:b/>
+        </w:rPr>
+        <w:t>input</w:t>
+      </w:r>
+      <w:r>
+        <w:rPr>
+          <w:b w:val="0"/>
+        </w:rPr>
+        <w:t xml:space="preserve"> cards and a place for individual responses. Check a local Python 3 environment before class; have a paper-trace version ready.</w:t>
       </w:r>
     </w:p>
     <w:tbl>
@@ -2342,37 +4762,256 @@
       </w:tr>
     </w:tbl>
     <w:p>
-      <w:r>
-        <w:t>Before class, solve the supported practice: Calculate both weight updates and give each training and validation MSE. Name the selected checkpoint and baseline validation MSE. How many independent validation examples support the comparison?</w:t>
+      <w:pPr>
+        <w:spacing w:line="336" w:lineRule="auto" w:after="180"/>
+        <w:shd w:fill="F5F1FB"/>
+      </w:pPr>
+      <w:r>
+        <w:rPr>
+          <w:b w:val="0"/>
+        </w:rPr>
+        <w:t xml:space="preserve">Before class, solve the supported practice: Calculate both weight updates and give each </w:t>
+      </w:r>
+      <w:r>
+        <w:rPr>
+          <w:b/>
+        </w:rPr>
+        <w:t>training</w:t>
+      </w:r>
+      <w:r>
+        <w:rPr>
+          <w:b w:val="0"/>
+        </w:rPr>
+        <w:t xml:space="preserve"> and validation MSE. Name the selected </w:t>
+      </w:r>
+      <w:r>
+        <w:rPr>
+          <w:b/>
+        </w:rPr>
+        <w:t>checkpoint</w:t>
+      </w:r>
+      <w:r>
+        <w:rPr>
+          <w:b w:val="0"/>
+        </w:rPr>
+        <w:t xml:space="preserve"> and baseline validation MSE.</w:t>
       </w:r>
     </w:p>
     <w:p>
-      <w:r>
-        <w:t>Reasoned practice answer: Teacher explanation: Weights are 1.5 then 1.75. Training MSE values are 0.625 and 0.15625; validation MSE values are 2.25 and 0.5625. Update 2 is selected; baseline validation MSE is 9. There is one validation example, not two examples created by evaluating two checkpoints.</w:t>
+      <w:pPr>
+        <w:spacing w:line="336" w:lineRule="auto" w:after="180"/>
+        <w:shd w:fill="F5F1FB"/>
+      </w:pPr>
+      <w:r>
+        <w:rPr>
+          <w:b w:val="0"/>
+        </w:rPr>
+        <w:t>How many independent validation examples support the comparison?</w:t>
       </w:r>
     </w:p>
     <w:p>
-      <w:r>
-        <w:t>Check every learner before discussion: Use the worked case for Documenting a network experiment. Proposed explanation: “A smaller MSE is an accuracy percentage”. Decide whether this explanation is supported. Point to the step or supplied fact that decides; explain your repair if needed.</w:t>
+      <w:pPr>
+        <w:pStyle w:val="Heading3"/>
+      </w:pPr>
+      <w:r>
+        <w:t>Supported practice answer</w:t>
       </w:r>
     </w:p>
     <w:p>
-      <w:r>
-        <w:t>Misconception repair: MSE is an average squared error in squared target units; it is not classification accuracy or a percentage.</w:t>
+      <w:pPr>
+        <w:spacing w:line="336" w:lineRule="auto" w:after="180"/>
+        <w:shd w:fill="F1F6FC"/>
+      </w:pPr>
+      <w:r>
+        <w:rPr>
+          <w:b w:val="0"/>
+        </w:rPr>
+        <w:t xml:space="preserve">Reasoned practice answer: Teacher explanation: Weights are 1.5 then 1.75. </w:t>
+      </w:r>
+      <w:r>
+        <w:rPr>
+          <w:b/>
+        </w:rPr>
+        <w:t>Training</w:t>
+      </w:r>
+      <w:r>
+        <w:rPr>
+          <w:b w:val="0"/>
+        </w:rPr>
+        <w:t xml:space="preserve"> MSE values are 0.625 and 0.15625; validation MSE values are 2.25 and 0.5625. Update 2 is selected; baseline validation MSE is 9.</w:t>
       </w:r>
     </w:p>
     <w:p>
-      <w:r>
-        <w:t>Support: read the exact case aloud, enlarge the labelled picture, supply input cards and model only the first deciding step. Accept a spoken explanation or drawing; retain the reasoning goal.</w:t>
+      <w:pPr>
+        <w:spacing w:line="336" w:lineRule="auto" w:after="180"/>
+        <w:shd w:fill="F1F6FC"/>
+      </w:pPr>
+      <w:r>
+        <w:rPr>
+          <w:b w:val="0"/>
+        </w:rPr>
+        <w:t xml:space="preserve">There is one validation example, not two examples created by evaluating two </w:t>
+      </w:r>
+      <w:r>
+        <w:rPr>
+          <w:b/>
+        </w:rPr>
+        <w:t>checkpoint</w:t>
+      </w:r>
+      <w:r>
+        <w:rPr>
+          <w:b w:val="0"/>
+        </w:rPr>
+        <w:t>s.</w:t>
       </w:r>
     </w:p>
     <w:p>
-      <w:r>
-        <w:t>Extension: A teammate calls V4 a final test after using it to select a=1.25. Require a prediction and a reason before comparing. Expected result: Correct its role to validation; it was used for selection. Reason: Changing the label on a dataset does not make its evidence untouched.</w:t>
+      <w:pPr>
+        <w:spacing w:line="336" w:lineRule="auto" w:after="180"/>
+      </w:pPr>
+      <w:r>
+        <w:rPr>
+          <w:b w:val="0"/>
+        </w:rPr>
+        <w:t>Check every learner before discussion: Use the worked case for Documenting a network experiment. Proposed explanation: “A smaller MSE is an accuracy percentage”. Decide whether this explanation is supported.</w:t>
       </w:r>
     </w:p>
     <w:p>
-      <w:r>
+      <w:pPr>
+        <w:spacing w:line="336" w:lineRule="auto" w:after="180"/>
+      </w:pPr>
+      <w:r>
+        <w:rPr>
+          <w:b w:val="0"/>
+        </w:rPr>
+        <w:t>Point to the step or supplied fact that decides; explain your repair if needed.</w:t>
+      </w:r>
+    </w:p>
+    <w:p>
+      <w:pPr>
+        <w:pStyle w:val="Heading3"/>
+      </w:pPr>
+      <w:r>
+        <w:t>Repair the misconception</w:t>
+      </w:r>
+    </w:p>
+    <w:p>
+      <w:pPr>
+        <w:spacing w:line="336" w:lineRule="auto" w:after="180"/>
+        <w:shd w:fill="FFF5E6"/>
+      </w:pPr>
+      <w:r>
+        <w:rPr>
+          <w:b w:val="0"/>
+        </w:rPr>
+        <w:t>Misconception repair: MSE is an average squared error in squared target units; it is not classification accuracy or a percentage.</w:t>
+      </w:r>
+    </w:p>
+    <w:p>
+      <w:pPr>
+        <w:pStyle w:val="Heading3"/>
+      </w:pPr>
+      <w:r>
+        <w:t>Support without giving away the answer</w:t>
+      </w:r>
+    </w:p>
+    <w:p>
+      <w:pPr>
+        <w:spacing w:line="336" w:lineRule="auto" w:after="180"/>
+        <w:shd w:fill="F1F6F8"/>
+      </w:pPr>
+      <w:r>
+        <w:rPr>
+          <w:b w:val="0"/>
+        </w:rPr>
+        <w:t xml:space="preserve">Support: read the exact case aloud, enlarge the labelled picture, supply </w:t>
+      </w:r>
+      <w:r>
+        <w:rPr>
+          <w:b/>
+        </w:rPr>
+        <w:t>input</w:t>
+      </w:r>
+      <w:r>
+        <w:rPr>
+          <w:b w:val="0"/>
+        </w:rPr>
+        <w:t xml:space="preserve"> cards and model only the first deciding step. Accept a spoken explanation or drawing; retain the reasoning goal.</w:t>
+      </w:r>
+    </w:p>
+    <w:p>
+      <w:pPr>
+        <w:pStyle w:val="Heading3"/>
+      </w:pPr>
+      <w:r>
+        <w:t>Extend the reasoning</w:t>
+      </w:r>
+    </w:p>
+    <w:p>
+      <w:pPr>
+        <w:spacing w:line="336" w:lineRule="auto" w:after="180"/>
+        <w:shd w:fill="F5F1FB"/>
+      </w:pPr>
+      <w:r>
+        <w:rPr>
+          <w:b w:val="0"/>
+        </w:rPr>
+        <w:t xml:space="preserve">Extension: A teammate calls V4 a final test after using it to select a=1.25. Require a </w:t>
+      </w:r>
+      <w:r>
+        <w:rPr>
+          <w:b/>
+        </w:rPr>
+        <w:t>prediction</w:t>
+      </w:r>
+      <w:r>
+        <w:rPr>
+          <w:b w:val="0"/>
+        </w:rPr>
+        <w:t xml:space="preserve"> and a reason before comparing. Expected result: Correct its role to validation; it was used for selection.</w:t>
+      </w:r>
+    </w:p>
+    <w:p>
+      <w:pPr>
+        <w:spacing w:line="336" w:lineRule="auto" w:after="180"/>
+        <w:shd w:fill="F5F1FB"/>
+      </w:pPr>
+      <w:r>
+        <w:rPr>
+          <w:b w:val="0"/>
+        </w:rPr>
+        <w:t xml:space="preserve">Reason: Changing the label on a dataset does not make its </w:t>
+      </w:r>
+      <w:r>
+        <w:rPr>
+          <w:b/>
+        </w:rPr>
+        <w:t>evidence</w:t>
+      </w:r>
+      <w:r>
+        <w:rPr>
+          <w:b w:val="0"/>
+        </w:rPr>
+        <w:t xml:space="preserve"> untouched.</w:t>
+      </w:r>
+    </w:p>
+    <w:p>
+      <w:pPr>
+        <w:pStyle w:val="Heading3"/>
+      </w:pPr>
+      <w:r>
+        <w:t>Protect the independent attempt</w:t>
+      </w:r>
+    </w:p>
+    <w:p>
+      <w:pPr>
+        <w:spacing w:line="336" w:lineRule="auto" w:after="180"/>
+        <w:shd w:fill="FFF5E6"/>
+      </w:pPr>
+      <w:r>
+        <w:rPr>
+          <w:b w:val="0"/>
+        </w:rPr>
         <w:t>Independent assessment: withhold the reserved answer until the learner has attempted the new case. Record support separately from correctness.</w:t>
       </w:r>
     </w:p>
@@ -2561,46 +5200,1218 @@
       </w:tr>
     </w:tbl>
     <w:p>
-      <w:r>
-        <w:t>Project checkpoint: Present and defend. Demonstrate the system, explain one failure and justify the next improvement with evidence.</w:t>
+      <w:pPr>
+        <w:pStyle w:val="Heading3"/>
+      </w:pPr>
+      <w:r>
+        <w:t>Project checkpoint</w:t>
       </w:r>
     </w:p>
     <w:p>
-      <w:r>
-        <w:t>Use the weekly teacher answer for topic-specific reasoning. A saved progress tick is an activity record; judge mastery from the learner’s explanation and evidence.</w:t>
+      <w:pPr>
+        <w:spacing w:line="336" w:lineRule="auto" w:after="180"/>
+        <w:shd w:fill="EDF7F3"/>
+      </w:pPr>
+      <w:r>
+        <w:rPr>
+          <w:b w:val="0"/>
+        </w:rPr>
+        <w:t xml:space="preserve">Project </w:t>
+      </w:r>
+      <w:r>
+        <w:rPr>
+          <w:b/>
+        </w:rPr>
+        <w:t>checkpoint</w:t>
+      </w:r>
+      <w:r>
+        <w:rPr>
+          <w:b w:val="0"/>
+        </w:rPr>
+        <w:t xml:space="preserve">: Present and defend. Demonstrate the system, explain one failure and justify the next improvement with </w:t>
+      </w:r>
+      <w:r>
+        <w:rPr>
+          <w:b/>
+        </w:rPr>
+        <w:t>evidence</w:t>
+      </w:r>
+      <w:r>
+        <w:rPr>
+          <w:b w:val="0"/>
+        </w:rPr>
+        <w:t>.</w:t>
       </w:r>
     </w:p>
     <w:p>
       <w:pPr>
-        <w:pStyle w:val="Heading1"/>
-      </w:pPr>
-      <w:r>
-        <w:t>08. Use feedback, labs and repair paths</w:t>
+        <w:spacing w:line="336" w:lineRule="auto" w:after="180"/>
+      </w:pPr>
+      <w:r>
+        <w:rPr>
+          <w:b w:val="0"/>
+        </w:rPr>
+        <w:t xml:space="preserve">Use the weekly teacher answer for topic-specific reasoning. A saved progress tick is an activity record; judge mastery from the learner’s explanation and </w:t>
+      </w:r>
+      <w:r>
+        <w:rPr>
+          <w:b/>
+        </w:rPr>
+        <w:t>evidence</w:t>
+      </w:r>
+      <w:r>
+        <w:rPr>
+          <w:b w:val="0"/>
+        </w:rPr>
+        <w:t>.</w:t>
       </w:r>
     </w:p>
     <w:p>
-      <w:r>
-        <w:t>Use the two formative questions as supported practice, not as independent mastery scores. Discuss the deciding evidence rather than accepting a guessed selection.</w:t>
+      <w:pPr>
+        <w:pStyle w:val="Heading1"/>
+      </w:pPr>
+      <w:r>
+        <w:t>08. Use feedback, labs and repair paths</w:t>
       </w:r>
     </w:p>
     <w:p>
       <w:r>
-        <w:t>The feedback comes from the reviewed public worked case. Do not reveal the separately reserved independent teacher answer until the learner has attempted that case.</w:t>
+        <w:t>Use feedback, earlier review and portfolios purposefully. Apply the coding routine only when this lesson has an executable lab.</w:t>
       </w:r>
     </w:p>
     <w:p>
-      <w:r>
-        <w:t>Ask students to predict before running code. Preserve errors and actual outputs; collect a changed test and an explanation. The branch-boundary and indexing lessons deliberately include failure cases.</w:t>
+      <w:pPr>
+        <w:spacing w:line="336" w:lineRule="auto" w:after="180"/>
+      </w:pPr>
+      <w:r>
+        <w:rPr>
+          <w:b w:val="0"/>
+        </w:rPr>
+        <w:t xml:space="preserve">Use the two formative questions as supported practice, not as independent mastery scores. Discuss the deciding </w:t>
+      </w:r>
+      <w:r>
+        <w:rPr>
+          <w:b/>
+        </w:rPr>
+        <w:t>evidence</w:t>
+      </w:r>
+      <w:r>
+        <w:rPr>
+          <w:b w:val="0"/>
+        </w:rPr>
+        <w:t xml:space="preserve"> rather than accepting a guessed selection.</w:t>
       </w:r>
     </w:p>
     <w:p>
-      <w:r>
-        <w:t>Use the earlier worked-explanation links to address a specific missing building block, then return to the current question. Adapt this suggestion after observing the learner; it is not an automatic diagnosis.</w:t>
+      <w:pPr>
+        <w:spacing w:line="336" w:lineRule="auto" w:after="180"/>
+      </w:pPr>
+      <w:r>
+        <w:rPr>
+          <w:b w:val="0"/>
+        </w:rPr>
+        <w:t>The feedback comes from the reviewed public worked case. Do not reveal the separately reserved independent teacher answer until the learner has attempted that case.</w:t>
       </w:r>
     </w:p>
     <w:p>
-      <w:r>
-        <w:t>Collect the completed-work portfolio as evidence. Record support separately from correctness, and assess explanation, trace/test and limitations. Progress ticks and quiz selections alone do not establish mastery.</w:t>
+      <w:pPr>
+        <w:spacing w:line="336" w:lineRule="auto" w:after="180"/>
+      </w:pPr>
+      <w:r>
+        <w:rPr>
+          <w:b w:val="0"/>
+        </w:rPr>
+        <w:t xml:space="preserve">Ask students to predict before running code. Preserve errors and actual </w:t>
+      </w:r>
+      <w:r>
+        <w:rPr>
+          <w:b/>
+        </w:rPr>
+        <w:t>output</w:t>
+      </w:r>
+      <w:r>
+        <w:rPr>
+          <w:b w:val="0"/>
+        </w:rPr>
+        <w:t>s; collect a changed test and an explanation. The branch-boundary and indexing lessons deliberately include failure cases.</w:t>
+      </w:r>
+    </w:p>
+    <w:p>
+      <w:pPr>
+        <w:spacing w:line="336" w:lineRule="auto" w:after="180"/>
+      </w:pPr>
+      <w:r>
+        <w:rPr>
+          <w:b w:val="0"/>
+        </w:rPr>
+        <w:t>Use the earlier worked-explanation links to address a specific missing building block, then return to the current question. Adapt this suggestion after observing the learner; it is not an automatic diagnosis.</w:t>
+      </w:r>
+    </w:p>
+    <w:p>
+      <w:pPr>
+        <w:spacing w:line="336" w:lineRule="auto" w:after="180"/>
+      </w:pPr>
+      <w:r>
+        <w:rPr>
+          <w:b w:val="0"/>
+        </w:rPr>
+        <w:t xml:space="preserve">Collect the completed-work portfolio as </w:t>
+      </w:r>
+      <w:r>
+        <w:rPr>
+          <w:b/>
+        </w:rPr>
+        <w:t>evidence</w:t>
+      </w:r>
+      <w:r>
+        <w:rPr>
+          <w:b w:val="0"/>
+        </w:rPr>
+        <w:t>. Record support separately from correctness, and assess explanation, trace/test and limitations. Progress ticks and quiz selections alone do not establish mastery.</w:t>
+      </w:r>
+    </w:p>
+    <w:p>
+      <w:pPr>
+        <w:pStyle w:val="Heading1"/>
+      </w:pPr>
+      <w:r>
+        <w:t>09. Visual concept journey</w:t>
+      </w:r>
+    </w:p>
+    <w:p>
+      <w:r>
+        <w:t>Show one Documenting a network experiment graphic at a time, request a prediction and discuss its trace before the independent assessment.</w:t>
+      </w:r>
+    </w:p>
+    <w:p>
+      <w:pPr>
+        <w:spacing w:line="336" w:lineRule="auto" w:after="180"/>
+      </w:pPr>
+      <w:r>
+        <w:rPr>
+          <w:b w:val="0"/>
+        </w:rPr>
+        <w:t xml:space="preserve">Use one picture at a time. Hide a worked result before asking for a </w:t>
+      </w:r>
+      <w:r>
+        <w:rPr>
+          <w:b/>
+        </w:rPr>
+        <w:t>prediction</w:t>
+      </w:r>
+      <w:r>
+        <w:rPr>
+          <w:b w:val="0"/>
+        </w:rPr>
+        <w:t>, then reveal it for feedback. These are supported teaching cases; retain the separate independent assessment for a fresh first attempt.</w:t>
+      </w:r>
+    </w:p>
+    <w:p>
+      <w:pPr>
+        <w:pStyle w:val="Heading3"/>
+      </w:pPr>
+      <w:r>
+        <w:t>01. Documenting a network experiment: the case</w:t>
+      </w:r>
+    </w:p>
+    <w:p>
+      <w:r>
+        <w:drawing>
+          <wp:inline xmlns:a="http://schemas.openxmlformats.org/drawingml/2006/main" xmlns:pic="http://schemas.openxmlformats.org/drawingml/2006/picture">
+            <wp:extent cx="5486400" cy="3291840"/>
+            <wp:docPr id="3" name="Picture 3" descr="Document checkpoint selection so another team can reconstruct every reported number. Supplied facts: Run R8 predicts ReLU(a×x). Validation V4 has x = 2, target 3. Baseline a = 0.5; checkpoints a = 1 and 1.25; choose minimum validation squared error. All inputs and outcomes in this worked example are invented classroom data; no real model run is claimed."/>
+            <wp:cNvGraphicFramePr>
+              <a:graphicFrameLocks noChangeAspect="1"/>
+            </wp:cNvGraphicFramePr>
+            <a:graphic>
+              <a:graphicData uri="http://schemas.openxmlformats.org/drawingml/2006/picture">
+                <pic:pic>
+                  <pic:nvPicPr>
+                    <pic:cNvPr id="0" name="academy-story-ai-5-32-01.png"/>
+                    <pic:cNvPicPr/>
+                  </pic:nvPicPr>
+                  <pic:blipFill>
+                    <a:blip r:embed="rId11"/>
+                    <a:stretch>
+                      <a:fillRect/>
+                    </a:stretch>
+                  </pic:blipFill>
+                  <pic:spPr>
+                    <a:xfrm>
+                      <a:off x="0" y="0"/>
+                      <a:ext cx="5486400" cy="3291840"/>
+                    </a:xfrm>
+                    <a:prstGeom prst="rect"/>
+                  </pic:spPr>
+                </pic:pic>
+              </a:graphicData>
+            </a:graphic>
+          </wp:inline>
+        </w:drawing>
+      </w:r>
+    </w:p>
+    <w:p>
+      <w:pPr>
+        <w:spacing w:line="336" w:lineRule="auto" w:after="180"/>
+      </w:pPr>
+      <w:r>
+        <w:rPr>
+          <w:b w:val="0"/>
+        </w:rPr>
+        <w:t xml:space="preserve">Document </w:t>
+      </w:r>
+      <w:r>
+        <w:rPr>
+          <w:b/>
+        </w:rPr>
+        <w:t>checkpoint</w:t>
+      </w:r>
+      <w:r>
+        <w:rPr>
+          <w:b w:val="0"/>
+        </w:rPr>
+        <w:t xml:space="preserve"> selection so another team can reconstruct every reported number. Supplied facts: Run R8 predicts ReLU(a×x). Validation V4 has x = 2, target 3.</w:t>
+      </w:r>
+    </w:p>
+    <w:p>
+      <w:pPr>
+        <w:spacing w:line="336" w:lineRule="auto" w:after="180"/>
+      </w:pPr>
+      <w:r>
+        <w:rPr>
+          <w:b w:val="0"/>
+        </w:rPr>
+        <w:t xml:space="preserve">Baseline a = 0.5; </w:t>
+      </w:r>
+      <w:r>
+        <w:rPr>
+          <w:b/>
+        </w:rPr>
+        <w:t>checkpoint</w:t>
+      </w:r>
+      <w:r>
+        <w:rPr>
+          <w:b w:val="0"/>
+        </w:rPr>
+        <w:t xml:space="preserve">s a = 1 and 1.25; choose minimum validation squared error. All </w:t>
+      </w:r>
+      <w:r>
+        <w:rPr>
+          <w:b/>
+        </w:rPr>
+        <w:t>input</w:t>
+      </w:r>
+      <w:r>
+        <w:rPr>
+          <w:b w:val="0"/>
+        </w:rPr>
+        <w:t>s and outcomes in this worked example are invented classroom data; no real model run is claimed.</w:t>
+      </w:r>
+    </w:p>
+    <w:p>
+      <w:pPr>
+        <w:spacing w:line="336" w:lineRule="auto" w:after="180"/>
+        <w:shd w:fill="F5F1FB"/>
+      </w:pPr>
+      <w:r>
+        <w:rPr>
+          <w:b w:val="0"/>
+        </w:rPr>
+        <w:t>Point to the given fact that matters most. Explain why it matters.</w:t>
+      </w:r>
+    </w:p>
+    <w:p>
+      <w:pPr>
+        <w:pStyle w:val="Heading3"/>
+      </w:pPr>
+      <w:r>
+        <w:t>Discuss while showing the picture</w:t>
+      </w:r>
+    </w:p>
+    <w:p>
+      <w:pPr>
+        <w:spacing w:line="336" w:lineRule="auto" w:after="180"/>
+        <w:shd w:fill="F1F6F8"/>
+      </w:pPr>
+      <w:r>
+        <w:rPr>
+          <w:b w:val="0"/>
+        </w:rPr>
+        <w:t>Teacher prompt: Point to the given fact that matters most. Explain why it matters. Ask learners to describe one label or arrow in ordinary words. Use the adjacent transcript if the image is difficult to see.</w:t>
+      </w:r>
+    </w:p>
+    <w:p>
+      <w:pPr>
+        <w:pStyle w:val="Heading3"/>
+      </w:pPr>
+      <w:r>
+        <w:t>02. Follow the deciding steps</w:t>
+      </w:r>
+    </w:p>
+    <w:p>
+      <w:r>
+        <w:drawing>
+          <wp:inline xmlns:a="http://schemas.openxmlformats.org/drawingml/2006/main" xmlns:pic="http://schemas.openxmlformats.org/drawingml/2006/picture">
+            <wp:extent cx="5486400" cy="3337560"/>
+            <wp:docPr id="4" name="Picture 4" descr="Baseline prediction: At a = 0.5, prediction 1, error² = 4. → Checkpoint comparison: At a = 1, prediction 2, loss 1; at 1.25, prediction 2.5, loss 0.25. → Select and record: Choose a = 1.25; save R8, inputs, formula, checkpoint values, loss rule and validation role."/>
+            <wp:cNvGraphicFramePr>
+              <a:graphicFrameLocks noChangeAspect="1"/>
+            </wp:cNvGraphicFramePr>
+            <a:graphic>
+              <a:graphicData uri="http://schemas.openxmlformats.org/drawingml/2006/picture">
+                <pic:pic>
+                  <pic:nvPicPr>
+                    <pic:cNvPr id="0" name="academy-story-ai-5-32-02.png"/>
+                    <pic:cNvPicPr/>
+                  </pic:nvPicPr>
+                  <pic:blipFill>
+                    <a:blip r:embed="rId12"/>
+                    <a:stretch>
+                      <a:fillRect/>
+                    </a:stretch>
+                  </pic:blipFill>
+                  <pic:spPr>
+                    <a:xfrm>
+                      <a:off x="0" y="0"/>
+                      <a:ext cx="5486400" cy="3337560"/>
+                    </a:xfrm>
+                    <a:prstGeom prst="rect"/>
+                  </pic:spPr>
+                </pic:pic>
+              </a:graphicData>
+            </a:graphic>
+          </wp:inline>
+        </w:drawing>
+      </w:r>
+    </w:p>
+    <w:p>
+      <w:pPr>
+        <w:spacing w:line="336" w:lineRule="auto" w:after="180"/>
+      </w:pPr>
+      <w:r>
+        <w:rPr>
+          <w:b w:val="0"/>
+        </w:rPr>
+        <w:t xml:space="preserve">Baseline </w:t>
+      </w:r>
+      <w:r>
+        <w:rPr>
+          <w:b/>
+        </w:rPr>
+        <w:t>prediction</w:t>
+      </w:r>
+      <w:r>
+        <w:rPr>
+          <w:b w:val="0"/>
+        </w:rPr>
+        <w:t xml:space="preserve">: At a = 0.5, </w:t>
+      </w:r>
+      <w:r>
+        <w:rPr>
+          <w:b/>
+        </w:rPr>
+        <w:t>prediction</w:t>
+      </w:r>
+      <w:r>
+        <w:rPr>
+          <w:b w:val="0"/>
+        </w:rPr>
+        <w:t xml:space="preserve"> 1, error² = 4. → </w:t>
+      </w:r>
+      <w:r>
+        <w:rPr>
+          <w:b/>
+        </w:rPr>
+        <w:t>Checkpoint</w:t>
+      </w:r>
+      <w:r>
+        <w:rPr>
+          <w:b w:val="0"/>
+        </w:rPr>
+        <w:t xml:space="preserve"> comparison: At a = 1, </w:t>
+      </w:r>
+      <w:r>
+        <w:rPr>
+          <w:b/>
+        </w:rPr>
+        <w:t>prediction</w:t>
+      </w:r>
+      <w:r>
+        <w:rPr>
+          <w:b w:val="0"/>
+        </w:rPr>
+        <w:t xml:space="preserve"> 2, loss 1; at 1.25, </w:t>
+      </w:r>
+      <w:r>
+        <w:rPr>
+          <w:b/>
+        </w:rPr>
+        <w:t>prediction</w:t>
+      </w:r>
+      <w:r>
+        <w:rPr>
+          <w:b w:val="0"/>
+        </w:rPr>
+        <w:t xml:space="preserve"> 2.5, loss 0.25. → Select and record: Choose a = 1.25; save R8, </w:t>
+      </w:r>
+      <w:r>
+        <w:rPr>
+          <w:b/>
+        </w:rPr>
+        <w:t>input</w:t>
+      </w:r>
+      <w:r>
+        <w:rPr>
+          <w:b w:val="0"/>
+        </w:rPr>
+        <w:t xml:space="preserve">s, formula, </w:t>
+      </w:r>
+      <w:r>
+        <w:rPr>
+          <w:b/>
+        </w:rPr>
+        <w:t>checkpoint</w:t>
+      </w:r>
+      <w:r>
+        <w:rPr>
+          <w:b w:val="0"/>
+        </w:rPr>
+        <w:t xml:space="preserve"> values, loss rule and validation role.</w:t>
+      </w:r>
+    </w:p>
+    <w:p>
+      <w:pPr>
+        <w:spacing w:line="336" w:lineRule="auto" w:after="180"/>
+        <w:shd w:fill="F5F1FB"/>
+      </w:pPr>
+      <w:r>
+        <w:rPr>
+          <w:b w:val="0"/>
+        </w:rPr>
+        <w:t xml:space="preserve">Point to each numbered stage and explain which recorded </w:t>
+      </w:r>
+      <w:r>
+        <w:rPr>
+          <w:b/>
+        </w:rPr>
+        <w:t>input</w:t>
+      </w:r>
+      <w:r>
+        <w:rPr>
+          <w:b w:val="0"/>
+        </w:rPr>
+        <w:t xml:space="preserve"> it uses.</w:t>
+      </w:r>
+    </w:p>
+    <w:p>
+      <w:pPr>
+        <w:pStyle w:val="Heading3"/>
+      </w:pPr>
+      <w:r>
+        <w:t>Discuss while showing the picture</w:t>
+      </w:r>
+    </w:p>
+    <w:p>
+      <w:pPr>
+        <w:spacing w:line="336" w:lineRule="auto" w:after="180"/>
+        <w:shd w:fill="F1F6F8"/>
+      </w:pPr>
+      <w:r>
+        <w:rPr>
+          <w:b w:val="0"/>
+        </w:rPr>
+        <w:t xml:space="preserve">Teacher prompt: Point to each numbered stage and explain which recorded </w:t>
+      </w:r>
+      <w:r>
+        <w:rPr>
+          <w:b/>
+        </w:rPr>
+        <w:t>input</w:t>
+      </w:r>
+      <w:r>
+        <w:rPr>
+          <w:b w:val="0"/>
+        </w:rPr>
+        <w:t xml:space="preserve"> it uses. Ask learners to describe one label or arrow in ordinary words. Use the adjacent transcript if the image is difficult to see.</w:t>
+      </w:r>
+    </w:p>
+    <w:p>
+      <w:pPr>
+        <w:pStyle w:val="Heading3"/>
+      </w:pPr>
+      <w:r>
+        <w:t>03. Validation squared loss by checkpoint</w:t>
+      </w:r>
+    </w:p>
+    <w:p>
+      <w:r>
+        <w:drawing>
+          <wp:inline xmlns:a="http://schemas.openxmlformats.org/drawingml/2006/main" xmlns:pic="http://schemas.openxmlformats.org/drawingml/2006/picture">
+            <wp:extent cx="5486400" cy="3145536"/>
+            <wp:docPr id="5" name="Picture 5" descr="Validation squared loss by checkpoint. Units: squared error. baseline a = 0.5: 4. checkpoint a = 1: 1. checkpoint a = 1.25: 0.25."/>
+            <wp:cNvGraphicFramePr>
+              <a:graphicFrameLocks noChangeAspect="1"/>
+            </wp:cNvGraphicFramePr>
+            <a:graphic>
+              <a:graphicData uri="http://schemas.openxmlformats.org/drawingml/2006/picture">
+                <pic:pic>
+                  <pic:nvPicPr>
+                    <pic:cNvPr id="0" name="academy-story-ai-5-32-03.png"/>
+                    <pic:cNvPicPr/>
+                  </pic:nvPicPr>
+                  <pic:blipFill>
+                    <a:blip r:embed="rId13"/>
+                    <a:stretch>
+                      <a:fillRect/>
+                    </a:stretch>
+                  </pic:blipFill>
+                  <pic:spPr>
+                    <a:xfrm>
+                      <a:off x="0" y="0"/>
+                      <a:ext cx="5486400" cy="3145536"/>
+                    </a:xfrm>
+                    <a:prstGeom prst="rect"/>
+                  </pic:spPr>
+                </pic:pic>
+              </a:graphicData>
+            </a:graphic>
+          </wp:inline>
+        </w:drawing>
+      </w:r>
+    </w:p>
+    <w:p>
+      <w:pPr>
+        <w:spacing w:line="336" w:lineRule="auto" w:after="180"/>
+      </w:pPr>
+      <w:r>
+        <w:rPr>
+          <w:b w:val="0"/>
+        </w:rPr>
+        <w:t xml:space="preserve">Validation squared loss by </w:t>
+      </w:r>
+      <w:r>
+        <w:rPr>
+          <w:b/>
+        </w:rPr>
+        <w:t>checkpoint</w:t>
+      </w:r>
+      <w:r>
+        <w:rPr>
+          <w:b w:val="0"/>
+        </w:rPr>
+        <w:t xml:space="preserve">. Units: squared error. baseline a = 0.5: 4. </w:t>
+      </w:r>
+      <w:r>
+        <w:rPr>
+          <w:b/>
+        </w:rPr>
+        <w:t>checkpoint</w:t>
+      </w:r>
+      <w:r>
+        <w:rPr>
+          <w:b w:val="0"/>
+        </w:rPr>
+        <w:t xml:space="preserve"> a = 1: 1. </w:t>
+      </w:r>
+      <w:r>
+        <w:rPr>
+          <w:b/>
+        </w:rPr>
+        <w:t>checkpoint</w:t>
+      </w:r>
+      <w:r>
+        <w:rPr>
+          <w:b w:val="0"/>
+        </w:rPr>
+        <w:t xml:space="preserve"> a = 1.25: 0.25.</w:t>
+      </w:r>
+    </w:p>
+    <w:p>
+      <w:pPr>
+        <w:spacing w:line="336" w:lineRule="auto" w:after="180"/>
+        <w:shd w:fill="F5F1FB"/>
+      </w:pPr>
+      <w:r>
+        <w:rPr>
+          <w:b w:val="0"/>
+        </w:rPr>
+        <w:t>Read the labels and values. Explain the relationship the model shows.</w:t>
+      </w:r>
+    </w:p>
+    <w:p>
+      <w:pPr>
+        <w:pStyle w:val="Heading3"/>
+      </w:pPr>
+      <w:r>
+        <w:t>Discuss while showing the picture</w:t>
+      </w:r>
+    </w:p>
+    <w:p>
+      <w:pPr>
+        <w:spacing w:line="336" w:lineRule="auto" w:after="180"/>
+        <w:shd w:fill="F1F6F8"/>
+      </w:pPr>
+      <w:r>
+        <w:rPr>
+          <w:b w:val="0"/>
+        </w:rPr>
+        <w:t>Teacher prompt: Read the labels and values. Explain the relationship the model shows. Ask learners to describe one label or arrow in ordinary words. Use the adjacent transcript if the image is difficult to see.</w:t>
+      </w:r>
+    </w:p>
+    <w:p>
+      <w:pPr>
+        <w:spacing w:line="336" w:lineRule="auto" w:after="180"/>
+        <w:shd w:fill="F1F6F8"/>
+      </w:pPr>
+      <w:r>
+        <w:rPr>
+          <w:b w:val="0"/>
+        </w:rPr>
+        <w:t>Check row/column meanings, units and denominators before discussing a difference. Supplied toy values are not real class or model results.</w:t>
+      </w:r>
+    </w:p>
+    <w:p>
+      <w:pPr>
+        <w:pStyle w:val="Heading3"/>
+      </w:pPr>
+      <w:r>
+        <w:t>04. Change one thing. Trace what follows.</w:t>
+      </w:r>
+    </w:p>
+    <w:p>
+      <w:r>
+        <w:drawing>
+          <wp:inline xmlns:a="http://schemas.openxmlformats.org/drawingml/2006/main" xmlns:pic="http://schemas.openxmlformats.org/drawingml/2006/picture">
+            <wp:extent cx="5486400" cy="3041904"/>
+            <wp:docPr id="6" name="Picture 6" descr="Original case: Choose a = 1.25; save R8, inputs, formula, checkpoint values, loss rule and validation role. Changed condition: A teammate calls V4 a final test after using it to select a=1.25. Expected result: Correct its role to validation; it was used for selection. Reason: Changing the label on a dataset does not make its evidence untouched."/>
+            <wp:cNvGraphicFramePr>
+              <a:graphicFrameLocks noChangeAspect="1"/>
+            </wp:cNvGraphicFramePr>
+            <a:graphic>
+              <a:graphicData uri="http://schemas.openxmlformats.org/drawingml/2006/picture">
+                <pic:pic>
+                  <pic:nvPicPr>
+                    <pic:cNvPr id="0" name="academy-story-ai-5-32-04.png"/>
+                    <pic:cNvPicPr/>
+                  </pic:nvPicPr>
+                  <pic:blipFill>
+                    <a:blip r:embed="rId14"/>
+                    <a:stretch>
+                      <a:fillRect/>
+                    </a:stretch>
+                  </pic:blipFill>
+                  <pic:spPr>
+                    <a:xfrm>
+                      <a:off x="0" y="0"/>
+                      <a:ext cx="5486400" cy="3041904"/>
+                    </a:xfrm>
+                    <a:prstGeom prst="rect"/>
+                  </pic:spPr>
+                </pic:pic>
+              </a:graphicData>
+            </a:graphic>
+          </wp:inline>
+        </w:drawing>
+      </w:r>
+    </w:p>
+    <w:p>
+      <w:pPr>
+        <w:spacing w:line="336" w:lineRule="auto" w:after="180"/>
+      </w:pPr>
+      <w:r>
+        <w:rPr>
+          <w:b w:val="0"/>
+        </w:rPr>
+        <w:t xml:space="preserve">Original case: Choose a = 1.25; save R8, </w:t>
+      </w:r>
+      <w:r>
+        <w:rPr>
+          <w:b/>
+        </w:rPr>
+        <w:t>input</w:t>
+      </w:r>
+      <w:r>
+        <w:rPr>
+          <w:b w:val="0"/>
+        </w:rPr>
+        <w:t xml:space="preserve">s, formula, </w:t>
+      </w:r>
+      <w:r>
+        <w:rPr>
+          <w:b/>
+        </w:rPr>
+        <w:t>checkpoint</w:t>
+      </w:r>
+      <w:r>
+        <w:rPr>
+          <w:b w:val="0"/>
+        </w:rPr>
+        <w:t xml:space="preserve"> values, loss rule and validation role. Changed condition: A teammate calls V4 a final test after using it to select a=1.25.</w:t>
+      </w:r>
+    </w:p>
+    <w:p>
+      <w:pPr>
+        <w:spacing w:line="336" w:lineRule="auto" w:after="180"/>
+      </w:pPr>
+      <w:r>
+        <w:rPr>
+          <w:b w:val="0"/>
+        </w:rPr>
+        <w:t xml:space="preserve">Expected result: Correct its role to validation; it was used for selection. Reason: Changing the label on a dataset does not make its </w:t>
+      </w:r>
+      <w:r>
+        <w:rPr>
+          <w:b/>
+        </w:rPr>
+        <w:t>evidence</w:t>
+      </w:r>
+      <w:r>
+        <w:rPr>
+          <w:b w:val="0"/>
+        </w:rPr>
+        <w:t xml:space="preserve"> untouched.</w:t>
+      </w:r>
+    </w:p>
+    <w:p>
+      <w:pPr>
+        <w:spacing w:line="336" w:lineRule="auto" w:after="180"/>
+        <w:shd w:fill="F5F1FB"/>
+      </w:pPr>
+      <w:r>
+        <w:rPr>
+          <w:b w:val="0"/>
+        </w:rPr>
+        <w:t>Predict before checking the worked changed-case result. Name what changed and what the supplied facts allow you to conclude.</w:t>
+      </w:r>
+    </w:p>
+    <w:p>
+      <w:pPr>
+        <w:pStyle w:val="Heading3"/>
+      </w:pPr>
+      <w:r>
+        <w:t>Discuss while showing the picture</w:t>
+      </w:r>
+    </w:p>
+    <w:p>
+      <w:pPr>
+        <w:spacing w:line="336" w:lineRule="auto" w:after="180"/>
+        <w:shd w:fill="F1F6F8"/>
+      </w:pPr>
+      <w:r>
+        <w:rPr>
+          <w:b w:val="0"/>
+        </w:rPr>
+        <w:t>Teacher prompt: Predict before checking the worked changed-case result. Name what changed and what the supplied facts allow you to conclude. Ask learners to describe one label or arrow in ordinary words.</w:t>
+      </w:r>
+    </w:p>
+    <w:p>
+      <w:pPr>
+        <w:spacing w:line="336" w:lineRule="auto" w:after="180"/>
+        <w:shd w:fill="F1F6F8"/>
+      </w:pPr>
+      <w:r>
+        <w:rPr>
+          <w:b w:val="0"/>
+        </w:rPr>
+        <w:t xml:space="preserve">Use the adjacent transcript if the image is difficult to see. Changed-case reasoning: Changing the label on a dataset does not make its </w:t>
+      </w:r>
+      <w:r>
+        <w:rPr>
+          <w:b/>
+        </w:rPr>
+        <w:t>evidence</w:t>
+      </w:r>
+      <w:r>
+        <w:rPr>
+          <w:b w:val="0"/>
+        </w:rPr>
+        <w:t xml:space="preserve"> untouched.</w:t>
+      </w:r>
+    </w:p>
+    <w:p>
+      <w:pPr>
+        <w:pStyle w:val="Heading3"/>
+      </w:pPr>
+      <w:r>
+        <w:t>05. Connect the explanation to its limit</w:t>
+      </w:r>
+    </w:p>
+    <w:p>
+      <w:r>
+        <w:drawing>
+          <wp:inline xmlns:a="http://schemas.openxmlformats.org/drawingml/2006/main" xmlns:pic="http://schemas.openxmlformats.org/drawingml/2006/picture">
+            <wp:extent cx="5486400" cy="2834640"/>
+            <wp:docPr id="7" name="Picture 7" descr="A reproducible record includes the actual input, formula, parameters and scoring rule, together with each dataset’s role. The validation case selects the best supplied checkpoint, so it is part of development. Save that selection history and freeze the checkpoint before evaluating fresh final cases. Renaming the same case a test does not change how it was used. Limit: Reconstructing one run verifies arithmetic and provenance, not population performance or educational learning impact."/>
+            <wp:cNvGraphicFramePr>
+              <a:graphicFrameLocks noChangeAspect="1"/>
+            </wp:cNvGraphicFramePr>
+            <a:graphic>
+              <a:graphicData uri="http://schemas.openxmlformats.org/drawingml/2006/picture">
+                <pic:pic>
+                  <pic:nvPicPr>
+                    <pic:cNvPr id="0" name="academy-story-ai-5-32-05.png"/>
+                    <pic:cNvPicPr/>
+                  </pic:nvPicPr>
+                  <pic:blipFill>
+                    <a:blip r:embed="rId15"/>
+                    <a:stretch>
+                      <a:fillRect/>
+                    </a:stretch>
+                  </pic:blipFill>
+                  <pic:spPr>
+                    <a:xfrm>
+                      <a:off x="0" y="0"/>
+                      <a:ext cx="5486400" cy="2834640"/>
+                    </a:xfrm>
+                    <a:prstGeom prst="rect"/>
+                  </pic:spPr>
+                </pic:pic>
+              </a:graphicData>
+            </a:graphic>
+          </wp:inline>
+        </w:drawing>
+      </w:r>
+    </w:p>
+    <w:p>
+      <w:pPr>
+        <w:spacing w:line="336" w:lineRule="auto" w:after="180"/>
+      </w:pPr>
+      <w:r>
+        <w:rPr>
+          <w:b w:val="0"/>
+        </w:rPr>
+        <w:t xml:space="preserve">A reproducible record includes the actual </w:t>
+      </w:r>
+      <w:r>
+        <w:rPr>
+          <w:b/>
+        </w:rPr>
+        <w:t>input</w:t>
+      </w:r>
+      <w:r>
+        <w:rPr>
+          <w:b w:val="0"/>
+        </w:rPr>
+        <w:t xml:space="preserve">, formula, parameters and scoring rule, together with each dataset’s role. The validation case selects the best supplied </w:t>
+      </w:r>
+      <w:r>
+        <w:rPr>
+          <w:b/>
+        </w:rPr>
+        <w:t>checkpoint</w:t>
+      </w:r>
+      <w:r>
+        <w:rPr>
+          <w:b w:val="0"/>
+        </w:rPr>
+        <w:t>, so it is part of development.</w:t>
+      </w:r>
+    </w:p>
+    <w:p>
+      <w:pPr>
+        <w:spacing w:line="336" w:lineRule="auto" w:after="180"/>
+      </w:pPr>
+      <w:r>
+        <w:rPr>
+          <w:b w:val="0"/>
+        </w:rPr>
+        <w:t xml:space="preserve">Save that selection history and freeze the </w:t>
+      </w:r>
+      <w:r>
+        <w:rPr>
+          <w:b/>
+        </w:rPr>
+        <w:t>checkpoint</w:t>
+      </w:r>
+      <w:r>
+        <w:rPr>
+          <w:b w:val="0"/>
+        </w:rPr>
+        <w:t xml:space="preserve"> before evaluating fresh final cases. Renaming the same case a test does not change how it was used.</w:t>
+      </w:r>
+    </w:p>
+    <w:p>
+      <w:pPr>
+        <w:spacing w:line="336" w:lineRule="auto" w:after="180"/>
+      </w:pPr>
+      <w:r>
+        <w:rPr>
+          <w:b w:val="0"/>
+        </w:rPr>
+        <w:t>Limit: Reconstructing one run verifies arithmetic and provenance, not population performance or educational learning impact.</w:t>
+      </w:r>
+    </w:p>
+    <w:p>
+      <w:pPr>
+        <w:spacing w:line="336" w:lineRule="auto" w:after="180"/>
+        <w:shd w:fill="F5F1FB"/>
+      </w:pPr>
+      <w:r>
+        <w:rPr>
+          <w:b w:val="0"/>
+        </w:rPr>
+        <w:t>Explain the case, then point to a limit on the claim.</w:t>
+      </w:r>
+    </w:p>
+    <w:p>
+      <w:pPr>
+        <w:pStyle w:val="Heading3"/>
+      </w:pPr>
+      <w:r>
+        <w:t>Discuss while showing the picture</w:t>
+      </w:r>
+    </w:p>
+    <w:p>
+      <w:pPr>
+        <w:spacing w:line="336" w:lineRule="auto" w:after="180"/>
+        <w:shd w:fill="F1F6F8"/>
+      </w:pPr>
+      <w:r>
+        <w:rPr>
+          <w:b w:val="0"/>
+        </w:rPr>
+        <w:t>Teacher prompt: Explain the case, then point to a limit on the claim. Ask learners to describe one label or arrow in ordinary words. Use the adjacent transcript if the image is difficult to see.</w:t>
+      </w:r>
+    </w:p>
+    <w:p>
+      <w:pPr>
+        <w:spacing w:line="336" w:lineRule="auto" w:after="180"/>
+        <w:shd w:fill="F1F6F8"/>
+      </w:pPr>
+      <w:r>
+        <w:rPr>
+          <w:b w:val="0"/>
+        </w:rPr>
+        <w:t>Keep the stated scope: Reconstructing one run verifies arithmetic and provenance, not population performance or educational learning impact.</w:t>
+      </w:r>
+    </w:p>
+    <w:p>
+      <w:pPr>
+        <w:pStyle w:val="Heading3"/>
+      </w:pPr>
+      <w:r>
+        <w:t>06. Make the idea visible in your project</w:t>
+      </w:r>
+    </w:p>
+    <w:p>
+      <w:r>
+        <w:drawing>
+          <wp:inline xmlns:a="http://schemas.openxmlformats.org/drawingml/2006/main" xmlns:pic="http://schemas.openxmlformats.org/drawingml/2006/picture">
+            <wp:extent cx="5486400" cy="3681984"/>
+            <wp:docPr id="8" name="Picture 8" descr="For your Image-pattern Network Investigation, save the input, procedure, observed result and limitation of this check. Label this worked example as practice; use a different, previously unreviewed case when checking independent understanding. Draw your input, deciding step, result and limit. Supported question: What additional evidence is needed for a final performance claim? Point to the relevant step in the picture, then write the changed result and the rule or evidence that supports it."/>
+            <wp:cNvGraphicFramePr>
+              <a:graphicFrameLocks noChangeAspect="1"/>
+            </wp:cNvGraphicFramePr>
+            <a:graphic>
+              <a:graphicData uri="http://schemas.openxmlformats.org/drawingml/2006/picture">
+                <pic:pic>
+                  <pic:nvPicPr>
+                    <pic:cNvPr id="0" name="academy-story-ai-5-32-06.png"/>
+                    <pic:cNvPicPr/>
+                  </pic:nvPicPr>
+                  <pic:blipFill>
+                    <a:blip r:embed="rId16"/>
+                    <a:stretch>
+                      <a:fillRect/>
+                    </a:stretch>
+                  </pic:blipFill>
+                  <pic:spPr>
+                    <a:xfrm>
+                      <a:off x="0" y="0"/>
+                      <a:ext cx="5486400" cy="3681984"/>
+                    </a:xfrm>
+                    <a:prstGeom prst="rect"/>
+                  </pic:spPr>
+                </pic:pic>
+              </a:graphicData>
+            </a:graphic>
+          </wp:inline>
+        </w:drawing>
+      </w:r>
+    </w:p>
+    <w:p>
+      <w:pPr>
+        <w:spacing w:line="336" w:lineRule="auto" w:after="180"/>
+      </w:pPr>
+      <w:r>
+        <w:rPr>
+          <w:b w:val="0"/>
+        </w:rPr>
+        <w:t xml:space="preserve">For your Image-pattern Network Investigation, save the </w:t>
+      </w:r>
+      <w:r>
+        <w:rPr>
+          <w:b/>
+        </w:rPr>
+        <w:t>input</w:t>
+      </w:r>
+      <w:r>
+        <w:rPr>
+          <w:b w:val="0"/>
+        </w:rPr>
+        <w:t>, procedure, observed result and limitation of this check.</w:t>
+      </w:r>
+    </w:p>
+    <w:p>
+      <w:pPr>
+        <w:spacing w:line="336" w:lineRule="auto" w:after="180"/>
+      </w:pPr>
+      <w:r>
+        <w:rPr>
+          <w:b w:val="0"/>
+        </w:rPr>
+        <w:t xml:space="preserve">Label this worked example as practice; use a different, previously unreviewed case when checking independent understanding. Draw your </w:t>
+      </w:r>
+      <w:r>
+        <w:rPr>
+          <w:b/>
+        </w:rPr>
+        <w:t>input</w:t>
+      </w:r>
+      <w:r>
+        <w:rPr>
+          <w:b w:val="0"/>
+        </w:rPr>
+        <w:t>, deciding step, result and limit.</w:t>
+      </w:r>
+    </w:p>
+    <w:p>
+      <w:pPr>
+        <w:spacing w:line="336" w:lineRule="auto" w:after="180"/>
+      </w:pPr>
+      <w:r>
+        <w:rPr>
+          <w:b w:val="0"/>
+        </w:rPr>
+        <w:t xml:space="preserve">Supported question: What additional </w:t>
+      </w:r>
+      <w:r>
+        <w:rPr>
+          <w:b/>
+        </w:rPr>
+        <w:t>evidence</w:t>
+      </w:r>
+      <w:r>
+        <w:rPr>
+          <w:b w:val="0"/>
+        </w:rPr>
+        <w:t xml:space="preserve"> is needed for a final performance claim? Point to the relevant step in the picture, then write the changed result and the rule or </w:t>
+      </w:r>
+      <w:r>
+        <w:rPr>
+          <w:b/>
+        </w:rPr>
+        <w:t>evidence</w:t>
+      </w:r>
+      <w:r>
+        <w:rPr>
+          <w:b w:val="0"/>
+        </w:rPr>
+        <w:t xml:space="preserve"> that supports it.</w:t>
+      </w:r>
+    </w:p>
+    <w:p>
+      <w:pPr>
+        <w:spacing w:line="336" w:lineRule="auto" w:after="180"/>
+        <w:shd w:fill="F5F1FB"/>
+      </w:pPr>
+      <w:r>
+        <w:rPr>
+          <w:b w:val="0"/>
+        </w:rPr>
+        <w:t xml:space="preserve">Draw your project trace and justify the deciding step using </w:t>
+      </w:r>
+      <w:r>
+        <w:rPr>
+          <w:b/>
+        </w:rPr>
+        <w:t>evidence</w:t>
+      </w:r>
+      <w:r>
+        <w:rPr>
+          <w:b w:val="0"/>
+        </w:rPr>
+        <w:t>.</w:t>
+      </w:r>
+    </w:p>
+    <w:p>
+      <w:pPr>
+        <w:pStyle w:val="Heading3"/>
+      </w:pPr>
+      <w:r>
+        <w:t>Discuss while showing the picture</w:t>
+      </w:r>
+    </w:p>
+    <w:p>
+      <w:pPr>
+        <w:spacing w:line="336" w:lineRule="auto" w:after="180"/>
+        <w:shd w:fill="F1F6F8"/>
+      </w:pPr>
+      <w:r>
+        <w:rPr>
+          <w:b w:val="0"/>
+        </w:rPr>
+        <w:t xml:space="preserve">Teacher prompt: Draw your project trace and justify the deciding step using </w:t>
+      </w:r>
+      <w:r>
+        <w:rPr>
+          <w:b/>
+        </w:rPr>
+        <w:t>evidence</w:t>
+      </w:r>
+      <w:r>
+        <w:rPr>
+          <w:b w:val="0"/>
+        </w:rPr>
+        <w:t>. Ask learners to describe one label or arrow in ordinary words. Use the adjacent transcript if the image is difficult to see.</w:t>
+      </w:r>
+    </w:p>
+    <w:p>
+      <w:pPr>
+        <w:spacing w:line="336" w:lineRule="auto" w:after="180"/>
+        <w:shd w:fill="F1F6F8"/>
+      </w:pPr>
+      <w:r>
+        <w:rPr>
+          <w:b w:val="0"/>
+        </w:rPr>
+        <w:t xml:space="preserve">Supported practice key: Freeze the selected </w:t>
+      </w:r>
+      <w:r>
+        <w:rPr>
+          <w:b/>
+        </w:rPr>
+        <w:t>checkpoint</w:t>
+      </w:r>
+      <w:r>
+        <w:rPr>
+          <w:b w:val="0"/>
+        </w:rPr>
+        <w:t>, then evaluate an independently reserved final set; retain run settings, baseline and selection history.</w:t>
+      </w:r>
+    </w:p>
+    <w:p>
+      <w:pPr>
+        <w:spacing w:line="336" w:lineRule="auto" w:after="180"/>
+        <w:shd w:fill="F1F6F8"/>
+      </w:pPr>
+      <w:r>
+        <w:rPr>
+          <w:b w:val="0"/>
+        </w:rPr>
+        <w:t xml:space="preserve">Changed-case check: Correct its role to validation; it was used for selection. Changing the label on a dataset does not make its </w:t>
+      </w:r>
+      <w:r>
+        <w:rPr>
+          <w:b/>
+        </w:rPr>
+        <w:t>evidence</w:t>
+      </w:r>
+      <w:r>
+        <w:rPr>
+          <w:b w:val="0"/>
+        </w:rPr>
+        <w:t xml:space="preserve"> untouched.</w:t>
       </w:r>
     </w:p>
     <w:sectPr>

--- a/downloads/teacher/ai-5-week-32.docx
+++ b/downloads/teacher/ai-5-week-32.docx
@@ -137,7 +137,7 @@
           </w:tcPr>
           <w:p>
             <w:r>
-              <w:t>Sections 1–6; record the brief recall in the workbook.</w:t>
+              <w:t>Use Your mission, Notice the evidence, See how it works, Words that unlock the idea and Follow a worked example; record recall in the workbook.</w:t>
             </w:r>
           </w:p>
         </w:tc>
@@ -169,7 +169,7 @@
           </w:tcPr>
           <w:p>
             <w:r>
-              <w:t>Sections 7–10; use the matching workbook W2 and misconception check.</w:t>
+              <w:t>Use Find and repair a mistake, Practise together and Build your understanding; use the matching workbook W2 and Individual reasoning check.</w:t>
             </w:r>
           </w:p>
         </w:tc>
@@ -201,7 +201,7 @@
           </w:tcPr>
           <w:p>
             <w:r>
-              <w:t>Sections 9 and 11–14. Give extra time to finish the full task set; use Section 15 when the week includes a coding lab.</w:t>
+              <w:t>Use Run the investigation, Connect your project and Try a new case independently. Allow extra time for the full task set. When code is supplied, use the examples in See how it works or Follow a worked example and the browser lab in Supported practice, repair and portfolio.</w:t>
             </w:r>
           </w:p>
         </w:tc>
@@ -450,7 +450,7 @@
         <w:rPr>
           <w:b w:val="0"/>
         </w:rPr>
-        <w:t>Use two 45-minute sessions. Treat the tiny ReLU model as a fully inspectable experiment, not a claim about real-world accuracy. The code trains one scalar on two rows and selects using one validation row.</w:t>
+        <w:t>For the compact alternative schedule, use two 45-minute sessions. Treat the tiny ReLU model as a fully inspectable experiment, not a claim about real-world accuracy. The code trains one scalar on two rows and selects using one validation row.</w:t>
       </w:r>
     </w:p>
     <w:p>
@@ -2344,7 +2344,7 @@
         <w:rPr>
           <w:b w:val="0"/>
         </w:rPr>
-        <w:t xml:space="preserve">Use the worked example in Sections 3 and 6. Collect a </w:t>
+        <w:t xml:space="preserve">Use See how it works and Follow a worked example. Collect a </w:t>
       </w:r>
       <w:r>
         <w:rPr>
@@ -2840,7 +2840,7 @@
         <w:rPr>
           <w:b w:val="0"/>
         </w:rPr>
-        <w:t xml:space="preserve">Use Section 9 for the </w:t>
+        <w:t xml:space="preserve">Use Run the investigation for the </w:t>
       </w:r>
       <w:r>
         <w:rPr>
@@ -4691,7 +4691,7 @@
           </w:tcPr>
           <w:p>
             <w:r>
-              <w:t>Sections 1–6; record the brief recall in the workbook.</w:t>
+              <w:t>Use Your mission, Notice the evidence, See how it works, Words that unlock the idea and Follow a worked example; record recall in the workbook.</w:t>
             </w:r>
           </w:p>
         </w:tc>
@@ -4723,7 +4723,7 @@
           </w:tcPr>
           <w:p>
             <w:r>
-              <w:t>Sections 7–10; use the matching workbook W2 and misconception check.</w:t>
+              <w:t>Use Find and repair a mistake, Practise together and Build your understanding; use the matching workbook W2 and Individual reasoning check.</w:t>
             </w:r>
           </w:p>
         </w:tc>
@@ -4755,7 +4755,7 @@
           </w:tcPr>
           <w:p>
             <w:r>
-              <w:t>Sections 9 and 11–14. Give extra time to finish the full task set; use Section 15 when the week includes a coding lab.</w:t>
+              <w:t>Use Run the investigation, Connect your project and Try a new case independently. Allow extra time for the full task set. When code is supplied, use the examples in See how it works or Follow a worked example and the browser lab in Supported practice, repair and portfolio.</w:t>
             </w:r>
           </w:p>
         </w:tc>

--- a/downloads/teacher/ai-5-week-32.docx
+++ b/downloads/teacher/ai-5-week-32.docx
@@ -25,20 +25,38 @@
         <w:pStyle w:val="Heading1"/>
       </w:pPr>
       <w:r>
-        <w:t>01. Prepare the purpose, prerequisites and materials</w:t>
+        <w:t>Make another person able to check the entire result.</w:t>
       </w:r>
     </w:p>
     <w:p>
       <w:r>
-        <w:t>Prepare Documenting a network experiment: check the target, prerequisites, resources and adaptable teaching schedule.</w:t>
+        <w:t>Use exact data, checkpoint and prediction rows, with explicit unmeasured fields and hash limitations.</w:t>
       </w:r>
     </w:p>
     <w:p>
-      <w:pPr>
-        <w:pStyle w:val="Heading3"/>
-      </w:pPr>
-      <w:r>
-        <w:t>Teach the learning cycle</w:t>
+      <w:r>
+        <w:t>Model a complete record → diagnose missing evidence → assess fresh R17 → plan a documented replay.</w:t>
+      </w:r>
+    </w:p>
+    <w:p>
+      <w:pPr>
+        <w:pStyle w:val="Heading1"/>
+      </w:pPr>
+      <w:r>
+        <w:t>01. Prepare the connected mathematical investigation</w:t>
+      </w:r>
+    </w:p>
+    <w:p>
+      <w:r>
+        <w:t>Keep explanation,shared practice and independent evidence distinct.</w:t>
+      </w:r>
+    </w:p>
+    <w:p>
+      <w:pPr>
+        <w:pStyle w:val="Heading2"/>
+      </w:pPr>
+      <w:r>
+        <w:t>Target and main teaching plan</w:t>
       </w:r>
     </w:p>
     <w:p>
@@ -243,18 +261,21 @@
     </w:p>
     <w:p>
       <w:pPr>
-        <w:pStyle w:val="Heading3"/>
-      </w:pPr>
-      <w:r>
-        <w:t>Retrieval answer guidance</w:t>
+        <w:pStyle w:val="Heading2"/>
+      </w:pPr>
+      <w:r>
+        <w:t>Preparation and prerequisite</w:t>
       </w:r>
     </w:p>
     <w:p>
       <w:pPr>
-        <w:pStyle w:val="Heading3"/>
-      </w:pPr>
-      <w:r>
-        <w:t>Efficiency and resource measurement</w:t>
+        <w:spacing w:line="336" w:lineRule="auto" w:after="180"/>
+      </w:pPr>
+      <w:r>
+        <w:rPr>
+          <w:b w:val="0"/>
+        </w:rPr>
+        <w:t>Printed lesson and workbook; paper and pencil</w:t>
       </w:r>
     </w:p>
     <w:p>
@@ -265,7 +286,7 @@
         <w:rPr>
           <w:b w:val="0"/>
         </w:rPr>
-        <w:t>Without opening the old lesson, explain one key idea from Efficiency and resource measurement. Give an example and a mistake that the idea helps you avoid.</w:t>
+        <w:t>Calculator and optional local Python 3 editor; no packages or AI accounts needed</w:t>
       </w:r>
     </w:p>
     <w:p>
@@ -276,7 +297,7 @@
         <w:rPr>
           <w:b w:val="0"/>
         </w:rPr>
-        <w:t>Look for: Calculate throughput and amortised time per example from repeated timings</w:t>
+        <w:t>Use the fictional examples supplied; prepare the fresh retry before class</w:t>
       </w:r>
     </w:p>
     <w:p>
@@ -287,74 +308,26 @@
         <w:rPr>
           <w:b w:val="0"/>
         </w:rPr>
-        <w:t>Reference example, not the only acceptable wording: Teacher explanation: A: 2.0 seconds, 20 ms per example, 50 examples per second. B: 1.2 seconds, 12 ms per example, about 83.33 examples per second.</w:t>
+        <w:t>It omits the task, data and splits, model and code versions, quality counts or loss definition, hardware, timing boundary and raw results. Another person cannot check what was measured or repeat the comparison.</w:t>
       </w:r>
     </w:p>
     <w:p>
       <w:pPr>
-        <w:spacing w:line="336" w:lineRule="auto" w:after="180"/>
-      </w:pPr>
-      <w:r>
-        <w:rPr>
-          <w:b w:val="0"/>
-        </w:rPr>
-        <w:t xml:space="preserve">The boundary covers 100 completed sequential </w:t>
-      </w:r>
-      <w:r>
-        <w:rPr>
-          <w:b/>
-        </w:rPr>
-        <w:t>prediction</w:t>
-      </w:r>
-      <w:r>
-        <w:rPr>
-          <w:b w:val="0"/>
-        </w:rPr>
-        <w:t>s on pre</w:t>
-      </w:r>
-      <w:r>
-        <w:rPr>
-          <w:b/>
-        </w:rPr>
-        <w:t>process</w:t>
-      </w:r>
-      <w:r>
-        <w:rPr>
-          <w:b w:val="0"/>
-        </w:rPr>
-        <w:t xml:space="preserve">ed </w:t>
-      </w:r>
-      <w:r>
-        <w:rPr>
-          <w:b/>
-        </w:rPr>
-        <w:t>input</w:t>
-      </w:r>
-      <w:r>
-        <w:rPr>
-          <w:b w:val="0"/>
-        </w:rPr>
-        <w:t>s, excluding loading and pre</w:t>
-      </w:r>
-      <w:r>
-        <w:rPr>
-          <w:b/>
-        </w:rPr>
-        <w:t>process</w:t>
-      </w:r>
-      <w:r>
-        <w:rPr>
-          <w:b w:val="0"/>
-        </w:rPr>
-        <w:t>ing. It does not establish worst-case or percentile request latency.</w:t>
+        <w:pStyle w:val="Heading2"/>
+      </w:pPr>
+      <w:r>
+        <w:t>Opening retrieval</w:t>
       </w:r>
     </w:p>
     <w:p>
       <w:pPr>
-        <w:pStyle w:val="Heading3"/>
-      </w:pPr>
-      <w:r>
-        <w:t>Uncertainty and failure analysis</w:t>
+        <w:spacing w:line="336" w:lineRule="auto" w:after="180"/>
+      </w:pPr>
+      <w:r>
+        <w:rPr>
+          <w:b w:val="0"/>
+        </w:rPr>
+        <w:t>Without opening the old lesson, explain one key idea from Efficiency and resource measurement. Give an example and a mistake that the idea helps you avoid.</w:t>
       </w:r>
     </w:p>
     <w:p>
@@ -365,7 +338,7 @@
         <w:rPr>
           <w:b w:val="0"/>
         </w:rPr>
-        <w:t>Without opening the old lesson, explain one key idea from Uncertainty and failure analysis. Give an example and a mistake that the idea helps you avoid.</w:t>
+        <w:t>Look for: Calculate throughput and amortised time per example from repeated timings</w:t>
       </w:r>
     </w:p>
     <w:p>
@@ -376,7 +349,7 @@
         <w:rPr>
           <w:b w:val="0"/>
         </w:rPr>
-        <w:t>Look for: Distinguish a predicted class, confidence score and observed correctness</w:t>
+        <w:t>Reference example, not the only acceptable wording: Teacher explanation: A: 2.0 seconds, 20 ms per example, 50 examples per second. B: 1.2 seconds, 12 ms per example, about 83.33 examples per second.</w:t>
       </w:r>
     </w:p>
     <w:p>
@@ -387,7 +360,55 @@
         <w:rPr>
           <w:b w:val="0"/>
         </w:rPr>
-        <w:t>Reference example, not the only acceptable wording: Teacher explanation: B predicts 1 with confidence 0.90 and is wrong. E predicts 0 with confidence 0.55 and is correct. F predicts 0 with confidence 0.90 and is wrong.</w:t>
+        <w:t xml:space="preserve">The boundary covers 100 completed sequential </w:t>
+      </w:r>
+      <w:r>
+        <w:rPr>
+          <w:b/>
+        </w:rPr>
+        <w:t>prediction</w:t>
+      </w:r>
+      <w:r>
+        <w:rPr>
+          <w:b w:val="0"/>
+        </w:rPr>
+        <w:t>s on pre</w:t>
+      </w:r>
+      <w:r>
+        <w:rPr>
+          <w:b/>
+        </w:rPr>
+        <w:t>process</w:t>
+      </w:r>
+      <w:r>
+        <w:rPr>
+          <w:b w:val="0"/>
+        </w:rPr>
+        <w:t xml:space="preserve">ed </w:t>
+      </w:r>
+      <w:r>
+        <w:rPr>
+          <w:b/>
+        </w:rPr>
+        <w:t>input</w:t>
+      </w:r>
+      <w:r>
+        <w:rPr>
+          <w:b w:val="0"/>
+        </w:rPr>
+        <w:t>s, excluding loading and pre</w:t>
+      </w:r>
+      <w:r>
+        <w:rPr>
+          <w:b/>
+        </w:rPr>
+        <w:t>process</w:t>
+      </w:r>
+      <w:r>
+        <w:rPr>
+          <w:b w:val="0"/>
+        </w:rPr>
+        <w:t>ing. It does not establish worst-case or percentile request latency.</w:t>
       </w:r>
     </w:p>
     <w:p>
@@ -398,15 +419,18 @@
         <w:rPr>
           <w:b w:val="0"/>
         </w:rPr>
-        <w:t>F’s low score for class 1 corresponds to a high score for class 0, the class selected.</w:t>
+        <w:t>Without opening the old lesson, explain one key idea from Uncertainty and failure analysis. Give an example and a mistake that the idea helps you avoid.</w:t>
       </w:r>
     </w:p>
     <w:p>
       <w:pPr>
-        <w:pStyle w:val="Heading3"/>
-      </w:pPr>
-      <w:r>
-        <w:t>Embeddings and neighbourhoods</w:t>
+        <w:spacing w:line="336" w:lineRule="auto" w:after="180"/>
+      </w:pPr>
+      <w:r>
+        <w:rPr>
+          <w:b w:val="0"/>
+        </w:rPr>
+        <w:t>Look for: Distinguish a predicted class, confidence score and observed correctness</w:t>
       </w:r>
     </w:p>
     <w:p>
@@ -417,7 +441,7 @@
         <w:rPr>
           <w:b w:val="0"/>
         </w:rPr>
-        <w:t>Without opening the old lesson, explain one key idea from Embeddings and neighbourhoods. Give an example and a mistake that the idea helps you avoid.</w:t>
+        <w:t>Reference example, not the only acceptable wording: Teacher explanation: B predicts 1 with confidence 0.90 and is wrong. E predicts 0 with confidence 0.55 and is correct. F predicts 0 with confidence 0.90 and is wrong.</w:t>
       </w:r>
     </w:p>
     <w:p>
@@ -428,7 +452,7 @@
         <w:rPr>
           <w:b w:val="0"/>
         </w:rPr>
-        <w:t>Look for: Look up a vector using a token ID and preserve sequence shape</w:t>
+        <w:t>F’s low score for class 1 corresponds to a high score for class 0, the class selected.</w:t>
       </w:r>
     </w:p>
     <w:p>
@@ -439,7 +463,7 @@
         <w:rPr>
           <w:b w:val="0"/>
         </w:rPr>
-        <w:t>Reference example, not the only acceptable wording: Teacher explanation: Vectors are [[1, 1], [0, 1], [0, 2], [0, 0]], mask [1, 1, 1, 0] and shape 4 by 2.</w:t>
+        <w:t>Without opening the old lesson, explain one key idea from Embeddings and neighbourhoods. Give an example and a mistake that the idea helps you avoid.</w:t>
       </w:r>
     </w:p>
     <w:p>
@@ -450,7 +474,7 @@
         <w:rPr>
           <w:b w:val="0"/>
         </w:rPr>
-        <w:t>For the compact alternative schedule, use two 45-minute sessions. Treat the tiny ReLU model as a fully inspectable experiment, not a claim about real-world accuracy. The code trains one scalar on two rows and selects using one validation row.</w:t>
+        <w:t>Look for: Look up a vector using a token ID and preserve sequence shape</w:t>
       </w:r>
     </w:p>
     <w:p>
@@ -461,15 +485,15 @@
         <w:rPr>
           <w:b w:val="0"/>
         </w:rPr>
-        <w:t>Require students to label metrics, denominators and data roles before judging the result; no final evaluation or resource measurement is supplied.</w:t>
+        <w:t>Reference example, not the only acceptable wording: Teacher explanation: Vectors are [[1, 1], [0, 1], [0, 2], [0, 0]], mask [1, 1, 1, 0] and shape 4 by 2.</w:t>
       </w:r>
     </w:p>
     <w:p>
       <w:pPr>
-        <w:pStyle w:val="Heading3"/>
-      </w:pPr>
-      <w:r>
-        <w:t>Outcomes</w:t>
+        <w:pStyle w:val="Heading2"/>
+      </w:pPr>
+      <w:r>
+        <w:t>Pictured end goal</w:t>
       </w:r>
     </w:p>
     <w:p>
@@ -480,47 +504,23 @@
         <w:rPr>
           <w:b w:val="0"/>
         </w:rPr>
-        <w:t xml:space="preserve">Record a network experiment with enough detail to </w:t>
-      </w:r>
-      <w:r>
-        <w:rPr>
-          <w:b/>
-        </w:rPr>
-        <w:t>replay</w:t>
-      </w:r>
-      <w:r>
-        <w:rPr>
-          <w:b w:val="0"/>
-        </w:rPr>
-        <w:t xml:space="preserve"> its calculations</w:t>
+        <w:t>By the end, I can explain documenting a network experiment using a traced example and a stated limitation.</w:t>
       </w:r>
     </w:p>
     <w:p>
       <w:pPr>
-        <w:spacing w:line="336" w:lineRule="auto" w:after="180"/>
-      </w:pPr>
-      <w:r>
-        <w:rPr>
-          <w:b w:val="0"/>
-        </w:rPr>
-        <w:t>Trace reported metrics to data roles and saved parameters</w:t>
+        <w:pStyle w:val="Heading2"/>
+      </w:pPr>
+      <w:r>
+        <w:t>Earlier wording, alternatives and picture transcripts · reference / check after trying</w:t>
       </w:r>
     </w:p>
     <w:p>
       <w:pPr>
-        <w:spacing w:line="336" w:lineRule="auto" w:after="180"/>
-      </w:pPr>
-      <w:r>
-        <w:rPr>
-          <w:b w:val="0"/>
-        </w:rPr>
-        <w:t xml:space="preserve">Write a bounded conclusion and identify missing evaluation </w:t>
-      </w:r>
-      <w:r>
-        <w:rPr>
-          <w:b/>
-        </w:rPr>
-        <w:t>evidence</w:t>
+        <w:pStyle w:val="Heading3"/>
+      </w:pPr>
+      <w:r>
+        <w:t>Teach the learning cycle</w:t>
       </w:r>
     </w:p>
     <w:p>
@@ -528,48 +528,42 @@
         <w:pStyle w:val="Heading3"/>
       </w:pPr>
       <w:r>
-        <w:t>Preparation</w:t>
+        <w:t>Retrieval answer guidance</w:t>
       </w:r>
     </w:p>
     <w:p>
       <w:pPr>
-        <w:spacing w:line="336" w:lineRule="auto" w:after="180"/>
-      </w:pPr>
-      <w:r>
-        <w:rPr>
-          <w:b w:val="0"/>
-        </w:rPr>
-        <w:t>Printed lesson and workbook; paper and pencil</w:t>
+        <w:pStyle w:val="Heading3"/>
+      </w:pPr>
+      <w:r>
+        <w:t>Efficiency and resource measurement</w:t>
       </w:r>
     </w:p>
     <w:p>
       <w:pPr>
-        <w:spacing w:line="336" w:lineRule="auto" w:after="180"/>
-      </w:pPr>
-      <w:r>
-        <w:rPr>
-          <w:b w:val="0"/>
-        </w:rPr>
-        <w:t>Calculator and optional local Python 3 editor; no packages or AI accounts needed</w:t>
+        <w:pStyle w:val="Heading3"/>
+      </w:pPr>
+      <w:r>
+        <w:t>Uncertainty and failure analysis</w:t>
       </w:r>
     </w:p>
     <w:p>
       <w:pPr>
-        <w:spacing w:line="336" w:lineRule="auto" w:after="180"/>
-      </w:pPr>
-      <w:r>
-        <w:rPr>
-          <w:b w:val="0"/>
-        </w:rPr>
-        <w:t>Use the fictional examples supplied; prepare the fresh retry before class</w:t>
+        <w:pStyle w:val="Heading3"/>
+      </w:pPr>
+      <w:r>
+        <w:t>Embeddings and neighbourhoods</w:t>
       </w:r>
     </w:p>
     <w:p>
       <w:pPr>
-        <w:pStyle w:val="Heading3"/>
-      </w:pPr>
-      <w:r>
-        <w:t>Prerequisite answer</w:t>
+        <w:spacing w:line="336" w:lineRule="auto" w:after="180"/>
+      </w:pPr>
+      <w:r>
+        <w:rPr>
+          <w:b w:val="0"/>
+        </w:rPr>
+        <w:t>For the compact alternative schedule, use two 45-minute sessions. Treat the tiny ReLU model as a fully inspectable experiment, not a claim about real-world accuracy. The code trains one scalar on two rows and selects using one validation row.</w:t>
       </w:r>
     </w:p>
     <w:p>
@@ -580,7 +574,7 @@
         <w:rPr>
           <w:b w:val="0"/>
         </w:rPr>
-        <w:t>It omits the task, data and splits, model and code versions, quality counts or loss definition, hardware, timing boundary and raw results. Another person cannot check what was measured or repeat the comparison.</w:t>
+        <w:t>Require students to label metrics, denominators and data roles before judging the result; no final evaluation or resource measurement is supplied.</w:t>
       </w:r>
     </w:p>
     <w:p>
@@ -588,7 +582,7 @@
         <w:pStyle w:val="Heading3"/>
       </w:pPr>
       <w:r>
-        <w:t>End goal for the pictorial case</w:t>
+        <w:t>Outcomes</w:t>
       </w:r>
     </w:p>
     <w:p>
@@ -599,7 +593,19 @@
         <w:rPr>
           <w:b w:val="0"/>
         </w:rPr>
-        <w:t>By the end, I can explain documenting a network experiment using a traced example and a stated limitation.</w:t>
+        <w:t xml:space="preserve">Record a network experiment with enough detail to </w:t>
+      </w:r>
+      <w:r>
+        <w:rPr>
+          <w:b/>
+        </w:rPr>
+        <w:t>replay</w:t>
+      </w:r>
+      <w:r>
+        <w:rPr>
+          <w:b w:val="0"/>
+        </w:rPr>
+        <w:t xml:space="preserve"> its calculations</w:t>
       </w:r>
     </w:p>
     <w:p>
@@ -610,20 +616,32 @@
         <w:rPr>
           <w:b w:val="0"/>
         </w:rPr>
-        <w:t>This added worked case illustrates the week’s main idea. Retain all original and connected topics; schedule its practice within the teaching cycle.</w:t>
+        <w:t>Trace reported metrics to data roles and saved parameters</w:t>
       </w:r>
     </w:p>
     <w:p>
       <w:pPr>
-        <w:pStyle w:val="Heading1"/>
-      </w:pPr>
-      <w:r>
-        <w:t>02. Explain and model the mechanism</w:t>
+        <w:spacing w:line="336" w:lineRule="auto" w:after="180"/>
+      </w:pPr>
+      <w:r>
+        <w:rPr>
+          <w:b w:val="0"/>
+        </w:rPr>
+        <w:t xml:space="preserve">Write a bounded conclusion and identify missing evaluation </w:t>
+      </w:r>
+      <w:r>
+        <w:rPr>
+          <w:b/>
+        </w:rPr>
+        <w:t>evidence</w:t>
       </w:r>
     </w:p>
     <w:p>
-      <w:r>
-        <w:t>Model Documenting a network experiment using the supplied case, labelled mechanism and reasoning. Make the scope of each conclusion explicit.</w:t>
+      <w:pPr>
+        <w:pStyle w:val="Heading3"/>
+      </w:pPr>
+      <w:r>
+        <w:t>Preparation</w:t>
       </w:r>
     </w:p>
     <w:p>
@@ -631,18 +649,15 @@
         <w:pStyle w:val="Heading3"/>
       </w:pPr>
       <w:r>
-        <w:t>Explain Documenting a network experiment · 1</w:t>
+        <w:t>Prerequisite answer</w:t>
       </w:r>
     </w:p>
     <w:p>
       <w:pPr>
-        <w:spacing w:line="336" w:lineRule="auto" w:after="180"/>
-      </w:pPr>
-      <w:r>
-        <w:rPr>
-          <w:b w:val="0"/>
-        </w:rPr>
-        <w:t>A useful experiment record explains what was asked, what was done, what happened and what remains unknown.</w:t>
+        <w:pStyle w:val="Heading3"/>
+      </w:pPr>
+      <w:r>
+        <w:t>End goal for the pictorial case</w:t>
       </w:r>
     </w:p>
     <w:p>
@@ -653,73 +668,28 @@
         <w:rPr>
           <w:b w:val="0"/>
         </w:rPr>
-        <w:t xml:space="preserve">Use run NN32-A: does </w:t>
-      </w:r>
-      <w:r>
-        <w:rPr>
-          <w:b/>
-        </w:rPr>
-        <w:t>fitting</w:t>
-      </w:r>
-      <w:r>
-        <w:rPr>
-          <w:b w:val="0"/>
-        </w:rPr>
-        <w:t xml:space="preserve"> one positive ReLU weight reduce validation mean squared error compared with its initial value?</w:t>
+        <w:t>This added worked case illustrates the week’s main idea. Retain all original and connected topics; schedule its practice within the teaching cycle.</w:t>
       </w:r>
     </w:p>
     <w:p>
       <w:pPr>
-        <w:spacing w:line="336" w:lineRule="auto" w:after="180"/>
-      </w:pPr>
-      <w:r>
-        <w:rPr>
-          <w:b w:val="0"/>
-        </w:rPr>
-        <w:t>This tiny constructed regression task teaches record keeping; it cannot establish performance on real-world data.</w:t>
+        <w:pStyle w:val="Heading1"/>
+      </w:pPr>
+      <w:r>
+        <w:t>02. Teach a continuous chain from question to bounded conclusion</w:t>
       </w:r>
     </w:p>
     <w:p>
-      <w:pPr>
-        <w:pStyle w:val="Heading3"/>
-      </w:pPr>
-      <w:r>
-        <w:t>Explain Documenting a network experiment · 2</w:t>
+      <w:r>
+        <w:t>Keep training gradients, validation selection and missing final evidence distinct.</w:t>
       </w:r>
     </w:p>
     <w:p>
       <w:pPr>
-        <w:spacing w:line="336" w:lineRule="auto" w:after="180"/>
-      </w:pPr>
-      <w:r>
-        <w:rPr>
-          <w:b w:val="0"/>
-        </w:rPr>
-        <w:t xml:space="preserve">The network predicts max(0, a*x), with one weight a and no bias. Start at a = 1, use learning rate 0.1, two full-batch </w:t>
-      </w:r>
-      <w:r>
-        <w:rPr>
-          <w:b/>
-        </w:rPr>
-        <w:t>training</w:t>
-      </w:r>
-      <w:r>
-        <w:rPr>
-          <w:b w:val="0"/>
-        </w:rPr>
-        <w:t xml:space="preserve"> updates and mean squared error, the mean of squared </w:t>
-      </w:r>
-      <w:r>
-        <w:rPr>
-          <w:b/>
-        </w:rPr>
-        <w:t>prediction</w:t>
-      </w:r>
-      <w:r>
-        <w:rPr>
-          <w:b w:val="0"/>
-        </w:rPr>
-        <w:t xml:space="preserve"> errors.</w:t>
+        <w:pStyle w:val="Heading2"/>
+      </w:pPr>
+      <w:r>
+        <w:t>Question, settings and complete data manifest</w:t>
       </w:r>
     </w:p>
     <w:p>
@@ -730,27 +700,30 @@
         <w:rPr>
           <w:b w:val="0"/>
         </w:rPr>
-        <w:t xml:space="preserve">There is no normalisation, random initialisation or shuffling. Use Python float arithmetic and record the actual Python version when </w:t>
-      </w:r>
-      <w:r>
-        <w:rPr>
-          <w:b/>
-        </w:rPr>
-        <w:t>replay</w:t>
-      </w:r>
-      <w:r>
-        <w:rPr>
-          <w:b w:val="0"/>
-        </w:rPr>
-        <w:t>ing.</w:t>
+        <w:t>A useful experiment record explains what was asked, what was done, what happened and what remains unknown.</w:t>
       </w:r>
     </w:p>
     <w:p>
       <w:pPr>
-        <w:pStyle w:val="Heading3"/>
-      </w:pPr>
-      <w:r>
-        <w:t>Explain Documenting a network experiment · 3</w:t>
+        <w:spacing w:line="336" w:lineRule="auto" w:after="180"/>
+      </w:pPr>
+      <w:r>
+        <w:rPr>
+          <w:b w:val="0"/>
+        </w:rPr>
+        <w:t xml:space="preserve">Use run NN32-A: does </w:t>
+      </w:r>
+      <w:r>
+        <w:rPr>
+          <w:b/>
+        </w:rPr>
+        <w:t>fitting</w:t>
+      </w:r>
+      <w:r>
+        <w:rPr>
+          <w:b w:val="0"/>
+        </w:rPr>
+        <w:t xml:space="preserve"> one positive ReLU weight reduce validation mean squared error compared with its initial value?</w:t>
       </w:r>
     </w:p>
     <w:p>
@@ -761,19 +734,7 @@
         <w:rPr>
           <w:b w:val="0"/>
         </w:rPr>
-        <w:t xml:space="preserve">Before running, set the selection rule: choose the </w:t>
-      </w:r>
-      <w:r>
-        <w:rPr>
-          <w:b/>
-        </w:rPr>
-        <w:t>checkpoint</w:t>
-      </w:r>
-      <w:r>
-        <w:rPr>
-          <w:b w:val="0"/>
-        </w:rPr>
-        <w:t xml:space="preserve"> with the smaller validation MSE, breaking a tie toward the earlier update. The initial model is the baseline.</w:t>
+        <w:t>This tiny constructed regression task teaches record keeping; it cannot establish performance on real-world data.</w:t>
       </w:r>
     </w:p>
     <w:p>
@@ -784,39 +745,54 @@
         <w:rPr>
           <w:b w:val="0"/>
         </w:rPr>
-        <w:t xml:space="preserve">Validation V1 chooses a </w:t>
+        <w:t xml:space="preserve">The network predicts max(0, a*x), with one weight a and no bias. Start at a = 1, use learning rate 0.1, two full-batch </w:t>
       </w:r>
       <w:r>
         <w:rPr>
           <w:b/>
         </w:rPr>
-        <w:t>checkpoint</w:t>
+        <w:t>training</w:t>
       </w:r>
       <w:r>
         <w:rPr>
           <w:b w:val="0"/>
         </w:rPr>
-        <w:t xml:space="preserve"> but never contributes to the </w:t>
+        <w:t xml:space="preserve"> updates and mean squared error, the mean of squared </w:t>
       </w:r>
       <w:r>
         <w:rPr>
           <w:b/>
         </w:rPr>
-        <w:t>training</w:t>
+        <w:t>prediction</w:t>
       </w:r>
       <w:r>
         <w:rPr>
           <w:b w:val="0"/>
         </w:rPr>
-        <w:t xml:space="preserve"> gradient. Final evaluation has not been run; its result must be recorded as not measured.</w:t>
+        <w:t xml:space="preserve"> errors.</w:t>
       </w:r>
     </w:p>
     <w:p>
       <w:pPr>
-        <w:pStyle w:val="Heading3"/>
-      </w:pPr>
-      <w:r>
-        <w:t>Explain Documenting a network experiment · 4</w:t>
+        <w:spacing w:line="336" w:lineRule="auto" w:after="180"/>
+      </w:pPr>
+      <w:r>
+        <w:rPr>
+          <w:b w:val="0"/>
+        </w:rPr>
+        <w:t xml:space="preserve">There is no normalisation, random initialisation or shuffling. Use Python float arithmetic and record the actual Python version when </w:t>
+      </w:r>
+      <w:r>
+        <w:rPr>
+          <w:b/>
+        </w:rPr>
+        <w:t>replay</w:t>
+      </w:r>
+      <w:r>
+        <w:rPr>
+          <w:b w:val="0"/>
+        </w:rPr>
+        <w:t>ing.</w:t>
       </w:r>
     </w:p>
     <w:p>
@@ -827,19 +803,19 @@
         <w:rPr>
           <w:b w:val="0"/>
         </w:rPr>
-        <w:t xml:space="preserve">For these two </w:t>
+        <w:t xml:space="preserve">Before running, set the selection rule: choose the </w:t>
       </w:r>
       <w:r>
         <w:rPr>
           <w:b/>
         </w:rPr>
-        <w:t>training</w:t>
+        <w:t>checkpoint</w:t>
       </w:r>
       <w:r>
         <w:rPr>
           <w:b w:val="0"/>
         </w:rPr>
-        <w:t xml:space="preserve"> cases, MSE = 2.5*(a - 2) squared and its gradient is 5*(a - 2). At a = 1 the gradient is -5, so the first update is 1 - 0.1*(-5) = 1.5. The next gradient is -2.5, giving a = 1.75.</w:t>
+        <w:t xml:space="preserve"> with the smaller validation MSE, breaking a tie toward the earlier update. The initial model is the baseline.</w:t>
       </w:r>
     </w:p>
     <w:p>
@@ -850,15 +826,205 @@
         <w:rPr>
           <w:b w:val="0"/>
         </w:rPr>
-        <w:t>All preactivations in this run stay positive, so ReLU’s derivative is one; this is not a general backpropagation implementation.</w:t>
+        <w:t xml:space="preserve">Validation V1 chooses a </w:t>
+      </w:r>
+      <w:r>
+        <w:rPr>
+          <w:b/>
+        </w:rPr>
+        <w:t>checkpoint</w:t>
+      </w:r>
+      <w:r>
+        <w:rPr>
+          <w:b w:val="0"/>
+        </w:rPr>
+        <w:t xml:space="preserve"> but never contributes to the </w:t>
+      </w:r>
+      <w:r>
+        <w:rPr>
+          <w:b/>
+        </w:rPr>
+        <w:t>training</w:t>
+      </w:r>
+      <w:r>
+        <w:rPr>
+          <w:b w:val="0"/>
+        </w:rPr>
+        <w:t xml:space="preserve"> gradient. Final evaluation has not been run; its result must be recorded as not measured.</w:t>
+      </w:r>
+    </w:p>
+    <w:tbl>
+      <w:tblPr>
+        <w:tblStyle w:val="LightShading-Accent1"/>
+        <w:tblW w:type="auto" w:w="0"/>
+        <w:tblLook w:firstColumn="1" w:firstRow="1" w:lastColumn="0" w:lastRow="0" w:noHBand="0" w:noVBand="1" w:val="04A0"/>
+      </w:tblPr>
+      <w:tblGrid>
+        <w:gridCol w:w="3408"/>
+        <w:gridCol w:w="3408"/>
+        <w:gridCol w:w="3408"/>
+      </w:tblGrid>
+      <w:tr>
+        <w:trPr>
+          <w:tblHeader/>
+        </w:trPr>
+        <w:tc>
+          <w:tcPr>
+            <w:tcW w:type="dxa" w:w="3408"/>
+          </w:tcPr>
+          <w:p>
+            <w:r>
+              <w:t>Data role and ID</w:t>
+            </w:r>
+          </w:p>
+        </w:tc>
+        <w:tc>
+          <w:tcPr>
+            <w:tcW w:type="dxa" w:w="3408"/>
+          </w:tcPr>
+          <w:p>
+            <w:r>
+              <w:t>Input x</w:t>
+            </w:r>
+          </w:p>
+        </w:tc>
+        <w:tc>
+          <w:tcPr>
+            <w:tcW w:type="dxa" w:w="3408"/>
+          </w:tcPr>
+          <w:p>
+            <w:r>
+              <w:t>Target y</w:t>
+            </w:r>
+          </w:p>
+        </w:tc>
+      </w:tr>
+      <w:tr>
+        <w:tc>
+          <w:tcPr>
+            <w:tcW w:type="dxa" w:w="3408"/>
+          </w:tcPr>
+          <w:p>
+            <w:r>
+              <w:t>Training T1</w:t>
+            </w:r>
+          </w:p>
+        </w:tc>
+        <w:tc>
+          <w:tcPr>
+            <w:tcW w:type="dxa" w:w="3408"/>
+          </w:tcPr>
+          <w:p>
+            <w:r>
+              <w:t>1</w:t>
+            </w:r>
+          </w:p>
+        </w:tc>
+        <w:tc>
+          <w:tcPr>
+            <w:tcW w:type="dxa" w:w="3408"/>
+          </w:tcPr>
+          <w:p>
+            <w:r>
+              <w:t>2</w:t>
+            </w:r>
+          </w:p>
+        </w:tc>
+      </w:tr>
+      <w:tr>
+        <w:tc>
+          <w:tcPr>
+            <w:tcW w:type="dxa" w:w="3408"/>
+          </w:tcPr>
+          <w:p>
+            <w:r>
+              <w:t>Training T2</w:t>
+            </w:r>
+          </w:p>
+        </w:tc>
+        <w:tc>
+          <w:tcPr>
+            <w:tcW w:type="dxa" w:w="3408"/>
+          </w:tcPr>
+          <w:p>
+            <w:r>
+              <w:t>2</w:t>
+            </w:r>
+          </w:p>
+        </w:tc>
+        <w:tc>
+          <w:tcPr>
+            <w:tcW w:type="dxa" w:w="3408"/>
+          </w:tcPr>
+          <w:p>
+            <w:r>
+              <w:t>4</w:t>
+            </w:r>
+          </w:p>
+        </w:tc>
+      </w:tr>
+      <w:tr>
+        <w:tc>
+          <w:tcPr>
+            <w:tcW w:type="dxa" w:w="3408"/>
+          </w:tcPr>
+          <w:p>
+            <w:r>
+              <w:t>Validation V1</w:t>
+            </w:r>
+          </w:p>
+        </w:tc>
+        <w:tc>
+          <w:tcPr>
+            <w:tcW w:type="dxa" w:w="3408"/>
+          </w:tcPr>
+          <w:p>
+            <w:r>
+              <w:t>3</w:t>
+            </w:r>
+          </w:p>
+        </w:tc>
+        <w:tc>
+          <w:tcPr>
+            <w:tcW w:type="dxa" w:w="3408"/>
+          </w:tcPr>
+          <w:p>
+            <w:r>
+              <w:t>6</w:t>
+            </w:r>
+          </w:p>
+        </w:tc>
+      </w:tr>
+    </w:tbl>
+    <w:p>
+      <w:pPr>
+        <w:pStyle w:val="Heading2"/>
+      </w:pPr>
+      <w:r>
+        <w:t>Checked gradients and complete metric ledger</w:t>
       </w:r>
     </w:p>
     <w:p>
       <w:pPr>
-        <w:pStyle w:val="Heading3"/>
-      </w:pPr>
-      <w:r>
-        <w:t>Explain Documenting a network experiment · 5</w:t>
+        <w:spacing w:line="336" w:lineRule="auto" w:after="180"/>
+      </w:pPr>
+      <w:r>
+        <w:rPr>
+          <w:b w:val="0"/>
+        </w:rPr>
+        <w:t xml:space="preserve">For these two </w:t>
+      </w:r>
+      <w:r>
+        <w:rPr>
+          <w:b/>
+        </w:rPr>
+        <w:t>training</w:t>
+      </w:r>
+      <w:r>
+        <w:rPr>
+          <w:b w:val="0"/>
+        </w:rPr>
+        <w:t xml:space="preserve"> cases, MSE = 2.5*(a - 2) squared and its gradient is 5*(a - 2). At a = 1 the gradient is -5, so the first update is 1 - 0.1*(-5) = 1.5. The next gradient is -2.5, giving a = 1.75.</w:t>
       </w:r>
     </w:p>
     <w:p>
@@ -869,19 +1035,7 @@
         <w:rPr>
           <w:b w:val="0"/>
         </w:rPr>
-        <w:t xml:space="preserve">The code assumes the supplied nonempty numeric datasets and positive preactivations. Each record stores update number, weight, </w:t>
-      </w:r>
-      <w:r>
-        <w:rPr>
-          <w:b/>
-        </w:rPr>
-        <w:t>training</w:t>
-      </w:r>
-      <w:r>
-        <w:rPr>
-          <w:b w:val="0"/>
-        </w:rPr>
-        <w:t xml:space="preserve"> MSE and validation MSE after the update.</w:t>
+        <w:t>All preactivations in this run stay positive, so ReLU’s derivative is one; this is not a general backpropagation implementation.</w:t>
       </w:r>
     </w:p>
     <w:p>
@@ -892,7 +1046,1195 @@
         <w:rPr>
           <w:b w:val="0"/>
         </w:rPr>
+        <w:t xml:space="preserve">The code assumes the supplied nonempty numeric datasets and positive preactivations. Each record stores update number, weight, </w:t>
+      </w:r>
+      <w:r>
+        <w:rPr>
+          <w:b/>
+        </w:rPr>
+        <w:t>training</w:t>
+      </w:r>
+      <w:r>
+        <w:rPr>
+          <w:b w:val="0"/>
+        </w:rPr>
+        <w:t xml:space="preserve"> MSE and validation MSE after the update.</w:t>
+      </w:r>
+    </w:p>
+    <w:p>
+      <w:pPr>
+        <w:spacing w:line="336" w:lineRule="auto" w:after="180"/>
+      </w:pPr>
+      <w:r>
+        <w:rPr>
+          <w:b w:val="0"/>
+        </w:rPr>
         <w:t>Keep both records, the initial weight and the rule; saving only the best score erases how the choice was made.</w:t>
+      </w:r>
+    </w:p>
+    <w:tbl>
+      <w:tblPr>
+        <w:tblStyle w:val="LightShading-Accent1"/>
+        <w:tblW w:type="auto" w:w="0"/>
+        <w:tblLook w:firstColumn="1" w:firstRow="1" w:lastColumn="0" w:lastRow="0" w:noHBand="0" w:noVBand="1" w:val="04A0"/>
+      </w:tblPr>
+      <w:tblGrid>
+        <w:gridCol w:w="1461"/>
+        <w:gridCol w:w="1461"/>
+        <w:gridCol w:w="1461"/>
+        <w:gridCol w:w="1461"/>
+        <w:gridCol w:w="1461"/>
+        <w:gridCol w:w="1461"/>
+        <w:gridCol w:w="1461"/>
+      </w:tblGrid>
+      <w:tr>
+        <w:trPr>
+          <w:tblHeader/>
+        </w:trPr>
+        <w:tc>
+          <w:tcPr>
+            <w:tcW w:type="dxa" w:w="1461"/>
+          </w:tcPr>
+          <w:p>
+            <w:r>
+              <w:t>State</w:t>
+            </w:r>
+          </w:p>
+        </w:tc>
+        <w:tc>
+          <w:tcPr>
+            <w:tcW w:type="dxa" w:w="1461"/>
+          </w:tcPr>
+          <w:p>
+            <w:r>
+              <w:t>Gradient before update</w:t>
+            </w:r>
+          </w:p>
+        </w:tc>
+        <w:tc>
+          <w:tcPr>
+            <w:tcW w:type="dxa" w:w="1461"/>
+          </w:tcPr>
+          <w:p>
+            <w:r>
+              <w:t>Weight</w:t>
+            </w:r>
+          </w:p>
+        </w:tc>
+        <w:tc>
+          <w:tcPr>
+            <w:tcW w:type="dxa" w:w="1461"/>
+          </w:tcPr>
+          <w:p>
+            <w:r>
+              <w:t>Train predictions T1/T2</w:t>
+            </w:r>
+          </w:p>
+        </w:tc>
+        <w:tc>
+          <w:tcPr>
+            <w:tcW w:type="dxa" w:w="1461"/>
+          </w:tcPr>
+          <w:p>
+            <w:r>
+              <w:t>Training MSE</w:t>
+            </w:r>
+          </w:p>
+        </w:tc>
+        <w:tc>
+          <w:tcPr>
+            <w:tcW w:type="dxa" w:w="1461"/>
+          </w:tcPr>
+          <w:p>
+            <w:r>
+              <w:t>V1 prediction</w:t>
+            </w:r>
+          </w:p>
+        </w:tc>
+        <w:tc>
+          <w:tcPr>
+            <w:tcW w:type="dxa" w:w="1461"/>
+          </w:tcPr>
+          <w:p>
+            <w:r>
+              <w:t>Validation MSE</w:t>
+            </w:r>
+          </w:p>
+        </w:tc>
+      </w:tr>
+      <w:tr>
+        <w:tc>
+          <w:tcPr>
+            <w:tcW w:type="dxa" w:w="1461"/>
+          </w:tcPr>
+          <w:p>
+            <w:r>
+              <w:t>Initial baseline</w:t>
+            </w:r>
+          </w:p>
+        </w:tc>
+        <w:tc>
+          <w:tcPr>
+            <w:tcW w:type="dxa" w:w="1461"/>
+          </w:tcPr>
+          <w:p>
+            <w:r>
+              <w:t>Not yet updated</w:t>
+            </w:r>
+          </w:p>
+        </w:tc>
+        <w:tc>
+          <w:tcPr>
+            <w:tcW w:type="dxa" w:w="1461"/>
+          </w:tcPr>
+          <w:p>
+            <w:r>
+              <w:t>1</w:t>
+            </w:r>
+          </w:p>
+        </w:tc>
+        <w:tc>
+          <w:tcPr>
+            <w:tcW w:type="dxa" w:w="1461"/>
+          </w:tcPr>
+          <w:p>
+            <w:r>
+              <w:t>1 / 2</w:t>
+            </w:r>
+          </w:p>
+        </w:tc>
+        <w:tc>
+          <w:tcPr>
+            <w:tcW w:type="dxa" w:w="1461"/>
+          </w:tcPr>
+          <w:p>
+            <w:r>
+              <w:t>2.5</w:t>
+            </w:r>
+          </w:p>
+        </w:tc>
+        <w:tc>
+          <w:tcPr>
+            <w:tcW w:type="dxa" w:w="1461"/>
+          </w:tcPr>
+          <w:p>
+            <w:r>
+              <w:t>3</w:t>
+            </w:r>
+          </w:p>
+        </w:tc>
+        <w:tc>
+          <w:tcPr>
+            <w:tcW w:type="dxa" w:w="1461"/>
+          </w:tcPr>
+          <w:p>
+            <w:r>
+              <w:t>9</w:t>
+            </w:r>
+          </w:p>
+        </w:tc>
+      </w:tr>
+      <w:tr>
+        <w:tc>
+          <w:tcPr>
+            <w:tcW w:type="dxa" w:w="1461"/>
+          </w:tcPr>
+          <w:p>
+            <w:r>
+              <w:t>Update 1</w:t>
+            </w:r>
+          </w:p>
+        </w:tc>
+        <w:tc>
+          <w:tcPr>
+            <w:tcW w:type="dxa" w:w="1461"/>
+          </w:tcPr>
+          <w:p>
+            <w:r>
+              <w:t>-5</w:t>
+            </w:r>
+          </w:p>
+        </w:tc>
+        <w:tc>
+          <w:tcPr>
+            <w:tcW w:type="dxa" w:w="1461"/>
+          </w:tcPr>
+          <w:p>
+            <w:r>
+              <w:t>1.5</w:t>
+            </w:r>
+          </w:p>
+        </w:tc>
+        <w:tc>
+          <w:tcPr>
+            <w:tcW w:type="dxa" w:w="1461"/>
+          </w:tcPr>
+          <w:p>
+            <w:r>
+              <w:t>1.5 / 3</w:t>
+            </w:r>
+          </w:p>
+        </w:tc>
+        <w:tc>
+          <w:tcPr>
+            <w:tcW w:type="dxa" w:w="1461"/>
+          </w:tcPr>
+          <w:p>
+            <w:r>
+              <w:t>0.625</w:t>
+            </w:r>
+          </w:p>
+        </w:tc>
+        <w:tc>
+          <w:tcPr>
+            <w:tcW w:type="dxa" w:w="1461"/>
+          </w:tcPr>
+          <w:p>
+            <w:r>
+              <w:t>4.5</w:t>
+            </w:r>
+          </w:p>
+        </w:tc>
+        <w:tc>
+          <w:tcPr>
+            <w:tcW w:type="dxa" w:w="1461"/>
+          </w:tcPr>
+          <w:p>
+            <w:r>
+              <w:t>2.25</w:t>
+            </w:r>
+          </w:p>
+        </w:tc>
+      </w:tr>
+      <w:tr>
+        <w:tc>
+          <w:tcPr>
+            <w:tcW w:type="dxa" w:w="1461"/>
+          </w:tcPr>
+          <w:p>
+            <w:r>
+              <w:t>Update 2</w:t>
+            </w:r>
+          </w:p>
+        </w:tc>
+        <w:tc>
+          <w:tcPr>
+            <w:tcW w:type="dxa" w:w="1461"/>
+          </w:tcPr>
+          <w:p>
+            <w:r>
+              <w:t>-2.5</w:t>
+            </w:r>
+          </w:p>
+        </w:tc>
+        <w:tc>
+          <w:tcPr>
+            <w:tcW w:type="dxa" w:w="1461"/>
+          </w:tcPr>
+          <w:p>
+            <w:r>
+              <w:t>1.75</w:t>
+            </w:r>
+          </w:p>
+        </w:tc>
+        <w:tc>
+          <w:tcPr>
+            <w:tcW w:type="dxa" w:w="1461"/>
+          </w:tcPr>
+          <w:p>
+            <w:r>
+              <w:t>1.75 / 3.5</w:t>
+            </w:r>
+          </w:p>
+        </w:tc>
+        <w:tc>
+          <w:tcPr>
+            <w:tcW w:type="dxa" w:w="1461"/>
+          </w:tcPr>
+          <w:p>
+            <w:r>
+              <w:t>0.15625</w:t>
+            </w:r>
+          </w:p>
+        </w:tc>
+        <w:tc>
+          <w:tcPr>
+            <w:tcW w:type="dxa" w:w="1461"/>
+          </w:tcPr>
+          <w:p>
+            <w:r>
+              <w:t>5.25</w:t>
+            </w:r>
+          </w:p>
+        </w:tc>
+        <w:tc>
+          <w:tcPr>
+            <w:tcW w:type="dxa" w:w="1461"/>
+          </w:tcPr>
+          <w:p>
+            <w:r>
+              <w:t>0.5625</w:t>
+            </w:r>
+          </w:p>
+        </w:tc>
+      </w:tr>
+    </w:tbl>
+    <w:p>
+      <w:pPr>
+        <w:pStyle w:val="Heading2"/>
+      </w:pPr>
+      <w:r>
+        <w:t>Main prediction key and bounded conclusion</w:t>
+      </w:r>
+    </w:p>
+    <w:p>
+      <w:pPr>
+        <w:pStyle w:val="Heading3"/>
+      </w:pPr>
+      <w:r>
+        <w:t>Read each checkpoint against the same validation case</w:t>
+      </w:r>
+    </w:p>
+    <w:tbl>
+      <w:tblPr>
+        <w:tblStyle w:val="LightShading-Accent1"/>
+        <w:tblW w:type="auto" w:w="0"/>
+        <w:tblLook w:firstColumn="1" w:firstRow="1" w:lastColumn="0" w:lastRow="0" w:noHBand="0" w:noVBand="1" w:val="04A0"/>
+      </w:tblPr>
+      <w:tblGrid>
+        <w:gridCol w:w="3408"/>
+        <w:gridCol w:w="3408"/>
+        <w:gridCol w:w="3408"/>
+      </w:tblGrid>
+      <w:tr>
+        <w:trPr>
+          <w:tblHeader/>
+        </w:trPr>
+        <w:tc>
+          <w:tcPr>
+            <w:tcW w:type="dxa" w:w="3408"/>
+          </w:tcPr>
+          <w:p>
+            <w:r>
+              <w:t>Checkpoint weight</w:t>
+            </w:r>
+          </w:p>
+        </w:tc>
+        <w:tc>
+          <w:tcPr>
+            <w:tcW w:type="dxa" w:w="3408"/>
+          </w:tcPr>
+          <w:p>
+            <w:r>
+              <w:t>Training MSE</w:t>
+            </w:r>
+          </w:p>
+        </w:tc>
+        <w:tc>
+          <w:tcPr>
+            <w:tcW w:type="dxa" w:w="3408"/>
+          </w:tcPr>
+          <w:p>
+            <w:r>
+              <w:t>Validation MSE</w:t>
+            </w:r>
+          </w:p>
+        </w:tc>
+      </w:tr>
+      <w:tr>
+        <w:tc>
+          <w:tcPr>
+            <w:tcW w:type="dxa" w:w="3408"/>
+          </w:tcPr>
+          <w:p>
+            <w:r>
+              <w:t>Update 1: a = 1.5</w:t>
+            </w:r>
+          </w:p>
+        </w:tc>
+        <w:tc>
+          <w:tcPr>
+            <w:tcW w:type="dxa" w:w="3408"/>
+          </w:tcPr>
+          <w:p>
+            <w:r>
+              <w:t>0.625</w:t>
+            </w:r>
+          </w:p>
+        </w:tc>
+        <w:tc>
+          <w:tcPr>
+            <w:tcW w:type="dxa" w:w="3408"/>
+          </w:tcPr>
+          <w:p>
+            <w:r>
+              <w:t>2.25</w:t>
+            </w:r>
+          </w:p>
+        </w:tc>
+      </w:tr>
+      <w:tr>
+        <w:tc>
+          <w:tcPr>
+            <w:tcW w:type="dxa" w:w="3408"/>
+          </w:tcPr>
+          <w:p>
+            <w:r>
+              <w:t>Update 2: a = 1.75</w:t>
+            </w:r>
+          </w:p>
+        </w:tc>
+        <w:tc>
+          <w:tcPr>
+            <w:tcW w:type="dxa" w:w="3408"/>
+          </w:tcPr>
+          <w:p>
+            <w:r>
+              <w:t>0.15625</w:t>
+            </w:r>
+          </w:p>
+        </w:tc>
+        <w:tc>
+          <w:tcPr>
+            <w:tcW w:type="dxa" w:w="3408"/>
+          </w:tcPr>
+          <w:p>
+            <w:r>
+              <w:t>0.5625</w:t>
+            </w:r>
+          </w:p>
+        </w:tc>
+      </w:tr>
+    </w:tbl>
+    <w:p>
+      <w:r>
+        <w:t>The baseline validation MSE is 9. The predeclared rule selects update 2 with validation MSE 0.5625 on one validation case. This is not a final-test score.</w:t>
+      </w:r>
+    </w:p>
+    <w:p>
+      <w:pPr>
+        <w:spacing w:line="336" w:lineRule="auto" w:after="180"/>
+      </w:pPr>
+      <w:r>
+        <w:rPr>
+          <w:b w:val="0"/>
+        </w:rPr>
+        <w:t xml:space="preserve">Guided: 1.75*3 = 5.25, error 5.25 - 6 = -0.75, squared error 0.5625. V1 selected the </w:t>
+      </w:r>
+      <w:r>
+        <w:rPr>
+          <w:b/>
+        </w:rPr>
+        <w:t>checkpoint</w:t>
+      </w:r>
+      <w:r>
+        <w:rPr>
+          <w:b w:val="0"/>
+        </w:rPr>
+        <w:t xml:space="preserve"> and is validation, not untouched final evaluation.</w:t>
+      </w:r>
+    </w:p>
+    <w:p>
+      <w:pPr>
+        <w:spacing w:line="336" w:lineRule="auto" w:after="180"/>
+      </w:pPr>
+      <w:r>
+        <w:rPr>
+          <w:b w:val="0"/>
+        </w:rPr>
+        <w:t>Exit: replace final accuracy with validation MSE 0.5625 on one constructed case selected using that case. Energy is not measured.</w:t>
+      </w:r>
+    </w:p>
+    <w:p>
+      <w:pPr>
+        <w:spacing w:line="336" w:lineRule="auto" w:after="180"/>
+      </w:pPr>
+      <w:r>
+        <w:rPr>
+          <w:b w:val="0"/>
+        </w:rPr>
+        <w:t xml:space="preserve">Supply data and splits, exact code, settings, baseline and both </w:t>
+      </w:r>
+      <w:r>
+        <w:rPr>
+          <w:b/>
+        </w:rPr>
+        <w:t>checkpoint</w:t>
+      </w:r>
+      <w:r>
+        <w:rPr>
+          <w:b w:val="0"/>
+        </w:rPr>
+        <w:t xml:space="preserve">s, raw </w:t>
+      </w:r>
+      <w:r>
+        <w:rPr>
+          <w:b/>
+        </w:rPr>
+        <w:t>prediction</w:t>
+      </w:r>
+      <w:r>
+        <w:rPr>
+          <w:b w:val="0"/>
+        </w:rPr>
+        <w:t>s, metric definition, selection rule and environment information.</w:t>
+      </w:r>
+    </w:p>
+    <w:p>
+      <w:pPr>
+        <w:spacing w:line="336" w:lineRule="auto" w:after="180"/>
+      </w:pPr>
+      <w:r>
+        <w:rPr>
+          <w:b w:val="0"/>
+        </w:rPr>
+        <w:t>A defensible conclusion is: in run NN32-A, update 2 reduced MSE on the single constructed validation case from 9 to 0.5625 compared with the initial model.</w:t>
+      </w:r>
+    </w:p>
+    <w:p>
+      <w:pPr>
+        <w:spacing w:line="336" w:lineRule="auto" w:after="180"/>
+      </w:pPr>
+      <w:r>
+        <w:rPr>
+          <w:b w:val="0"/>
+        </w:rPr>
+        <w:t xml:space="preserve">This </w:t>
+      </w:r>
+      <w:r>
+        <w:rPr>
+          <w:b/>
+        </w:rPr>
+        <w:t>checkpoint</w:t>
+      </w:r>
+      <w:r>
+        <w:rPr>
+          <w:b w:val="0"/>
+        </w:rPr>
+        <w:t xml:space="preserve"> was selected using that same validation case; generalisation is untested. No timing, peak-memory or energy measurements are provided.</w:t>
+      </w:r>
+    </w:p>
+    <w:p>
+      <w:pPr>
+        <w:pStyle w:val="Heading3"/>
+      </w:pPr>
+      <w:r>
+        <w:t>Using the selected weight, calculate the prediction for V1 and its squared error. Explain why the result must be labelled validation rather than independent final evaluation.</w:t>
+      </w:r>
+    </w:p>
+    <w:p>
+      <w:r>
+        <w:t>________________________________________________________________</w:t>
+      </w:r>
+    </w:p>
+    <w:p>
+      <w:r>
+        <w:t>________________________________________________________________</w:t>
+      </w:r>
+    </w:p>
+    <w:p>
+      <w:r>
+        <w:t>________________________________________________________________</w:t>
+      </w:r>
+    </w:p>
+    <w:p>
+      <w:r>
+        <w:t>________________________________________________________________</w:t>
+      </w:r>
+    </w:p>
+    <w:p>
+      <w:pPr>
+        <w:pStyle w:val="Heading2"/>
+      </w:pPr>
+      <w:r>
+        <w:t>Artifact record and hash limitations</w:t>
+      </w:r>
+    </w:p>
+    <w:tbl>
+      <w:tblPr>
+        <w:tblStyle w:val="LightShading-Accent1"/>
+        <w:tblW w:type="auto" w:w="0"/>
+        <w:tblLook w:firstColumn="1" w:firstRow="1" w:lastColumn="0" w:lastRow="0" w:noHBand="0" w:noVBand="1" w:val="04A0"/>
+      </w:tblPr>
+      <w:tblGrid>
+        <w:gridCol w:w="5112"/>
+        <w:gridCol w:w="5112"/>
+      </w:tblGrid>
+      <w:tr>
+        <w:trPr>
+          <w:tblHeader/>
+        </w:trPr>
+        <w:tc>
+          <w:tcPr>
+            <w:tcW w:type="dxa" w:w="5112"/>
+          </w:tcPr>
+          <w:p>
+            <w:r>
+              <w:t>Artifact or record</w:t>
+            </w:r>
+          </w:p>
+        </w:tc>
+        <w:tc>
+          <w:tcPr>
+            <w:tcW w:type="dxa" w:w="5112"/>
+          </w:tcPr>
+          <w:p>
+            <w:r>
+              <w:t>Why another person needs it</w:t>
+            </w:r>
+          </w:p>
+        </w:tc>
+      </w:tr>
+      <w:tr>
+        <w:tc>
+          <w:tcPr>
+            <w:tcW w:type="dxa" w:w="5112"/>
+          </w:tcPr>
+          <w:p>
+            <w:r>
+              <w:t>Data manifest: T1/T2 training, V1 validation</w:t>
+            </w:r>
+          </w:p>
+        </w:tc>
+        <w:tc>
+          <w:tcPr>
+            <w:tcW w:type="dxa" w:w="5112"/>
+          </w:tcPr>
+          <w:p>
+            <w:r>
+              <w:t>Recover exact inputs, targets, IDs, roles and ordering</w:t>
+            </w:r>
+          </w:p>
+        </w:tc>
+      </w:tr>
+      <w:tr>
+        <w:tc>
+          <w:tcPr>
+            <w:tcW w:type="dxa" w:w="5112"/>
+          </w:tcPr>
+          <w:p>
+            <w:r>
+              <w:t>Exact code and configuration</w:t>
+            </w:r>
+          </w:p>
+        </w:tc>
+        <w:tc>
+          <w:tcPr>
+            <w:tcW w:type="dxa" w:w="5112"/>
+          </w:tcPr>
+          <w:p>
+            <w:r>
+              <w:t>Recover model formula, loss, rate, initial state, update count and assumptions</w:t>
+            </w:r>
+          </w:p>
+        </w:tc>
+      </w:tr>
+      <w:tr>
+        <w:tc>
+          <w:tcPr>
+            <w:tcW w:type="dxa" w:w="5112"/>
+          </w:tcPr>
+          <w:p>
+            <w:r>
+              <w:t>Baseline and every checkpoint</w:t>
+            </w:r>
+          </w:p>
+        </w:tc>
+        <w:tc>
+          <w:tcPr>
+            <w:tcW w:type="dxa" w:w="5112"/>
+          </w:tcPr>
+          <w:p>
+            <w:r>
+              <w:t>Reconstruct the comparison and selection history</w:t>
+            </w:r>
+          </w:p>
+        </w:tc>
+      </w:tr>
+      <w:tr>
+        <w:tc>
+          <w:tcPr>
+            <w:tcW w:type="dxa" w:w="5112"/>
+          </w:tcPr>
+          <w:p>
+            <w:r>
+              <w:t>Raw predictions and metric calculations</w:t>
+            </w:r>
+          </w:p>
+        </w:tc>
+        <w:tc>
+          <w:tcPr>
+            <w:tcW w:type="dxa" w:w="5112"/>
+          </w:tcPr>
+          <w:p>
+            <w:r>
+              <w:t>Trace each reported squared error to a case and weight</w:t>
+            </w:r>
+          </w:p>
+        </w:tc>
+      </w:tr>
+      <w:tr>
+        <w:tc>
+          <w:tcPr>
+            <w:tcW w:type="dxa" w:w="5112"/>
+          </w:tcPr>
+          <w:p>
+            <w:r>
+              <w:t>Python/environment versions and actual run status</w:t>
+            </w:r>
+          </w:p>
+        </w:tc>
+        <w:tc>
+          <w:tcPr>
+            <w:tcW w:type="dxa" w:w="5112"/>
+          </w:tcPr>
+          <w:p>
+            <w:r>
+              <w:t>Separate a real replay from a paper trace and record possible differences</w:t>
+            </w:r>
+          </w:p>
+        </w:tc>
+      </w:tr>
+      <w:tr>
+        <w:tc>
+          <w:tcPr>
+            <w:tcW w:type="dxa" w:w="5112"/>
+          </w:tcPr>
+          <w:p>
+            <w:r>
+              <w:t>Content hashes for exact saved versions</w:t>
+            </w:r>
+          </w:p>
+        </w:tc>
+        <w:tc>
+          <w:tcPr>
+            <w:tcW w:type="dxa" w:w="5112"/>
+          </w:tcPr>
+          <w:p>
+            <w:r>
+              <w:t>Detect changed content; do not prove reference correctness or study quality</w:t>
+            </w:r>
+          </w:p>
+        </w:tc>
+      </w:tr>
+      <w:tr>
+        <w:tc>
+          <w:tcPr>
+            <w:tcW w:type="dxa" w:w="5112"/>
+          </w:tcPr>
+          <w:p>
+            <w:r>
+              <w:t>Final evaluation, time, peak memory, energy</w:t>
+            </w:r>
+          </w:p>
+        </w:tc>
+        <w:tc>
+          <w:tcPr>
+            <w:tcW w:type="dxa" w:w="5112"/>
+          </w:tcPr>
+          <w:p>
+            <w:r>
+              <w:t>Record not measured when absent; do not replace with zero</w:t>
+            </w:r>
+          </w:p>
+        </w:tc>
+      </w:tr>
+      <w:tr>
+        <w:tc>
+          <w:tcPr>
+            <w:tcW w:type="dxa" w:w="5112"/>
+          </w:tcPr>
+          <w:p>
+            <w:r>
+              <w:t>Changed data or preprocessing</w:t>
+            </w:r>
+          </w:p>
+        </w:tc>
+        <w:tc>
+          <w:tcPr>
+            <w:tcW w:type="dxa" w:w="5112"/>
+          </w:tcPr>
+          <w:p>
+            <w:r>
+              <w:t>Preserve original artifacts and record a revised run rather than overwrite history</w:t>
+            </w:r>
+          </w:p>
+        </w:tc>
+      </w:tr>
+    </w:tbl>
+    <w:p>
+      <w:pPr>
+        <w:pStyle w:val="Heading2"/>
+      </w:pPr>
+      <w:r>
+        <w:t>Separate pictured run and scope</w:t>
+      </w:r>
+    </w:p>
+    <w:p>
+      <w:pPr>
+        <w:spacing w:line="336" w:lineRule="auto" w:after="180"/>
+      </w:pPr>
+      <w:r>
+        <w:rPr>
+          <w:b w:val="0"/>
+        </w:rPr>
+        <w:t xml:space="preserve">Document </w:t>
+      </w:r>
+      <w:r>
+        <w:rPr>
+          <w:b/>
+        </w:rPr>
+        <w:t>checkpoint</w:t>
+      </w:r>
+      <w:r>
+        <w:rPr>
+          <w:b w:val="0"/>
+        </w:rPr>
+        <w:t xml:space="preserve"> selection so another team can reconstruct every reported number.</w:t>
+      </w:r>
+    </w:p>
+    <w:p>
+      <w:pPr>
+        <w:spacing w:line="336" w:lineRule="auto" w:after="180"/>
+      </w:pPr>
+      <w:r>
+        <w:rPr>
+          <w:b w:val="0"/>
+        </w:rPr>
+        <w:t xml:space="preserve">Run R8 predicts ReLU(a×x). Validation V4 has x = 2, target 3. Baseline a = 0.5; </w:t>
+      </w:r>
+      <w:r>
+        <w:rPr>
+          <w:b/>
+        </w:rPr>
+        <w:t>checkpoint</w:t>
+      </w:r>
+      <w:r>
+        <w:rPr>
+          <w:b w:val="0"/>
+        </w:rPr>
+        <w:t>s a = 1 and 1.25; choose minimum validation squared error.</w:t>
+      </w:r>
+    </w:p>
+    <w:p>
+      <w:pPr>
+        <w:spacing w:line="336" w:lineRule="auto" w:after="180"/>
+      </w:pPr>
+      <w:r>
+        <w:rPr>
+          <w:b w:val="0"/>
+        </w:rPr>
+        <w:t xml:space="preserve">All </w:t>
+      </w:r>
+      <w:r>
+        <w:rPr>
+          <w:b/>
+        </w:rPr>
+        <w:t>input</w:t>
+      </w:r>
+      <w:r>
+        <w:rPr>
+          <w:b w:val="0"/>
+        </w:rPr>
+        <w:t>s and outcomes in this worked example are invented classroom data; no real model run is claimed.</w:t>
+      </w:r>
+    </w:p>
+    <w:p>
+      <w:pPr>
+        <w:spacing w:line="336" w:lineRule="auto" w:after="180"/>
+      </w:pPr>
+      <w:r>
+        <w:rPr>
+          <w:b w:val="0"/>
+        </w:rPr>
+        <w:t>Main NN32-A uses V1 x = 3, target 6: baseline validation MSE 9, then 2.25 and .5625. The picture is a separate run R8 using V4 x = 2, target 3: supplied weights .5, 1, 1.25 give predictions 1, 2, 2.5 and squared errors 4, 1, .25. It selects weight 1.25, but no training procedure for those pictured checkpoints is supplied. Both examples use validation to choose; neither provides independent final evaluation.</w:t>
+      </w:r>
+    </w:p>
+    <w:p>
+      <w:pPr>
+        <w:pStyle w:val="Heading2"/>
+      </w:pPr>
+      <w:r>
+        <w:t>Picture trace and validation-renaming key</w:t>
+      </w:r>
+    </w:p>
+    <w:p>
+      <w:r>
+        <w:drawing>
+          <wp:inline xmlns:a="http://schemas.openxmlformats.org/drawingml/2006/main" xmlns:pic="http://schemas.openxmlformats.org/drawingml/2006/picture">
+            <wp:extent cx="5486400" cy="3337560"/>
+            <wp:docPr id="1" name="Picture 1" descr="Baseline prediction: At a = 0.5, prediction 1, error² = 4. → Checkpoint comparison: At a = 1, prediction 2, loss 1; at 1.25, prediction 2.5, loss 0.25. → Select and record: Choose a = 1.25; save R8, inputs, formula, checkpoint values, loss rule and validation role."/>
+            <wp:cNvGraphicFramePr>
+              <a:graphicFrameLocks noChangeAspect="1"/>
+            </wp:cNvGraphicFramePr>
+            <a:graphic>
+              <a:graphicData uri="http://schemas.openxmlformats.org/drawingml/2006/picture">
+                <pic:pic>
+                  <pic:nvPicPr>
+                    <pic:cNvPr id="0" name="academy-story-ai-5-32-02.png"/>
+                    <pic:cNvPicPr/>
+                  </pic:nvPicPr>
+                  <pic:blipFill>
+                    <a:blip r:embed="rId9"/>
+                    <a:stretch>
+                      <a:fillRect/>
+                    </a:stretch>
+                  </pic:blipFill>
+                  <pic:spPr>
+                    <a:xfrm>
+                      <a:off x="0" y="0"/>
+                      <a:ext cx="5486400" cy="3337560"/>
+                    </a:xfrm>
+                    <a:prstGeom prst="rect"/>
+                  </pic:spPr>
+                </pic:pic>
+              </a:graphicData>
+            </a:graphic>
+          </wp:inline>
+        </w:drawing>
+      </w:r>
+    </w:p>
+    <w:p>
+      <w:pPr>
+        <w:pStyle w:val="Heading3"/>
+      </w:pPr>
+      <w:r>
+        <w:t>Read the picture one step at a time</w:t>
+      </w:r>
+    </w:p>
+    <w:tbl>
+      <w:tblPr>
+        <w:tblStyle w:val="LightShading-Accent1"/>
+        <w:tblW w:type="auto" w:w="0"/>
+        <w:tblLook w:firstColumn="1" w:firstRow="1" w:lastColumn="0" w:lastRow="0" w:noHBand="0" w:noVBand="1" w:val="04A0"/>
+      </w:tblPr>
+      <w:tblGrid>
+        <w:gridCol w:w="5112"/>
+        <w:gridCol w:w="5112"/>
+      </w:tblGrid>
+      <w:tr>
+        <w:trPr>
+          <w:tblHeader/>
+        </w:trPr>
+        <w:tc>
+          <w:tcPr>
+            <w:tcW w:type="dxa" w:w="5112"/>
+          </w:tcPr>
+          <w:p>
+            <w:r>
+              <w:t>Step</w:t>
+            </w:r>
+          </w:p>
+        </w:tc>
+        <w:tc>
+          <w:tcPr>
+            <w:tcW w:type="dxa" w:w="5112"/>
+          </w:tcPr>
+          <w:p>
+            <w:r>
+              <w:t>What happens and why</w:t>
+            </w:r>
+          </w:p>
+        </w:tc>
+      </w:tr>
+      <w:tr>
+        <w:tc>
+          <w:tcPr>
+            <w:tcW w:type="dxa" w:w="5112"/>
+          </w:tcPr>
+          <w:p>
+            <w:r>
+              <w:t>1. Baseline prediction</w:t>
+            </w:r>
+          </w:p>
+        </w:tc>
+        <w:tc>
+          <w:tcPr>
+            <w:tcW w:type="dxa" w:w="5112"/>
+          </w:tcPr>
+          <w:p>
+            <w:r>
+              <w:t>At a = 0.5, prediction 1, error² = 4.</w:t>
+            </w:r>
+          </w:p>
+        </w:tc>
+      </w:tr>
+      <w:tr>
+        <w:tc>
+          <w:tcPr>
+            <w:tcW w:type="dxa" w:w="5112"/>
+          </w:tcPr>
+          <w:p>
+            <w:r>
+              <w:t>2. Checkpoint comparison</w:t>
+            </w:r>
+          </w:p>
+        </w:tc>
+        <w:tc>
+          <w:tcPr>
+            <w:tcW w:type="dxa" w:w="5112"/>
+          </w:tcPr>
+          <w:p>
+            <w:r>
+              <w:t>At a = 1, prediction 2, loss 1; at 1.25, prediction 2.5, loss 0.25.</w:t>
+            </w:r>
+          </w:p>
+        </w:tc>
+      </w:tr>
+      <w:tr>
+        <w:tc>
+          <w:tcPr>
+            <w:tcW w:type="dxa" w:w="5112"/>
+          </w:tcPr>
+          <w:p>
+            <w:r>
+              <w:t>3. Select and record</w:t>
+            </w:r>
+          </w:p>
+        </w:tc>
+        <w:tc>
+          <w:tcPr>
+            <w:tcW w:type="dxa" w:w="5112"/>
+          </w:tcPr>
+          <w:p>
+            <w:r>
+              <w:t>Choose a = 1.25; save R8, inputs, formula, checkpoint values, loss rule and validation role.</w:t>
+            </w:r>
+          </w:p>
+        </w:tc>
+      </w:tr>
+    </w:tbl>
+    <w:p>
+      <w:r>
+        <w:t>Match each pictured step to the supplied facts. This is a worked teaching case, not an independent assessment.</w:t>
+      </w:r>
+    </w:p>
+    <w:p>
+      <w:pPr>
+        <w:spacing w:line="336" w:lineRule="auto" w:after="180"/>
+      </w:pPr>
+      <w:r>
+        <w:rPr>
+          <w:b w:val="0"/>
+        </w:rPr>
+        <w:t xml:space="preserve">A reproducible record includes the actual </w:t>
+      </w:r>
+      <w:r>
+        <w:rPr>
+          <w:b/>
+        </w:rPr>
+        <w:t>input</w:t>
+      </w:r>
+      <w:r>
+        <w:rPr>
+          <w:b w:val="0"/>
+        </w:rPr>
+        <w:t xml:space="preserve">, formula, parameters and scoring rule, together with each dataset’s role. The validation case selects the best supplied </w:t>
+      </w:r>
+      <w:r>
+        <w:rPr>
+          <w:b/>
+        </w:rPr>
+        <w:t>checkpoint</w:t>
+      </w:r>
+      <w:r>
+        <w:rPr>
+          <w:b w:val="0"/>
+        </w:rPr>
+        <w:t>, so it is part of development.</w:t>
+      </w:r>
+    </w:p>
+    <w:p>
+      <w:pPr>
+        <w:spacing w:line="336" w:lineRule="auto" w:after="180"/>
+      </w:pPr>
+      <w:r>
+        <w:rPr>
+          <w:b w:val="0"/>
+        </w:rPr>
+        <w:t xml:space="preserve">Save that selection history and freeze the </w:t>
+      </w:r>
+      <w:r>
+        <w:rPr>
+          <w:b/>
+        </w:rPr>
+        <w:t>checkpoint</w:t>
+      </w:r>
+      <w:r>
+        <w:rPr>
+          <w:b w:val="0"/>
+        </w:rPr>
+        <w:t xml:space="preserve"> before evaluating fresh final cases. Renaming the same case a test does not change how it was used.</w:t>
+      </w:r>
+    </w:p>
+    <w:p>
+      <w:pPr>
+        <w:spacing w:line="336" w:lineRule="auto" w:after="180"/>
+      </w:pPr>
+      <w:r>
+        <w:rPr>
+          <w:b w:val="0"/>
+        </w:rPr>
+        <w:t>Reconstructing one run verifies arithmetic and provenance, not population performance or educational learning impact.</w:t>
+      </w:r>
+    </w:p>
+    <w:p>
+      <w:pPr>
+        <w:spacing w:line="336" w:lineRule="auto" w:after="180"/>
+      </w:pPr>
+      <w:r>
+        <w:rPr>
+          <w:b w:val="0"/>
+        </w:rPr>
+        <w:t>Change: A teammate calls V4 a final test after using it to select a=1.25.</w:t>
+      </w:r>
+    </w:p>
+    <w:p>
+      <w:pPr>
+        <w:spacing w:line="336" w:lineRule="auto" w:after="180"/>
+      </w:pPr>
+      <w:r>
+        <w:rPr>
+          <w:b/>
+        </w:rPr>
+        <w:t>Prediction</w:t>
+      </w:r>
+      <w:r>
+        <w:rPr>
+          <w:b w:val="0"/>
+        </w:rPr>
+        <w:t>: Correct its role to validation; it was used for selection.</w:t>
+      </w:r>
+    </w:p>
+    <w:p>
+      <w:pPr>
+        <w:spacing w:line="336" w:lineRule="auto" w:after="180"/>
+      </w:pPr>
+      <w:r>
+        <w:rPr>
+          <w:b w:val="0"/>
+        </w:rPr>
+        <w:t xml:space="preserve">Reason: Changing the label on a dataset does not make its </w:t>
+      </w:r>
+      <w:r>
+        <w:rPr>
+          <w:b/>
+        </w:rPr>
+        <w:t>evidence</w:t>
+      </w:r>
+      <w:r>
+        <w:rPr>
+          <w:b w:val="0"/>
+        </w:rPr>
+        <w:t xml:space="preserve"> untouched.</w:t>
+      </w:r>
+    </w:p>
+    <w:p>
+      <w:pPr>
+        <w:pStyle w:val="Heading2"/>
+      </w:pPr>
+      <w:r>
+        <w:t>Earlier wording, alternatives and picture transcripts · reference / check after trying</w:t>
       </w:r>
     </w:p>
     <w:tbl>
@@ -1024,6 +2366,48 @@
         <w:pStyle w:val="Heading3"/>
       </w:pPr>
       <w:r>
+        <w:t>Model the reasoning aloud</w:t>
+      </w:r>
+    </w:p>
+    <w:p>
+      <w:pPr>
+        <w:spacing w:line="336" w:lineRule="auto" w:after="180"/>
+      </w:pPr>
+      <w:r>
+        <w:rPr>
+          <w:b w:val="0"/>
+        </w:rPr>
+        <w:t xml:space="preserve">Use the complete worked example below before asking learners to complete W2. Reveal a small part, invite a </w:t>
+      </w:r>
+      <w:r>
+        <w:rPr>
+          <w:b/>
+        </w:rPr>
+        <w:t>prediction</w:t>
+      </w:r>
+      <w:r>
+        <w:rPr>
+          <w:b w:val="0"/>
+        </w:rPr>
+        <w:t>, then explain the deciding step.</w:t>
+      </w:r>
+    </w:p>
+    <w:p>
+      <w:pPr>
+        <w:spacing w:line="336" w:lineRule="auto" w:after="180"/>
+      </w:pPr>
+      <w:r>
+        <w:rPr>
+          <w:b w:val="0"/>
+        </w:rPr>
+        <w:t>These teacher notes contain solutions; do not reveal the independent case answer during modelling.</w:t>
+      </w:r>
+    </w:p>
+    <w:p>
+      <w:pPr>
+        <w:pStyle w:val="Heading3"/>
+      </w:pPr>
+      <w:r>
         <w:t>Read each checkpoint against the same validation case</w:t>
       </w:r>
     </w:p>
@@ -1143,319 +2527,6 @@
         <w:t>The baseline validation MSE is 9. The predeclared rule selects update 2 with validation MSE 0.5625 on one validation case. This is not a final-test score.</w:t>
       </w:r>
     </w:p>
-    <w:p>
-      <w:pPr>
-        <w:pStyle w:val="Heading3"/>
-      </w:pPr>
-      <w:r>
-        <w:t>Explain Documenting a network experiment · 6</w:t>
-      </w:r>
-    </w:p>
-    <w:p>
-      <w:pPr>
-        <w:spacing w:line="336" w:lineRule="auto" w:after="180"/>
-      </w:pPr>
-      <w:r>
-        <w:rPr>
-          <w:b w:val="0"/>
-        </w:rPr>
-        <w:t xml:space="preserve">Guided: 1.75*3 = 5.25, error 5.25 - 6 = -0.75, squared error 0.5625. V1 selected the </w:t>
-      </w:r>
-      <w:r>
-        <w:rPr>
-          <w:b/>
-        </w:rPr>
-        <w:t>checkpoint</w:t>
-      </w:r>
-      <w:r>
-        <w:rPr>
-          <w:b w:val="0"/>
-        </w:rPr>
-        <w:t xml:space="preserve"> and is validation, not untouched final evaluation.</w:t>
-      </w:r>
-    </w:p>
-    <w:p>
-      <w:pPr>
-        <w:spacing w:line="336" w:lineRule="auto" w:after="180"/>
-      </w:pPr>
-      <w:r>
-        <w:rPr>
-          <w:b w:val="0"/>
-        </w:rPr>
-        <w:t>Exit: replace final accuracy with validation MSE 0.5625 on one constructed case selected using that case. Energy is not measured.</w:t>
-      </w:r>
-    </w:p>
-    <w:p>
-      <w:pPr>
-        <w:spacing w:line="336" w:lineRule="auto" w:after="180"/>
-      </w:pPr>
-      <w:r>
-        <w:rPr>
-          <w:b w:val="0"/>
-        </w:rPr>
-        <w:t xml:space="preserve">Supply data and splits, exact code, settings, baseline and both </w:t>
-      </w:r>
-      <w:r>
-        <w:rPr>
-          <w:b/>
-        </w:rPr>
-        <w:t>checkpoint</w:t>
-      </w:r>
-      <w:r>
-        <w:rPr>
-          <w:b w:val="0"/>
-        </w:rPr>
-        <w:t xml:space="preserve">s, raw </w:t>
-      </w:r>
-      <w:r>
-        <w:rPr>
-          <w:b/>
-        </w:rPr>
-        <w:t>prediction</w:t>
-      </w:r>
-      <w:r>
-        <w:rPr>
-          <w:b w:val="0"/>
-        </w:rPr>
-        <w:t>s, metric definition, selection rule and environment information.</w:t>
-      </w:r>
-    </w:p>
-    <w:p>
-      <w:pPr>
-        <w:pStyle w:val="Heading3"/>
-      </w:pPr>
-      <w:r>
-        <w:t>Model the reasoning aloud</w:t>
-      </w:r>
-    </w:p>
-    <w:p>
-      <w:pPr>
-        <w:spacing w:line="336" w:lineRule="auto" w:after="180"/>
-      </w:pPr>
-      <w:r>
-        <w:rPr>
-          <w:b w:val="0"/>
-        </w:rPr>
-        <w:t xml:space="preserve">Use the complete worked example below before asking learners to complete W2. Reveal a small part, invite a </w:t>
-      </w:r>
-      <w:r>
-        <w:rPr>
-          <w:b/>
-        </w:rPr>
-        <w:t>prediction</w:t>
-      </w:r>
-      <w:r>
-        <w:rPr>
-          <w:b w:val="0"/>
-        </w:rPr>
-        <w:t>, then explain the deciding step.</w:t>
-      </w:r>
-    </w:p>
-    <w:p>
-      <w:pPr>
-        <w:spacing w:line="336" w:lineRule="auto" w:after="180"/>
-      </w:pPr>
-      <w:r>
-        <w:rPr>
-          <w:b w:val="0"/>
-        </w:rPr>
-        <w:t>These teacher notes contain solutions; do not reveal the independent case answer during modelling.</w:t>
-      </w:r>
-    </w:p>
-    <w:p>
-      <w:pPr>
-        <w:pStyle w:val="Heading3"/>
-      </w:pPr>
-      <w:r>
-        <w:t>Read each checkpoint against the same validation case</w:t>
-      </w:r>
-    </w:p>
-    <w:tbl>
-      <w:tblPr>
-        <w:tblStyle w:val="LightShading-Accent1"/>
-        <w:tblW w:type="auto" w:w="0"/>
-        <w:tblLook w:firstColumn="1" w:firstRow="1" w:lastColumn="0" w:lastRow="0" w:noHBand="0" w:noVBand="1" w:val="04A0"/>
-      </w:tblPr>
-      <w:tblGrid>
-        <w:gridCol w:w="3408"/>
-        <w:gridCol w:w="3408"/>
-        <w:gridCol w:w="3408"/>
-      </w:tblGrid>
-      <w:tr>
-        <w:trPr>
-          <w:tblHeader/>
-        </w:trPr>
-        <w:tc>
-          <w:tcPr>
-            <w:tcW w:type="dxa" w:w="3408"/>
-          </w:tcPr>
-          <w:p>
-            <w:r>
-              <w:t>Checkpoint weight</w:t>
-            </w:r>
-          </w:p>
-        </w:tc>
-        <w:tc>
-          <w:tcPr>
-            <w:tcW w:type="dxa" w:w="3408"/>
-          </w:tcPr>
-          <w:p>
-            <w:r>
-              <w:t>Training MSE</w:t>
-            </w:r>
-          </w:p>
-        </w:tc>
-        <w:tc>
-          <w:tcPr>
-            <w:tcW w:type="dxa" w:w="3408"/>
-          </w:tcPr>
-          <w:p>
-            <w:r>
-              <w:t>Validation MSE</w:t>
-            </w:r>
-          </w:p>
-        </w:tc>
-      </w:tr>
-      <w:tr>
-        <w:tc>
-          <w:tcPr>
-            <w:tcW w:type="dxa" w:w="3408"/>
-          </w:tcPr>
-          <w:p>
-            <w:r>
-              <w:t>Update 1: a = 1.5</w:t>
-            </w:r>
-          </w:p>
-        </w:tc>
-        <w:tc>
-          <w:tcPr>
-            <w:tcW w:type="dxa" w:w="3408"/>
-          </w:tcPr>
-          <w:p>
-            <w:r>
-              <w:t>0.625</w:t>
-            </w:r>
-          </w:p>
-        </w:tc>
-        <w:tc>
-          <w:tcPr>
-            <w:tcW w:type="dxa" w:w="3408"/>
-          </w:tcPr>
-          <w:p>
-            <w:r>
-              <w:t>2.25</w:t>
-            </w:r>
-          </w:p>
-        </w:tc>
-      </w:tr>
-      <w:tr>
-        <w:tc>
-          <w:tcPr>
-            <w:tcW w:type="dxa" w:w="3408"/>
-          </w:tcPr>
-          <w:p>
-            <w:r>
-              <w:t>Update 2: a = 1.75</w:t>
-            </w:r>
-          </w:p>
-        </w:tc>
-        <w:tc>
-          <w:tcPr>
-            <w:tcW w:type="dxa" w:w="3408"/>
-          </w:tcPr>
-          <w:p>
-            <w:r>
-              <w:t>0.15625</w:t>
-            </w:r>
-          </w:p>
-        </w:tc>
-        <w:tc>
-          <w:tcPr>
-            <w:tcW w:type="dxa" w:w="3408"/>
-          </w:tcPr>
-          <w:p>
-            <w:r>
-              <w:t>0.5625</w:t>
-            </w:r>
-          </w:p>
-        </w:tc>
-      </w:tr>
-    </w:tbl>
-    <w:p>
-      <w:r>
-        <w:t>The baseline validation MSE is 9. The predeclared rule selects update 2 with validation MSE 0.5625 on one validation case. This is not a final-test score.</w:t>
-      </w:r>
-    </w:p>
-    <w:p>
-      <w:pPr>
-        <w:pStyle w:val="Heading3"/>
-      </w:pPr>
-      <w:r>
-        <w:t>Model the reasoning aloud · 7</w:t>
-      </w:r>
-    </w:p>
-    <w:p>
-      <w:pPr>
-        <w:spacing w:line="336" w:lineRule="auto" w:after="180"/>
-      </w:pPr>
-      <w:r>
-        <w:rPr>
-          <w:b w:val="0"/>
-        </w:rPr>
-        <w:t>A defensible conclusion is: in run NN32-A, update 2 reduced MSE on the single constructed validation case from 9 to 0.5625 compared with the initial model.</w:t>
-      </w:r>
-    </w:p>
-    <w:p>
-      <w:pPr>
-        <w:spacing w:line="336" w:lineRule="auto" w:after="180"/>
-      </w:pPr>
-      <w:r>
-        <w:rPr>
-          <w:b w:val="0"/>
-        </w:rPr>
-        <w:t xml:space="preserve">This </w:t>
-      </w:r>
-      <w:r>
-        <w:rPr>
-          <w:b/>
-        </w:rPr>
-        <w:t>checkpoint</w:t>
-      </w:r>
-      <w:r>
-        <w:rPr>
-          <w:b w:val="0"/>
-        </w:rPr>
-        <w:t xml:space="preserve"> was selected using that same validation case; generalisation is untested. No timing, peak-memory or energy measurements are provided.</w:t>
-      </w:r>
-    </w:p>
-    <w:p>
-      <w:pPr>
-        <w:pStyle w:val="Heading3"/>
-      </w:pPr>
-      <w:r>
-        <w:t>Using the selected weight, calculate the prediction for V1 and its squared error. Explain why the result must be labelled validation rather than independent final evaluation.</w:t>
-      </w:r>
-    </w:p>
-    <w:p>
-      <w:r>
-        <w:t>________________________________________________________________</w:t>
-      </w:r>
-    </w:p>
-    <w:p>
-      <w:r>
-        <w:t>________________________________________________________________</w:t>
-      </w:r>
-    </w:p>
-    <w:p>
-      <w:r>
-        <w:t>________________________________________________________________</w:t>
-      </w:r>
-    </w:p>
-    <w:p>
-      <w:r>
-        <w:t>________________________________________________________________</w:t>
-      </w:r>
-    </w:p>
     <w:tbl>
       <w:tblPr>
         <w:tblStyle w:val="LightShading-Accent1"/>
@@ -1579,97 +2650,10 @@
     </w:p>
     <w:p>
       <w:pPr>
-        <w:spacing w:line="336" w:lineRule="auto" w:after="180"/>
-      </w:pPr>
-      <w:r>
-        <w:rPr>
-          <w:b w:val="0"/>
-        </w:rPr>
-        <w:t xml:space="preserve">Document </w:t>
-      </w:r>
-      <w:r>
-        <w:rPr>
-          <w:b/>
-        </w:rPr>
-        <w:t>checkpoint</w:t>
-      </w:r>
-      <w:r>
-        <w:rPr>
-          <w:b w:val="0"/>
-        </w:rPr>
-        <w:t xml:space="preserve"> selection so another team can reconstruct every reported number.</w:t>
-      </w:r>
-    </w:p>
-    <w:p>
-      <w:pPr>
         <w:pStyle w:val="Heading3"/>
       </w:pPr>
       <w:r>
         <w:t>The facts we will use</w:t>
-      </w:r>
-    </w:p>
-    <w:p>
-      <w:pPr>
-        <w:pStyle w:val="Heading3"/>
-      </w:pPr>
-      <w:r>
-        <w:t>Supplied facts</w:t>
-      </w:r>
-    </w:p>
-    <w:p>
-      <w:pPr>
-        <w:spacing w:line="336" w:lineRule="auto" w:after="180"/>
-        <w:shd w:fill="F1F6FC"/>
-      </w:pPr>
-      <w:r>
-        <w:rPr>
-          <w:b w:val="0"/>
-        </w:rPr>
-        <w:t xml:space="preserve">Run R8 predicts ReLU(a×x). Validation V4 has x = 2, target 3. Baseline a = 0.5; </w:t>
-      </w:r>
-      <w:r>
-        <w:rPr>
-          <w:b/>
-        </w:rPr>
-        <w:t>checkpoint</w:t>
-      </w:r>
-      <w:r>
-        <w:rPr>
-          <w:b w:val="0"/>
-        </w:rPr>
-        <w:t>s a = 1 and 1.25; choose minimum validation squared error.</w:t>
-      </w:r>
-    </w:p>
-    <w:p>
-      <w:pPr>
-        <w:pStyle w:val="Heading3"/>
-      </w:pPr>
-      <w:r>
-        <w:t>Supplied facts</w:t>
-      </w:r>
-    </w:p>
-    <w:p>
-      <w:pPr>
-        <w:spacing w:line="336" w:lineRule="auto" w:after="180"/>
-        <w:shd w:fill="F1F6FC"/>
-      </w:pPr>
-      <w:r>
-        <w:rPr>
-          <w:b w:val="0"/>
-        </w:rPr>
-        <w:t xml:space="preserve">All </w:t>
-      </w:r>
-      <w:r>
-        <w:rPr>
-          <w:b/>
-        </w:rPr>
-        <w:t>input</w:t>
-      </w:r>
-      <w:r>
-        <w:rPr>
-          <w:b w:val="0"/>
-        </w:rPr>
-        <w:t>s and outcomes in this worked example are invented classroom data; no real model run is claimed.</w:t>
       </w:r>
     </w:p>
     <w:p>
@@ -1677,7 +2661,7 @@
         <w:drawing>
           <wp:inline xmlns:a="http://schemas.openxmlformats.org/drawingml/2006/main" xmlns:pic="http://schemas.openxmlformats.org/drawingml/2006/picture">
             <wp:extent cx="5486400" cy="3131457"/>
-            <wp:docPr id="1" name="Picture 1" descr="Validation squared loss by checkpoint"/>
+            <wp:docPr id="2" name="Picture 2" descr="Validation squared loss by checkpoint"/>
             <wp:cNvGraphicFramePr>
               <a:graphicFrameLocks noChangeAspect="1"/>
             </wp:cNvGraphicFramePr>
@@ -1689,7 +2673,7 @@
                     <pic:cNvPicPr/>
                   </pic:nvPicPr>
                   <pic:blipFill>
-                    <a:blip r:embed="rId9"/>
+                    <a:blip r:embed="rId10"/>
                     <a:stretch>
                       <a:fillRect/>
                     </a:stretch>
@@ -1713,7 +2697,7 @@
         <w:drawing>
           <wp:inline xmlns:a="http://schemas.openxmlformats.org/drawingml/2006/main" xmlns:pic="http://schemas.openxmlformats.org/drawingml/2006/picture">
             <wp:extent cx="5486400" cy="5225143"/>
-            <wp:docPr id="2" name="Picture 2" descr="Documenting a network experiment. Baseline prediction: At a = 0.5, prediction 1, error² = 4.. Checkpoint comparison: At a = 1, prediction 2, loss 1; at 1.25, prediction 2.5, loss 0.25.. Select and record: Choose a = 1.25; save R8, inputs, formula, checkpoint values, loss rule and validation role."/>
+            <wp:docPr id="3" name="Picture 3" descr="Documenting a network experiment. Baseline prediction: At a = 0.5, prediction 1, error² = 4.. Checkpoint comparison: At a = 1, prediction 2, loss 1; at 1.25, prediction 2.5, loss 0.25.. Select and record: Choose a = 1.25; save R8, inputs, formula, checkpoint values, loss rule and validation role."/>
             <wp:cNvGraphicFramePr>
               <a:graphicFrameLocks noChangeAspect="1"/>
             </wp:cNvGraphicFramePr>
@@ -1725,7 +2709,7 @@
                     <pic:cNvPicPr/>
                   </pic:nvPicPr>
                   <pic:blipFill>
-                    <a:blip r:embed="rId10"/>
+                    <a:blip r:embed="rId11"/>
                     <a:stretch>
                       <a:fillRect/>
                     </a:stretch>
@@ -1749,114 +2733,7 @@
         <w:pStyle w:val="Heading3"/>
       </w:pPr>
       <w:r>
-        <w:t>Read the picture one step at a time</w:t>
-      </w:r>
-    </w:p>
-    <w:tbl>
-      <w:tblPr>
-        <w:tblStyle w:val="LightShading-Accent1"/>
-        <w:tblW w:type="auto" w:w="0"/>
-        <w:tblLook w:firstColumn="1" w:firstRow="1" w:lastColumn="0" w:lastRow="0" w:noHBand="0" w:noVBand="1" w:val="04A0"/>
-      </w:tblPr>
-      <w:tblGrid>
-        <w:gridCol w:w="5112"/>
-        <w:gridCol w:w="5112"/>
-      </w:tblGrid>
-      <w:tr>
-        <w:trPr>
-          <w:tblHeader/>
-        </w:trPr>
-        <w:tc>
-          <w:tcPr>
-            <w:tcW w:type="dxa" w:w="5112"/>
-          </w:tcPr>
-          <w:p>
-            <w:r>
-              <w:t>Step</w:t>
-            </w:r>
-          </w:p>
-        </w:tc>
-        <w:tc>
-          <w:tcPr>
-            <w:tcW w:type="dxa" w:w="5112"/>
-          </w:tcPr>
-          <w:p>
-            <w:r>
-              <w:t>What happens and why</w:t>
-            </w:r>
-          </w:p>
-        </w:tc>
-      </w:tr>
-      <w:tr>
-        <w:tc>
-          <w:tcPr>
-            <w:tcW w:type="dxa" w:w="5112"/>
-          </w:tcPr>
-          <w:p>
-            <w:r>
-              <w:t>1. Baseline prediction</w:t>
-            </w:r>
-          </w:p>
-        </w:tc>
-        <w:tc>
-          <w:tcPr>
-            <w:tcW w:type="dxa" w:w="5112"/>
-          </w:tcPr>
-          <w:p>
-            <w:r>
-              <w:t>At a = 0.5, prediction 1, error² = 4.</w:t>
-            </w:r>
-          </w:p>
-        </w:tc>
-      </w:tr>
-      <w:tr>
-        <w:tc>
-          <w:tcPr>
-            <w:tcW w:type="dxa" w:w="5112"/>
-          </w:tcPr>
-          <w:p>
-            <w:r>
-              <w:t>2. Checkpoint comparison</w:t>
-            </w:r>
-          </w:p>
-        </w:tc>
-        <w:tc>
-          <w:tcPr>
-            <w:tcW w:type="dxa" w:w="5112"/>
-          </w:tcPr>
-          <w:p>
-            <w:r>
-              <w:t>At a = 1, prediction 2, loss 1; at 1.25, prediction 2.5, loss 0.25.</w:t>
-            </w:r>
-          </w:p>
-        </w:tc>
-      </w:tr>
-      <w:tr>
-        <w:tc>
-          <w:tcPr>
-            <w:tcW w:type="dxa" w:w="5112"/>
-          </w:tcPr>
-          <w:p>
-            <w:r>
-              <w:t>3. Select and record</w:t>
-            </w:r>
-          </w:p>
-        </w:tc>
-        <w:tc>
-          <w:tcPr>
-            <w:tcW w:type="dxa" w:w="5112"/>
-          </w:tcPr>
-          <w:p>
-            <w:r>
-              <w:t>Choose a = 1.25; save R8, inputs, formula, checkpoint values, loss rule and validation role.</w:t>
-            </w:r>
-          </w:p>
-        </w:tc>
-      </w:tr>
-    </w:tbl>
-    <w:p>
-      <w:r>
-        <w:t>Match each pictured step to the supplied facts. This is a worked teaching case, not an independent assessment.</w:t>
+        <w:t>Why this result follows</w:t>
       </w:r>
     </w:p>
     <w:p>
@@ -1864,7 +2741,7 @@
         <w:pStyle w:val="Heading3"/>
       </w:pPr>
       <w:r>
-        <w:t>Why this result follows</w:t>
+        <w:t>What this example does not establish</w:t>
       </w:r>
     </w:p>
     <w:p>
@@ -1872,197 +2749,227 @@
         <w:pStyle w:val="Heading3"/>
       </w:pPr>
       <w:r>
-        <w:t>Why the result follows</w:t>
+        <w:t>Change one thing in the pictured case</w:t>
       </w:r>
     </w:p>
     <w:p>
       <w:pPr>
-        <w:spacing w:line="336" w:lineRule="auto" w:after="180"/>
-        <w:shd w:fill="F1F6FC"/>
-      </w:pPr>
-      <w:r>
-        <w:rPr>
-          <w:b w:val="0"/>
-        </w:rPr>
-        <w:t xml:space="preserve">A reproducible record includes the actual </w:t>
-      </w:r>
-      <w:r>
-        <w:rPr>
-          <w:b/>
-        </w:rPr>
-        <w:t>input</w:t>
-      </w:r>
-      <w:r>
-        <w:rPr>
-          <w:b w:val="0"/>
-        </w:rPr>
-        <w:t xml:space="preserve">, formula, parameters and scoring rule, together with each dataset’s role. The validation case selects the best supplied </w:t>
-      </w:r>
-      <w:r>
-        <w:rPr>
-          <w:b/>
-        </w:rPr>
-        <w:t>checkpoint</w:t>
-      </w:r>
-      <w:r>
-        <w:rPr>
-          <w:b w:val="0"/>
-        </w:rPr>
-        <w:t>, so it is part of development.</w:t>
+        <w:pStyle w:val="Heading3"/>
+      </w:pPr>
+      <w:r>
+        <w:t>Ask while showing the picture</w:t>
       </w:r>
     </w:p>
     <w:p>
       <w:pPr>
         <w:spacing w:line="336" w:lineRule="auto" w:after="180"/>
-        <w:shd w:fill="F1F6FC"/>
       </w:pPr>
       <w:r>
         <w:rPr>
           <w:b w:val="0"/>
         </w:rPr>
-        <w:t xml:space="preserve">Save that selection history and freeze the </w:t>
+        <w:t xml:space="preserve">Cover the result. Ask learners to name the </w:t>
       </w:r>
       <w:r>
         <w:rPr>
           <w:b/>
         </w:rPr>
-        <w:t>checkpoint</w:t>
+        <w:t>input</w:t>
       </w:r>
       <w:r>
         <w:rPr>
           <w:b w:val="0"/>
         </w:rPr>
-        <w:t xml:space="preserve"> before evaluating fresh final cases. Renaming the same case a test does not change how it was used.</w:t>
+        <w:t xml:space="preserve">s and predict the next step. Uncover one step, connect the icon to the actual procedure, and explain its </w:t>
+      </w:r>
+      <w:r>
+        <w:rPr>
+          <w:b/>
+        </w:rPr>
+        <w:t>evidence</w:t>
+      </w:r>
+      <w:r>
+        <w:rPr>
+          <w:b w:val="0"/>
+        </w:rPr>
+        <w:t>. Then change the supplied condition and compare.</w:t>
       </w:r>
     </w:p>
     <w:p>
       <w:pPr>
-        <w:pStyle w:val="Heading3"/>
-      </w:pPr>
-      <w:r>
-        <w:t>What this example does not establish</w:t>
+        <w:spacing w:line="336" w:lineRule="auto" w:after="180"/>
+      </w:pPr>
+      <w:r>
+        <w:rPr>
+          <w:b w:val="0"/>
+        </w:rPr>
+        <w:t>The picture is a representation; it does not document execution of a real AI model.</w:t>
       </w:r>
     </w:p>
     <w:p>
       <w:pPr>
-        <w:pStyle w:val="Heading3"/>
-      </w:pPr>
-      <w:r>
-        <w:t>Keep the stated limit</w:t>
+        <w:pStyle w:val="Heading1"/>
+      </w:pPr>
+      <w:r>
+        <w:t>03. Model a step,then remove help</w:t>
       </w:r>
     </w:p>
     <w:p>
-      <w:pPr>
-        <w:spacing w:line="336" w:lineRule="auto" w:after="180"/>
-        <w:shd w:fill="FFF5E6"/>
-      </w:pPr>
-      <w:r>
-        <w:rPr>
-          <w:b w:val="0"/>
-        </w:rPr>
-        <w:t>Reconstructing one run verifies arithmetic and provenance, not population performance or educational learning impact.</w:t>
+      <w:r>
+        <w:t>Collect each learner’s reasoning before showing a key.</w:t>
       </w:r>
     </w:p>
     <w:p>
       <w:pPr>
-        <w:pStyle w:val="Heading3"/>
-      </w:pPr>
-      <w:r>
-        <w:t>Change one thing in the pictured case</w:t>
+        <w:pStyle w:val="Heading2"/>
+      </w:pPr>
+      <w:r>
+        <w:t>Current completion task and checked reasoning</w:t>
       </w:r>
     </w:p>
     <w:p>
       <w:pPr>
-        <w:pStyle w:val="Heading3"/>
-      </w:pPr>
-      <w:r>
-        <w:t>Change one thing</w:t>
+        <w:spacing w:line="336" w:lineRule="auto" w:after="180"/>
+      </w:pPr>
+      <w:r>
+        <w:rPr>
+          <w:b w:val="0"/>
+        </w:rPr>
+        <w:t xml:space="preserve">Completion task: Calculate both weight updates and give each </w:t>
+      </w:r>
+      <w:r>
+        <w:rPr>
+          <w:b/>
+        </w:rPr>
+        <w:t>training</w:t>
+      </w:r>
+      <w:r>
+        <w:rPr>
+          <w:b w:val="0"/>
+        </w:rPr>
+        <w:t xml:space="preserve"> and validation MSE. Name the selected </w:t>
+      </w:r>
+      <w:r>
+        <w:rPr>
+          <w:b/>
+        </w:rPr>
+        <w:t>checkpoint</w:t>
+      </w:r>
+      <w:r>
+        <w:rPr>
+          <w:b w:val="0"/>
+        </w:rPr>
+        <w:t xml:space="preserve"> and baseline validation MSE. How many independent validation examples support the comparison?</w:t>
       </w:r>
     </w:p>
     <w:p>
       <w:pPr>
         <w:spacing w:line="336" w:lineRule="auto" w:after="180"/>
-        <w:shd w:fill="F5F1FB"/>
       </w:pPr>
       <w:r>
         <w:rPr>
           <w:b w:val="0"/>
         </w:rPr>
-        <w:t>Change: A teammate calls V4 a final test after using it to select a=1.25.</w:t>
+        <w:t xml:space="preserve">Teacher check: Teacher explanation: Weights are 1.5 then 1.75. </w:t>
+      </w:r>
+      <w:r>
+        <w:rPr>
+          <w:b/>
+        </w:rPr>
+        <w:t>Training</w:t>
+      </w:r>
+      <w:r>
+        <w:rPr>
+          <w:b w:val="0"/>
+        </w:rPr>
+        <w:t xml:space="preserve"> MSE values are 0.625 and 0.15625; validation MSE values are 2.25 and 0.5625. Update 2 is selected; baseline validation MSE is 9.</w:t>
       </w:r>
     </w:p>
     <w:p>
       <w:pPr>
-        <w:pStyle w:val="Heading3"/>
-      </w:pPr>
-      <w:r>
-        <w:t>Predicted result</w:t>
+        <w:spacing w:line="336" w:lineRule="auto" w:after="180"/>
+      </w:pPr>
+      <w:r>
+        <w:rPr>
+          <w:b w:val="0"/>
+        </w:rPr>
+        <w:t xml:space="preserve">There is one validation example, not two examples created by evaluating two </w:t>
+      </w:r>
+      <w:r>
+        <w:rPr>
+          <w:b/>
+        </w:rPr>
+        <w:t>checkpoint</w:t>
+      </w:r>
+      <w:r>
+        <w:rPr>
+          <w:b w:val="0"/>
+        </w:rPr>
+        <w:t>s.</w:t>
       </w:r>
     </w:p>
     <w:p>
       <w:pPr>
         <w:spacing w:line="336" w:lineRule="auto" w:after="180"/>
-        <w:shd w:fill="F1F6FC"/>
-      </w:pPr>
+      </w:pPr>
+      <w:r>
+        <w:rPr>
+          <w:b w:val="0"/>
+        </w:rPr>
+        <w:t xml:space="preserve">Start by identifying the given </w:t>
+      </w:r>
       <w:r>
         <w:rPr>
           <w:b/>
         </w:rPr>
-        <w:t>Prediction</w:t>
+        <w:t>input</w:t>
       </w:r>
       <w:r>
         <w:rPr>
           <w:b w:val="0"/>
         </w:rPr>
-        <w:t>: Correct its role to validation; it was used for selection.</w:t>
+        <w:t>s together. Leave the intermediate steps blank. If needed, model one step, then withdraw that help on the next step. Move to a full trace only when the partial trace is understood.</w:t>
       </w:r>
     </w:p>
     <w:p>
       <w:pPr>
-        <w:pStyle w:val="Heading3"/>
-      </w:pPr>
-      <w:r>
-        <w:t>Why the result follows</w:t>
+        <w:spacing w:line="336" w:lineRule="auto" w:after="180"/>
+      </w:pPr>
+      <w:r>
+        <w:rPr>
+          <w:b w:val="0"/>
+        </w:rPr>
+        <w:t>For partners, alternate explainer and checker; collect a response from every learner before discussion.</w:t>
       </w:r>
     </w:p>
     <w:p>
       <w:pPr>
-        <w:spacing w:line="336" w:lineRule="auto" w:after="180"/>
-        <w:shd w:fill="F1F6FC"/>
-      </w:pPr>
-      <w:r>
-        <w:rPr>
-          <w:b w:val="0"/>
-        </w:rPr>
-        <w:t xml:space="preserve">Reason: Changing the label on a dataset does not make its </w:t>
-      </w:r>
-      <w:r>
-        <w:rPr>
-          <w:b/>
-        </w:rPr>
-        <w:t>evidence</w:t>
-      </w:r>
-      <w:r>
-        <w:rPr>
-          <w:b w:val="0"/>
-        </w:rPr>
-        <w:t xml:space="preserve"> untouched.</w:t>
+        <w:pStyle w:val="Heading2"/>
+      </w:pPr>
+      <w:r>
+        <w:t>Individual misconception check</w:t>
       </w:r>
     </w:p>
     <w:p>
       <w:pPr>
-        <w:pStyle w:val="Heading3"/>
-      </w:pPr>
-      <w:r>
-        <w:t>Ask while showing the picture</w:t>
+        <w:spacing w:line="336" w:lineRule="auto" w:after="180"/>
+      </w:pPr>
+      <w:r>
+        <w:rPr>
+          <w:b w:val="0"/>
+        </w:rPr>
+        <w:t>Use the worked case for Documenting a network experiment. Proposed explanation: “A smaller MSE is an accuracy percentage”. Decide whether this explanation is supported.</w:t>
       </w:r>
     </w:p>
     <w:p>
       <w:pPr>
-        <w:pStyle w:val="Heading3"/>
-      </w:pPr>
-      <w:r>
-        <w:t>Ask while showing the picture · 8</w:t>
+        <w:spacing w:line="336" w:lineRule="auto" w:after="180"/>
+      </w:pPr>
+      <w:r>
+        <w:rPr>
+          <w:b w:val="0"/>
+        </w:rPr>
+        <w:t>Point to the step or supplied fact that decides; explain your repair if needed.</w:t>
       </w:r>
     </w:p>
     <w:p>
@@ -2073,31 +2980,7 @@
         <w:rPr>
           <w:b w:val="0"/>
         </w:rPr>
-        <w:t xml:space="preserve">Cover the result. Ask learners to name the </w:t>
-      </w:r>
-      <w:r>
-        <w:rPr>
-          <w:b/>
-        </w:rPr>
-        <w:t>input</w:t>
-      </w:r>
-      <w:r>
-        <w:rPr>
-          <w:b w:val="0"/>
-        </w:rPr>
-        <w:t xml:space="preserve">s and predict the next step. Uncover one step, connect the icon to the actual procedure, and explain its </w:t>
-      </w:r>
-      <w:r>
-        <w:rPr>
-          <w:b/>
-        </w:rPr>
-        <w:t>evidence</w:t>
-      </w:r>
-      <w:r>
-        <w:rPr>
-          <w:b w:val="0"/>
-        </w:rPr>
-        <w:t>. Then change the supplied condition and compare.</w:t>
+        <w:t>Expected correction: MSE is an average squared error in squared target units; it is not classification accuracy or a percentage.</w:t>
       </w:r>
     </w:p>
     <w:p>
@@ -2108,20 +2991,238 @@
         <w:rPr>
           <w:b w:val="0"/>
         </w:rPr>
-        <w:t>The picture is a representation; it does not document execution of a real AI model.</w:t>
+        <w:t>Collect explanations, not only yes/no votes. If a misunderstanding is common, re-model the relevant step for the class.</w:t>
       </w:r>
     </w:p>
     <w:p>
       <w:pPr>
-        <w:pStyle w:val="Heading1"/>
-      </w:pPr>
-      <w:r>
-        <w:t>03. Demonstrate and guide practice</w:t>
+        <w:spacing w:line="336" w:lineRule="auto" w:after="180"/>
+      </w:pPr>
+      <w:r>
+        <w:rPr>
+          <w:b w:val="0"/>
+        </w:rPr>
+        <w:t>If it affects a few learners, give a short targeted group explanation while others solve a more demanding variation.</w:t>
       </w:r>
     </w:p>
     <w:p>
-      <w:r>
-        <w:t>Demonstrate Documenting a network experiment, reduce support deliberately and check individual reasoning before discussing answers.</w:t>
+      <w:pPr>
+        <w:pStyle w:val="Heading2"/>
+      </w:pPr>
+      <w:r>
+        <w:t>Pictured reasoning and changed case</w:t>
+      </w:r>
+    </w:p>
+    <w:p>
+      <w:pPr>
+        <w:spacing w:line="336" w:lineRule="auto" w:after="180"/>
+      </w:pPr>
+      <w:r>
+        <w:rPr>
+          <w:b w:val="0"/>
+        </w:rPr>
+        <w:t xml:space="preserve">What additional </w:t>
+      </w:r>
+      <w:r>
+        <w:rPr>
+          <w:b/>
+        </w:rPr>
+        <w:t>evidence</w:t>
+      </w:r>
+      <w:r>
+        <w:rPr>
+          <w:b w:val="0"/>
+        </w:rPr>
+        <w:t xml:space="preserve"> is needed for a final performance claim? Point to the relevant step in the picture, then write the changed result and the rule or </w:t>
+      </w:r>
+      <w:r>
+        <w:rPr>
+          <w:b/>
+        </w:rPr>
+        <w:t>evidence</w:t>
+      </w:r>
+      <w:r>
+        <w:rPr>
+          <w:b w:val="0"/>
+        </w:rPr>
+        <w:t xml:space="preserve"> that supports it.</w:t>
+      </w:r>
+    </w:p>
+    <w:p>
+      <w:pPr>
+        <w:spacing w:line="336" w:lineRule="auto" w:after="180"/>
+      </w:pPr>
+      <w:r>
+        <w:rPr>
+          <w:b w:val="0"/>
+        </w:rPr>
+        <w:t xml:space="preserve">Freeze the selected </w:t>
+      </w:r>
+      <w:r>
+        <w:rPr>
+          <w:b/>
+        </w:rPr>
+        <w:t>checkpoint</w:t>
+      </w:r>
+      <w:r>
+        <w:rPr>
+          <w:b w:val="0"/>
+        </w:rPr>
+        <w:t>, then evaluate an independently reserved final set; retain run settings, baseline and selection history. Changed-case check: Correct its role to validation; it was used for selection.</w:t>
+      </w:r>
+    </w:p>
+    <w:p>
+      <w:pPr>
+        <w:spacing w:line="336" w:lineRule="auto" w:after="180"/>
+      </w:pPr>
+      <w:r>
+        <w:rPr>
+          <w:b w:val="0"/>
+        </w:rPr>
+        <w:t xml:space="preserve">Changing the label on a dataset does not make its </w:t>
+      </w:r>
+      <w:r>
+        <w:rPr>
+          <w:b/>
+        </w:rPr>
+        <w:t>evidence</w:t>
+      </w:r>
+      <w:r>
+        <w:rPr>
+          <w:b w:val="0"/>
+        </w:rPr>
+        <w:t xml:space="preserve"> untouched.</w:t>
+      </w:r>
+    </w:p>
+    <w:p>
+      <w:pPr>
+        <w:spacing w:line="336" w:lineRule="auto" w:after="180"/>
+      </w:pPr>
+      <w:r>
+        <w:rPr>
+          <w:b w:val="0"/>
+        </w:rPr>
+        <w:t xml:space="preserve">Changed-case reasoning: Correct its role to validation; it was used for selection. Changing the label on a dataset does not make its </w:t>
+      </w:r>
+      <w:r>
+        <w:rPr>
+          <w:b/>
+        </w:rPr>
+        <w:t>evidence</w:t>
+      </w:r>
+      <w:r>
+        <w:rPr>
+          <w:b w:val="0"/>
+        </w:rPr>
+        <w:t xml:space="preserve"> untouched.</w:t>
+      </w:r>
+    </w:p>
+    <w:p>
+      <w:pPr>
+        <w:spacing w:line="336" w:lineRule="auto" w:after="180"/>
+      </w:pPr>
+      <w:r>
+        <w:rPr>
+          <w:b w:val="0"/>
+        </w:rPr>
+        <w:t xml:space="preserve">Collect each learner’s explanation before discussion. Use the first missing connection between </w:t>
+      </w:r>
+      <w:r>
+        <w:rPr>
+          <w:b/>
+        </w:rPr>
+        <w:t>input</w:t>
+      </w:r>
+      <w:r>
+        <w:rPr>
+          <w:b w:val="0"/>
+        </w:rPr>
+        <w:t xml:space="preserve">, deciding step and result to choose support. This question is worked-case practice, not fresh mastery </w:t>
+      </w:r>
+      <w:r>
+        <w:rPr>
+          <w:b/>
+        </w:rPr>
+        <w:t>evidence</w:t>
+      </w:r>
+      <w:r>
+        <w:rPr>
+          <w:b w:val="0"/>
+        </w:rPr>
+        <w:t>.</w:t>
+      </w:r>
+    </w:p>
+    <w:p>
+      <w:pPr>
+        <w:pStyle w:val="Heading2"/>
+      </w:pPr>
+      <w:r>
+        <w:t>Accessible support and extension</w:t>
+      </w:r>
+    </w:p>
+    <w:p>
+      <w:pPr>
+        <w:spacing w:line="336" w:lineRule="auto" w:after="180"/>
+      </w:pPr>
+      <w:r>
+        <w:rPr>
+          <w:b w:val="0"/>
+        </w:rPr>
+        <w:t xml:space="preserve">Use See how it works and Follow a worked example. Collect a </w:t>
+      </w:r>
+      <w:r>
+        <w:rPr>
+          <w:b/>
+        </w:rPr>
+        <w:t>prediction</w:t>
+      </w:r>
+      <w:r>
+        <w:rPr>
+          <w:b w:val="0"/>
+        </w:rPr>
+        <w:t xml:space="preserve"> before revealing its result; ask the learner to point to each intermediate fact.</w:t>
+      </w:r>
+    </w:p>
+    <w:p>
+      <w:pPr>
+        <w:spacing w:line="336" w:lineRule="auto" w:after="180"/>
+      </w:pPr>
+      <w:r>
+        <w:rPr>
+          <w:b w:val="0"/>
+        </w:rPr>
+        <w:t xml:space="preserve">Provide a record frame with question, fixed settings, data roles, raw results, selection, limitations and next action. Allow a calculator and compare </w:t>
+      </w:r>
+      <w:r>
+        <w:rPr>
+          <w:b/>
+        </w:rPr>
+        <w:t>prediction</w:t>
+      </w:r>
+      <w:r>
+        <w:rPr>
+          <w:b w:val="0"/>
+        </w:rPr>
+        <w:t>s before squared errors.</w:t>
+      </w:r>
+    </w:p>
+    <w:p>
+      <w:pPr>
+        <w:spacing w:line="336" w:lineRule="auto" w:after="180"/>
+      </w:pPr>
+      <w:r>
+        <w:rPr>
+          <w:b w:val="0"/>
+        </w:rPr>
+        <w:t>Extension: rename a data file without changing its bytes, then edit a value; explain why only the content change alters its content hash. Use copies of fictional classroom data.</w:t>
+      </w:r>
+    </w:p>
+    <w:p>
+      <w:pPr>
+        <w:pStyle w:val="Heading2"/>
+      </w:pPr>
+      <w:r>
+        <w:t>Earlier wording, alternatives and picture transcripts · reference / check after trying</w:t>
       </w:r>
     </w:p>
     <w:tbl>
@@ -2338,59 +3439,26 @@
     </w:tbl>
     <w:p>
       <w:pPr>
-        <w:spacing w:line="336" w:lineRule="auto" w:after="180"/>
-      </w:pPr>
-      <w:r>
-        <w:rPr>
-          <w:b w:val="0"/>
-        </w:rPr>
-        <w:t xml:space="preserve">Use See how it works and Follow a worked example. Collect a </w:t>
-      </w:r>
-      <w:r>
-        <w:rPr>
-          <w:b/>
-        </w:rPr>
-        <w:t>prediction</w:t>
-      </w:r>
-      <w:r>
-        <w:rPr>
-          <w:b w:val="0"/>
-        </w:rPr>
-        <w:t xml:space="preserve"> before revealing its result; ask the learner to point to each intermediate fact.</w:t>
+        <w:pStyle w:val="Heading3"/>
+      </w:pPr>
+      <w:r>
+        <w:t>Reduce help deliberately</w:t>
       </w:r>
     </w:p>
     <w:p>
       <w:pPr>
-        <w:spacing w:line="336" w:lineRule="auto" w:after="180"/>
-      </w:pPr>
-      <w:r>
-        <w:rPr>
-          <w:b w:val="0"/>
-        </w:rPr>
-        <w:t xml:space="preserve">Provide a record frame with question, fixed settings, data roles, raw results, selection, limitations and next action. Allow a calculator and compare </w:t>
-      </w:r>
-      <w:r>
-        <w:rPr>
-          <w:b/>
-        </w:rPr>
-        <w:t>prediction</w:t>
-      </w:r>
-      <w:r>
-        <w:rPr>
-          <w:b w:val="0"/>
-        </w:rPr>
-        <w:t>s before squared errors.</w:t>
+        <w:pStyle w:val="Heading3"/>
+      </w:pPr>
+      <w:r>
+        <w:t>Individual reasoning check</w:t>
       </w:r>
     </w:p>
     <w:p>
       <w:pPr>
-        <w:spacing w:line="336" w:lineRule="auto" w:after="180"/>
-      </w:pPr>
-      <w:r>
-        <w:rPr>
-          <w:b w:val="0"/>
-        </w:rPr>
-        <w:t>Extension: rename a data file without changing its bytes, then edit a value; explain why only the content change alters its content hash. Use copies of fictional classroom data.</w:t>
+        <w:pStyle w:val="Heading3"/>
+      </w:pPr>
+      <w:r>
+        <w:t>Pictorial practice question</w:t>
       </w:r>
     </w:p>
     <w:p>
@@ -2398,130 +3466,58 @@
         <w:pStyle w:val="Heading3"/>
       </w:pPr>
       <w:r>
-        <w:t>Reduce help deliberately</w:t>
+        <w:t>Reasoned teacher answer</w:t>
       </w:r>
     </w:p>
     <w:p>
       <w:pPr>
-        <w:pStyle w:val="Heading3"/>
-      </w:pPr>
-      <w:r>
-        <w:t>Completion practice</w:t>
+        <w:pStyle w:val="Heading1"/>
+      </w:pPr>
+      <w:r>
+        <w:t>04. Run the complete supplied investigation</w:t>
       </w:r>
     </w:p>
     <w:p>
-      <w:pPr>
-        <w:spacing w:line="336" w:lineRule="auto" w:after="180"/>
-        <w:shd w:fill="F5F1FB"/>
-      </w:pPr>
-      <w:r>
-        <w:rPr>
-          <w:b w:val="0"/>
-        </w:rPr>
-        <w:t xml:space="preserve">Completion task: Calculate both weight updates and give each </w:t>
-      </w:r>
-      <w:r>
-        <w:rPr>
-          <w:b/>
-        </w:rPr>
-        <w:t>training</w:t>
-      </w:r>
-      <w:r>
-        <w:rPr>
-          <w:b w:val="0"/>
-        </w:rPr>
-        <w:t xml:space="preserve"> and validation MSE. Name the selected </w:t>
-      </w:r>
-      <w:r>
-        <w:rPr>
-          <w:b/>
-        </w:rPr>
-        <w:t>checkpoint</w:t>
-      </w:r>
-      <w:r>
-        <w:rPr>
-          <w:b w:val="0"/>
-        </w:rPr>
-        <w:t xml:space="preserve"> and baseline validation MSE. How many independent validation examples support the comparison?</w:t>
+      <w:r>
+        <w:t>Separate predictions,actual runs and paper traces.</w:t>
       </w:r>
     </w:p>
     <w:p>
       <w:pPr>
-        <w:pStyle w:val="Heading3"/>
-      </w:pPr>
-      <w:r>
-        <w:t>Reasoning to listen for</w:t>
+        <w:pStyle w:val="Heading2"/>
+      </w:pPr>
+      <w:r>
+        <w:t>Complete inputs,expected results and limits</w:t>
       </w:r>
     </w:p>
     <w:p>
       <w:pPr>
         <w:spacing w:line="336" w:lineRule="auto" w:after="180"/>
-        <w:shd w:fill="F1F6FC"/>
       </w:pPr>
       <w:r>
         <w:rPr>
           <w:b w:val="0"/>
         </w:rPr>
-        <w:t xml:space="preserve">Teacher check: Teacher explanation: Weights are 1.5 then 1.75. </w:t>
-      </w:r>
-      <w:r>
-        <w:rPr>
-          <w:b/>
-        </w:rPr>
-        <w:t>Training</w:t>
-      </w:r>
-      <w:r>
-        <w:rPr>
-          <w:b w:val="0"/>
-        </w:rPr>
-        <w:t xml:space="preserve"> MSE values are 0.625 and 0.15625; validation MSE values are 2.25 and 0.5625. Update 2 is selected; baseline validation MSE is 9.</w:t>
+        <w:t>Main weights 1.5/1.75, train MSE .625/.15625, validation 2.25/.5625, baseline validation 9. Select update 2 using one validation case. Independent R17 V9 x4 target 8: weights 1/1.5/1.75 give predictions 4/6/7 and squared errors 16/4/1; select 1.75, validation MSE 1 on one selected-on case. Final performance and runtime not measured.</w:t>
       </w:r>
     </w:p>
     <w:p>
       <w:pPr>
         <w:spacing w:line="336" w:lineRule="auto" w:after="180"/>
-        <w:shd w:fill="F1F6FC"/>
       </w:pPr>
       <w:r>
         <w:rPr>
           <w:b w:val="0"/>
         </w:rPr>
-        <w:t xml:space="preserve">There is one validation example, not two examples created by evaluating two </w:t>
-      </w:r>
-      <w:r>
-        <w:rPr>
-          <w:b/>
-        </w:rPr>
-        <w:t>checkpoint</w:t>
-      </w:r>
-      <w:r>
-        <w:rPr>
-          <w:b w:val="0"/>
-        </w:rPr>
-        <w:t>s.</w:t>
+        <w:t>Preserve exact versions and original artifacts; hashes detect change without certifying correctness.</w:t>
       </w:r>
     </w:p>
     <w:p>
       <w:pPr>
-        <w:spacing w:line="336" w:lineRule="auto" w:after="180"/>
-      </w:pPr>
-      <w:r>
-        <w:rPr>
-          <w:b w:val="0"/>
-        </w:rPr>
-        <w:t xml:space="preserve">Start by identifying the given </w:t>
-      </w:r>
-      <w:r>
-        <w:rPr>
-          <w:b/>
-        </w:rPr>
-        <w:t>input</w:t>
-      </w:r>
-      <w:r>
-        <w:rPr>
-          <w:b w:val="0"/>
-        </w:rPr>
-        <w:t>s together. Leave the intermediate steps blank. If needed, model one step, then withdraw that help on the next step. Move to a full trace only when the partial trace is understood.</w:t>
+        <w:pStyle w:val="Heading2"/>
+      </w:pPr>
+      <w:r>
+        <w:t>Diagnose the current misconceptions</w:t>
       </w:r>
     </w:p>
     <w:p>
@@ -2532,15 +3528,42 @@
         <w:rPr>
           <w:b w:val="0"/>
         </w:rPr>
-        <w:t>For partners, alternate explainer and checker; collect a response from every learner before discussion.</w:t>
+        <w:t>A smaller MSE is an accuracy percentage: MSE is an average squared error in squared target units; it is not classification accuracy or a percentage.</w:t>
       </w:r>
     </w:p>
     <w:p>
       <w:pPr>
-        <w:pStyle w:val="Heading3"/>
-      </w:pPr>
-      <w:r>
-        <w:t>Individual reasoning check</w:t>
+        <w:spacing w:line="336" w:lineRule="auto" w:after="180"/>
+      </w:pPr>
+      <w:r>
+        <w:rPr>
+          <w:b w:val="0"/>
+        </w:rPr>
+        <w:t xml:space="preserve">A </w:t>
+      </w:r>
+      <w:r>
+        <w:rPr>
+          <w:b/>
+        </w:rPr>
+        <w:t>replay</w:t>
+      </w:r>
+      <w:r>
+        <w:rPr>
+          <w:b w:val="0"/>
+        </w:rPr>
+        <w:t xml:space="preserve"> adds new evaluation </w:t>
+      </w:r>
+      <w:r>
+        <w:rPr>
+          <w:b/>
+        </w:rPr>
+        <w:t>evidence</w:t>
+      </w:r>
+      <w:r>
+        <w:rPr>
+          <w:b w:val="0"/>
+        </w:rPr>
+        <w:t>: Reusing the same rows checks procedure consistency, not performance on new independent cases.</w:t>
       </w:r>
     </w:p>
     <w:p>
@@ -2551,7 +3574,7 @@
         <w:rPr>
           <w:b w:val="0"/>
         </w:rPr>
-        <w:t>Use the worked case for Documenting a network experiment. Proposed explanation: “A smaller MSE is an accuracy percentage”. Decide whether this explanation is supported.</w:t>
+        <w:t>A seed or hash proves the experiment is sound: Seeds and hashes help track execution or integrity; they cannot repair bad labels, leakage or an unsupported claim.</w:t>
       </w:r>
     </w:p>
     <w:p>
@@ -2562,317 +3585,39 @@
         <w:rPr>
           <w:b w:val="0"/>
         </w:rPr>
-        <w:t>Point to the step or supplied fact that decides; explain your repair if needed.</w:t>
+        <w:t xml:space="preserve">Use Run the investigation for the </w:t>
+      </w:r>
+      <w:r>
+        <w:rPr>
+          <w:b/>
+        </w:rPr>
+        <w:t>evidence</w:t>
+      </w:r>
+      <w:r>
+        <w:rPr>
+          <w:b w:val="0"/>
+        </w:rPr>
+        <w:t xml:space="preserve"> ledger. Add a boundary or missing-</w:t>
+      </w:r>
+      <w:r>
+        <w:rPr>
+          <w:b/>
+        </w:rPr>
+        <w:t>input</w:t>
+      </w:r>
+      <w:r>
+        <w:rPr>
+          <w:b w:val="0"/>
+        </w:rPr>
+        <w:t xml:space="preserve"> case and record the expected response before checking. More successful repeats of one case do not establish wider coverage.</w:t>
       </w:r>
     </w:p>
     <w:p>
       <w:pPr>
-        <w:pStyle w:val="Heading3"/>
-      </w:pPr>
-      <w:r>
-        <w:t>Expected repair</w:t>
-      </w:r>
-    </w:p>
-    <w:p>
-      <w:pPr>
-        <w:spacing w:line="336" w:lineRule="auto" w:after="180"/>
-        <w:shd w:fill="F1F6FC"/>
-      </w:pPr>
-      <w:r>
-        <w:rPr>
-          <w:b w:val="0"/>
-        </w:rPr>
-        <w:t>Expected correction: MSE is an average squared error in squared target units; it is not classification accuracy or a percentage.</w:t>
-      </w:r>
-    </w:p>
-    <w:p>
-      <w:pPr>
-        <w:spacing w:line="336" w:lineRule="auto" w:after="180"/>
-      </w:pPr>
-      <w:r>
-        <w:rPr>
-          <w:b w:val="0"/>
-        </w:rPr>
-        <w:t>Collect explanations, not only yes/no votes. If a misunderstanding is common, re-model the relevant step for the class.</w:t>
-      </w:r>
-    </w:p>
-    <w:p>
-      <w:pPr>
-        <w:spacing w:line="336" w:lineRule="auto" w:after="180"/>
-      </w:pPr>
-      <w:r>
-        <w:rPr>
-          <w:b w:val="0"/>
-        </w:rPr>
-        <w:t>If it affects a few learners, give a short targeted group explanation while others solve a more demanding variation.</w:t>
-      </w:r>
-    </w:p>
-    <w:p>
-      <w:pPr>
-        <w:pStyle w:val="Heading3"/>
-      </w:pPr>
-      <w:r>
-        <w:t>Pictorial practice question</w:t>
-      </w:r>
-    </w:p>
-    <w:p>
-      <w:pPr>
-        <w:spacing w:line="336" w:lineRule="auto" w:after="180"/>
-      </w:pPr>
-      <w:r>
-        <w:rPr>
-          <w:b w:val="0"/>
-        </w:rPr>
-        <w:t xml:space="preserve">What additional </w:t>
-      </w:r>
-      <w:r>
-        <w:rPr>
-          <w:b/>
-        </w:rPr>
-        <w:t>evidence</w:t>
-      </w:r>
-      <w:r>
-        <w:rPr>
-          <w:b w:val="0"/>
-        </w:rPr>
-        <w:t xml:space="preserve"> is needed for a final performance claim? Point to the relevant step in the picture, then write the changed result and the rule or </w:t>
-      </w:r>
-      <w:r>
-        <w:rPr>
-          <w:b/>
-        </w:rPr>
-        <w:t>evidence</w:t>
-      </w:r>
-      <w:r>
-        <w:rPr>
-          <w:b w:val="0"/>
-        </w:rPr>
-        <w:t xml:space="preserve"> that supports it.</w:t>
-      </w:r>
-    </w:p>
-    <w:p>
-      <w:pPr>
-        <w:pStyle w:val="Heading3"/>
-      </w:pPr>
-      <w:r>
-        <w:t>Reasoned teacher answer</w:t>
-      </w:r>
-    </w:p>
-    <w:p>
-      <w:pPr>
-        <w:spacing w:line="336" w:lineRule="auto" w:after="180"/>
-      </w:pPr>
-      <w:r>
-        <w:rPr>
-          <w:b w:val="0"/>
-        </w:rPr>
-        <w:t xml:space="preserve">Freeze the selected </w:t>
-      </w:r>
-      <w:r>
-        <w:rPr>
-          <w:b/>
-        </w:rPr>
-        <w:t>checkpoint</w:t>
-      </w:r>
-      <w:r>
-        <w:rPr>
-          <w:b w:val="0"/>
-        </w:rPr>
-        <w:t>, then evaluate an independently reserved final set; retain run settings, baseline and selection history. Changed-case check: Correct its role to validation; it was used for selection.</w:t>
-      </w:r>
-    </w:p>
-    <w:p>
-      <w:pPr>
-        <w:spacing w:line="336" w:lineRule="auto" w:after="180"/>
-      </w:pPr>
-      <w:r>
-        <w:rPr>
-          <w:b w:val="0"/>
-        </w:rPr>
-        <w:t xml:space="preserve">Changing the label on a dataset does not make its </w:t>
-      </w:r>
-      <w:r>
-        <w:rPr>
-          <w:b/>
-        </w:rPr>
-        <w:t>evidence</w:t>
-      </w:r>
-      <w:r>
-        <w:rPr>
-          <w:b w:val="0"/>
-        </w:rPr>
-        <w:t xml:space="preserve"> untouched.</w:t>
-      </w:r>
-    </w:p>
-    <w:p>
-      <w:pPr>
-        <w:spacing w:line="336" w:lineRule="auto" w:after="180"/>
-      </w:pPr>
-      <w:r>
-        <w:rPr>
-          <w:b w:val="0"/>
-        </w:rPr>
-        <w:t xml:space="preserve">Changed-case reasoning: Correct its role to validation; it was used for selection. Changing the label on a dataset does not make its </w:t>
-      </w:r>
-      <w:r>
-        <w:rPr>
-          <w:b/>
-        </w:rPr>
-        <w:t>evidence</w:t>
-      </w:r>
-      <w:r>
-        <w:rPr>
-          <w:b w:val="0"/>
-        </w:rPr>
-        <w:t xml:space="preserve"> untouched.</w:t>
-      </w:r>
-    </w:p>
-    <w:p>
-      <w:pPr>
-        <w:spacing w:line="336" w:lineRule="auto" w:after="180"/>
-      </w:pPr>
-      <w:r>
-        <w:rPr>
-          <w:b w:val="0"/>
-        </w:rPr>
-        <w:t xml:space="preserve">Collect each learner’s explanation before discussion. Use the first missing connection between </w:t>
-      </w:r>
-      <w:r>
-        <w:rPr>
-          <w:b/>
-        </w:rPr>
-        <w:t>input</w:t>
-      </w:r>
-      <w:r>
-        <w:rPr>
-          <w:b w:val="0"/>
-        </w:rPr>
-        <w:t xml:space="preserve">, deciding step and result to choose support. This question is worked-case practice, not fresh mastery </w:t>
-      </w:r>
-      <w:r>
-        <w:rPr>
-          <w:b/>
-        </w:rPr>
-        <w:t>evidence</w:t>
-      </w:r>
-      <w:r>
-        <w:rPr>
-          <w:b w:val="0"/>
-        </w:rPr>
-        <w:t>.</w:t>
-      </w:r>
-    </w:p>
-    <w:p>
-      <w:pPr>
-        <w:pStyle w:val="Heading1"/>
-      </w:pPr>
-      <w:r>
-        <w:t>04. Run the investigation and diagnose misconceptions</w:t>
-      </w:r>
-    </w:p>
-    <w:p>
-      <w:r>
-        <w:t>Run the Documenting a network experiment investigation and use the first unsupported step to choose a teaching response.</w:t>
-      </w:r>
-    </w:p>
-    <w:p>
-      <w:pPr>
-        <w:spacing w:line="336" w:lineRule="auto" w:after="180"/>
-      </w:pPr>
-      <w:r>
-        <w:rPr>
-          <w:b w:val="0"/>
-        </w:rPr>
-        <w:t>A smaller MSE is an accuracy percentage: MSE is an average squared error in squared target units; it is not classification accuracy or a percentage.</w:t>
-      </w:r>
-    </w:p>
-    <w:p>
-      <w:pPr>
-        <w:spacing w:line="336" w:lineRule="auto" w:after="180"/>
-      </w:pPr>
-      <w:r>
-        <w:rPr>
-          <w:b w:val="0"/>
-        </w:rPr>
-        <w:t xml:space="preserve">A </w:t>
-      </w:r>
-      <w:r>
-        <w:rPr>
-          <w:b/>
-        </w:rPr>
-        <w:t>replay</w:t>
-      </w:r>
-      <w:r>
-        <w:rPr>
-          <w:b w:val="0"/>
-        </w:rPr>
-        <w:t xml:space="preserve"> adds new evaluation </w:t>
-      </w:r>
-      <w:r>
-        <w:rPr>
-          <w:b/>
-        </w:rPr>
-        <w:t>evidence</w:t>
-      </w:r>
-      <w:r>
-        <w:rPr>
-          <w:b w:val="0"/>
-        </w:rPr>
-        <w:t>: Reusing the same rows checks procedure consistency, not performance on new independent cases.</w:t>
-      </w:r>
-    </w:p>
-    <w:p>
-      <w:pPr>
-        <w:spacing w:line="336" w:lineRule="auto" w:after="180"/>
-      </w:pPr>
-      <w:r>
-        <w:rPr>
-          <w:b w:val="0"/>
-        </w:rPr>
-        <w:t>A seed or hash proves the experiment is sound: Seeds and hashes help track execution or integrity; they cannot repair bad labels, leakage or an unsupported claim.</w:t>
-      </w:r>
-    </w:p>
-    <w:p>
-      <w:pPr>
-        <w:spacing w:line="336" w:lineRule="auto" w:after="180"/>
-      </w:pPr>
-      <w:r>
-        <w:rPr>
-          <w:b w:val="0"/>
-        </w:rPr>
-        <w:t xml:space="preserve">Use Run the investigation for the </w:t>
-      </w:r>
-      <w:r>
-        <w:rPr>
-          <w:b/>
-        </w:rPr>
-        <w:t>evidence</w:t>
-      </w:r>
-      <w:r>
-        <w:rPr>
-          <w:b w:val="0"/>
-        </w:rPr>
-        <w:t xml:space="preserve"> ledger. Add a boundary or missing-</w:t>
-      </w:r>
-      <w:r>
-        <w:rPr>
-          <w:b/>
-        </w:rPr>
-        <w:t>input</w:t>
-      </w:r>
-      <w:r>
-        <w:rPr>
-          <w:b w:val="0"/>
-        </w:rPr>
-        <w:t xml:space="preserve"> case and record the expected response before checking. More successful repeats of one case do not establish wider coverage.</w:t>
-      </w:r>
-    </w:p>
-    <w:p>
-      <w:pPr>
-        <w:pStyle w:val="Heading3"/>
-      </w:pPr>
-      <w:r>
-        <w:t>Match the support to the first error</w:t>
+        <w:pStyle w:val="Heading2"/>
+      </w:pPr>
+      <w:r>
+        <w:t>Choose accessible support</w:t>
       </w:r>
     </w:p>
     <w:tbl>
@@ -3045,57 +3790,39 @@
     </w:p>
     <w:p>
       <w:pPr>
-        <w:pStyle w:val="Heading1"/>
-      </w:pPr>
-      <w:r>
-        <w:t>05. Assess and explain the answers</w:t>
+        <w:pStyle w:val="Heading2"/>
+      </w:pPr>
+      <w:r>
+        <w:t>Earlier wording, alternatives and picture transcripts · reference / check after trying</w:t>
       </w:r>
     </w:p>
     <w:p>
-      <w:r>
-        <w:t>Use the Documenting a network experiment questions, teacher keys and criteria after the relevant attempts. Previously discussed cases are practice; protect the separately selected independent task.</w:t>
+      <w:pPr>
+        <w:pStyle w:val="Heading3"/>
+      </w:pPr>
+      <w:r>
+        <w:t>Match the support to the first error</w:t>
       </w:r>
     </w:p>
     <w:p>
       <w:pPr>
-        <w:pStyle w:val="Heading3"/>
-      </w:pPr>
-      <w:r>
-        <w:t>Guided and exit questions</w:t>
+        <w:pStyle w:val="Heading1"/>
+      </w:pPr>
+      <w:r>
+        <w:t>05. Assess the new schema or calculation transfer</w:t>
       </w:r>
     </w:p>
     <w:p>
-      <w:pPr>
-        <w:spacing w:line="336" w:lineRule="auto" w:after="180"/>
-      </w:pPr>
-      <w:r>
-        <w:rPr>
-          <w:b w:val="0"/>
-        </w:rPr>
-        <w:t xml:space="preserve">Guided: 1.75*3 = 5.25, error 5.25 - 6 = -0.75, squared error 0.5625. V1 selected the </w:t>
-      </w:r>
-      <w:r>
-        <w:rPr>
-          <w:b/>
-        </w:rPr>
-        <w:t>checkpoint</w:t>
-      </w:r>
-      <w:r>
-        <w:rPr>
-          <w:b w:val="0"/>
-        </w:rPr>
-        <w:t xml:space="preserve"> and is validation, not untouched final evaluation.</w:t>
+      <w:r>
+        <w:t>Keep the selected answer private until after a first attempt.</w:t>
       </w:r>
     </w:p>
     <w:p>
       <w:pPr>
-        <w:spacing w:line="336" w:lineRule="auto" w:after="180"/>
-      </w:pPr>
-      <w:r>
-        <w:rPr>
-          <w:b w:val="0"/>
-        </w:rPr>
-        <w:t>Exit: replace final accuracy with validation MSE 0.5625 on one constructed case selected using that case. Energy is not measured.</w:t>
+        <w:pStyle w:val="Heading2"/>
+      </w:pPr>
+      <w:r>
+        <w:t>Selected independent task and checked answer</w:t>
       </w:r>
     </w:p>
     <w:p>
@@ -3106,7 +3833,7 @@
         <w:rPr>
           <w:b w:val="0"/>
         </w:rPr>
-        <w:t xml:space="preserve">Supply data and splits, exact code, settings, baseline and both </w:t>
+        <w:t xml:space="preserve">Selected case: A separate run R17 records baseline a = 1 and </w:t>
       </w:r>
       <w:r>
         <w:rPr>
@@ -3118,7 +3845,7 @@
         <w:rPr>
           <w:b w:val="0"/>
         </w:rPr>
-        <w:t xml:space="preserve">s, raw </w:t>
+        <w:t xml:space="preserve">s a = 1.5 and a = 1.75. It uses </w:t>
       </w:r>
       <w:r>
         <w:rPr>
@@ -3130,847 +3857,108 @@
         <w:rPr>
           <w:b w:val="0"/>
         </w:rPr>
-        <w:t>s, metric definition, selection rule and environment information.</w:t>
+        <w:t xml:space="preserve"> max(0, a*x) and one validation case V9 with x = 4, y = 8.</w:t>
       </w:r>
     </w:p>
     <w:p>
       <w:pPr>
-        <w:pStyle w:val="Heading3"/>
-      </w:pPr>
-      <w:r>
-        <w:t>W1 Write the replay settings</w:t>
+        <w:spacing w:line="336" w:lineRule="auto" w:after="180"/>
+      </w:pPr>
+      <w:r>
+        <w:rPr>
+          <w:b w:val="0"/>
+        </w:rPr>
+        <w:t xml:space="preserve">Compute baseline and </w:t>
+      </w:r>
+      <w:r>
+        <w:rPr>
+          <w:b/>
+        </w:rPr>
+        <w:t>checkpoint</w:t>
+      </w:r>
+      <w:r>
+        <w:rPr>
+          <w:b w:val="0"/>
+        </w:rPr>
+        <w:t xml:space="preserve"> </w:t>
+      </w:r>
+      <w:r>
+        <w:rPr>
+          <w:b/>
+        </w:rPr>
+        <w:t>prediction</w:t>
+      </w:r>
+      <w:r>
+        <w:rPr>
+          <w:b w:val="0"/>
+        </w:rPr>
+        <w:t>s and squared errors, choose by lowest validation MSE, and write a bounded conclusion. Final evaluation and runtime have not been measured.</w:t>
       </w:r>
     </w:p>
     <w:p>
       <w:pPr>
-        <w:pStyle w:val="Heading3"/>
-      </w:pPr>
-      <w:r>
-        <w:t>Workbook question · W1</w:t>
+        <w:spacing w:line="336" w:lineRule="auto" w:after="180"/>
+      </w:pPr>
+      <w:r>
+        <w:rPr>
+          <w:b w:val="0"/>
+        </w:rPr>
+        <w:t xml:space="preserve">Teacher explanation: </w:t>
+      </w:r>
+      <w:r>
+        <w:rPr>
+          <w:b/>
+        </w:rPr>
+        <w:t>Prediction</w:t>
+      </w:r>
+      <w:r>
+        <w:rPr>
+          <w:b w:val="0"/>
+        </w:rPr>
+        <w:t xml:space="preserve">s are 4, 6 and 7; squared errors are 16, 4 and 1. Choose a = 1.75. In R17, that </w:t>
+      </w:r>
+      <w:r>
+        <w:rPr>
+          <w:b/>
+        </w:rPr>
+        <w:t>checkpoint</w:t>
+      </w:r>
+      <w:r>
+        <w:rPr>
+          <w:b w:val="0"/>
+        </w:rPr>
+        <w:t xml:space="preserve"> lowers MSE on V9 from 16 to 1 relative to the baseline, but V9 also selects it.</w:t>
       </w:r>
     </w:p>
     <w:p>
       <w:pPr>
         <w:spacing w:line="336" w:lineRule="auto" w:after="180"/>
-        <w:shd w:fill="F5F1FB"/>
       </w:pPr>
       <w:r>
         <w:rPr>
           <w:b w:val="0"/>
         </w:rPr>
-        <w:t xml:space="preserve">For NN32-A, record the </w:t>
+        <w:t xml:space="preserve">This is one-case validation </w:t>
       </w:r>
       <w:r>
         <w:rPr>
           <w:b/>
         </w:rPr>
-        <w:t>prediction</w:t>
+        <w:t>evidence</w:t>
       </w:r>
       <w:r>
         <w:rPr>
           <w:b w:val="0"/>
         </w:rPr>
-        <w:t xml:space="preserve"> rule, initial weight, bias policy, learning rate, update count, loss, </w:t>
-      </w:r>
-      <w:r>
-        <w:rPr>
-          <w:b/>
-        </w:rPr>
-        <w:t>training</w:t>
-      </w:r>
-      <w:r>
-        <w:rPr>
-          <w:b w:val="0"/>
-        </w:rPr>
-        <w:t xml:space="preserve">/validation IDs, data order or shuffling policy, and </w:t>
-      </w:r>
-      <w:r>
-        <w:rPr>
-          <w:b/>
-        </w:rPr>
-        <w:t>checkpoint</w:t>
-      </w:r>
-      <w:r>
-        <w:rPr>
-          <w:b w:val="0"/>
-        </w:rPr>
-        <w:t xml:space="preserve"> selection rule.</w:t>
+        <w:t>; final performance and runtime are not measured.</w:t>
       </w:r>
     </w:p>
     <w:p>
       <w:pPr>
-        <w:spacing w:line="336" w:lineRule="auto" w:after="180"/>
-        <w:shd w:fill="F5F1FB"/>
-      </w:pPr>
-      <w:r>
-        <w:rPr>
-          <w:b w:val="0"/>
-        </w:rPr>
-        <w:t>Name one environment field still to record when you run it.</w:t>
-      </w:r>
-    </w:p>
-    <w:p>
-      <w:pPr>
-        <w:pStyle w:val="Heading3"/>
-      </w:pPr>
-      <w:r>
-        <w:t>Teacher reasoning · W1</w:t>
-      </w:r>
-    </w:p>
-    <w:p>
-      <w:pPr>
-        <w:spacing w:line="336" w:lineRule="auto" w:after="180"/>
-        <w:shd w:fill="F1F6FC"/>
-      </w:pPr>
-      <w:r>
-        <w:rPr>
-          <w:b w:val="0"/>
-        </w:rPr>
-        <w:t xml:space="preserve">Teacher explanation: Predict max(0, a*x); start a = 1 with no bias; rate 0.1; two full-batch updates; MSE is mean squared </w:t>
-      </w:r>
-      <w:r>
-        <w:rPr>
-          <w:b/>
-        </w:rPr>
-        <w:t>prediction</w:t>
-      </w:r>
-      <w:r>
-        <w:rPr>
-          <w:b w:val="0"/>
-        </w:rPr>
-        <w:t xml:space="preserve"> error. T1 and T2 train, V1 validates; no shuffling or normalisation.</w:t>
-      </w:r>
-    </w:p>
-    <w:p>
-      <w:pPr>
-        <w:spacing w:line="336" w:lineRule="auto" w:after="180"/>
-        <w:shd w:fill="F1F6FC"/>
-      </w:pPr>
-      <w:r>
-        <w:rPr>
-          <w:b w:val="0"/>
-        </w:rPr>
-        <w:t>Select lower validation MSE, ties to earlier update. Record the actual Python version, alongside the code and Python float arithmetic.</w:t>
-      </w:r>
-    </w:p>
-    <w:p>
-      <w:pPr>
-        <w:pStyle w:val="Heading3"/>
-      </w:pPr>
-      <w:r>
-        <w:t>W2 Trace the selected result</w:t>
-      </w:r>
-    </w:p>
-    <w:p>
-      <w:pPr>
-        <w:pStyle w:val="Heading3"/>
-      </w:pPr>
-      <w:r>
-        <w:t>Workbook question · W2</w:t>
-      </w:r>
-    </w:p>
-    <w:p>
-      <w:pPr>
-        <w:spacing w:line="336" w:lineRule="auto" w:after="180"/>
-        <w:shd w:fill="F5F1FB"/>
-      </w:pPr>
-      <w:r>
-        <w:rPr>
-          <w:b w:val="0"/>
-        </w:rPr>
-        <w:t xml:space="preserve">Calculate both weight updates and give each </w:t>
-      </w:r>
-      <w:r>
-        <w:rPr>
-          <w:b/>
-        </w:rPr>
-        <w:t>training</w:t>
-      </w:r>
-      <w:r>
-        <w:rPr>
-          <w:b w:val="0"/>
-        </w:rPr>
-        <w:t xml:space="preserve"> and validation MSE. Name the selected </w:t>
-      </w:r>
-      <w:r>
-        <w:rPr>
-          <w:b/>
-        </w:rPr>
-        <w:t>checkpoint</w:t>
-      </w:r>
-      <w:r>
-        <w:rPr>
-          <w:b w:val="0"/>
-        </w:rPr>
-        <w:t xml:space="preserve"> and baseline validation MSE. How many independent validation examples support the comparison?</w:t>
-      </w:r>
-    </w:p>
-    <w:p>
-      <w:pPr>
-        <w:pStyle w:val="Heading3"/>
-      </w:pPr>
-      <w:r>
-        <w:t>Teacher reasoning · W2</w:t>
-      </w:r>
-    </w:p>
-    <w:p>
-      <w:pPr>
-        <w:spacing w:line="336" w:lineRule="auto" w:after="180"/>
-        <w:shd w:fill="F1F6FC"/>
-      </w:pPr>
-      <w:r>
-        <w:rPr>
-          <w:b w:val="0"/>
-        </w:rPr>
-        <w:t xml:space="preserve">Teacher explanation: Weights are 1.5 then 1.75. </w:t>
-      </w:r>
-      <w:r>
-        <w:rPr>
-          <w:b/>
-        </w:rPr>
-        <w:t>Training</w:t>
-      </w:r>
-      <w:r>
-        <w:rPr>
-          <w:b w:val="0"/>
-        </w:rPr>
-        <w:t xml:space="preserve"> MSE values are 0.625 and 0.15625; validation MSE values are 2.25 and 0.5625. Update 2 is selected; baseline validation MSE is 9.</w:t>
-      </w:r>
-    </w:p>
-    <w:p>
-      <w:pPr>
-        <w:spacing w:line="336" w:lineRule="auto" w:after="180"/>
-        <w:shd w:fill="F1F6FC"/>
-      </w:pPr>
-      <w:r>
-        <w:rPr>
-          <w:b w:val="0"/>
-        </w:rPr>
-        <w:t xml:space="preserve">There is one validation example, not two examples created by evaluating two </w:t>
-      </w:r>
-      <w:r>
-        <w:rPr>
-          <w:b/>
-        </w:rPr>
-        <w:t>checkpoint</w:t>
-      </w:r>
-      <w:r>
-        <w:rPr>
-          <w:b w:val="0"/>
-        </w:rPr>
-        <w:t>s.</w:t>
-      </w:r>
-    </w:p>
-    <w:p>
-      <w:pPr>
-        <w:pStyle w:val="Heading3"/>
-      </w:pPr>
-      <w:r>
-        <w:t>W3 Audit the artifact record</w:t>
-      </w:r>
-    </w:p>
-    <w:p>
-      <w:pPr>
-        <w:pStyle w:val="Heading3"/>
-      </w:pPr>
-      <w:r>
-        <w:t>Workbook question · W3</w:t>
-      </w:r>
-    </w:p>
-    <w:p>
-      <w:pPr>
-        <w:spacing w:line="336" w:lineRule="auto" w:after="180"/>
-        <w:shd w:fill="F5F1FB"/>
-      </w:pPr>
-      <w:r>
-        <w:rPr>
-          <w:b w:val="0"/>
-        </w:rPr>
-        <w:t>A folder contains only best-model.json and a screenshot of 0.5625. Identify four missing artifacts or records and explain what a content hash can and cannot verify.</w:t>
-      </w:r>
-    </w:p>
-    <w:p>
-      <w:pPr>
-        <w:pStyle w:val="Heading3"/>
-      </w:pPr>
-      <w:r>
-        <w:t>Teacher reasoning · W3</w:t>
-      </w:r>
-    </w:p>
-    <w:p>
-      <w:pPr>
-        <w:spacing w:line="336" w:lineRule="auto" w:after="180"/>
-        <w:shd w:fill="F1F6FC"/>
-      </w:pPr>
-      <w:r>
-        <w:rPr>
-          <w:b w:val="0"/>
-        </w:rPr>
-        <w:t xml:space="preserve">Teacher explanation: Missing items include exact data with IDs and splits, code/configuration, earlier </w:t>
-      </w:r>
-      <w:r>
-        <w:rPr>
-          <w:b/>
-        </w:rPr>
-        <w:t>checkpoint</w:t>
-      </w:r>
-      <w:r>
-        <w:rPr>
-          <w:b w:val="0"/>
-        </w:rPr>
-        <w:t xml:space="preserve">s, raw </w:t>
-      </w:r>
-      <w:r>
-        <w:rPr>
-          <w:b/>
-        </w:rPr>
-        <w:t>prediction</w:t>
-      </w:r>
-      <w:r>
-        <w:rPr>
-          <w:b w:val="0"/>
-        </w:rPr>
-        <w:t>s and metric definitions, selection rule, and environment details.</w:t>
-      </w:r>
-    </w:p>
-    <w:p>
-      <w:pPr>
-        <w:spacing w:line="336" w:lineRule="auto" w:after="180"/>
-        <w:shd w:fill="F1F6FC"/>
-      </w:pPr>
-      <w:r>
-        <w:rPr>
-          <w:b w:val="0"/>
-        </w:rPr>
-        <w:t>A hash can detect changes relative to recorded content; it cannot establish correct labels, sound splits or a valid conclusion.</w:t>
-      </w:r>
-    </w:p>
-    <w:p>
-      <w:pPr>
-        <w:pStyle w:val="Heading3"/>
-      </w:pPr>
-      <w:r>
-        <w:t>W4 Audit a new record independently</w:t>
-      </w:r>
-    </w:p>
-    <w:p>
-      <w:pPr>
-        <w:pStyle w:val="Heading3"/>
-      </w:pPr>
-      <w:r>
-        <w:t>Workbook question · W4</w:t>
-      </w:r>
-    </w:p>
-    <w:p>
-      <w:pPr>
-        <w:spacing w:line="336" w:lineRule="auto" w:after="180"/>
-        <w:shd w:fill="F5F1FB"/>
-      </w:pPr>
-      <w:r>
-        <w:rPr>
-          <w:b w:val="0"/>
-        </w:rPr>
-        <w:t xml:space="preserve">A separate run R17 records baseline a = 1 and </w:t>
-      </w:r>
-      <w:r>
-        <w:rPr>
-          <w:b/>
-        </w:rPr>
-        <w:t>checkpoint</w:t>
-      </w:r>
-      <w:r>
-        <w:rPr>
-          <w:b w:val="0"/>
-        </w:rPr>
-        <w:t xml:space="preserve">s a = 1.5 and a = 1.75. It uses </w:t>
-      </w:r>
-      <w:r>
-        <w:rPr>
-          <w:b/>
-        </w:rPr>
-        <w:t>prediction</w:t>
-      </w:r>
-      <w:r>
-        <w:rPr>
-          <w:b w:val="0"/>
-        </w:rPr>
-        <w:t xml:space="preserve"> max(0, a*x) and one validation case V9 with x = 4, y = 8.</w:t>
-      </w:r>
-    </w:p>
-    <w:p>
-      <w:pPr>
-        <w:spacing w:line="336" w:lineRule="auto" w:after="180"/>
-        <w:shd w:fill="F5F1FB"/>
-      </w:pPr>
-      <w:r>
-        <w:rPr>
-          <w:b w:val="0"/>
-        </w:rPr>
-        <w:t xml:space="preserve">Compute baseline and </w:t>
-      </w:r>
-      <w:r>
-        <w:rPr>
-          <w:b/>
-        </w:rPr>
-        <w:t>checkpoint</w:t>
-      </w:r>
-      <w:r>
-        <w:rPr>
-          <w:b w:val="0"/>
-        </w:rPr>
-        <w:t xml:space="preserve"> </w:t>
-      </w:r>
-      <w:r>
-        <w:rPr>
-          <w:b/>
-        </w:rPr>
-        <w:t>prediction</w:t>
-      </w:r>
-      <w:r>
-        <w:rPr>
-          <w:b w:val="0"/>
-        </w:rPr>
-        <w:t>s and squared errors, choose by lowest validation MSE, and write a bounded conclusion. Final evaluation and runtime have not been measured.</w:t>
-      </w:r>
-    </w:p>
-    <w:p>
-      <w:pPr>
-        <w:pStyle w:val="Heading3"/>
-      </w:pPr>
-      <w:r>
-        <w:t>Teacher reasoning · W4</w:t>
-      </w:r>
-    </w:p>
-    <w:p>
-      <w:pPr>
-        <w:spacing w:line="336" w:lineRule="auto" w:after="180"/>
-        <w:shd w:fill="F1F6FC"/>
-      </w:pPr>
-      <w:r>
-        <w:rPr>
-          <w:b w:val="0"/>
-        </w:rPr>
-        <w:t xml:space="preserve">Teacher explanation: </w:t>
-      </w:r>
-      <w:r>
-        <w:rPr>
-          <w:b/>
-        </w:rPr>
-        <w:t>Prediction</w:t>
-      </w:r>
-      <w:r>
-        <w:rPr>
-          <w:b w:val="0"/>
-        </w:rPr>
-        <w:t xml:space="preserve">s are 4, 6 and 7; squared errors are 16, 4 and 1. Choose a = 1.75. In R17, that </w:t>
-      </w:r>
-      <w:r>
-        <w:rPr>
-          <w:b/>
-        </w:rPr>
-        <w:t>checkpoint</w:t>
-      </w:r>
-      <w:r>
-        <w:rPr>
-          <w:b w:val="0"/>
-        </w:rPr>
-        <w:t xml:space="preserve"> lowers MSE on V9 from 16 to 1 relative to the baseline, but V9 also selects it.</w:t>
-      </w:r>
-    </w:p>
-    <w:p>
-      <w:pPr>
-        <w:spacing w:line="336" w:lineRule="auto" w:after="180"/>
-        <w:shd w:fill="F1F6FC"/>
-      </w:pPr>
-      <w:r>
-        <w:rPr>
-          <w:b w:val="0"/>
-        </w:rPr>
-        <w:t xml:space="preserve">This is one-case validation </w:t>
-      </w:r>
-      <w:r>
-        <w:rPr>
-          <w:b/>
-        </w:rPr>
-        <w:t>evidence</w:t>
-      </w:r>
-      <w:r>
-        <w:rPr>
-          <w:b w:val="0"/>
-        </w:rPr>
-        <w:t>; final performance and runtime are not measured.</w:t>
-      </w:r>
-    </w:p>
-    <w:p>
-      <w:pPr>
-        <w:pStyle w:val="Heading3"/>
-      </w:pPr>
-      <w:r>
-        <w:t>W5 Investigate a replay mismatch</w:t>
-      </w:r>
-    </w:p>
-    <w:p>
-      <w:pPr>
-        <w:pStyle w:val="Heading3"/>
-      </w:pPr>
-      <w:r>
-        <w:t>Workbook question · W5</w:t>
-      </w:r>
-    </w:p>
-    <w:p>
-      <w:pPr>
-        <w:spacing w:line="336" w:lineRule="auto" w:after="180"/>
-        <w:shd w:fill="F5F1FB"/>
-      </w:pPr>
-      <w:r>
-        <w:rPr>
-          <w:b w:val="0"/>
-        </w:rPr>
-        <w:t>A partner gets different results after changing pre</w:t>
-      </w:r>
-      <w:r>
-        <w:rPr>
-          <w:b/>
-        </w:rPr>
-        <w:t>process</w:t>
-      </w:r>
-      <w:r>
-        <w:rPr>
-          <w:b w:val="0"/>
-        </w:rPr>
-        <w:t>ing and replacing the validation file. They keep the old run ID and overwrite the old score.</w:t>
-      </w:r>
-    </w:p>
-    <w:p>
-      <w:pPr>
-        <w:spacing w:line="336" w:lineRule="auto" w:after="180"/>
-        <w:shd w:fill="F5F1FB"/>
-      </w:pPr>
-      <w:r>
-        <w:rPr>
-          <w:b w:val="0"/>
-        </w:rPr>
-        <w:t>Explain what should be preserved and how the revised work should be recorded.</w:t>
-      </w:r>
-    </w:p>
-    <w:p>
-      <w:pPr>
-        <w:pStyle w:val="Heading3"/>
-      </w:pPr>
-      <w:r>
-        <w:t>Teacher reasoning · W5</w:t>
-      </w:r>
-    </w:p>
-    <w:p>
-      <w:pPr>
-        <w:spacing w:line="336" w:lineRule="auto" w:after="180"/>
-        <w:shd w:fill="F1F6FC"/>
-      </w:pPr>
-      <w:r>
-        <w:rPr>
-          <w:b w:val="0"/>
-        </w:rPr>
-        <w:t>Teacher explanation: Preserve the original data, pre</w:t>
-      </w:r>
-      <w:r>
-        <w:rPr>
-          <w:b/>
-        </w:rPr>
-        <w:t>process</w:t>
-      </w:r>
-      <w:r>
-        <w:rPr>
-          <w:b w:val="0"/>
-        </w:rPr>
-        <w:t xml:space="preserve">ing, settings, </w:t>
-      </w:r>
-      <w:r>
-        <w:rPr>
-          <w:b/>
-        </w:rPr>
-        <w:t>output</w:t>
-      </w:r>
-      <w:r>
-        <w:rPr>
-          <w:b w:val="0"/>
-        </w:rPr>
-        <w:t>s and run ID. Compare exact artifact versions to identify the mismatch.</w:t>
-      </w:r>
-    </w:p>
-    <w:p>
-      <w:pPr>
-        <w:spacing w:line="336" w:lineRule="auto" w:after="180"/>
-        <w:shd w:fill="F1F6FC"/>
-      </w:pPr>
-      <w:r>
-        <w:rPr>
-          <w:b w:val="0"/>
-        </w:rPr>
-        <w:t>Record changed pre</w:t>
-      </w:r>
-      <w:r>
-        <w:rPr>
-          <w:b/>
-        </w:rPr>
-        <w:t>process</w:t>
-      </w:r>
-      <w:r>
-        <w:rPr>
-          <w:b w:val="0"/>
-        </w:rPr>
-        <w:t>ing and data under a new run or explicit version, including reasons and results. A changed validation set is a different comparison; do not overwrite it as though it were the same run.</w:t>
-      </w:r>
-    </w:p>
-    <w:p>
-      <w:pPr>
-        <w:pStyle w:val="Heading3"/>
-      </w:pPr>
-      <w:r>
-        <w:t>Independent assessment and fresh retry</w:t>
-      </w:r>
-    </w:p>
-    <w:p>
-      <w:pPr>
-        <w:pStyle w:val="Heading3"/>
-      </w:pPr>
-      <w:r>
-        <w:t>Teacher key · Independent assessment and fresh retry</w:t>
-      </w:r>
-    </w:p>
-    <w:p>
-      <w:pPr>
-        <w:spacing w:line="336" w:lineRule="auto" w:after="180"/>
-        <w:shd w:fill="F1F6FC"/>
-      </w:pPr>
-      <w:r>
-        <w:rPr>
-          <w:b w:val="0"/>
-        </w:rPr>
-        <w:t xml:space="preserve">W4 requires </w:t>
-      </w:r>
-      <w:r>
-        <w:rPr>
-          <w:b/>
-        </w:rPr>
-        <w:t>prediction</w:t>
-      </w:r>
-      <w:r>
-        <w:rPr>
-          <w:b w:val="0"/>
-        </w:rPr>
-        <w:t>s 4, 6, 7 and squared errors 16, 4, 1; choose a = 1.75 and label the result one-case validation with final evaluation and runtime not measured.</w:t>
-      </w:r>
-    </w:p>
-    <w:p>
-      <w:pPr>
-        <w:spacing w:line="336" w:lineRule="auto" w:after="180"/>
-        <w:shd w:fill="F1F6FC"/>
-      </w:pPr>
-      <w:r>
-        <w:rPr>
-          <w:b w:val="0"/>
-        </w:rPr>
-        <w:t xml:space="preserve">Fresh retry: R18 has the same baseline and </w:t>
-      </w:r>
-      <w:r>
-        <w:rPr>
-          <w:b/>
-        </w:rPr>
-        <w:t>checkpoint</w:t>
-      </w:r>
-      <w:r>
-        <w:rPr>
-          <w:b w:val="0"/>
-        </w:rPr>
-        <w:t xml:space="preserve">s but validation x = 5, y = 10. </w:t>
-      </w:r>
-      <w:r>
-        <w:rPr>
-          <w:b/>
-        </w:rPr>
-        <w:t>Prediction</w:t>
-      </w:r>
-      <w:r>
-        <w:rPr>
-          <w:b w:val="0"/>
-        </w:rPr>
-        <w:t>s are 5, 7.5, 8.75; squared errors are 25, 6.25, 1.5625. Choose a = 1.75.</w:t>
-      </w:r>
-    </w:p>
-    <w:p>
-      <w:pPr>
-        <w:spacing w:line="336" w:lineRule="auto" w:after="180"/>
-        <w:shd w:fill="F1F6FC"/>
-      </w:pPr>
-      <w:r>
-        <w:rPr>
-          <w:b w:val="0"/>
-        </w:rPr>
-        <w:t>Require a validation-only conclusion and a record of which validation data version was used.</w:t>
-      </w:r>
-    </w:p>
-    <w:p>
-      <w:pPr>
-        <w:pStyle w:val="Heading3"/>
-      </w:pPr>
-      <w:r>
-        <w:t>Assess independent transfer</w:t>
-      </w:r>
-    </w:p>
-    <w:p>
-      <w:pPr>
-        <w:pStyle w:val="Heading3"/>
-      </w:pPr>
-      <w:r>
-        <w:t>Independent question · withhold the key</w:t>
-      </w:r>
-    </w:p>
-    <w:p>
-      <w:pPr>
-        <w:spacing w:line="336" w:lineRule="auto" w:after="180"/>
-        <w:shd w:fill="F5F1FB"/>
-      </w:pPr>
-      <w:r>
-        <w:rPr>
-          <w:b w:val="0"/>
-        </w:rPr>
-        <w:t xml:space="preserve">Selected case: A separate run R17 records baseline a = 1 and </w:t>
-      </w:r>
-      <w:r>
-        <w:rPr>
-          <w:b/>
-        </w:rPr>
-        <w:t>checkpoint</w:t>
-      </w:r>
-      <w:r>
-        <w:rPr>
-          <w:b w:val="0"/>
-        </w:rPr>
-        <w:t xml:space="preserve">s a = 1.5 and a = 1.75. It uses </w:t>
-      </w:r>
-      <w:r>
-        <w:rPr>
-          <w:b/>
-        </w:rPr>
-        <w:t>prediction</w:t>
-      </w:r>
-      <w:r>
-        <w:rPr>
-          <w:b w:val="0"/>
-        </w:rPr>
-        <w:t xml:space="preserve"> max(0, a*x) and one validation case V9 with x = 4, y = 8.</w:t>
-      </w:r>
-    </w:p>
-    <w:p>
-      <w:pPr>
-        <w:spacing w:line="336" w:lineRule="auto" w:after="180"/>
-        <w:shd w:fill="F5F1FB"/>
-      </w:pPr>
-      <w:r>
-        <w:rPr>
-          <w:b w:val="0"/>
-        </w:rPr>
-        <w:t xml:space="preserve">Compute baseline and </w:t>
-      </w:r>
-      <w:r>
-        <w:rPr>
-          <w:b/>
-        </w:rPr>
-        <w:t>checkpoint</w:t>
-      </w:r>
-      <w:r>
-        <w:rPr>
-          <w:b w:val="0"/>
-        </w:rPr>
-        <w:t xml:space="preserve"> </w:t>
-      </w:r>
-      <w:r>
-        <w:rPr>
-          <w:b/>
-        </w:rPr>
-        <w:t>prediction</w:t>
-      </w:r>
-      <w:r>
-        <w:rPr>
-          <w:b w:val="0"/>
-        </w:rPr>
-        <w:t>s and squared errors, choose by lowest validation MSE, and write a bounded conclusion. Final evaluation and runtime have not been measured.</w:t>
-      </w:r>
-    </w:p>
-    <w:p>
-      <w:pPr>
-        <w:pStyle w:val="Heading3"/>
-      </w:pPr>
-      <w:r>
-        <w:t>Selected case answer</w:t>
-      </w:r>
-    </w:p>
-    <w:p>
-      <w:pPr>
-        <w:pStyle w:val="Heading3"/>
-      </w:pPr>
-      <w:r>
-        <w:t>Teacher key · Selected case answer</w:t>
-      </w:r>
-    </w:p>
-    <w:p>
-      <w:pPr>
-        <w:spacing w:line="336" w:lineRule="auto" w:after="180"/>
-        <w:shd w:fill="F1F6FC"/>
-      </w:pPr>
-      <w:r>
-        <w:rPr>
-          <w:b w:val="0"/>
-        </w:rPr>
-        <w:t xml:space="preserve">Teacher explanation: </w:t>
-      </w:r>
-      <w:r>
-        <w:rPr>
-          <w:b/>
-        </w:rPr>
-        <w:t>Prediction</w:t>
-      </w:r>
-      <w:r>
-        <w:rPr>
-          <w:b w:val="0"/>
-        </w:rPr>
-        <w:t xml:space="preserve">s are 4, 6 and 7; squared errors are 16, 4 and 1. Choose a = 1.75. In R17, that </w:t>
-      </w:r>
-      <w:r>
-        <w:rPr>
-          <w:b/>
-        </w:rPr>
-        <w:t>checkpoint</w:t>
-      </w:r>
-      <w:r>
-        <w:rPr>
-          <w:b w:val="0"/>
-        </w:rPr>
-        <w:t xml:space="preserve"> lowers MSE on V9 from 16 to 1 relative to the baseline, but V9 also selects it.</w:t>
-      </w:r>
-    </w:p>
-    <w:p>
-      <w:pPr>
-        <w:spacing w:line="336" w:lineRule="auto" w:after="180"/>
-        <w:shd w:fill="F1F6FC"/>
-      </w:pPr>
-      <w:r>
-        <w:rPr>
-          <w:b w:val="0"/>
-        </w:rPr>
-        <w:t xml:space="preserve">This is one-case validation </w:t>
-      </w:r>
-      <w:r>
-        <w:rPr>
-          <w:b/>
-        </w:rPr>
-        <w:t>evidence</w:t>
-      </w:r>
-      <w:r>
-        <w:rPr>
-          <w:b w:val="0"/>
-        </w:rPr>
-        <w:t>; final performance and runtime are not measured.</w:t>
+        <w:pStyle w:val="Heading2"/>
+      </w:pPr>
+      <w:r>
+        <w:t>Judge explanation,trace and limits</w:t>
       </w:r>
     </w:p>
     <w:tbl>
@@ -4077,54 +4065,55 @@
     </w:tbl>
     <w:p>
       <w:pPr>
-        <w:pStyle w:val="Heading3"/>
-      </w:pPr>
-      <w:r>
-        <w:t>Teacher key · Selected case answer</w:t>
+        <w:spacing w:line="336" w:lineRule="auto" w:after="180"/>
+      </w:pPr>
+      <w:r>
+        <w:rPr>
+          <w:b w:val="0"/>
+        </w:rPr>
+        <w:t>Record each dimension as not yet, with support, or independent. Accept a valid alternative procedure with a defensible trace.</w:t>
       </w:r>
     </w:p>
     <w:p>
       <w:pPr>
         <w:spacing w:line="336" w:lineRule="auto" w:after="180"/>
-        <w:shd w:fill="F1F6FC"/>
       </w:pPr>
       <w:r>
         <w:rPr>
           <w:b w:val="0"/>
         </w:rPr>
-        <w:t>Record each dimension as not yet, with support, or independent. Accept a valid alternative procedure with a defensible trace.</w:t>
+        <w:t xml:space="preserve">Do not penalise an honestly recorded model failure if the learner correctly explains its </w:t>
+      </w:r>
+      <w:r>
+        <w:rPr>
+          <w:b/>
+        </w:rPr>
+        <w:t>evidence</w:t>
+      </w:r>
+      <w:r>
+        <w:rPr>
+          <w:b w:val="0"/>
+        </w:rPr>
+        <w:t xml:space="preserve"> and limits.</w:t>
       </w:r>
     </w:p>
     <w:p>
       <w:pPr>
-        <w:spacing w:line="336" w:lineRule="auto" w:after="180"/>
-        <w:shd w:fill="F1F6FC"/>
-      </w:pPr>
-      <w:r>
-        <w:rPr>
-          <w:b w:val="0"/>
-        </w:rPr>
-        <w:t xml:space="preserve">Do not penalise an honestly recorded model failure if the learner correctly explains its </w:t>
-      </w:r>
-      <w:r>
-        <w:rPr>
-          <w:b/>
-        </w:rPr>
-        <w:t>evidence</w:t>
-      </w:r>
-      <w:r>
-        <w:rPr>
-          <w:b w:val="0"/>
-        </w:rPr>
-        <w:t xml:space="preserve"> and limits.</w:t>
+        <w:pStyle w:val="Heading2"/>
+      </w:pPr>
+      <w:r>
+        <w:t>Give one usable repair</w:t>
       </w:r>
     </w:p>
     <w:p>
       <w:pPr>
-        <w:pStyle w:val="Heading3"/>
-      </w:pPr>
-      <w:r>
-        <w:t>Feedback that the learner uses</w:t>
+        <w:spacing w:line="336" w:lineRule="auto" w:after="180"/>
+      </w:pPr>
+      <w:r>
+        <w:rPr>
+          <w:b w:val="0"/>
+        </w:rPr>
+        <w:t>Name the earliest unsupported step and give one action to repair it. Have the learner make that repair now and explain why. Then assess the relevant skill on a fresh, fully specified case.</w:t>
       </w:r>
     </w:p>
     <w:p>
@@ -4135,31 +4124,73 @@
         <w:rPr>
           <w:b w:val="0"/>
         </w:rPr>
-        <w:t>Name the earliest unsupported step and give one action to repair it. Have the learner make that repair now and explain why. Then assess the relevant skill on a fresh, fully specified case.</w:t>
+        <w:t>Confirm it was not previously practised with feedback; solve and check the new case before assigning it. A follow-up design prompt is a starting brief, not automatically an equivalent test.</w:t>
       </w:r>
     </w:p>
     <w:p>
       <w:pPr>
-        <w:spacing w:line="336" w:lineRule="auto" w:after="180"/>
-      </w:pPr>
-      <w:r>
-        <w:rPr>
-          <w:b w:val="0"/>
-        </w:rPr>
-        <w:t>Confirm it was not previously practised with feedback; solve and check the new case before assigning it. A follow-up design prompt is a starting brief, not automatically an equivalent test.</w:t>
+        <w:pStyle w:val="Heading2"/>
+      </w:pPr>
+      <w:r>
+        <w:t>W1 Write the replay settings</w:t>
       </w:r>
     </w:p>
     <w:p>
       <w:pPr>
-        <w:pStyle w:val="Heading1"/>
-      </w:pPr>
-      <w:r>
-        <w:t>06. Connect the project, support and next lesson</w:t>
+        <w:spacing w:line="336" w:lineRule="auto" w:after="180"/>
+      </w:pPr>
+      <w:r>
+        <w:rPr>
+          <w:b w:val="0"/>
+        </w:rPr>
+        <w:t xml:space="preserve">For NN32-A, record the </w:t>
+      </w:r>
+      <w:r>
+        <w:rPr>
+          <w:b/>
+        </w:rPr>
+        <w:t>prediction</w:t>
+      </w:r>
+      <w:r>
+        <w:rPr>
+          <w:b w:val="0"/>
+        </w:rPr>
+        <w:t xml:space="preserve"> rule, initial weight, bias policy, learning rate, update count, loss, </w:t>
+      </w:r>
+      <w:r>
+        <w:rPr>
+          <w:b/>
+        </w:rPr>
+        <w:t>training</w:t>
+      </w:r>
+      <w:r>
+        <w:rPr>
+          <w:b w:val="0"/>
+        </w:rPr>
+        <w:t xml:space="preserve">/validation IDs, data order or shuffling policy, and </w:t>
+      </w:r>
+      <w:r>
+        <w:rPr>
+          <w:b/>
+        </w:rPr>
+        <w:t>checkpoint</w:t>
+      </w:r>
+      <w:r>
+        <w:rPr>
+          <w:b w:val="0"/>
+        </w:rPr>
+        <w:t xml:space="preserve"> selection rule.</w:t>
       </w:r>
     </w:p>
     <w:p>
-      <w:r>
-        <w:t>Connect Documenting a network experiment to Image-pattern Network Investigation, adapt support and plan a later changed-case check.</w:t>
+      <w:pPr>
+        <w:spacing w:line="336" w:lineRule="auto" w:after="180"/>
+      </w:pPr>
+      <w:r>
+        <w:rPr>
+          <w:b w:val="0"/>
+        </w:rPr>
+        <w:t>Name one environment field still to record when you run it.</w:t>
       </w:r>
     </w:p>
     <w:p>
@@ -4170,31 +4201,19 @@
         <w:rPr>
           <w:b w:val="0"/>
         </w:rPr>
-        <w:t xml:space="preserve">Add a labelled documenting a network experiment </w:t>
+        <w:t xml:space="preserve">Teacher explanation: Predict max(0, a*x); start a = 1 with no bias; rate 0.1; two full-batch updates; MSE is mean squared </w:t>
       </w:r>
       <w:r>
         <w:rPr>
           <w:b/>
         </w:rPr>
-        <w:t>evidence</w:t>
+        <w:t>prediction</w:t>
       </w:r>
       <w:r>
         <w:rPr>
           <w:b w:val="0"/>
         </w:rPr>
-        <w:t xml:space="preserve"> sheet to Image-pattern Network Investigation. Show how you can record a network experiment with enough detail to </w:t>
-      </w:r>
-      <w:r>
-        <w:rPr>
-          <w:b/>
-        </w:rPr>
-        <w:t>replay</w:t>
-      </w:r>
-      <w:r>
-        <w:rPr>
-          <w:b w:val="0"/>
-        </w:rPr>
-        <w:t xml:space="preserve"> its calculations.</w:t>
+        <w:t xml:space="preserve"> error. T1 and T2 train, V1 validates; no shuffling or normalisation.</w:t>
       </w:r>
     </w:p>
     <w:p>
@@ -4205,54 +4224,15 @@
         <w:rPr>
           <w:b w:val="0"/>
         </w:rPr>
-        <w:t xml:space="preserve">Use the supplied fictional case and keep its </w:t>
-      </w:r>
-      <w:r>
-        <w:rPr>
-          <w:b/>
-        </w:rPr>
-        <w:t>input</w:t>
-      </w:r>
-      <w:r>
-        <w:rPr>
-          <w:b w:val="0"/>
-        </w:rPr>
-        <w:t xml:space="preserve">s, intermediate steps, calculation or </w:t>
-      </w:r>
-      <w:r>
-        <w:rPr>
-          <w:b/>
-        </w:rPr>
-        <w:t>prediction</w:t>
-      </w:r>
-      <w:r>
-        <w:rPr>
-          <w:b w:val="0"/>
-        </w:rPr>
-        <w:t>, and limitation. Connect this record to last week’s record; a matching answer without a trace is insufficient.</w:t>
+        <w:t>Select lower validation MSE, ties to earlier update. Record the actual Python version, alongside the code and Python float arithmetic.</w:t>
       </w:r>
     </w:p>
     <w:p>
       <w:pPr>
-        <w:spacing w:line="336" w:lineRule="auto" w:after="180"/>
-      </w:pPr>
-      <w:r>
-        <w:rPr>
-          <w:b w:val="0"/>
-        </w:rPr>
-        <w:t xml:space="preserve">Provide a record frame with question, fixed settings, data roles, raw results, selection, limitations and next action. Allow a calculator and compare </w:t>
-      </w:r>
-      <w:r>
-        <w:rPr>
-          <w:b/>
-        </w:rPr>
-        <w:t>prediction</w:t>
-      </w:r>
-      <w:r>
-        <w:rPr>
-          <w:b w:val="0"/>
-        </w:rPr>
-        <w:t>s before squared errors.</w:t>
+        <w:pStyle w:val="Heading2"/>
+      </w:pPr>
+      <w:r>
+        <w:t>W2 Trace the selected result</w:t>
       </w:r>
     </w:p>
     <w:p>
@@ -4263,7 +4243,31 @@
         <w:rPr>
           <w:b w:val="0"/>
         </w:rPr>
-        <w:t>Extension: rename a data file without changing its bytes, then edit a value; explain why only the content change alters its content hash. Use copies of fictional classroom data.</w:t>
+        <w:t xml:space="preserve">Calculate both weight updates and give each </w:t>
+      </w:r>
+      <w:r>
+        <w:rPr>
+          <w:b/>
+        </w:rPr>
+        <w:t>training</w:t>
+      </w:r>
+      <w:r>
+        <w:rPr>
+          <w:b w:val="0"/>
+        </w:rPr>
+        <w:t xml:space="preserve"> and validation MSE. Name the selected </w:t>
+      </w:r>
+      <w:r>
+        <w:rPr>
+          <w:b/>
+        </w:rPr>
+        <w:t>checkpoint</w:t>
+      </w:r>
+      <w:r>
+        <w:rPr>
+          <w:b w:val="0"/>
+        </w:rPr>
+        <w:t xml:space="preserve"> and baseline validation MSE. How many independent validation examples support the comparison?</w:t>
       </w:r>
     </w:p>
     <w:p>
@@ -4274,7 +4278,19 @@
         <w:rPr>
           <w:b w:val="0"/>
         </w:rPr>
-        <w:t>Week 33 starts the capstone by recording a hypothesis, baseline, evaluation plan and success criteria before running controlled experiments.</w:t>
+        <w:t xml:space="preserve">Teacher explanation: Weights are 1.5 then 1.75. </w:t>
+      </w:r>
+      <w:r>
+        <w:rPr>
+          <w:b/>
+        </w:rPr>
+        <w:t>Training</w:t>
+      </w:r>
+      <w:r>
+        <w:rPr>
+          <w:b w:val="0"/>
+        </w:rPr>
+        <w:t xml:space="preserve"> MSE values are 0.625 and 0.15625; validation MSE values are 2.25 and 0.5625. Update 2 is selected; baseline validation MSE is 9.</w:t>
       </w:r>
     </w:p>
     <w:p>
@@ -4285,15 +4301,727 @@
         <w:rPr>
           <w:b w:val="0"/>
         </w:rPr>
-        <w:t>Retain the project ledger and assess a changed case after support. Check the relevant prerequisite before carrying this component forward.</w:t>
+        <w:t xml:space="preserve">There is one validation example, not two examples created by evaluating two </w:t>
+      </w:r>
+      <w:r>
+        <w:rPr>
+          <w:b/>
+        </w:rPr>
+        <w:t>checkpoint</w:t>
+      </w:r>
+      <w:r>
+        <w:rPr>
+          <w:b w:val="0"/>
+        </w:rPr>
+        <w:t>s.</w:t>
       </w:r>
     </w:p>
     <w:p>
       <w:pPr>
+        <w:pStyle w:val="Heading2"/>
+      </w:pPr>
+      <w:r>
+        <w:t>W3 Audit the artifact record</w:t>
+      </w:r>
+    </w:p>
+    <w:p>
+      <w:pPr>
+        <w:spacing w:line="336" w:lineRule="auto" w:after="180"/>
+      </w:pPr>
+      <w:r>
+        <w:rPr>
+          <w:b w:val="0"/>
+        </w:rPr>
+        <w:t>A folder contains only best-model.json and a screenshot of 0.5625. Identify four missing artifacts or records and explain what a content hash can and cannot verify.</w:t>
+      </w:r>
+    </w:p>
+    <w:p>
+      <w:pPr>
+        <w:spacing w:line="336" w:lineRule="auto" w:after="180"/>
+      </w:pPr>
+      <w:r>
+        <w:rPr>
+          <w:b w:val="0"/>
+        </w:rPr>
+        <w:t xml:space="preserve">Teacher explanation: Missing items include exact data with IDs and splits, code/configuration, earlier </w:t>
+      </w:r>
+      <w:r>
+        <w:rPr>
+          <w:b/>
+        </w:rPr>
+        <w:t>checkpoint</w:t>
+      </w:r>
+      <w:r>
+        <w:rPr>
+          <w:b w:val="0"/>
+        </w:rPr>
+        <w:t xml:space="preserve">s, raw </w:t>
+      </w:r>
+      <w:r>
+        <w:rPr>
+          <w:b/>
+        </w:rPr>
+        <w:t>prediction</w:t>
+      </w:r>
+      <w:r>
+        <w:rPr>
+          <w:b w:val="0"/>
+        </w:rPr>
+        <w:t>s and metric definitions, selection rule, and environment details.</w:t>
+      </w:r>
+    </w:p>
+    <w:p>
+      <w:pPr>
+        <w:spacing w:line="336" w:lineRule="auto" w:after="180"/>
+      </w:pPr>
+      <w:r>
+        <w:rPr>
+          <w:b w:val="0"/>
+        </w:rPr>
+        <w:t>A hash can detect changes relative to recorded content; it cannot establish correct labels, sound splits or a valid conclusion.</w:t>
+      </w:r>
+    </w:p>
+    <w:p>
+      <w:pPr>
+        <w:pStyle w:val="Heading2"/>
+      </w:pPr>
+      <w:r>
+        <w:t>W5 Investigate a replay mismatch</w:t>
+      </w:r>
+    </w:p>
+    <w:p>
+      <w:pPr>
+        <w:spacing w:line="336" w:lineRule="auto" w:after="180"/>
+      </w:pPr>
+      <w:r>
+        <w:rPr>
+          <w:b w:val="0"/>
+        </w:rPr>
+        <w:t>A partner gets different results after changing pre</w:t>
+      </w:r>
+      <w:r>
+        <w:rPr>
+          <w:b/>
+        </w:rPr>
+        <w:t>process</w:t>
+      </w:r>
+      <w:r>
+        <w:rPr>
+          <w:b w:val="0"/>
+        </w:rPr>
+        <w:t>ing and replacing the validation file. They keep the old run ID and overwrite the old score.</w:t>
+      </w:r>
+    </w:p>
+    <w:p>
+      <w:pPr>
+        <w:spacing w:line="336" w:lineRule="auto" w:after="180"/>
+      </w:pPr>
+      <w:r>
+        <w:rPr>
+          <w:b w:val="0"/>
+        </w:rPr>
+        <w:t>Explain what should be preserved and how the revised work should be recorded.</w:t>
+      </w:r>
+    </w:p>
+    <w:p>
+      <w:pPr>
+        <w:spacing w:line="336" w:lineRule="auto" w:after="180"/>
+      </w:pPr>
+      <w:r>
+        <w:rPr>
+          <w:b w:val="0"/>
+        </w:rPr>
+        <w:t>Teacher explanation: Preserve the original data, pre</w:t>
+      </w:r>
+      <w:r>
+        <w:rPr>
+          <w:b/>
+        </w:rPr>
+        <w:t>process</w:t>
+      </w:r>
+      <w:r>
+        <w:rPr>
+          <w:b w:val="0"/>
+        </w:rPr>
+        <w:t xml:space="preserve">ing, settings, </w:t>
+      </w:r>
+      <w:r>
+        <w:rPr>
+          <w:b/>
+        </w:rPr>
+        <w:t>output</w:t>
+      </w:r>
+      <w:r>
+        <w:rPr>
+          <w:b w:val="0"/>
+        </w:rPr>
+        <w:t>s and run ID. Compare exact artifact versions to identify the mismatch.</w:t>
+      </w:r>
+    </w:p>
+    <w:p>
+      <w:pPr>
+        <w:spacing w:line="336" w:lineRule="auto" w:after="180"/>
+      </w:pPr>
+      <w:r>
+        <w:rPr>
+          <w:b w:val="0"/>
+        </w:rPr>
+        <w:t>Record changed pre</w:t>
+      </w:r>
+      <w:r>
+        <w:rPr>
+          <w:b/>
+        </w:rPr>
+        <w:t>process</w:t>
+      </w:r>
+      <w:r>
+        <w:rPr>
+          <w:b w:val="0"/>
+        </w:rPr>
+        <w:t>ing and data under a new run or explicit version, including reasons and results. A changed validation set is a different comparison; do not overwrite it as though it were the same run.</w:t>
+      </w:r>
+    </w:p>
+    <w:p>
+      <w:pPr>
+        <w:pStyle w:val="Heading2"/>
+      </w:pPr>
+      <w:r>
+        <w:t>Earlier wording, alternatives and picture transcripts · reference / check after trying</w:t>
+      </w:r>
+    </w:p>
+    <w:p>
+      <w:pPr>
         <w:pStyle w:val="Heading3"/>
       </w:pPr>
       <w:r>
-        <w:t>Plan the delayed return</w:t>
+        <w:t>Guided and exit questions</w:t>
+      </w:r>
+    </w:p>
+    <w:p>
+      <w:pPr>
+        <w:spacing w:line="336" w:lineRule="auto" w:after="180"/>
+      </w:pPr>
+      <w:r>
+        <w:rPr>
+          <w:b w:val="0"/>
+        </w:rPr>
+        <w:t xml:space="preserve">Guided: 1.75*3 = 5.25, error 5.25 - 6 = -0.75, squared error 0.5625. V1 selected the </w:t>
+      </w:r>
+      <w:r>
+        <w:rPr>
+          <w:b/>
+        </w:rPr>
+        <w:t>checkpoint</w:t>
+      </w:r>
+      <w:r>
+        <w:rPr>
+          <w:b w:val="0"/>
+        </w:rPr>
+        <w:t xml:space="preserve"> and is validation, not untouched final evaluation.</w:t>
+      </w:r>
+    </w:p>
+    <w:p>
+      <w:pPr>
+        <w:spacing w:line="336" w:lineRule="auto" w:after="180"/>
+      </w:pPr>
+      <w:r>
+        <w:rPr>
+          <w:b w:val="0"/>
+        </w:rPr>
+        <w:t>Exit: replace final accuracy with validation MSE 0.5625 on one constructed case selected using that case. Energy is not measured.</w:t>
+      </w:r>
+    </w:p>
+    <w:p>
+      <w:pPr>
+        <w:spacing w:line="336" w:lineRule="auto" w:after="180"/>
+      </w:pPr>
+      <w:r>
+        <w:rPr>
+          <w:b w:val="0"/>
+        </w:rPr>
+        <w:t xml:space="preserve">Supply data and splits, exact code, settings, baseline and both </w:t>
+      </w:r>
+      <w:r>
+        <w:rPr>
+          <w:b/>
+        </w:rPr>
+        <w:t>checkpoint</w:t>
+      </w:r>
+      <w:r>
+        <w:rPr>
+          <w:b w:val="0"/>
+        </w:rPr>
+        <w:t xml:space="preserve">s, raw </w:t>
+      </w:r>
+      <w:r>
+        <w:rPr>
+          <w:b/>
+        </w:rPr>
+        <w:t>prediction</w:t>
+      </w:r>
+      <w:r>
+        <w:rPr>
+          <w:b w:val="0"/>
+        </w:rPr>
+        <w:t>s, metric definition, selection rule and environment information.</w:t>
+      </w:r>
+    </w:p>
+    <w:p>
+      <w:pPr>
+        <w:pStyle w:val="Heading3"/>
+      </w:pPr>
+      <w:r>
+        <w:t>W1 Write the replay settings</w:t>
+      </w:r>
+    </w:p>
+    <w:p>
+      <w:pPr>
+        <w:pStyle w:val="Heading3"/>
+      </w:pPr>
+      <w:r>
+        <w:t>W2 Trace the selected result</w:t>
+      </w:r>
+    </w:p>
+    <w:p>
+      <w:pPr>
+        <w:pStyle w:val="Heading3"/>
+      </w:pPr>
+      <w:r>
+        <w:t>W3 Audit the artifact record</w:t>
+      </w:r>
+    </w:p>
+    <w:p>
+      <w:pPr>
+        <w:pStyle w:val="Heading3"/>
+      </w:pPr>
+      <w:r>
+        <w:t>W4 Audit a new record independently</w:t>
+      </w:r>
+    </w:p>
+    <w:p>
+      <w:pPr>
+        <w:spacing w:line="336" w:lineRule="auto" w:after="180"/>
+      </w:pPr>
+      <w:r>
+        <w:rPr>
+          <w:b w:val="0"/>
+        </w:rPr>
+        <w:t xml:space="preserve">A separate run R17 records baseline a = 1 and </w:t>
+      </w:r>
+      <w:r>
+        <w:rPr>
+          <w:b/>
+        </w:rPr>
+        <w:t>checkpoint</w:t>
+      </w:r>
+      <w:r>
+        <w:rPr>
+          <w:b w:val="0"/>
+        </w:rPr>
+        <w:t xml:space="preserve">s a = 1.5 and a = 1.75. It uses </w:t>
+      </w:r>
+      <w:r>
+        <w:rPr>
+          <w:b/>
+        </w:rPr>
+        <w:t>prediction</w:t>
+      </w:r>
+      <w:r>
+        <w:rPr>
+          <w:b w:val="0"/>
+        </w:rPr>
+        <w:t xml:space="preserve"> max(0, a*x) and one validation case V9 with x = 4, y = 8.</w:t>
+      </w:r>
+    </w:p>
+    <w:p>
+      <w:pPr>
+        <w:spacing w:line="336" w:lineRule="auto" w:after="180"/>
+      </w:pPr>
+      <w:r>
+        <w:rPr>
+          <w:b w:val="0"/>
+        </w:rPr>
+        <w:t xml:space="preserve">Compute baseline and </w:t>
+      </w:r>
+      <w:r>
+        <w:rPr>
+          <w:b/>
+        </w:rPr>
+        <w:t>checkpoint</w:t>
+      </w:r>
+      <w:r>
+        <w:rPr>
+          <w:b w:val="0"/>
+        </w:rPr>
+        <w:t xml:space="preserve"> </w:t>
+      </w:r>
+      <w:r>
+        <w:rPr>
+          <w:b/>
+        </w:rPr>
+        <w:t>prediction</w:t>
+      </w:r>
+      <w:r>
+        <w:rPr>
+          <w:b w:val="0"/>
+        </w:rPr>
+        <w:t>s and squared errors, choose by lowest validation MSE, and write a bounded conclusion. Final evaluation and runtime have not been measured.</w:t>
+      </w:r>
+    </w:p>
+    <w:p>
+      <w:pPr>
+        <w:spacing w:line="336" w:lineRule="auto" w:after="180"/>
+      </w:pPr>
+      <w:r>
+        <w:rPr>
+          <w:b w:val="0"/>
+        </w:rPr>
+        <w:t xml:space="preserve">Teacher explanation: </w:t>
+      </w:r>
+      <w:r>
+        <w:rPr>
+          <w:b/>
+        </w:rPr>
+        <w:t>Prediction</w:t>
+      </w:r>
+      <w:r>
+        <w:rPr>
+          <w:b w:val="0"/>
+        </w:rPr>
+        <w:t xml:space="preserve">s are 4, 6 and 7; squared errors are 16, 4 and 1. Choose a = 1.75. In R17, that </w:t>
+      </w:r>
+      <w:r>
+        <w:rPr>
+          <w:b/>
+        </w:rPr>
+        <w:t>checkpoint</w:t>
+      </w:r>
+      <w:r>
+        <w:rPr>
+          <w:b w:val="0"/>
+        </w:rPr>
+        <w:t xml:space="preserve"> lowers MSE on V9 from 16 to 1 relative to the baseline, but V9 also selects it.</w:t>
+      </w:r>
+    </w:p>
+    <w:p>
+      <w:pPr>
+        <w:spacing w:line="336" w:lineRule="auto" w:after="180"/>
+      </w:pPr>
+      <w:r>
+        <w:rPr>
+          <w:b w:val="0"/>
+        </w:rPr>
+        <w:t xml:space="preserve">This is one-case validation </w:t>
+      </w:r>
+      <w:r>
+        <w:rPr>
+          <w:b/>
+        </w:rPr>
+        <w:t>evidence</w:t>
+      </w:r>
+      <w:r>
+        <w:rPr>
+          <w:b w:val="0"/>
+        </w:rPr>
+        <w:t>; final performance and runtime are not measured.</w:t>
+      </w:r>
+    </w:p>
+    <w:p>
+      <w:pPr>
+        <w:pStyle w:val="Heading3"/>
+      </w:pPr>
+      <w:r>
+        <w:t>W5 Investigate a replay mismatch</w:t>
+      </w:r>
+    </w:p>
+    <w:p>
+      <w:pPr>
+        <w:pStyle w:val="Heading3"/>
+      </w:pPr>
+      <w:r>
+        <w:t>Independent assessment and fresh retry</w:t>
+      </w:r>
+    </w:p>
+    <w:p>
+      <w:pPr>
+        <w:spacing w:line="336" w:lineRule="auto" w:after="180"/>
+      </w:pPr>
+      <w:r>
+        <w:rPr>
+          <w:b w:val="0"/>
+        </w:rPr>
+        <w:t xml:space="preserve">W4 requires </w:t>
+      </w:r>
+      <w:r>
+        <w:rPr>
+          <w:b/>
+        </w:rPr>
+        <w:t>prediction</w:t>
+      </w:r>
+      <w:r>
+        <w:rPr>
+          <w:b w:val="0"/>
+        </w:rPr>
+        <w:t>s 4, 6, 7 and squared errors 16, 4, 1; choose a = 1.75 and label the result one-case validation with final evaluation and runtime not measured.</w:t>
+      </w:r>
+    </w:p>
+    <w:p>
+      <w:pPr>
+        <w:spacing w:line="336" w:lineRule="auto" w:after="180"/>
+      </w:pPr>
+      <w:r>
+        <w:rPr>
+          <w:b w:val="0"/>
+        </w:rPr>
+        <w:t xml:space="preserve">Fresh retry: R18 has the same baseline and </w:t>
+      </w:r>
+      <w:r>
+        <w:rPr>
+          <w:b/>
+        </w:rPr>
+        <w:t>checkpoint</w:t>
+      </w:r>
+      <w:r>
+        <w:rPr>
+          <w:b w:val="0"/>
+        </w:rPr>
+        <w:t xml:space="preserve">s but validation x = 5, y = 10. </w:t>
+      </w:r>
+      <w:r>
+        <w:rPr>
+          <w:b/>
+        </w:rPr>
+        <w:t>Prediction</w:t>
+      </w:r>
+      <w:r>
+        <w:rPr>
+          <w:b w:val="0"/>
+        </w:rPr>
+        <w:t>s are 5, 7.5, 8.75; squared errors are 25, 6.25, 1.5625. Choose a = 1.75.</w:t>
+      </w:r>
+    </w:p>
+    <w:p>
+      <w:pPr>
+        <w:spacing w:line="336" w:lineRule="auto" w:after="180"/>
+      </w:pPr>
+      <w:r>
+        <w:rPr>
+          <w:b w:val="0"/>
+        </w:rPr>
+        <w:t>Require a validation-only conclusion and a record of which validation data version was used.</w:t>
+      </w:r>
+    </w:p>
+    <w:p>
+      <w:pPr>
+        <w:pStyle w:val="Heading3"/>
+      </w:pPr>
+      <w:r>
+        <w:t>Assess independent transfer</w:t>
+      </w:r>
+    </w:p>
+    <w:p>
+      <w:pPr>
+        <w:pStyle w:val="Heading3"/>
+      </w:pPr>
+      <w:r>
+        <w:t>Selected case answer</w:t>
+      </w:r>
+    </w:p>
+    <w:p>
+      <w:pPr>
+        <w:pStyle w:val="Heading3"/>
+      </w:pPr>
+      <w:r>
+        <w:t>Feedback that the learner uses</w:t>
+      </w:r>
+    </w:p>
+    <w:p>
+      <w:pPr>
+        <w:pStyle w:val="Heading1"/>
+      </w:pPr>
+      <w:r>
+        <w:t>06. Connect,support and revisit the mathematics</w:t>
+      </w:r>
+    </w:p>
+    <w:p>
+      <w:r>
+        <w:t>Use the saved evidence to choose the next step.</w:t>
+      </w:r>
+    </w:p>
+    <w:p>
+      <w:pPr>
+        <w:pStyle w:val="Heading2"/>
+      </w:pPr>
+      <w:r>
+        <w:t>Project and next-week bridge</w:t>
+      </w:r>
+    </w:p>
+    <w:p>
+      <w:pPr>
+        <w:spacing w:line="336" w:lineRule="auto" w:after="180"/>
+      </w:pPr>
+      <w:r>
+        <w:rPr>
+          <w:b w:val="0"/>
+        </w:rPr>
+        <w:t xml:space="preserve">Add a labelled documenting a network experiment </w:t>
+      </w:r>
+      <w:r>
+        <w:rPr>
+          <w:b/>
+        </w:rPr>
+        <w:t>evidence</w:t>
+      </w:r>
+      <w:r>
+        <w:rPr>
+          <w:b w:val="0"/>
+        </w:rPr>
+        <w:t xml:space="preserve"> sheet to Image-pattern Network Investigation. Show how you can record a network experiment with enough detail to </w:t>
+      </w:r>
+      <w:r>
+        <w:rPr>
+          <w:b/>
+        </w:rPr>
+        <w:t>replay</w:t>
+      </w:r>
+      <w:r>
+        <w:rPr>
+          <w:b w:val="0"/>
+        </w:rPr>
+        <w:t xml:space="preserve"> its calculations.</w:t>
+      </w:r>
+    </w:p>
+    <w:p>
+      <w:pPr>
+        <w:spacing w:line="336" w:lineRule="auto" w:after="180"/>
+      </w:pPr>
+      <w:r>
+        <w:rPr>
+          <w:b w:val="0"/>
+        </w:rPr>
+        <w:t xml:space="preserve">Use the supplied fictional case and keep its </w:t>
+      </w:r>
+      <w:r>
+        <w:rPr>
+          <w:b/>
+        </w:rPr>
+        <w:t>input</w:t>
+      </w:r>
+      <w:r>
+        <w:rPr>
+          <w:b w:val="0"/>
+        </w:rPr>
+        <w:t xml:space="preserve">s, intermediate steps, calculation or </w:t>
+      </w:r>
+      <w:r>
+        <w:rPr>
+          <w:b/>
+        </w:rPr>
+        <w:t>prediction</w:t>
+      </w:r>
+      <w:r>
+        <w:rPr>
+          <w:b w:val="0"/>
+        </w:rPr>
+        <w:t>, and limitation. Connect this record to last week’s record; a matching answer without a trace is insufficient.</w:t>
+      </w:r>
+    </w:p>
+    <w:p>
+      <w:pPr>
+        <w:spacing w:line="336" w:lineRule="auto" w:after="180"/>
+      </w:pPr>
+      <w:r>
+        <w:rPr>
+          <w:b w:val="0"/>
+        </w:rPr>
+        <w:t xml:space="preserve">Provide a record frame with question, fixed settings, data roles, raw results, selection, limitations and next action. Allow a calculator and compare </w:t>
+      </w:r>
+      <w:r>
+        <w:rPr>
+          <w:b/>
+        </w:rPr>
+        <w:t>prediction</w:t>
+      </w:r>
+      <w:r>
+        <w:rPr>
+          <w:b w:val="0"/>
+        </w:rPr>
+        <w:t>s before squared errors.</w:t>
+      </w:r>
+    </w:p>
+    <w:p>
+      <w:pPr>
+        <w:spacing w:line="336" w:lineRule="auto" w:after="180"/>
+      </w:pPr>
+      <w:r>
+        <w:rPr>
+          <w:b w:val="0"/>
+        </w:rPr>
+        <w:t>Extension: rename a data file without changing its bytes, then edit a value; explain why only the content change alters its content hash. Use copies of fictional classroom data.</w:t>
+      </w:r>
+    </w:p>
+    <w:p>
+      <w:pPr>
+        <w:spacing w:line="336" w:lineRule="auto" w:after="180"/>
+      </w:pPr>
+      <w:r>
+        <w:rPr>
+          <w:b w:val="0"/>
+        </w:rPr>
+        <w:t>Week 33 starts the capstone by recording a hypothesis, baseline, evaluation plan and success criteria before running controlled experiments.</w:t>
+      </w:r>
+    </w:p>
+    <w:p>
+      <w:pPr>
+        <w:spacing w:line="336" w:lineRule="auto" w:after="180"/>
+      </w:pPr>
+      <w:r>
+        <w:rPr>
+          <w:b w:val="0"/>
+        </w:rPr>
+        <w:t>Retain the project ledger and assess a changed case after support. Check the relevant prerequisite before carrying this component forward.</w:t>
+      </w:r>
+    </w:p>
+    <w:p>
+      <w:pPr>
+        <w:spacing w:line="336" w:lineRule="auto" w:after="180"/>
+      </w:pPr>
+      <w:r>
+        <w:rPr>
+          <w:b w:val="0"/>
+        </w:rPr>
+        <w:t xml:space="preserve">For your Image-pattern Network Investigation, save the </w:t>
+      </w:r>
+      <w:r>
+        <w:rPr>
+          <w:b/>
+        </w:rPr>
+        <w:t>input</w:t>
+      </w:r>
+      <w:r>
+        <w:rPr>
+          <w:b w:val="0"/>
+        </w:rPr>
+        <w:t>, procedure, observed result and limitation of this check.</w:t>
+      </w:r>
+    </w:p>
+    <w:p>
+      <w:pPr>
+        <w:spacing w:line="336" w:lineRule="auto" w:after="180"/>
+      </w:pPr>
+      <w:r>
+        <w:rPr>
+          <w:b w:val="0"/>
+        </w:rPr>
+        <w:t>Label this worked example as practice; use a different, previously unreviewed case when checking independent understanding.</w:t>
+      </w:r>
+    </w:p>
+    <w:p>
+      <w:pPr>
+        <w:pStyle w:val="Heading2"/>
+      </w:pPr>
+      <w:r>
+        <w:t>Delayed return and support record</w:t>
       </w:r>
     </w:p>
     <w:p>
@@ -4510,44 +5238,26 @@
     </w:p>
     <w:p>
       <w:pPr>
-        <w:pStyle w:val="Heading3"/>
-      </w:pPr>
-      <w:r>
-        <w:t>Project evidence from this case</w:t>
+        <w:pStyle w:val="Heading2"/>
+      </w:pPr>
+      <w:r>
+        <w:t>Earlier wording, alternatives and picture transcripts · reference / check after trying</w:t>
       </w:r>
     </w:p>
     <w:p>
       <w:pPr>
-        <w:spacing w:line="336" w:lineRule="auto" w:after="180"/>
-      </w:pPr>
-      <w:r>
-        <w:rPr>
-          <w:b w:val="0"/>
-        </w:rPr>
-        <w:t xml:space="preserve">For your Image-pattern Network Investigation, save the </w:t>
-      </w:r>
-      <w:r>
-        <w:rPr>
-          <w:b/>
-        </w:rPr>
-        <w:t>input</w:t>
-      </w:r>
-      <w:r>
-        <w:rPr>
-          <w:b w:val="0"/>
-        </w:rPr>
-        <w:t>, procedure, observed result and limitation of this check.</w:t>
+        <w:pStyle w:val="Heading3"/>
+      </w:pPr>
+      <w:r>
+        <w:t>Plan the delayed return</w:t>
       </w:r>
     </w:p>
     <w:p>
       <w:pPr>
-        <w:spacing w:line="336" w:lineRule="auto" w:after="180"/>
-      </w:pPr>
-      <w:r>
-        <w:rPr>
-          <w:b w:val="0"/>
-        </w:rPr>
-        <w:t>Label this worked example as practice; use a different, previously unreviewed case when checking independent understanding.</w:t>
+        <w:pStyle w:val="Heading3"/>
+      </w:pPr>
+      <w:r>
+        <w:t>Project evidence from this case</w:t>
       </w:r>
     </w:p>
     <w:p>
@@ -4555,26 +5265,33 @@
         <w:pStyle w:val="Heading1"/>
       </w:pPr>
       <w:r>
-        <w:t>07. Prepare, teach and assess</w:t>
+        <w:t>Reference bank and extra practice</w:t>
       </w:r>
     </w:p>
     <w:p>
-      <w:r>
-        <w:t>Use this preparation summary alongside the detailed Documenting a network experiment lesson; it is a checklist rather than a replacement for the full sequence.</w:t>
+      <w:pPr>
+        <w:pStyle w:val="Heading1"/>
+      </w:pPr>
+      <w:r>
+        <w:t>07. Reference · Alternative planning checklist</w:t>
       </w:r>
     </w:p>
     <w:p>
-      <w:pPr>
-        <w:pStyle w:val="Heading3"/>
-      </w:pPr>
-      <w:r>
-        <w:t>Teaching target</w:t>
+      <w:r>
+        <w:t>Use alongside the main route when helpful.</w:t>
       </w:r>
     </w:p>
     <w:p>
       <w:pPr>
+        <w:pStyle w:val="Heading2"/>
+      </w:pPr>
+      <w:r>
+        <w:t>Planning,assessment and project reminders</w:t>
+      </w:r>
+    </w:p>
+    <w:p>
+      <w:pPr>
         <w:spacing w:line="336" w:lineRule="auto" w:after="180"/>
-        <w:shd w:fill="EDF7F3"/>
       </w:pPr>
       <w:r>
         <w:rPr>
@@ -4764,7 +5481,6 @@
     <w:p>
       <w:pPr>
         <w:spacing w:line="336" w:lineRule="auto" w:after="180"/>
-        <w:shd w:fill="F5F1FB"/>
       </w:pPr>
       <w:r>
         <w:rPr>
@@ -4800,7 +5516,6 @@
     <w:p>
       <w:pPr>
         <w:spacing w:line="336" w:lineRule="auto" w:after="180"/>
-        <w:shd w:fill="F5F1FB"/>
       </w:pPr>
       <w:r>
         <w:rPr>
@@ -4811,58 +5526,59 @@
     </w:p>
     <w:p>
       <w:pPr>
-        <w:pStyle w:val="Heading3"/>
-      </w:pPr>
-      <w:r>
-        <w:t>Supported practice answer</w:t>
+        <w:spacing w:line="336" w:lineRule="auto" w:after="180"/>
+      </w:pPr>
+      <w:r>
+        <w:rPr>
+          <w:b w:val="0"/>
+        </w:rPr>
+        <w:t xml:space="preserve">Reasoned practice answer: Teacher explanation: Weights are 1.5 then 1.75. </w:t>
+      </w:r>
+      <w:r>
+        <w:rPr>
+          <w:b/>
+        </w:rPr>
+        <w:t>Training</w:t>
+      </w:r>
+      <w:r>
+        <w:rPr>
+          <w:b w:val="0"/>
+        </w:rPr>
+        <w:t xml:space="preserve"> MSE values are 0.625 and 0.15625; validation MSE values are 2.25 and 0.5625. Update 2 is selected; baseline validation MSE is 9.</w:t>
       </w:r>
     </w:p>
     <w:p>
       <w:pPr>
         <w:spacing w:line="336" w:lineRule="auto" w:after="180"/>
-        <w:shd w:fill="F1F6FC"/>
       </w:pPr>
       <w:r>
         <w:rPr>
           <w:b w:val="0"/>
         </w:rPr>
-        <w:t xml:space="preserve">Reasoned practice answer: Teacher explanation: Weights are 1.5 then 1.75. </w:t>
+        <w:t xml:space="preserve">There is one validation example, not two examples created by evaluating two </w:t>
       </w:r>
       <w:r>
         <w:rPr>
           <w:b/>
         </w:rPr>
-        <w:t>Training</w:t>
+        <w:t>checkpoint</w:t>
       </w:r>
       <w:r>
         <w:rPr>
           <w:b w:val="0"/>
         </w:rPr>
-        <w:t xml:space="preserve"> MSE values are 0.625 and 0.15625; validation MSE values are 2.25 and 0.5625. Update 2 is selected; baseline validation MSE is 9.</w:t>
+        <w:t>s.</w:t>
       </w:r>
     </w:p>
     <w:p>
       <w:pPr>
         <w:spacing w:line="336" w:lineRule="auto" w:after="180"/>
-        <w:shd w:fill="F1F6FC"/>
       </w:pPr>
       <w:r>
         <w:rPr>
           <w:b w:val="0"/>
         </w:rPr>
-        <w:t xml:space="preserve">There is one validation example, not two examples created by evaluating two </w:t>
-      </w:r>
-      <w:r>
-        <w:rPr>
-          <w:b/>
-        </w:rPr>
-        <w:t>checkpoint</w:t>
-      </w:r>
-      <w:r>
-        <w:rPr>
-          <w:b w:val="0"/>
-        </w:rPr>
-        <w:t>s.</w:t>
+        <w:t>Check every learner before discussion: Use the worked case for Documenting a network experiment. Proposed explanation: “A smaller MSE is an accuracy percentage”. Decide whether this explanation is supported.</w:t>
       </w:r>
     </w:p>
     <w:p>
@@ -4873,7 +5589,7 @@
         <w:rPr>
           <w:b w:val="0"/>
         </w:rPr>
-        <w:t>Check every learner before discussion: Use the worked case for Documenting a network experiment. Proposed explanation: “A smaller MSE is an accuracy percentage”. Decide whether this explanation is supported.</w:t>
+        <w:t>Point to the step or supplied fact that decides; explain your repair if needed.</w:t>
       </w:r>
     </w:p>
     <w:p>
@@ -4884,129 +5600,81 @@
         <w:rPr>
           <w:b w:val="0"/>
         </w:rPr>
-        <w:t>Point to the step or supplied fact that decides; explain your repair if needed.</w:t>
+        <w:t>Misconception repair: MSE is an average squared error in squared target units; it is not classification accuracy or a percentage.</w:t>
       </w:r>
     </w:p>
     <w:p>
       <w:pPr>
-        <w:pStyle w:val="Heading3"/>
-      </w:pPr>
-      <w:r>
-        <w:t>Repair the misconception</w:t>
+        <w:spacing w:line="336" w:lineRule="auto" w:after="180"/>
+      </w:pPr>
+      <w:r>
+        <w:rPr>
+          <w:b w:val="0"/>
+        </w:rPr>
+        <w:t xml:space="preserve">Support: read the exact case aloud, enlarge the labelled picture, supply </w:t>
+      </w:r>
+      <w:r>
+        <w:rPr>
+          <w:b/>
+        </w:rPr>
+        <w:t>input</w:t>
+      </w:r>
+      <w:r>
+        <w:rPr>
+          <w:b w:val="0"/>
+        </w:rPr>
+        <w:t xml:space="preserve"> cards and model only the first deciding step. Accept a spoken explanation or drawing; retain the reasoning goal.</w:t>
       </w:r>
     </w:p>
     <w:p>
       <w:pPr>
         <w:spacing w:line="336" w:lineRule="auto" w:after="180"/>
-        <w:shd w:fill="FFF5E6"/>
       </w:pPr>
       <w:r>
         <w:rPr>
           <w:b w:val="0"/>
         </w:rPr>
-        <w:t>Misconception repair: MSE is an average squared error in squared target units; it is not classification accuracy or a percentage.</w:t>
+        <w:t xml:space="preserve">Extension: A teammate calls V4 a final test after using it to select a=1.25. Require a </w:t>
+      </w:r>
+      <w:r>
+        <w:rPr>
+          <w:b/>
+        </w:rPr>
+        <w:t>prediction</w:t>
+      </w:r>
+      <w:r>
+        <w:rPr>
+          <w:b w:val="0"/>
+        </w:rPr>
+        <w:t xml:space="preserve"> and a reason before comparing. Expected result: Correct its role to validation; it was used for selection.</w:t>
       </w:r>
     </w:p>
     <w:p>
       <w:pPr>
-        <w:pStyle w:val="Heading3"/>
-      </w:pPr>
-      <w:r>
-        <w:t>Support without giving away the answer</w:t>
+        <w:spacing w:line="336" w:lineRule="auto" w:after="180"/>
+      </w:pPr>
+      <w:r>
+        <w:rPr>
+          <w:b w:val="0"/>
+        </w:rPr>
+        <w:t xml:space="preserve">Reason: Changing the label on a dataset does not make its </w:t>
+      </w:r>
+      <w:r>
+        <w:rPr>
+          <w:b/>
+        </w:rPr>
+        <w:t>evidence</w:t>
+      </w:r>
+      <w:r>
+        <w:rPr>
+          <w:b w:val="0"/>
+        </w:rPr>
+        <w:t xml:space="preserve"> untouched.</w:t>
       </w:r>
     </w:p>
     <w:p>
       <w:pPr>
         <w:spacing w:line="336" w:lineRule="auto" w:after="180"/>
-        <w:shd w:fill="F1F6F8"/>
-      </w:pPr>
-      <w:r>
-        <w:rPr>
-          <w:b w:val="0"/>
-        </w:rPr>
-        <w:t xml:space="preserve">Support: read the exact case aloud, enlarge the labelled picture, supply </w:t>
-      </w:r>
-      <w:r>
-        <w:rPr>
-          <w:b/>
-        </w:rPr>
-        <w:t>input</w:t>
-      </w:r>
-      <w:r>
-        <w:rPr>
-          <w:b w:val="0"/>
-        </w:rPr>
-        <w:t xml:space="preserve"> cards and model only the first deciding step. Accept a spoken explanation or drawing; retain the reasoning goal.</w:t>
-      </w:r>
-    </w:p>
-    <w:p>
-      <w:pPr>
-        <w:pStyle w:val="Heading3"/>
-      </w:pPr>
-      <w:r>
-        <w:t>Extend the reasoning</w:t>
-      </w:r>
-    </w:p>
-    <w:p>
-      <w:pPr>
-        <w:spacing w:line="336" w:lineRule="auto" w:after="180"/>
-        <w:shd w:fill="F5F1FB"/>
-      </w:pPr>
-      <w:r>
-        <w:rPr>
-          <w:b w:val="0"/>
-        </w:rPr>
-        <w:t xml:space="preserve">Extension: A teammate calls V4 a final test after using it to select a=1.25. Require a </w:t>
-      </w:r>
-      <w:r>
-        <w:rPr>
-          <w:b/>
-        </w:rPr>
-        <w:t>prediction</w:t>
-      </w:r>
-      <w:r>
-        <w:rPr>
-          <w:b w:val="0"/>
-        </w:rPr>
-        <w:t xml:space="preserve"> and a reason before comparing. Expected result: Correct its role to validation; it was used for selection.</w:t>
-      </w:r>
-    </w:p>
-    <w:p>
-      <w:pPr>
-        <w:spacing w:line="336" w:lineRule="auto" w:after="180"/>
-        <w:shd w:fill="F5F1FB"/>
-      </w:pPr>
-      <w:r>
-        <w:rPr>
-          <w:b w:val="0"/>
-        </w:rPr>
-        <w:t xml:space="preserve">Reason: Changing the label on a dataset does not make its </w:t>
-      </w:r>
-      <w:r>
-        <w:rPr>
-          <w:b/>
-        </w:rPr>
-        <w:t>evidence</w:t>
-      </w:r>
-      <w:r>
-        <w:rPr>
-          <w:b w:val="0"/>
-        </w:rPr>
-        <w:t xml:space="preserve"> untouched.</w:t>
-      </w:r>
-    </w:p>
-    <w:p>
-      <w:pPr>
-        <w:pStyle w:val="Heading3"/>
-      </w:pPr>
-      <w:r>
-        <w:t>Protect the independent attempt</w:t>
-      </w:r>
-    </w:p>
-    <w:p>
-      <w:pPr>
-        <w:spacing w:line="336" w:lineRule="auto" w:after="180"/>
-        <w:shd w:fill="FFF5E6"/>
       </w:pPr>
       <w:r>
         <w:rPr>
@@ -5201,34 +5869,48 @@
     </w:tbl>
     <w:p>
       <w:pPr>
-        <w:pStyle w:val="Heading3"/>
-      </w:pPr>
-      <w:r>
-        <w:t>Project checkpoint</w:t>
+        <w:spacing w:line="336" w:lineRule="auto" w:after="180"/>
+      </w:pPr>
+      <w:r>
+        <w:rPr>
+          <w:b w:val="0"/>
+        </w:rPr>
+        <w:t xml:space="preserve">Project </w:t>
+      </w:r>
+      <w:r>
+        <w:rPr>
+          <w:b/>
+        </w:rPr>
+        <w:t>checkpoint</w:t>
+      </w:r>
+      <w:r>
+        <w:rPr>
+          <w:b w:val="0"/>
+        </w:rPr>
+        <w:t xml:space="preserve">: Present and defend. Demonstrate the system, explain one failure and justify the next improvement with </w:t>
+      </w:r>
+      <w:r>
+        <w:rPr>
+          <w:b/>
+        </w:rPr>
+        <w:t>evidence</w:t>
+      </w:r>
+      <w:r>
+        <w:rPr>
+          <w:b w:val="0"/>
+        </w:rPr>
+        <w:t>.</w:t>
       </w:r>
     </w:p>
     <w:p>
       <w:pPr>
         <w:spacing w:line="336" w:lineRule="auto" w:after="180"/>
-        <w:shd w:fill="EDF7F3"/>
       </w:pPr>
       <w:r>
         <w:rPr>
           <w:b w:val="0"/>
         </w:rPr>
-        <w:t xml:space="preserve">Project </w:t>
-      </w:r>
-      <w:r>
-        <w:rPr>
-          <w:b/>
-        </w:rPr>
-        <w:t>checkpoint</w:t>
-      </w:r>
-      <w:r>
-        <w:rPr>
-          <w:b w:val="0"/>
-        </w:rPr>
-        <w:t xml:space="preserve">: Present and defend. Demonstrate the system, explain one failure and justify the next improvement with </w:t>
+        <w:t xml:space="preserve">Use the weekly teacher answer for topic-specific reasoning. A saved progress tick is an activity record; judge mastery from the learner’s explanation and </w:t>
       </w:r>
       <w:r>
         <w:rPr>
@@ -5245,38 +5927,23 @@
     </w:p>
     <w:p>
       <w:pPr>
-        <w:spacing w:line="336" w:lineRule="auto" w:after="180"/>
-      </w:pPr>
-      <w:r>
-        <w:rPr>
-          <w:b w:val="0"/>
-        </w:rPr>
-        <w:t xml:space="preserve">Use the weekly teacher answer for topic-specific reasoning. A saved progress tick is an activity record; judge mastery from the learner’s explanation and </w:t>
-      </w:r>
-      <w:r>
-        <w:rPr>
-          <w:b/>
-        </w:rPr>
-        <w:t>evidence</w:t>
-      </w:r>
-      <w:r>
-        <w:rPr>
-          <w:b w:val="0"/>
-        </w:rPr>
-        <w:t>.</w:t>
+        <w:pStyle w:val="Heading1"/>
+      </w:pPr>
+      <w:r>
+        <w:t>08. Reference · Feedback,labs and repair paths</w:t>
       </w:r>
     </w:p>
     <w:p>
-      <w:pPr>
-        <w:pStyle w:val="Heading1"/>
-      </w:pPr>
-      <w:r>
-        <w:t>08. Use feedback, labs and repair paths</w:t>
+      <w:r>
+        <w:t>Retain the first attempt and the evidence used for a repair.</w:t>
       </w:r>
     </w:p>
     <w:p>
-      <w:r>
-        <w:t>Use feedback, earlier review and portfolios purposefully. Apply the coding routine only when this lesson has an executable lab.</w:t>
+      <w:pPr>
+        <w:pStyle w:val="Heading2"/>
+      </w:pPr>
+      <w:r>
+        <w:t>Feedback and record guidance</w:t>
       </w:r>
     </w:p>
     <w:p>
@@ -5375,40 +6042,17 @@
         <w:pStyle w:val="Heading1"/>
       </w:pPr>
       <w:r>
-        <w:t>09. Visual concept journey</w:t>
+        <w:t>09. Reference · Teach with the six pictures</w:t>
       </w:r>
     </w:p>
     <w:p>
       <w:r>
-        <w:t>Show one Documenting a network experiment graphic at a time, request a prediction and discuss its trace before the independent assessment.</w:t>
+        <w:t>Choose one picture for a particular reasoning move.</w:t>
       </w:r>
     </w:p>
     <w:p>
       <w:pPr>
-        <w:spacing w:line="336" w:lineRule="auto" w:after="180"/>
-      </w:pPr>
-      <w:r>
-        <w:rPr>
-          <w:b w:val="0"/>
-        </w:rPr>
-        <w:t xml:space="preserve">Use one picture at a time. Hide a worked result before asking for a </w:t>
-      </w:r>
-      <w:r>
-        <w:rPr>
-          <w:b/>
-        </w:rPr>
-        <w:t>prediction</w:t>
-      </w:r>
-      <w:r>
-        <w:rPr>
-          <w:b w:val="0"/>
-        </w:rPr>
-        <w:t>, then reveal it for feedback. These are supported teaching cases; retain the separate independent assessment for a fresh first attempt.</w:t>
-      </w:r>
-    </w:p>
-    <w:p>
-      <w:pPr>
-        <w:pStyle w:val="Heading3"/>
+        <w:pStyle w:val="Heading2"/>
       </w:pPr>
       <w:r>
         <w:t>01. Documenting a network experiment: the case</w:t>
@@ -5419,7 +6063,7 @@
         <w:drawing>
           <wp:inline xmlns:a="http://schemas.openxmlformats.org/drawingml/2006/main" xmlns:pic="http://schemas.openxmlformats.org/drawingml/2006/picture">
             <wp:extent cx="5486400" cy="3291840"/>
-            <wp:docPr id="3" name="Picture 3" descr="Document checkpoint selection so another team can reconstruct every reported number. Supplied facts: Run R8 predicts ReLU(a×x). Validation V4 has x = 2, target 3. Baseline a = 0.5; checkpoints a = 1 and 1.25; choose minimum validation squared error. All inputs and outcomes in this worked example are invented classroom data; no real model run is claimed."/>
+            <wp:docPr id="4" name="Picture 4" descr="Document checkpoint selection so another team can reconstruct every reported number. Supplied facts: Run R8 predicts ReLU(a×x). Validation V4 has x = 2, target 3. Baseline a = 0.5; checkpoints a = 1 and 1.25; choose minimum validation squared error. All inputs and outcomes in this worked example are invented classroom data; no real model run is claimed."/>
             <wp:cNvGraphicFramePr>
               <a:graphicFrameLocks noChangeAspect="1"/>
             </wp:cNvGraphicFramePr>
@@ -5431,7 +6075,7 @@
                     <pic:cNvPicPr/>
                   </pic:nvPicPr>
                   <pic:blipFill>
-                    <a:blip r:embed="rId11"/>
+                    <a:blip r:embed="rId12"/>
                     <a:stretch>
                       <a:fillRect/>
                     </a:stretch>
@@ -5511,7 +6155,6 @@
     <w:p>
       <w:pPr>
         <w:spacing w:line="336" w:lineRule="auto" w:after="180"/>
-        <w:shd w:fill="F5F1FB"/>
       </w:pPr>
       <w:r>
         <w:rPr>
@@ -5522,27 +6165,18 @@
     </w:p>
     <w:p>
       <w:pPr>
-        <w:pStyle w:val="Heading3"/>
-      </w:pPr>
-      <w:r>
-        <w:t>Discuss while showing the picture</w:t>
+        <w:spacing w:line="336" w:lineRule="auto" w:after="180"/>
+      </w:pPr>
+      <w:r>
+        <w:rPr>
+          <w:b w:val="0"/>
+        </w:rPr>
+        <w:t>Teacher prompt: Point to the given fact that matters most. Explain why it matters. Ask learners to describe one label or arrow in ordinary words. Use the adjacent transcript if the image is difficult to see.</w:t>
       </w:r>
     </w:p>
     <w:p>
       <w:pPr>
-        <w:spacing w:line="336" w:lineRule="auto" w:after="180"/>
-        <w:shd w:fill="F1F6F8"/>
-      </w:pPr>
-      <w:r>
-        <w:rPr>
-          <w:b w:val="0"/>
-        </w:rPr>
-        <w:t>Teacher prompt: Point to the given fact that matters most. Explain why it matters. Ask learners to describe one label or arrow in ordinary words. Use the adjacent transcript if the image is difficult to see.</w:t>
-      </w:r>
-    </w:p>
-    <w:p>
-      <w:pPr>
-        <w:pStyle w:val="Heading3"/>
+        <w:pStyle w:val="Heading2"/>
       </w:pPr>
       <w:r>
         <w:t>02. Follow the deciding steps</w:t>
@@ -5553,7 +6187,7 @@
         <w:drawing>
           <wp:inline xmlns:a="http://schemas.openxmlformats.org/drawingml/2006/main" xmlns:pic="http://schemas.openxmlformats.org/drawingml/2006/picture">
             <wp:extent cx="5486400" cy="3337560"/>
-            <wp:docPr id="4" name="Picture 4" descr="Baseline prediction: At a = 0.5, prediction 1, error² = 4. → Checkpoint comparison: At a = 1, prediction 2, loss 1; at 1.25, prediction 2.5, loss 0.25. → Select and record: Choose a = 1.25; save R8, inputs, formula, checkpoint values, loss rule and validation role."/>
+            <wp:docPr id="5" name="Picture 5" descr="Baseline prediction: At a = 0.5, prediction 1, error² = 4. → Checkpoint comparison: At a = 1, prediction 2, loss 1; at 1.25, prediction 2.5, loss 0.25. → Select and record: Choose a = 1.25; save R8, inputs, formula, checkpoint values, loss rule and validation role."/>
             <wp:cNvGraphicFramePr>
               <a:graphicFrameLocks noChangeAspect="1"/>
             </wp:cNvGraphicFramePr>
@@ -5565,7 +6199,7 @@
                     <pic:cNvPicPr/>
                   </pic:nvPicPr>
                   <pic:blipFill>
-                    <a:blip r:embed="rId12"/>
+                    <a:blip r:embed="rId9"/>
                     <a:stretch>
                       <a:fillRect/>
                     </a:stretch>
@@ -5682,7 +6316,6 @@
     <w:p>
       <w:pPr>
         <w:spacing w:line="336" w:lineRule="auto" w:after="180"/>
-        <w:shd w:fill="F5F1FB"/>
       </w:pPr>
       <w:r>
         <w:rPr>
@@ -5705,39 +6338,30 @@
     </w:p>
     <w:p>
       <w:pPr>
-        <w:pStyle w:val="Heading3"/>
-      </w:pPr>
-      <w:r>
-        <w:t>Discuss while showing the picture</w:t>
+        <w:spacing w:line="336" w:lineRule="auto" w:after="180"/>
+      </w:pPr>
+      <w:r>
+        <w:rPr>
+          <w:b w:val="0"/>
+        </w:rPr>
+        <w:t xml:space="preserve">Teacher prompt: Point to each numbered stage and explain which recorded </w:t>
+      </w:r>
+      <w:r>
+        <w:rPr>
+          <w:b/>
+        </w:rPr>
+        <w:t>input</w:t>
+      </w:r>
+      <w:r>
+        <w:rPr>
+          <w:b w:val="0"/>
+        </w:rPr>
+        <w:t xml:space="preserve"> it uses. Ask learners to describe one label or arrow in ordinary words. Use the adjacent transcript if the image is difficult to see.</w:t>
       </w:r>
     </w:p>
     <w:p>
       <w:pPr>
-        <w:spacing w:line="336" w:lineRule="auto" w:after="180"/>
-        <w:shd w:fill="F1F6F8"/>
-      </w:pPr>
-      <w:r>
-        <w:rPr>
-          <w:b w:val="0"/>
-        </w:rPr>
-        <w:t xml:space="preserve">Teacher prompt: Point to each numbered stage and explain which recorded </w:t>
-      </w:r>
-      <w:r>
-        <w:rPr>
-          <w:b/>
-        </w:rPr>
-        <w:t>input</w:t>
-      </w:r>
-      <w:r>
-        <w:rPr>
-          <w:b w:val="0"/>
-        </w:rPr>
-        <w:t xml:space="preserve"> it uses. Ask learners to describe one label or arrow in ordinary words. Use the adjacent transcript if the image is difficult to see.</w:t>
-      </w:r>
-    </w:p>
-    <w:p>
-      <w:pPr>
-        <w:pStyle w:val="Heading3"/>
+        <w:pStyle w:val="Heading2"/>
       </w:pPr>
       <w:r>
         <w:t>03. Validation squared loss by checkpoint</w:t>
@@ -5748,7 +6372,7 @@
         <w:drawing>
           <wp:inline xmlns:a="http://schemas.openxmlformats.org/drawingml/2006/main" xmlns:pic="http://schemas.openxmlformats.org/drawingml/2006/picture">
             <wp:extent cx="5486400" cy="3145536"/>
-            <wp:docPr id="5" name="Picture 5" descr="Validation squared loss by checkpoint. Units: squared error. baseline a = 0.5: 4. checkpoint a = 1: 1. checkpoint a = 1.25: 0.25."/>
+            <wp:docPr id="6" name="Picture 6" descr="Validation squared loss by checkpoint. Units: squared error. baseline a = 0.5: 4. checkpoint a = 1: 1. checkpoint a = 1.25: 0.25."/>
             <wp:cNvGraphicFramePr>
               <a:graphicFrameLocks noChangeAspect="1"/>
             </wp:cNvGraphicFramePr>
@@ -5829,7 +6453,6 @@
     <w:p>
       <w:pPr>
         <w:spacing w:line="336" w:lineRule="auto" w:after="180"/>
-        <w:shd w:fill="F5F1FB"/>
       </w:pPr>
       <w:r>
         <w:rPr>
@@ -5840,39 +6463,29 @@
     </w:p>
     <w:p>
       <w:pPr>
-        <w:pStyle w:val="Heading3"/>
-      </w:pPr>
-      <w:r>
-        <w:t>Discuss while showing the picture</w:t>
+        <w:spacing w:line="336" w:lineRule="auto" w:after="180"/>
+      </w:pPr>
+      <w:r>
+        <w:rPr>
+          <w:b w:val="0"/>
+        </w:rPr>
+        <w:t>Teacher prompt: Read the labels and values. Explain the relationship the model shows. Ask learners to describe one label or arrow in ordinary words. Use the adjacent transcript if the image is difficult to see.</w:t>
       </w:r>
     </w:p>
     <w:p>
       <w:pPr>
         <w:spacing w:line="336" w:lineRule="auto" w:after="180"/>
-        <w:shd w:fill="F1F6F8"/>
       </w:pPr>
       <w:r>
         <w:rPr>
           <w:b w:val="0"/>
         </w:rPr>
-        <w:t>Teacher prompt: Read the labels and values. Explain the relationship the model shows. Ask learners to describe one label or arrow in ordinary words. Use the adjacent transcript if the image is difficult to see.</w:t>
+        <w:t>Check row/column meanings, units and denominators before discussing a difference. Supplied toy values are not real class or model results.</w:t>
       </w:r>
     </w:p>
     <w:p>
       <w:pPr>
-        <w:spacing w:line="336" w:lineRule="auto" w:after="180"/>
-        <w:shd w:fill="F1F6F8"/>
-      </w:pPr>
-      <w:r>
-        <w:rPr>
-          <w:b w:val="0"/>
-        </w:rPr>
-        <w:t>Check row/column meanings, units and denominators before discussing a difference. Supplied toy values are not real class or model results.</w:t>
-      </w:r>
-    </w:p>
-    <w:p>
-      <w:pPr>
-        <w:pStyle w:val="Heading3"/>
+        <w:pStyle w:val="Heading2"/>
       </w:pPr>
       <w:r>
         <w:t>04. Change one thing. Trace what follows.</w:t>
@@ -5883,7 +6496,7 @@
         <w:drawing>
           <wp:inline xmlns:a="http://schemas.openxmlformats.org/drawingml/2006/main" xmlns:pic="http://schemas.openxmlformats.org/drawingml/2006/picture">
             <wp:extent cx="5486400" cy="3041904"/>
-            <wp:docPr id="6" name="Picture 6" descr="Original case: Choose a = 1.25; save R8, inputs, formula, checkpoint values, loss rule and validation role. Changed condition: A teammate calls V4 a final test after using it to select a=1.25. Expected result: Correct its role to validation; it was used for selection. Reason: Changing the label on a dataset does not make its evidence untouched."/>
+            <wp:docPr id="7" name="Picture 7" descr="Original case: Choose a = 1.25; save R8, inputs, formula, checkpoint values, loss rule and validation role. Changed condition: A teammate calls V4 a final test after using it to select a=1.25. Expected result: Correct its role to validation; it was used for selection. Reason: Changing the label on a dataset does not make its evidence untouched."/>
             <wp:cNvGraphicFramePr>
               <a:graphicFrameLocks noChangeAspect="1"/>
             </wp:cNvGraphicFramePr>
@@ -5975,7 +6588,6 @@
     <w:p>
       <w:pPr>
         <w:spacing w:line="336" w:lineRule="auto" w:after="180"/>
-        <w:shd w:fill="F5F1FB"/>
       </w:pPr>
       <w:r>
         <w:rPr>
@@ -5986,51 +6598,41 @@
     </w:p>
     <w:p>
       <w:pPr>
-        <w:pStyle w:val="Heading3"/>
-      </w:pPr>
-      <w:r>
-        <w:t>Discuss while showing the picture</w:t>
+        <w:spacing w:line="336" w:lineRule="auto" w:after="180"/>
+      </w:pPr>
+      <w:r>
+        <w:rPr>
+          <w:b w:val="0"/>
+        </w:rPr>
+        <w:t>Teacher prompt: Predict before checking the worked changed-case result. Name what changed and what the supplied facts allow you to conclude. Ask learners to describe one label or arrow in ordinary words.</w:t>
       </w:r>
     </w:p>
     <w:p>
       <w:pPr>
         <w:spacing w:line="336" w:lineRule="auto" w:after="180"/>
-        <w:shd w:fill="F1F6F8"/>
       </w:pPr>
       <w:r>
         <w:rPr>
           <w:b w:val="0"/>
         </w:rPr>
-        <w:t>Teacher prompt: Predict before checking the worked changed-case result. Name what changed and what the supplied facts allow you to conclude. Ask learners to describe one label or arrow in ordinary words.</w:t>
+        <w:t xml:space="preserve">Use the adjacent transcript if the image is difficult to see. Changed-case reasoning: Changing the label on a dataset does not make its </w:t>
+      </w:r>
+      <w:r>
+        <w:rPr>
+          <w:b/>
+        </w:rPr>
+        <w:t>evidence</w:t>
+      </w:r>
+      <w:r>
+        <w:rPr>
+          <w:b w:val="0"/>
+        </w:rPr>
+        <w:t xml:space="preserve"> untouched.</w:t>
       </w:r>
     </w:p>
     <w:p>
       <w:pPr>
-        <w:spacing w:line="336" w:lineRule="auto" w:after="180"/>
-        <w:shd w:fill="F1F6F8"/>
-      </w:pPr>
-      <w:r>
-        <w:rPr>
-          <w:b w:val="0"/>
-        </w:rPr>
-        <w:t xml:space="preserve">Use the adjacent transcript if the image is difficult to see. Changed-case reasoning: Changing the label on a dataset does not make its </w:t>
-      </w:r>
-      <w:r>
-        <w:rPr>
-          <w:b/>
-        </w:rPr>
-        <w:t>evidence</w:t>
-      </w:r>
-      <w:r>
-        <w:rPr>
-          <w:b w:val="0"/>
-        </w:rPr>
-        <w:t xml:space="preserve"> untouched.</w:t>
-      </w:r>
-    </w:p>
-    <w:p>
-      <w:pPr>
-        <w:pStyle w:val="Heading3"/>
+        <w:pStyle w:val="Heading2"/>
       </w:pPr>
       <w:r>
         <w:t>05. Connect the explanation to its limit</w:t>
@@ -6041,7 +6643,7 @@
         <w:drawing>
           <wp:inline xmlns:a="http://schemas.openxmlformats.org/drawingml/2006/main" xmlns:pic="http://schemas.openxmlformats.org/drawingml/2006/picture">
             <wp:extent cx="5486400" cy="2834640"/>
-            <wp:docPr id="7" name="Picture 7" descr="A reproducible record includes the actual input, formula, parameters and scoring rule, together with each dataset’s role. The validation case selects the best supplied checkpoint, so it is part of development. Save that selection history and freeze the checkpoint before evaluating fresh final cases. Renaming the same case a test does not change how it was used. Limit: Reconstructing one run verifies arithmetic and provenance, not population performance or educational learning impact."/>
+            <wp:docPr id="8" name="Picture 8" descr="A reproducible record includes the actual input, formula, parameters and scoring rule, together with each dataset’s role. The validation case selects the best supplied checkpoint, so it is part of development. Save that selection history and freeze the checkpoint before evaluating fresh final cases. Renaming the same case a test does not change how it was used. Limit: Reconstructing one run verifies arithmetic and provenance, not population performance or educational learning impact."/>
             <wp:cNvGraphicFramePr>
               <a:graphicFrameLocks noChangeAspect="1"/>
             </wp:cNvGraphicFramePr>
@@ -6144,7 +6746,6 @@
     <w:p>
       <w:pPr>
         <w:spacing w:line="336" w:lineRule="auto" w:after="180"/>
-        <w:shd w:fill="F5F1FB"/>
       </w:pPr>
       <w:r>
         <w:rPr>
@@ -6155,39 +6756,29 @@
     </w:p>
     <w:p>
       <w:pPr>
-        <w:pStyle w:val="Heading3"/>
-      </w:pPr>
-      <w:r>
-        <w:t>Discuss while showing the picture</w:t>
+        <w:spacing w:line="336" w:lineRule="auto" w:after="180"/>
+      </w:pPr>
+      <w:r>
+        <w:rPr>
+          <w:b w:val="0"/>
+        </w:rPr>
+        <w:t>Teacher prompt: Explain the case, then point to a limit on the claim. Ask learners to describe one label or arrow in ordinary words. Use the adjacent transcript if the image is difficult to see.</w:t>
       </w:r>
     </w:p>
     <w:p>
       <w:pPr>
         <w:spacing w:line="336" w:lineRule="auto" w:after="180"/>
-        <w:shd w:fill="F1F6F8"/>
       </w:pPr>
       <w:r>
         <w:rPr>
           <w:b w:val="0"/>
         </w:rPr>
-        <w:t>Teacher prompt: Explain the case, then point to a limit on the claim. Ask learners to describe one label or arrow in ordinary words. Use the adjacent transcript if the image is difficult to see.</w:t>
+        <w:t>Keep the stated scope: Reconstructing one run verifies arithmetic and provenance, not population performance or educational learning impact.</w:t>
       </w:r>
     </w:p>
     <w:p>
       <w:pPr>
-        <w:spacing w:line="336" w:lineRule="auto" w:after="180"/>
-        <w:shd w:fill="F1F6F8"/>
-      </w:pPr>
-      <w:r>
-        <w:rPr>
-          <w:b w:val="0"/>
-        </w:rPr>
-        <w:t>Keep the stated scope: Reconstructing one run verifies arithmetic and provenance, not population performance or educational learning impact.</w:t>
-      </w:r>
-    </w:p>
-    <w:p>
-      <w:pPr>
-        <w:pStyle w:val="Heading3"/>
+        <w:pStyle w:val="Heading2"/>
       </w:pPr>
       <w:r>
         <w:t>06. Make the idea visible in your project</w:t>
@@ -6198,7 +6789,7 @@
         <w:drawing>
           <wp:inline xmlns:a="http://schemas.openxmlformats.org/drawingml/2006/main" xmlns:pic="http://schemas.openxmlformats.org/drawingml/2006/picture">
             <wp:extent cx="5486400" cy="3681984"/>
-            <wp:docPr id="8" name="Picture 8" descr="For your Image-pattern Network Investigation, save the input, procedure, observed result and limitation of this check. Label this worked example as practice; use a different, previously unreviewed case when checking independent understanding. Draw your input, deciding step, result and limit. Supported question: What additional evidence is needed for a final performance claim? Point to the relevant step in the picture, then write the changed result and the rule or evidence that supports it."/>
+            <wp:docPr id="9" name="Picture 9" descr="For your Image-pattern Network Investigation, save the input, procedure, observed result and limitation of this check. Label this worked example as practice; use a different, previously unreviewed case when checking independent understanding. Draw your input, deciding step, result and limit. Supported question: What additional evidence is needed for a final performance claim? Point to the relevant step in the picture, then write the changed result and the rule or evidence that supports it."/>
             <wp:cNvGraphicFramePr>
               <a:graphicFrameLocks noChangeAspect="1"/>
             </wp:cNvGraphicFramePr>
@@ -6313,7 +6904,6 @@
     <w:p>
       <w:pPr>
         <w:spacing w:line="336" w:lineRule="auto" w:after="180"/>
-        <w:shd w:fill="F5F1FB"/>
       </w:pPr>
       <w:r>
         <w:rPr>
@@ -6336,82 +6926,150 @@
     </w:p>
     <w:p>
       <w:pPr>
-        <w:pStyle w:val="Heading3"/>
-      </w:pPr>
-      <w:r>
-        <w:t>Discuss while showing the picture</w:t>
+        <w:spacing w:line="336" w:lineRule="auto" w:after="180"/>
+      </w:pPr>
+      <w:r>
+        <w:rPr>
+          <w:b w:val="0"/>
+        </w:rPr>
+        <w:t xml:space="preserve">Teacher prompt: Draw your project trace and justify the deciding step using </w:t>
+      </w:r>
+      <w:r>
+        <w:rPr>
+          <w:b/>
+        </w:rPr>
+        <w:t>evidence</w:t>
+      </w:r>
+      <w:r>
+        <w:rPr>
+          <w:b w:val="0"/>
+        </w:rPr>
+        <w:t>. Ask learners to describe one label or arrow in ordinary words. Use the adjacent transcript if the image is difficult to see.</w:t>
       </w:r>
     </w:p>
     <w:p>
       <w:pPr>
         <w:spacing w:line="336" w:lineRule="auto" w:after="180"/>
-        <w:shd w:fill="F1F6F8"/>
       </w:pPr>
       <w:r>
         <w:rPr>
           <w:b w:val="0"/>
         </w:rPr>
-        <w:t xml:space="preserve">Teacher prompt: Draw your project trace and justify the deciding step using </w:t>
+        <w:t xml:space="preserve">Supported practice key: Freeze the selected </w:t>
       </w:r>
       <w:r>
         <w:rPr>
           <w:b/>
         </w:rPr>
-        <w:t>evidence</w:t>
+        <w:t>checkpoint</w:t>
       </w:r>
       <w:r>
         <w:rPr>
           <w:b w:val="0"/>
         </w:rPr>
-        <w:t>. Ask learners to describe one label or arrow in ordinary words. Use the adjacent transcript if the image is difficult to see.</w:t>
+        <w:t>, then evaluate an independently reserved final set; retain run settings, baseline and selection history.</w:t>
       </w:r>
     </w:p>
     <w:p>
       <w:pPr>
         <w:spacing w:line="336" w:lineRule="auto" w:after="180"/>
-        <w:shd w:fill="F1F6F8"/>
       </w:pPr>
       <w:r>
         <w:rPr>
           <w:b w:val="0"/>
         </w:rPr>
-        <w:t xml:space="preserve">Supported practice key: Freeze the selected </w:t>
+        <w:t xml:space="preserve">Changed-case check: Correct its role to validation; it was used for selection. Changing the label on a dataset does not make its </w:t>
       </w:r>
       <w:r>
         <w:rPr>
           <w:b/>
         </w:rPr>
-        <w:t>checkpoint</w:t>
+        <w:t>evidence</w:t>
       </w:r>
       <w:r>
         <w:rPr>
           <w:b w:val="0"/>
         </w:rPr>
-        <w:t>, then evaluate an independently reserved final set; retain run settings, baseline and selection history.</w:t>
+        <w:t xml:space="preserve"> untouched.</w:t>
       </w:r>
     </w:p>
     <w:p>
       <w:pPr>
+        <w:pStyle w:val="Heading2"/>
+      </w:pPr>
+      <w:r>
+        <w:t>Earlier wording, alternatives and picture transcripts · reference / check after trying</w:t>
+      </w:r>
+    </w:p>
+    <w:p>
+      <w:pPr>
         <w:spacing w:line="336" w:lineRule="auto" w:after="180"/>
-        <w:shd w:fill="F1F6F8"/>
       </w:pPr>
       <w:r>
         <w:rPr>
           <w:b w:val="0"/>
         </w:rPr>
-        <w:t xml:space="preserve">Changed-case check: Correct its role to validation; it was used for selection. Changing the label on a dataset does not make its </w:t>
+        <w:t xml:space="preserve">Use one picture at a time. Hide a worked result before asking for a </w:t>
       </w:r>
       <w:r>
         <w:rPr>
           <w:b/>
         </w:rPr>
-        <w:t>evidence</w:t>
+        <w:t>prediction</w:t>
       </w:r>
       <w:r>
         <w:rPr>
           <w:b w:val="0"/>
         </w:rPr>
-        <w:t xml:space="preserve"> untouched.</w:t>
+        <w:t>, then reveal it for feedback. These are supported teaching cases; retain the separate independent assessment for a fresh first attempt.</w:t>
+      </w:r>
+    </w:p>
+    <w:p>
+      <w:pPr>
+        <w:pStyle w:val="Heading3"/>
+      </w:pPr>
+      <w:r>
+        <w:t>01. Documenting a network experiment: the case</w:t>
+      </w:r>
+    </w:p>
+    <w:p>
+      <w:pPr>
+        <w:pStyle w:val="Heading3"/>
+      </w:pPr>
+      <w:r>
+        <w:t>02. Follow the deciding steps</w:t>
+      </w:r>
+    </w:p>
+    <w:p>
+      <w:pPr>
+        <w:pStyle w:val="Heading3"/>
+      </w:pPr>
+      <w:r>
+        <w:t>03. Validation squared loss by checkpoint</w:t>
+      </w:r>
+    </w:p>
+    <w:p>
+      <w:pPr>
+        <w:pStyle w:val="Heading3"/>
+      </w:pPr>
+      <w:r>
+        <w:t>04. Change one thing. Trace what follows.</w:t>
+      </w:r>
+    </w:p>
+    <w:p>
+      <w:pPr>
+        <w:pStyle w:val="Heading3"/>
+      </w:pPr>
+      <w:r>
+        <w:t>05. Connect the explanation to its limit</w:t>
+      </w:r>
+    </w:p>
+    <w:p>
+      <w:pPr>
+        <w:pStyle w:val="Heading3"/>
+      </w:pPr>
+      <w:r>
+        <w:t>06. Make the idea visible in your project</w:t>
       </w:r>
     </w:p>
     <w:sectPr>
